--- a/reports/ТЗ.docx
+++ b/reports/ТЗ.docx
@@ -1133,6 +1133,17 @@
     </w:p>
     <w:p>
       <w:pPr>
+        <w:sectPr>
+          <w:headerReference w:type="default" r:id="rId3"/>
+          <w:footerReference w:type="default" r:id="rId4"/>
+          <w:type w:val="nextPage"/>
+          <w:pgSz w:w="11906" w:h="16838"/>
+          <w:pgMar w:left="1701" w:right="567" w:gutter="0" w:header="425" w:top="1417" w:footer="425" w:bottom="1417"/>
+          <w:pgNumType w:fmt="decimal"/>
+          <w:formProt w:val="false"/>
+          <w:textDirection w:val="lrTb"/>
+          <w:docGrid w:type="default" w:linePitch="360" w:charSpace="0"/>
+        </w:sectPr>
         <w:pStyle w:val="Normal"/>
         <w:suppressAutoHyphens w:val="false"/>
         <w:spacing w:lineRule="auto" w:line="252"/>
@@ -1162,7 +1173,7 @@
             <wp:positionV relativeFrom="paragraph">
               <wp:posOffset>635</wp:posOffset>
             </wp:positionV>
-            <wp:extent cx="6421755" cy="5167630"/>
+            <wp:extent cx="6025515" cy="4683125"/>
             <wp:effectExtent l="0" t="0" r="0" b="0"/>
             <wp:wrapTopAndBottom/>
             <wp:docPr id="2" name="Image1" descr=""/>
@@ -1179,7 +1190,7 @@
                     </pic:cNvPicPr>
                   </pic:nvPicPr>
                   <pic:blipFill>
-                    <a:blip r:embed="rId3"/>
+                    <a:blip r:embed="rId5"/>
                     <a:stretch>
                       <a:fillRect/>
                     </a:stretch>
@@ -1187,7 +1198,7 @@
                   <pic:spPr bwMode="auto">
                     <a:xfrm>
                       <a:off x="0" y="0"/>
-                      <a:ext cx="6421755" cy="5167630"/>
+                      <a:ext cx="6025515" cy="4683125"/>
                     </a:xfrm>
                     <a:prstGeom prst="rect">
                       <a:avLst/>
@@ -1267,7 +1278,7 @@
                     </pic:cNvPicPr>
                   </pic:nvPicPr>
                   <pic:blipFill>
-                    <a:blip r:embed="rId4"/>
+                    <a:blip r:embed="rId6"/>
                     <a:stretch>
                       <a:fillRect/>
                     </a:stretch>
@@ -1316,7 +1327,10 @@
         </w:rPr>
       </w:pPr>
       <w:r>
-        <w:rPr/>
+        <w:rPr>
+          <w:sz w:val="28"/>
+          <w:szCs w:val="28"/>
+        </w:rPr>
         <w:drawing>
           <wp:anchor behindDoc="0" distT="0" distB="0" distL="0" distR="0" simplePos="0" locked="0" layoutInCell="0" allowOverlap="1" relativeHeight="4">
             <wp:simplePos x="0" y="0"/>
@@ -1343,7 +1357,7 @@
                     </pic:cNvPicPr>
                   </pic:nvPicPr>
                   <pic:blipFill>
-                    <a:blip r:embed="rId5"/>
+                    <a:blip r:embed="rId7"/>
                     <a:stretch>
                       <a:fillRect/>
                     </a:stretch>
@@ -1392,13 +1406,3736 @@
     </w:p>
     <w:p>
       <w:pPr>
+        <w:pStyle w:val="Normal"/>
+        <w:tabs>
+          <w:tab w:val="clear" w:pos="708"/>
+          <w:tab w:val="center" w:pos="4677" w:leader="none"/>
+        </w:tabs>
+        <w:spacing w:lineRule="auto" w:line="360" w:before="0" w:after="80"/>
+        <w:jc w:val="center"/>
+        <w:rPr>
+          <w:rFonts w:ascii="Times New Roman" w:hAnsi="Times New Roman" w:cs="Times New Roman"/>
+          <w:color w:val="auto"/>
+          <w:sz w:val="32"/>
+          <w:szCs w:val="32"/>
+        </w:rPr>
+      </w:pPr>
+      <w:r>
+        <w:rPr>
+          <w:rFonts w:cs="Times New Roman"/>
+          <w:color w:val="auto"/>
+          <w:sz w:val="32"/>
+          <w:szCs w:val="32"/>
+        </w:rPr>
+        <w:t>Расч</w:t>
+      </w:r>
+      <w:r>
+        <w:rPr>
+          <w:rFonts w:cs="Times New Roman"/>
+          <w:color w:val="auto"/>
+          <w:sz w:val="32"/>
+          <w:szCs w:val="32"/>
+        </w:rPr>
+        <w:t>е</w:t>
+      </w:r>
+      <w:r>
+        <w:rPr>
+          <w:rFonts w:cs="Times New Roman"/>
+          <w:color w:val="auto"/>
+          <w:sz w:val="32"/>
+          <w:szCs w:val="32"/>
+        </w:rPr>
+        <w:t>т аппаратных требований</w:t>
+      </w:r>
+    </w:p>
+    <w:p>
+      <w:pPr>
+        <w:pStyle w:val="Normal"/>
+        <w:spacing w:lineRule="auto" w:line="360"/>
+        <w:jc w:val="both"/>
+        <w:rPr>
+          <w:sz w:val="28"/>
+          <w:szCs w:val="28"/>
+        </w:rPr>
+      </w:pPr>
+      <w:r>
+        <w:rPr>
+          <w:sz w:val="28"/>
+          <w:szCs w:val="28"/>
+        </w:rPr>
+        <w:t>Определим следующие входные данные для расч</w:t>
+      </w:r>
+      <w:r>
+        <w:rPr>
+          <w:sz w:val="28"/>
+          <w:szCs w:val="28"/>
+        </w:rPr>
+        <w:t>е</w:t>
+      </w:r>
+      <w:r>
+        <w:rPr>
+          <w:sz w:val="28"/>
+          <w:szCs w:val="28"/>
+        </w:rPr>
+        <w:t>тов:</w:t>
+      </w:r>
+    </w:p>
+    <w:p>
+      <w:pPr>
+        <w:pStyle w:val="ListParagraph"/>
+        <w:numPr>
+          <w:ilvl w:val="0"/>
+          <w:numId w:val="10"/>
+        </w:numPr>
+        <w:spacing w:lineRule="auto" w:line="360"/>
+        <w:jc w:val="both"/>
+        <w:rPr>
+          <w:sz w:val="28"/>
+          <w:szCs w:val="28"/>
+        </w:rPr>
+      </w:pPr>
+      <w:r>
+        <w:rPr>
+          <w:sz w:val="28"/>
+          <w:szCs w:val="28"/>
+          <w:lang w:val="en-US"/>
+        </w:rPr>
+        <w:t>N</w:t>
+      </w:r>
+      <w:r>
+        <w:rPr>
+          <w:sz w:val="28"/>
+          <w:szCs w:val="28"/>
+          <w:vertAlign w:val="subscript"/>
+          <w:lang w:val="en-US"/>
+        </w:rPr>
+        <w:t>total</w:t>
+      </w:r>
+      <w:r>
+        <w:rPr>
+          <w:sz w:val="28"/>
+          <w:szCs w:val="28"/>
+        </w:rPr>
+        <w:t xml:space="preserve"> – количество активных пользователей в день. Предположим, что в среднем нашим сервисом будет пользоваться 10000 пользователей в день.</w:t>
+      </w:r>
+    </w:p>
+    <w:p>
+      <w:pPr>
+        <w:pStyle w:val="ListParagraph"/>
+        <w:numPr>
+          <w:ilvl w:val="0"/>
+          <w:numId w:val="10"/>
+        </w:numPr>
+        <w:spacing w:lineRule="auto" w:line="360"/>
+        <w:jc w:val="both"/>
+        <w:rPr>
+          <w:lang w:val="en-US"/>
+        </w:rPr>
+      </w:pPr>
+      <w:r>
+        <w:rPr>
+          <w:sz w:val="28"/>
+          <w:szCs w:val="28"/>
+          <w:lang w:val="en-US"/>
+        </w:rPr>
+        <w:t xml:space="preserve">A – </w:t>
+      </w:r>
+      <w:r>
+        <w:rPr>
+          <w:sz w:val="28"/>
+          <w:szCs w:val="28"/>
+          <w:lang w:val="ru-RU"/>
+        </w:rPr>
+        <w:t xml:space="preserve">коэффициент активности, доля пользователей, использующих сервис во время пиковой нагрузки. Предположим, что </w:t>
+      </w:r>
+      <w:r>
+        <w:rPr>
+          <w:sz w:val="28"/>
+          <w:szCs w:val="28"/>
+          <w:lang w:val="en-US"/>
+        </w:rPr>
+        <w:t xml:space="preserve">A = 0.1 (10% </w:t>
+      </w:r>
+      <w:r>
+        <w:rPr>
+          <w:sz w:val="28"/>
+          <w:szCs w:val="28"/>
+          <w:lang w:val="ru-RU"/>
+        </w:rPr>
+        <w:t>пользователей</w:t>
+      </w:r>
+      <w:r>
+        <w:rPr>
+          <w:sz w:val="28"/>
+          <w:szCs w:val="28"/>
+          <w:lang w:val="en-US"/>
+        </w:rPr>
+        <w:t>).</w:t>
+      </w:r>
+    </w:p>
+    <w:p>
+      <w:pPr>
+        <w:pStyle w:val="ListParagraph"/>
+        <w:numPr>
+          <w:ilvl w:val="0"/>
+          <w:numId w:val="10"/>
+        </w:numPr>
+        <w:spacing w:lineRule="auto" w:line="360"/>
+        <w:jc w:val="both"/>
+        <w:rPr>
+          <w:lang w:val="en-US"/>
+        </w:rPr>
+      </w:pPr>
+      <w:r>
+        <w:rPr>
+          <w:sz w:val="28"/>
+          <w:szCs w:val="28"/>
+          <w:lang w:val="en-US"/>
+        </w:rPr>
+        <w:t>RPS</w:t>
+      </w:r>
+      <w:r>
+        <w:rPr>
+          <w:sz w:val="28"/>
+          <w:szCs w:val="28"/>
+          <w:vertAlign w:val="subscript"/>
+          <w:lang w:val="en-US"/>
+        </w:rPr>
+        <w:t>user</w:t>
+      </w:r>
+      <w:r>
+        <w:rPr>
+          <w:sz w:val="28"/>
+          <w:szCs w:val="28"/>
+          <w:lang w:val="en-US"/>
+        </w:rPr>
+        <w:t xml:space="preserve"> – </w:t>
+      </w:r>
+      <w:r>
+        <w:rPr>
+          <w:sz w:val="28"/>
+          <w:szCs w:val="28"/>
+          <w:lang w:val="ru-RU"/>
+        </w:rPr>
+        <w:t xml:space="preserve">среднее количество запросов в секунду </w:t>
+      </w:r>
+      <w:r>
+        <w:rPr>
+          <w:sz w:val="28"/>
+          <w:szCs w:val="28"/>
+          <w:lang w:val="en-US"/>
+        </w:rPr>
+        <w:t xml:space="preserve">(RPS) </w:t>
+      </w:r>
+      <w:r>
+        <w:rPr>
+          <w:sz w:val="28"/>
+          <w:szCs w:val="28"/>
+          <w:lang w:val="ru-RU"/>
+        </w:rPr>
+        <w:t>на одного активного пользователя. Допустим, один пользователь в активной сессии делает 1 запрос каждые 5 секунд. Тогда RPS</w:t>
+      </w:r>
+      <w:r>
+        <w:rPr>
+          <w:sz w:val="28"/>
+          <w:szCs w:val="28"/>
+          <w:vertAlign w:val="subscript"/>
+          <w:lang w:val="ru-RU"/>
+        </w:rPr>
+        <w:t>user</w:t>
+      </w:r>
+      <w:r>
+        <w:rPr>
+          <w:sz w:val="28"/>
+          <w:szCs w:val="28"/>
+          <w:lang w:val="ru-RU"/>
+        </w:rPr>
+        <w:t xml:space="preserve"> = 0.2.</w:t>
+      </w:r>
+    </w:p>
+    <w:p>
+      <w:pPr>
+        <w:pStyle w:val="ListParagraph"/>
+        <w:numPr>
+          <w:ilvl w:val="0"/>
+          <w:numId w:val="10"/>
+        </w:numPr>
+        <w:spacing w:lineRule="auto" w:line="360"/>
+        <w:jc w:val="both"/>
+        <w:rPr>
+          <w:lang w:val="en-US"/>
+        </w:rPr>
+      </w:pPr>
+      <w:r>
+        <w:rPr>
+          <w:sz w:val="28"/>
+          <w:szCs w:val="28"/>
+          <w:lang w:val="ru-RU"/>
+        </w:rPr>
+        <w:t>Размер одной строки в БД:</w:t>
+      </w:r>
+    </w:p>
+    <w:p>
+      <w:pPr>
+        <w:pStyle w:val="ListParagraph"/>
+        <w:numPr>
+          <w:ilvl w:val="1"/>
+          <w:numId w:val="10"/>
+        </w:numPr>
+        <w:spacing w:lineRule="auto" w:line="360"/>
+        <w:jc w:val="both"/>
+        <w:rPr>
+          <w:lang w:val="en-US"/>
+        </w:rPr>
+      </w:pPr>
+      <w:r>
+        <w:rPr>
+          <w:sz w:val="28"/>
+          <w:szCs w:val="28"/>
+          <w:lang w:val="en-US"/>
+        </w:rPr>
+        <w:t xml:space="preserve">User: ~158 </w:t>
+      </w:r>
+      <w:r>
+        <w:rPr>
+          <w:sz w:val="28"/>
+          <w:szCs w:val="28"/>
+          <w:lang w:val="ru-RU"/>
+        </w:rPr>
+        <w:t>байт</w:t>
+      </w:r>
+    </w:p>
+    <w:p>
+      <w:pPr>
+        <w:pStyle w:val="ListParagraph"/>
+        <w:numPr>
+          <w:ilvl w:val="1"/>
+          <w:numId w:val="10"/>
+        </w:numPr>
+        <w:spacing w:lineRule="auto" w:line="360"/>
+        <w:jc w:val="both"/>
+        <w:rPr>
+          <w:lang w:val="en-US"/>
+        </w:rPr>
+      </w:pPr>
+      <w:r>
+        <w:rPr>
+          <w:sz w:val="28"/>
+          <w:szCs w:val="28"/>
+          <w:lang w:val="en-US"/>
+        </w:rPr>
+        <w:t xml:space="preserve">Lamp: ~154 </w:t>
+      </w:r>
+      <w:r>
+        <w:rPr>
+          <w:sz w:val="28"/>
+          <w:szCs w:val="28"/>
+          <w:lang w:val="ru-RU"/>
+        </w:rPr>
+        <w:t>байта</w:t>
+      </w:r>
+    </w:p>
+    <w:p>
+      <w:pPr>
+        <w:pStyle w:val="ListParagraph"/>
+        <w:numPr>
+          <w:ilvl w:val="1"/>
+          <w:numId w:val="10"/>
+        </w:numPr>
+        <w:spacing w:lineRule="auto" w:line="360"/>
+        <w:jc w:val="both"/>
+        <w:rPr>
+          <w:lang w:val="en-US"/>
+        </w:rPr>
+      </w:pPr>
+      <w:r>
+        <w:rPr>
+          <w:sz w:val="28"/>
+          <w:szCs w:val="28"/>
+          <w:lang w:val="en-US"/>
+        </w:rPr>
+        <w:t xml:space="preserve">LightRequest: 48 </w:t>
+      </w:r>
+      <w:r>
+        <w:rPr>
+          <w:sz w:val="28"/>
+          <w:szCs w:val="28"/>
+          <w:lang w:val="ru-RU"/>
+        </w:rPr>
+        <w:t>байт</w:t>
+      </w:r>
+    </w:p>
+    <w:p>
+      <w:pPr>
+        <w:pStyle w:val="ListParagraph"/>
+        <w:numPr>
+          <w:ilvl w:val="1"/>
+          <w:numId w:val="10"/>
+        </w:numPr>
+        <w:spacing w:lineRule="auto" w:line="360"/>
+        <w:jc w:val="both"/>
+        <w:rPr>
+          <w:lang w:val="en-US"/>
+        </w:rPr>
+      </w:pPr>
+      <w:r>
+        <w:rPr>
+          <w:sz w:val="28"/>
+          <w:szCs w:val="28"/>
+          <w:lang w:val="en-US"/>
+        </w:rPr>
+        <w:t xml:space="preserve">LightRequestToLamp: 20 </w:t>
+      </w:r>
+      <w:r>
+        <w:rPr>
+          <w:sz w:val="28"/>
+          <w:szCs w:val="28"/>
+          <w:lang w:val="ru-RU"/>
+        </w:rPr>
+        <w:t>байт</w:t>
+      </w:r>
+    </w:p>
+    <w:p>
+      <w:pPr>
+        <w:pStyle w:val="Normal"/>
+        <w:spacing w:lineRule="auto" w:line="360"/>
+        <w:ind w:firstLine="360"/>
+        <w:jc w:val="both"/>
+        <w:rPr>
+          <w:sz w:val="28"/>
+          <w:szCs w:val="28"/>
+        </w:rPr>
+      </w:pPr>
+      <w:r>
+        <w:rPr>
+          <w:sz w:val="28"/>
+          <w:szCs w:val="28"/>
+          <w:lang w:val="ru-RU"/>
+        </w:rPr>
+        <w:t>Теперь, зная исходные данные рассчитаем необходимые для работы сервиса ресурсы.</w:t>
+      </w:r>
+    </w:p>
+    <w:p>
+      <w:pPr>
+        <w:pStyle w:val="Normal"/>
+        <w:numPr>
+          <w:ilvl w:val="0"/>
+          <w:numId w:val="11"/>
+        </w:numPr>
+        <w:spacing w:lineRule="auto" w:line="360"/>
+        <w:jc w:val="both"/>
+        <w:rPr>
+          <w:sz w:val="28"/>
+          <w:szCs w:val="28"/>
+        </w:rPr>
+      </w:pPr>
+      <w:r>
+        <w:rPr>
+          <w:sz w:val="28"/>
+          <w:szCs w:val="28"/>
+        </w:rPr>
+        <w:t xml:space="preserve">Общий пиковый </w:t>
+      </w:r>
+      <w:r>
+        <w:rPr>
+          <w:sz w:val="28"/>
+          <w:szCs w:val="28"/>
+          <w:lang w:val="en-US"/>
+        </w:rPr>
+        <w:t xml:space="preserve">RPS </w:t>
+      </w:r>
+      <w:r>
+        <w:rPr>
+          <w:sz w:val="28"/>
+          <w:szCs w:val="28"/>
+          <w:lang w:val="ru-RU"/>
+        </w:rPr>
+        <w:t>системы:</w:t>
+      </w:r>
+    </w:p>
+    <w:p>
+      <w:pPr>
+        <w:pStyle w:val="Normal"/>
+        <w:numPr>
+          <w:ilvl w:val="0"/>
+          <w:numId w:val="0"/>
+        </w:numPr>
+        <w:spacing w:lineRule="auto" w:line="360"/>
+        <w:ind w:hanging="0" w:left="720"/>
+        <w:jc w:val="both"/>
+        <w:rPr>
+          <w:sz w:val="28"/>
+          <w:szCs w:val="28"/>
+        </w:rPr>
+      </w:pPr>
+      <w:r>
+        <w:rPr>
+          <w:sz w:val="28"/>
+          <w:szCs w:val="28"/>
+          <w:lang w:val="ru-RU"/>
+        </w:rPr>
+      </w:r>
+      <m:oMathPara xmlns:m="http://schemas.openxmlformats.org/officeDocument/2006/math">
+        <m:oMathParaPr>
+          <m:jc m:val="left"/>
+        </m:oMathParaPr>
+        <m:oMath>
+          <m:sSub>
+            <m:e>
+              <m:r>
+                <w:rPr>
+                  <w:rFonts w:ascii="Cambria Math" w:hAnsi="Cambria Math"/>
+                </w:rPr>
+                <m:t xml:space="preserve">RPS</m:t>
+              </m:r>
+            </m:e>
+            <m:sub>
+              <m:r>
+                <w:rPr>
+                  <w:rFonts w:ascii="Cambria Math" w:hAnsi="Cambria Math"/>
+                </w:rPr>
+                <m:t xml:space="preserve">total</m:t>
+              </m:r>
+            </m:sub>
+          </m:sSub>
+          <m:r>
+            <w:rPr>
+              <w:rFonts w:ascii="Cambria Math" w:hAnsi="Cambria Math"/>
+            </w:rPr>
+            <m:t xml:space="preserve">=</m:t>
+          </m:r>
+          <m:sSub>
+            <m:e>
+              <m:r>
+                <w:rPr>
+                  <w:rFonts w:ascii="Cambria Math" w:hAnsi="Cambria Math"/>
+                </w:rPr>
+                <m:t xml:space="preserve">N</m:t>
+              </m:r>
+            </m:e>
+            <m:sub>
+              <m:r>
+                <w:rPr>
+                  <w:rFonts w:ascii="Cambria Math" w:hAnsi="Cambria Math"/>
+                </w:rPr>
+                <m:t xml:space="preserve">active</m:t>
+              </m:r>
+            </m:sub>
+          </m:sSub>
+          <m:r>
+            <w:rPr>
+              <w:rFonts w:ascii="Cambria Math" w:hAnsi="Cambria Math"/>
+            </w:rPr>
+            <m:t xml:space="preserve">×</m:t>
+          </m:r>
+          <m:r>
+            <w:rPr>
+              <w:rFonts w:ascii="Cambria Math" w:hAnsi="Cambria Math"/>
+            </w:rPr>
+            <m:t xml:space="preserve">A</m:t>
+          </m:r>
+          <m:r>
+            <w:rPr>
+              <w:rFonts w:ascii="Cambria Math" w:hAnsi="Cambria Math"/>
+            </w:rPr>
+            <m:t xml:space="preserve">×</m:t>
+          </m:r>
+          <m:sSub>
+            <m:e>
+              <m:r>
+                <w:rPr>
+                  <w:rFonts w:ascii="Cambria Math" w:hAnsi="Cambria Math"/>
+                </w:rPr>
+                <m:t xml:space="preserve">RPS</m:t>
+              </m:r>
+            </m:e>
+            <m:sub>
+              <m:r>
+                <w:rPr>
+                  <w:rFonts w:ascii="Cambria Math" w:hAnsi="Cambria Math"/>
+                </w:rPr>
+                <m:t xml:space="preserve">user</m:t>
+              </m:r>
+            </m:sub>
+          </m:sSub>
+          <m:r>
+            <w:rPr>
+              <w:rFonts w:ascii="Cambria Math" w:hAnsi="Cambria Math"/>
+            </w:rPr>
+            <m:t xml:space="preserve">=</m:t>
+          </m:r>
+          <m:r>
+            <w:rPr>
+              <w:rFonts w:ascii="Cambria Math" w:hAnsi="Cambria Math"/>
+            </w:rPr>
+            <m:t xml:space="preserve">10000</m:t>
+          </m:r>
+          <m:r>
+            <w:rPr>
+              <w:rFonts w:ascii="Cambria Math" w:hAnsi="Cambria Math"/>
+            </w:rPr>
+            <m:t xml:space="preserve">×</m:t>
+          </m:r>
+          <m:r>
+            <w:rPr>
+              <w:rFonts w:ascii="Cambria Math" w:hAnsi="Cambria Math"/>
+            </w:rPr>
+            <m:t xml:space="preserve">0.1</m:t>
+          </m:r>
+          <m:r>
+            <w:rPr>
+              <w:rFonts w:ascii="Cambria Math" w:hAnsi="Cambria Math"/>
+            </w:rPr>
+            <m:t xml:space="preserve">×</m:t>
+          </m:r>
+          <m:r>
+            <w:rPr>
+              <w:rFonts w:ascii="Cambria Math" w:hAnsi="Cambria Math"/>
+            </w:rPr>
+            <m:t xml:space="preserve">0.2</m:t>
+          </m:r>
+          <m:r>
+            <w:rPr>
+              <w:rFonts w:ascii="Cambria Math" w:hAnsi="Cambria Math"/>
+            </w:rPr>
+            <m:t xml:space="preserve">=</m:t>
+          </m:r>
+          <m:r>
+            <w:rPr>
+              <w:rFonts w:ascii="Cambria Math" w:hAnsi="Cambria Math"/>
+            </w:rPr>
+            <m:t xml:space="preserve">200</m:t>
+          </m:r>
+        </m:oMath>
+      </m:oMathPara>
+    </w:p>
+    <w:p>
+      <w:pPr>
+        <w:pStyle w:val="Normal"/>
+        <w:numPr>
+          <w:ilvl w:val="0"/>
+          <w:numId w:val="11"/>
+        </w:numPr>
+        <w:spacing w:lineRule="auto" w:line="360"/>
+        <w:jc w:val="both"/>
+        <w:rPr>
+          <w:sz w:val="28"/>
+          <w:szCs w:val="28"/>
+        </w:rPr>
+      </w:pPr>
+      <w:r>
+        <w:rPr>
+          <w:sz w:val="28"/>
+          <w:szCs w:val="28"/>
+          <w:lang w:val="ru-RU"/>
+        </w:rPr>
+        <w:t>Расчет требуемого количества ядер CPU:</w:t>
+      </w:r>
+    </w:p>
+    <w:p>
+      <w:pPr>
+        <w:pStyle w:val="Normal"/>
+        <w:numPr>
+          <w:ilvl w:val="0"/>
+          <w:numId w:val="0"/>
+        </w:numPr>
+        <w:spacing w:lineRule="auto" w:line="360"/>
+        <w:ind w:hanging="0" w:left="720"/>
+        <w:jc w:val="both"/>
+        <w:rPr>
+          <w:sz w:val="28"/>
+          <w:szCs w:val="28"/>
+        </w:rPr>
+      </w:pPr>
+      <w:r>
+        <w:rPr>
+          <w:sz w:val="28"/>
+          <w:szCs w:val="28"/>
+          <w:lang w:val="en-US"/>
+        </w:rPr>
+        <w:t xml:space="preserve">W – </w:t>
+      </w:r>
+      <w:r>
+        <w:rPr>
+          <w:sz w:val="28"/>
+          <w:szCs w:val="28"/>
+          <w:lang w:val="ru-RU"/>
+        </w:rPr>
+        <w:t xml:space="preserve">среднее время обработки запроса, </w:t>
+      </w:r>
+      <w:r>
+        <w:rPr>
+          <w:sz w:val="28"/>
+          <w:szCs w:val="28"/>
+          <w:lang w:val="en-US"/>
+        </w:rPr>
+        <w:t xml:space="preserve">W = 150 </w:t>
+      </w:r>
+      <w:r>
+        <w:rPr>
+          <w:sz w:val="28"/>
+          <w:szCs w:val="28"/>
+          <w:lang w:val="ru-RU"/>
+        </w:rPr>
+        <w:t>мс = 0.15 с</w:t>
+      </w:r>
+    </w:p>
+    <w:p>
+      <w:pPr>
+        <w:pStyle w:val="Normal"/>
+        <w:numPr>
+          <w:ilvl w:val="0"/>
+          <w:numId w:val="0"/>
+        </w:numPr>
+        <w:spacing w:lineRule="auto" w:line="360"/>
+        <w:ind w:hanging="0" w:left="720"/>
+        <w:jc w:val="both"/>
+        <w:rPr>
+          <w:sz w:val="28"/>
+          <w:szCs w:val="28"/>
+          <w:lang w:val="en-US"/>
+        </w:rPr>
+      </w:pPr>
+      <w:r>
+        <w:rPr>
+          <w:sz w:val="28"/>
+          <w:szCs w:val="28"/>
+          <w:lang w:val="en-US"/>
+        </w:rPr>
+        <w:t xml:space="preserve">T – </w:t>
+      </w:r>
+      <w:r>
+        <w:rPr>
+          <w:sz w:val="28"/>
+          <w:szCs w:val="28"/>
+          <w:lang w:val="ru-RU"/>
+        </w:rPr>
+        <w:t xml:space="preserve">целевая загрузка ядра, возьмем с запасом </w:t>
+      </w:r>
+      <w:r>
+        <w:rPr>
+          <w:sz w:val="28"/>
+          <w:szCs w:val="28"/>
+          <w:lang w:val="en-US"/>
+        </w:rPr>
+        <w:t>T = 0.75 (75%)</w:t>
+      </w:r>
+    </w:p>
+    <w:p>
+      <w:pPr>
+        <w:pStyle w:val="Normal"/>
+        <w:numPr>
+          <w:ilvl w:val="0"/>
+          <w:numId w:val="0"/>
+        </w:numPr>
+        <w:spacing w:lineRule="auto" w:line="360"/>
+        <w:ind w:hanging="0" w:left="720"/>
+        <w:jc w:val="both"/>
+        <w:rPr>
+          <w:sz w:val="28"/>
+          <w:szCs w:val="28"/>
+          <w:lang w:val="ru-RU"/>
+        </w:rPr>
+      </w:pPr>
+      <w:r>
+        <w:rPr>
+          <w:position w:val="0"/>
+          <w:sz w:val="28"/>
+          <w:sz w:val="28"/>
+          <w:szCs w:val="28"/>
+          <w:vertAlign w:val="baseline"/>
+          <w:lang w:val="ru-RU"/>
+        </w:rPr>
+        <w:t>Тогда требуемое количество ядер:</w:t>
+      </w:r>
+    </w:p>
+    <w:p>
+      <w:pPr>
+        <w:pStyle w:val="Normal"/>
+        <w:numPr>
+          <w:ilvl w:val="0"/>
+          <w:numId w:val="0"/>
+        </w:numPr>
+        <w:spacing w:lineRule="auto" w:line="360"/>
+        <w:ind w:hanging="0" w:left="720"/>
+        <w:jc w:val="both"/>
+        <w:rPr>
+          <w:sz w:val="28"/>
+          <w:szCs w:val="28"/>
+          <w:lang w:val="ru-RU"/>
+        </w:rPr>
+      </w:pPr>
+      <w:r>
+        <w:rPr>
+          <w:sz w:val="28"/>
+          <w:szCs w:val="28"/>
+          <w:lang w:val="ru-RU"/>
+        </w:rPr>
+      </w:r>
+      <m:oMathPara xmlns:m="http://schemas.openxmlformats.org/officeDocument/2006/math">
+        <m:oMathParaPr>
+          <m:jc m:val="left"/>
+        </m:oMathParaPr>
+        <m:oMath>
+          <m:r>
+            <w:rPr>
+              <w:rFonts w:ascii="Cambria Math" w:hAnsi="Cambria Math"/>
+            </w:rPr>
+            <m:t xml:space="preserve">Cores</m:t>
+          </m:r>
+          <m:r>
+            <w:rPr>
+              <w:rFonts w:ascii="Cambria Math" w:hAnsi="Cambria Math"/>
+            </w:rPr>
+            <m:t xml:space="preserve">=</m:t>
+          </m:r>
+          <m:f>
+            <m:num>
+              <m:d>
+                <m:dPr>
+                  <m:begChr m:val="("/>
+                  <m:endChr m:val=")"/>
+                </m:dPr>
+                <m:e>
+                  <m:sSub>
+                    <m:e>
+                      <m:r>
+                        <w:rPr>
+                          <w:rFonts w:ascii="Cambria Math" w:hAnsi="Cambria Math"/>
+                        </w:rPr>
+                        <m:t xml:space="preserve">RPS</m:t>
+                      </m:r>
+                    </m:e>
+                    <m:sub>
+                      <m:r>
+                        <w:rPr>
+                          <w:rFonts w:ascii="Cambria Math" w:hAnsi="Cambria Math"/>
+                        </w:rPr>
+                        <m:t xml:space="preserve">total</m:t>
+                      </m:r>
+                    </m:sub>
+                  </m:sSub>
+                  <m:r>
+                    <w:rPr>
+                      <w:rFonts w:ascii="Cambria Math" w:hAnsi="Cambria Math"/>
+                    </w:rPr>
+                    <m:t xml:space="preserve">×</m:t>
+                  </m:r>
+                  <m:r>
+                    <w:rPr>
+                      <w:rFonts w:ascii="Cambria Math" w:hAnsi="Cambria Math"/>
+                    </w:rPr>
+                    <m:t xml:space="preserve">W</m:t>
+                  </m:r>
+                </m:e>
+              </m:d>
+            </m:num>
+            <m:den>
+              <m:r>
+                <w:rPr>
+                  <w:rFonts w:ascii="Cambria Math" w:hAnsi="Cambria Math"/>
+                </w:rPr>
+                <m:t xml:space="preserve">T</m:t>
+              </m:r>
+            </m:den>
+          </m:f>
+          <m:r>
+            <w:rPr>
+              <w:rFonts w:ascii="Cambria Math" w:hAnsi="Cambria Math"/>
+            </w:rPr>
+            <m:t xml:space="preserve">=</m:t>
+          </m:r>
+          <m:f>
+            <m:num>
+              <m:d>
+                <m:dPr>
+                  <m:begChr m:val="("/>
+                  <m:endChr m:val=")"/>
+                </m:dPr>
+                <m:e>
+                  <m:r>
+                    <w:rPr>
+                      <w:rFonts w:ascii="Cambria Math" w:hAnsi="Cambria Math"/>
+                    </w:rPr>
+                    <m:t xml:space="preserve">200</m:t>
+                  </m:r>
+                  <m:r>
+                    <w:rPr>
+                      <w:rFonts w:ascii="Cambria Math" w:hAnsi="Cambria Math"/>
+                    </w:rPr>
+                    <m:t xml:space="preserve">×</m:t>
+                  </m:r>
+                  <m:r>
+                    <w:rPr>
+                      <w:rFonts w:ascii="Cambria Math" w:hAnsi="Cambria Math"/>
+                    </w:rPr>
+                    <m:t xml:space="preserve">0.15</m:t>
+                  </m:r>
+                </m:e>
+              </m:d>
+            </m:num>
+            <m:den>
+              <m:r>
+                <w:rPr>
+                  <w:rFonts w:ascii="Cambria Math" w:hAnsi="Cambria Math"/>
+                </w:rPr>
+                <m:t xml:space="preserve">0.75</m:t>
+              </m:r>
+            </m:den>
+          </m:f>
+          <m:r>
+            <w:rPr>
+              <w:rFonts w:ascii="Cambria Math" w:hAnsi="Cambria Math"/>
+            </w:rPr>
+            <m:t xml:space="preserve">=</m:t>
+          </m:r>
+          <m:r>
+            <w:rPr>
+              <w:rFonts w:ascii="Cambria Math" w:hAnsi="Cambria Math"/>
+            </w:rPr>
+            <m:t xml:space="preserve">40</m:t>
+          </m:r>
+        </m:oMath>
+      </m:oMathPara>
+    </w:p>
+    <w:p>
+      <w:pPr>
+        <w:pStyle w:val="Normal"/>
+        <w:numPr>
+          <w:ilvl w:val="0"/>
+          <w:numId w:val="11"/>
+        </w:numPr>
+        <w:spacing w:lineRule="auto" w:line="360"/>
+        <w:jc w:val="both"/>
+        <w:rPr>
+          <w:sz w:val="28"/>
+          <w:szCs w:val="28"/>
+          <w:lang w:val="ru-RU"/>
+        </w:rPr>
+      </w:pPr>
+      <w:r>
+        <w:rPr>
+          <w:sz w:val="28"/>
+          <w:szCs w:val="28"/>
+          <w:lang w:val="ru-RU"/>
+        </w:rPr>
+        <w:t>Расчет объема дискового пространства:</w:t>
+      </w:r>
+    </w:p>
+    <w:p>
+      <w:pPr>
+        <w:pStyle w:val="Normal"/>
+        <w:numPr>
+          <w:ilvl w:val="0"/>
+          <w:numId w:val="0"/>
+        </w:numPr>
+        <w:spacing w:lineRule="auto" w:line="360"/>
+        <w:ind w:hanging="0" w:left="720"/>
+        <w:jc w:val="both"/>
+        <w:rPr>
+          <w:sz w:val="28"/>
+          <w:szCs w:val="28"/>
+          <w:lang w:val="en-US"/>
+        </w:rPr>
+      </w:pPr>
+      <w:r>
+        <w:rPr>
+          <w:sz w:val="28"/>
+          <w:szCs w:val="28"/>
+          <w:lang w:val="en-US"/>
+        </w:rPr>
+        <w:t>Disk</w:t>
+      </w:r>
+      <w:r>
+        <w:rPr>
+          <w:sz w:val="28"/>
+          <w:szCs w:val="28"/>
+          <w:vertAlign w:val="subscript"/>
+          <w:lang w:val="en-US"/>
+        </w:rPr>
+        <w:t>db</w:t>
+      </w:r>
+      <w:r>
+        <w:rPr>
+          <w:position w:val="0"/>
+          <w:sz w:val="28"/>
+          <w:sz w:val="28"/>
+          <w:szCs w:val="28"/>
+          <w:vertAlign w:val="baseline"/>
+          <w:lang w:val="en-US"/>
+        </w:rPr>
+        <w:t xml:space="preserve"> – </w:t>
+      </w:r>
+      <w:r>
+        <w:rPr>
+          <w:position w:val="0"/>
+          <w:sz w:val="28"/>
+          <w:sz w:val="28"/>
+          <w:szCs w:val="28"/>
+          <w:vertAlign w:val="baseline"/>
+          <w:lang w:val="ru-RU"/>
+        </w:rPr>
+        <w:t>пространство, занимаемое базой данных. Положим, что в БД хранятся 5000 ламп, что один пользователь имеет около 20 заявок, и что каждая заявка содержит около 3 ламп. Учтем место под индексы, временные файлы и регулярные бекапы множителем 3. Тогда:</w:t>
+      </w:r>
+    </w:p>
+    <w:p>
+      <w:pPr>
+        <w:pStyle w:val="Normal"/>
+        <w:numPr>
+          <w:ilvl w:val="0"/>
+          <w:numId w:val="0"/>
+        </w:numPr>
+        <w:spacing w:lineRule="auto" w:line="360"/>
+        <w:ind w:hanging="0" w:left="720"/>
+        <w:jc w:val="both"/>
+        <w:rPr>
+          <w:sz w:val="28"/>
+          <w:szCs w:val="28"/>
+          <w:lang w:val="en-US"/>
+        </w:rPr>
+      </w:pPr>
+      <w:r>
+        <w:rPr>
+          <w:position w:val="0"/>
+          <w:sz w:val="28"/>
+          <w:sz w:val="28"/>
+          <w:szCs w:val="28"/>
+          <w:vertAlign w:val="baseline"/>
+          <w:lang w:val="ru-RU"/>
+        </w:rPr>
+      </w:r>
+      <m:oMathPara xmlns:m="http://schemas.openxmlformats.org/officeDocument/2006/math">
+        <m:oMathParaPr>
+          <m:jc m:val="left"/>
+        </m:oMathParaPr>
+        <m:oMath>
+          <m:eqArr>
+            <m:e>
+              <m:r>
+                <m:rPr>
+                  <m:lit/>
+                  <m:nor/>
+                </m:rPr>
+                <w:rPr>
+                  <w:rFonts w:ascii="Cambria Math" w:hAnsi="Cambria Math"/>
+                </w:rPr>
+                <m:t xml:space="preserve"/>
+              </m:r>
+              <m:sSub>
+                <m:e>
+                  <m:r>
+                    <w:rPr>
+                      <w:rFonts w:ascii="Cambria Math" w:hAnsi="Cambria Math"/>
+                    </w:rPr>
+                    <m:t xml:space="preserve">Disk</m:t>
+                  </m:r>
+                </m:e>
+                <m:sub>
+                  <m:r>
+                    <w:rPr>
+                      <w:rFonts w:ascii="Cambria Math" w:hAnsi="Cambria Math"/>
+                    </w:rPr>
+                    <m:t xml:space="preserve">db</m:t>
+                  </m:r>
+                </m:sub>
+              </m:sSub>
+              <m:r>
+                <w:rPr>
+                  <w:rFonts w:ascii="Cambria Math" w:hAnsi="Cambria Math"/>
+                </w:rPr>
+                <m:t xml:space="preserve">=</m:t>
+              </m:r>
+              <m:d>
+                <m:dPr>
+                  <m:begChr m:val="("/>
+                  <m:endChr m:val=""/>
+                </m:dPr>
+                <m:e>
+                  <m:r>
+                    <w:rPr>
+                      <w:rFonts w:ascii="Cambria Math" w:hAnsi="Cambria Math"/>
+                    </w:rPr>
+                    <m:t xml:space="preserve">User</m:t>
+                  </m:r>
+                  <m:r>
+                    <w:rPr>
+                      <w:rFonts w:ascii="Cambria Math" w:hAnsi="Cambria Math"/>
+                    </w:rPr>
+                    <m:t xml:space="preserve">×</m:t>
+                  </m:r>
+                  <m:sSub>
+                    <m:e>
+                      <m:r>
+                        <w:rPr>
+                          <w:rFonts w:ascii="Cambria Math" w:hAnsi="Cambria Math"/>
+                        </w:rPr>
+                        <m:t xml:space="preserve">N</m:t>
+                      </m:r>
+                    </m:e>
+                    <m:sub>
+                      <m:r>
+                        <w:rPr>
+                          <w:rFonts w:ascii="Cambria Math" w:hAnsi="Cambria Math"/>
+                        </w:rPr>
+                        <m:t xml:space="preserve">total</m:t>
+                      </m:r>
+                    </m:sub>
+                  </m:sSub>
+                  <m:r>
+                    <w:rPr>
+                      <w:rFonts w:ascii="Cambria Math" w:hAnsi="Cambria Math"/>
+                    </w:rPr>
+                    <m:t xml:space="preserve">+</m:t>
+                  </m:r>
+                  <m:r>
+                    <w:rPr>
+                      <w:rFonts w:ascii="Cambria Math" w:hAnsi="Cambria Math"/>
+                    </w:rPr>
+                    <m:t xml:space="preserve">Lamp</m:t>
+                  </m:r>
+                  <m:r>
+                    <w:rPr>
+                      <w:rFonts w:ascii="Cambria Math" w:hAnsi="Cambria Math"/>
+                    </w:rPr>
+                    <m:t xml:space="preserve">×</m:t>
+                  </m:r>
+                  <m:r>
+                    <w:rPr>
+                      <w:rFonts w:ascii="Cambria Math" w:hAnsi="Cambria Math"/>
+                    </w:rPr>
+                    <m:t xml:space="preserve">5000</m:t>
+                  </m:r>
+                  <m:r>
+                    <w:rPr>
+                      <w:rFonts w:ascii="Cambria Math" w:hAnsi="Cambria Math"/>
+                    </w:rPr>
+                    <m:t xml:space="preserve">+</m:t>
+                  </m:r>
+                  <m:r>
+                    <w:rPr>
+                      <w:rFonts w:ascii="Cambria Math" w:hAnsi="Cambria Math"/>
+                    </w:rPr>
+                    <m:t xml:space="preserve">LightRequest</m:t>
+                  </m:r>
+                  <m:r>
+                    <w:rPr>
+                      <w:rFonts w:ascii="Cambria Math" w:hAnsi="Cambria Math"/>
+                    </w:rPr>
+                    <m:t xml:space="preserve">×</m:t>
+                  </m:r>
+                  <m:d>
+                    <m:dPr>
+                      <m:begChr m:val="("/>
+                      <m:endChr m:val=")"/>
+                    </m:dPr>
+                    <m:e>
+                      <m:sSub>
+                        <m:e>
+                          <m:r>
+                            <w:rPr>
+                              <w:rFonts w:ascii="Cambria Math" w:hAnsi="Cambria Math"/>
+                            </w:rPr>
+                            <m:t xml:space="preserve">N</m:t>
+                          </m:r>
+                        </m:e>
+                        <m:sub>
+                          <m:r>
+                            <w:rPr>
+                              <w:rFonts w:ascii="Cambria Math" w:hAnsi="Cambria Math"/>
+                            </w:rPr>
+                            <m:t xml:space="preserve">total</m:t>
+                          </m:r>
+                        </m:sub>
+                      </m:sSub>
+                      <m:r>
+                        <w:rPr>
+                          <w:rFonts w:ascii="Cambria Math" w:hAnsi="Cambria Math"/>
+                        </w:rPr>
+                        <m:t xml:space="preserve">×</m:t>
+                      </m:r>
+                      <m:r>
+                        <w:rPr>
+                          <w:rFonts w:ascii="Cambria Math" w:hAnsi="Cambria Math"/>
+                        </w:rPr>
+                        <m:t xml:space="preserve">20</m:t>
+                      </m:r>
+                    </m:e>
+                  </m:d>
+                  <m:r>
+                    <w:rPr>
+                      <w:rFonts w:ascii="Cambria Math" w:hAnsi="Cambria Math"/>
+                    </w:rPr>
+                    <m:t xml:space="preserve">+</m:t>
+                  </m:r>
+                  <m:r>
+                    <m:rPr>
+                      <m:lit/>
+                      <m:nor/>
+                    </m:rPr>
+                    <w:rPr>
+                      <w:rFonts w:ascii="Cambria Math" w:hAnsi="Cambria Math"/>
+                    </w:rPr>
+                    <m:t xml:space="preserve"/>
+                  </m:r>
+                </m:e>
+              </m:d>
+            </m:e>
+            <m:e>
+              <m:r>
+                <m:rPr>
+                  <m:lit/>
+                  <m:nor/>
+                </m:rPr>
+                <w:rPr>
+                  <w:rFonts w:ascii="Cambria Math" w:hAnsi="Cambria Math"/>
+                </w:rPr>
+                <m:t xml:space="preserve"/>
+              </m:r>
+              <m:d>
+                <m:dPr>
+                  <m:begChr m:val=""/>
+                  <m:endChr m:val=")"/>
+                </m:dPr>
+                <m:e>
+                  <m:r>
+                    <w:rPr>
+                      <w:rFonts w:ascii="Cambria Math" w:hAnsi="Cambria Math"/>
+                    </w:rPr>
+                    <m:t xml:space="preserve">+</m:t>
+                  </m:r>
+                  <m:r>
+                    <w:rPr>
+                      <w:rFonts w:ascii="Cambria Math" w:hAnsi="Cambria Math"/>
+                    </w:rPr>
+                    <m:t xml:space="preserve">LightRequestToLamp</m:t>
+                  </m:r>
+                  <m:r>
+                    <w:rPr>
+                      <w:rFonts w:ascii="Cambria Math" w:hAnsi="Cambria Math"/>
+                    </w:rPr>
+                    <m:t xml:space="preserve">×</m:t>
+                  </m:r>
+                  <m:d>
+                    <m:dPr>
+                      <m:begChr m:val="("/>
+                      <m:endChr m:val=")"/>
+                    </m:dPr>
+                    <m:e>
+                      <m:sSub>
+                        <m:e>
+                          <m:r>
+                            <w:rPr>
+                              <w:rFonts w:ascii="Cambria Math" w:hAnsi="Cambria Math"/>
+                            </w:rPr>
+                            <m:t xml:space="preserve">N</m:t>
+                          </m:r>
+                        </m:e>
+                        <m:sub>
+                          <m:r>
+                            <w:rPr>
+                              <w:rFonts w:ascii="Cambria Math" w:hAnsi="Cambria Math"/>
+                            </w:rPr>
+                            <m:t xml:space="preserve">total</m:t>
+                          </m:r>
+                        </m:sub>
+                      </m:sSub>
+                      <m:r>
+                        <w:rPr>
+                          <w:rFonts w:ascii="Cambria Math" w:hAnsi="Cambria Math"/>
+                        </w:rPr>
+                        <m:t xml:space="preserve">×</m:t>
+                      </m:r>
+                      <m:r>
+                        <w:rPr>
+                          <w:rFonts w:ascii="Cambria Math" w:hAnsi="Cambria Math"/>
+                        </w:rPr>
+                        <m:t xml:space="preserve">20</m:t>
+                      </m:r>
+                      <m:r>
+                        <w:rPr>
+                          <w:rFonts w:ascii="Cambria Math" w:hAnsi="Cambria Math"/>
+                        </w:rPr>
+                        <m:t xml:space="preserve">×</m:t>
+                      </m:r>
+                      <m:r>
+                        <w:rPr>
+                          <w:rFonts w:ascii="Cambria Math" w:hAnsi="Cambria Math"/>
+                        </w:rPr>
+                        <m:t xml:space="preserve">3</m:t>
+                      </m:r>
+                    </m:e>
+                  </m:d>
+                </m:e>
+              </m:d>
+              <m:r>
+                <w:rPr>
+                  <w:rFonts w:ascii="Cambria Math" w:hAnsi="Cambria Math"/>
+                </w:rPr>
+                <m:t xml:space="preserve">×</m:t>
+              </m:r>
+              <m:r>
+                <w:rPr>
+                  <w:rFonts w:ascii="Cambria Math" w:hAnsi="Cambria Math"/>
+                </w:rPr>
+                <m:t xml:space="preserve">3</m:t>
+              </m:r>
+              <m:r>
+                <w:rPr>
+                  <w:rFonts w:ascii="Cambria Math" w:hAnsi="Cambria Math"/>
+                </w:rPr>
+                <m:t xml:space="preserve">=</m:t>
+              </m:r>
+              <m:r>
+                <m:rPr>
+                  <m:lit/>
+                  <m:nor/>
+                </m:rPr>
+                <w:rPr>
+                  <w:rFonts w:ascii="Cambria Math" w:hAnsi="Cambria Math"/>
+                </w:rPr>
+                <m:t xml:space="preserve"/>
+              </m:r>
+            </m:e>
+            <m:e>
+              <m:r>
+                <m:rPr>
+                  <m:lit/>
+                  <m:nor/>
+                </m:rPr>
+                <w:rPr>
+                  <w:rFonts w:ascii="Cambria Math" w:hAnsi="Cambria Math"/>
+                </w:rPr>
+                <m:t xml:space="preserve"/>
+              </m:r>
+              <m:r>
+                <w:rPr>
+                  <w:rFonts w:ascii="Cambria Math" w:hAnsi="Cambria Math"/>
+                </w:rPr>
+                <m:t xml:space="preserve">=</m:t>
+              </m:r>
+              <m:d>
+                <m:dPr>
+                  <m:begChr m:val="("/>
+                  <m:endChr m:val=")"/>
+                </m:dPr>
+                <m:e>
+                  <m:r>
+                    <w:rPr>
+                      <w:rFonts w:ascii="Cambria Math" w:hAnsi="Cambria Math"/>
+                    </w:rPr>
+                    <m:t xml:space="preserve">158</m:t>
+                  </m:r>
+                  <m:r>
+                    <w:rPr>
+                      <w:rFonts w:ascii="Cambria Math" w:hAnsi="Cambria Math"/>
+                    </w:rPr>
+                    <m:t xml:space="preserve">Б</m:t>
+                  </m:r>
+                  <m:r>
+                    <w:rPr>
+                      <w:rFonts w:ascii="Cambria Math" w:hAnsi="Cambria Math"/>
+                    </w:rPr>
+                    <m:t xml:space="preserve">×</m:t>
+                  </m:r>
+                  <m:r>
+                    <w:rPr>
+                      <w:rFonts w:ascii="Cambria Math" w:hAnsi="Cambria Math"/>
+                    </w:rPr>
+                    <m:t xml:space="preserve">10000</m:t>
+                  </m:r>
+                  <m:r>
+                    <w:rPr>
+                      <w:rFonts w:ascii="Cambria Math" w:hAnsi="Cambria Math"/>
+                    </w:rPr>
+                    <m:t xml:space="preserve">+</m:t>
+                  </m:r>
+                  <m:r>
+                    <w:rPr>
+                      <w:rFonts w:ascii="Cambria Math" w:hAnsi="Cambria Math"/>
+                    </w:rPr>
+                    <m:t xml:space="preserve">154</m:t>
+                  </m:r>
+                  <m:r>
+                    <w:rPr>
+                      <w:rFonts w:ascii="Cambria Math" w:hAnsi="Cambria Math"/>
+                    </w:rPr>
+                    <m:t xml:space="preserve">Б</m:t>
+                  </m:r>
+                  <m:r>
+                    <w:rPr>
+                      <w:rFonts w:ascii="Cambria Math" w:hAnsi="Cambria Math"/>
+                    </w:rPr>
+                    <m:t xml:space="preserve">×</m:t>
+                  </m:r>
+                  <m:r>
+                    <w:rPr>
+                      <w:rFonts w:ascii="Cambria Math" w:hAnsi="Cambria Math"/>
+                    </w:rPr>
+                    <m:t xml:space="preserve">5000</m:t>
+                  </m:r>
+                  <m:r>
+                    <w:rPr>
+                      <w:rFonts w:ascii="Cambria Math" w:hAnsi="Cambria Math"/>
+                    </w:rPr>
+                    <m:t xml:space="preserve">+</m:t>
+                  </m:r>
+                  <m:r>
+                    <w:rPr>
+                      <w:rFonts w:ascii="Cambria Math" w:hAnsi="Cambria Math"/>
+                    </w:rPr>
+                    <m:t xml:space="preserve">48</m:t>
+                  </m:r>
+                  <m:r>
+                    <w:rPr>
+                      <w:rFonts w:ascii="Cambria Math" w:hAnsi="Cambria Math"/>
+                    </w:rPr>
+                    <m:t xml:space="preserve">Б</m:t>
+                  </m:r>
+                  <m:r>
+                    <w:rPr>
+                      <w:rFonts w:ascii="Cambria Math" w:hAnsi="Cambria Math"/>
+                    </w:rPr>
+                    <m:t xml:space="preserve">×</m:t>
+                  </m:r>
+                  <m:d>
+                    <m:dPr>
+                      <m:begChr m:val="("/>
+                      <m:endChr m:val=")"/>
+                    </m:dPr>
+                    <m:e>
+                      <m:r>
+                        <w:rPr>
+                          <w:rFonts w:ascii="Cambria Math" w:hAnsi="Cambria Math"/>
+                        </w:rPr>
+                        <m:t xml:space="preserve">10000</m:t>
+                      </m:r>
+                      <m:r>
+                        <w:rPr>
+                          <w:rFonts w:ascii="Cambria Math" w:hAnsi="Cambria Math"/>
+                        </w:rPr>
+                        <m:t xml:space="preserve">×</m:t>
+                      </m:r>
+                      <m:r>
+                        <w:rPr>
+                          <w:rFonts w:ascii="Cambria Math" w:hAnsi="Cambria Math"/>
+                        </w:rPr>
+                        <m:t xml:space="preserve">20</m:t>
+                      </m:r>
+                    </m:e>
+                  </m:d>
+                  <m:r>
+                    <w:rPr>
+                      <w:rFonts w:ascii="Cambria Math" w:hAnsi="Cambria Math"/>
+                    </w:rPr>
+                    <m:t xml:space="preserve">+</m:t>
+                  </m:r>
+                  <m:r>
+                    <w:rPr>
+                      <w:rFonts w:ascii="Cambria Math" w:hAnsi="Cambria Math"/>
+                    </w:rPr>
+                    <m:t xml:space="preserve">20</m:t>
+                  </m:r>
+                  <m:r>
+                    <w:rPr>
+                      <w:rFonts w:ascii="Cambria Math" w:hAnsi="Cambria Math"/>
+                    </w:rPr>
+                    <m:t xml:space="preserve">Б</m:t>
+                  </m:r>
+                  <m:r>
+                    <w:rPr>
+                      <w:rFonts w:ascii="Cambria Math" w:hAnsi="Cambria Math"/>
+                    </w:rPr>
+                    <m:t xml:space="preserve">×</m:t>
+                  </m:r>
+                  <m:d>
+                    <m:dPr>
+                      <m:begChr m:val="("/>
+                      <m:endChr m:val=")"/>
+                    </m:dPr>
+                    <m:e>
+                      <m:r>
+                        <w:rPr>
+                          <w:rFonts w:ascii="Cambria Math" w:hAnsi="Cambria Math"/>
+                        </w:rPr>
+                        <m:t xml:space="preserve">10000</m:t>
+                      </m:r>
+                      <m:r>
+                        <w:rPr>
+                          <w:rFonts w:ascii="Cambria Math" w:hAnsi="Cambria Math"/>
+                        </w:rPr>
+                        <m:t xml:space="preserve">×</m:t>
+                      </m:r>
+                      <m:r>
+                        <w:rPr>
+                          <w:rFonts w:ascii="Cambria Math" w:hAnsi="Cambria Math"/>
+                        </w:rPr>
+                        <m:t xml:space="preserve">20</m:t>
+                      </m:r>
+                      <m:r>
+                        <w:rPr>
+                          <w:rFonts w:ascii="Cambria Math" w:hAnsi="Cambria Math"/>
+                        </w:rPr>
+                        <m:t xml:space="preserve">×</m:t>
+                      </m:r>
+                      <m:r>
+                        <w:rPr>
+                          <w:rFonts w:ascii="Cambria Math" w:hAnsi="Cambria Math"/>
+                        </w:rPr>
+                        <m:t xml:space="preserve">3</m:t>
+                      </m:r>
+                    </m:e>
+                  </m:d>
+                </m:e>
+              </m:d>
+              <m:r>
+                <w:rPr>
+                  <w:rFonts w:ascii="Cambria Math" w:hAnsi="Cambria Math"/>
+                </w:rPr>
+                <m:t xml:space="preserve">×</m:t>
+              </m:r>
+              <m:r>
+                <w:rPr>
+                  <w:rFonts w:ascii="Cambria Math" w:hAnsi="Cambria Math"/>
+                </w:rPr>
+                <m:t xml:space="preserve">3</m:t>
+              </m:r>
+              <m:r>
+                <w:rPr>
+                  <w:rFonts w:ascii="Cambria Math" w:hAnsi="Cambria Math"/>
+                </w:rPr>
+                <m:t xml:space="preserve">≈</m:t>
+              </m:r>
+              <m:r>
+                <m:rPr>
+                  <m:lit/>
+                  <m:nor/>
+                </m:rPr>
+                <w:rPr>
+                  <w:rFonts w:ascii="Cambria Math" w:hAnsi="Cambria Math"/>
+                </w:rPr>
+                <m:t xml:space="preserve"/>
+              </m:r>
+            </m:e>
+            <m:e>
+              <m:r>
+                <m:rPr>
+                  <m:lit/>
+                  <m:nor/>
+                </m:rPr>
+                <w:rPr>
+                  <w:rFonts w:ascii="Cambria Math" w:hAnsi="Cambria Math"/>
+                </w:rPr>
+                <m:t xml:space="preserve"/>
+              </m:r>
+              <m:r>
+                <w:rPr>
+                  <w:rFonts w:ascii="Cambria Math" w:hAnsi="Cambria Math"/>
+                </w:rPr>
+                <m:t xml:space="preserve">≈</m:t>
+              </m:r>
+              <m:r>
+                <w:rPr>
+                  <w:rFonts w:ascii="Cambria Math" w:hAnsi="Cambria Math"/>
+                </w:rPr>
+                <m:t xml:space="preserve">72</m:t>
+              </m:r>
+              <m:r>
+                <w:rPr>
+                  <w:rFonts w:ascii="Cambria Math" w:hAnsi="Cambria Math"/>
+                </w:rPr>
+                <m:t xml:space="preserve">МБ</m:t>
+              </m:r>
+            </m:e>
+          </m:eqArr>
+        </m:oMath>
+      </m:oMathPara>
+    </w:p>
+    <w:p>
+      <w:pPr>
+        <w:pStyle w:val="Normal"/>
+        <w:numPr>
+          <w:ilvl w:val="0"/>
+          <w:numId w:val="0"/>
+        </w:numPr>
+        <w:spacing w:lineRule="auto" w:line="360"/>
+        <w:ind w:hanging="0" w:left="720"/>
+        <w:jc w:val="both"/>
+        <w:rPr>
+          <w:sz w:val="28"/>
+          <w:szCs w:val="28"/>
+          <w:lang w:val="en-US"/>
+        </w:rPr>
+      </w:pPr>
+      <w:r>
+        <w:rPr>
+          <w:position w:val="0"/>
+          <w:sz w:val="28"/>
+          <w:sz w:val="28"/>
+          <w:szCs w:val="28"/>
+          <w:vertAlign w:val="baseline"/>
+          <w:lang w:val="en-US"/>
+        </w:rPr>
+        <w:t>Disk</w:t>
+      </w:r>
+      <w:r>
+        <w:rPr>
+          <w:sz w:val="28"/>
+          <w:szCs w:val="28"/>
+          <w:vertAlign w:val="subscript"/>
+          <w:lang w:val="en-US"/>
+        </w:rPr>
+        <w:t>images</w:t>
+      </w:r>
+      <w:r>
+        <w:rPr>
+          <w:position w:val="0"/>
+          <w:sz w:val="28"/>
+          <w:sz w:val="28"/>
+          <w:szCs w:val="28"/>
+          <w:vertAlign w:val="baseline"/>
+          <w:lang w:val="en-US"/>
+        </w:rPr>
+        <w:t xml:space="preserve"> – </w:t>
+      </w:r>
+      <w:r>
+        <w:rPr>
+          <w:position w:val="0"/>
+          <w:sz w:val="28"/>
+          <w:sz w:val="28"/>
+          <w:szCs w:val="28"/>
+          <w:vertAlign w:val="baseline"/>
+          <w:lang w:val="ru-RU"/>
+        </w:rPr>
+        <w:t>пространство, занимаемое изображениями ламп. Возьмем изображение одной лампы за 2 МБ, тогда:</w:t>
+      </w:r>
+    </w:p>
+    <w:p>
+      <w:pPr>
+        <w:pStyle w:val="Normal"/>
+        <w:numPr>
+          <w:ilvl w:val="0"/>
+          <w:numId w:val="0"/>
+        </w:numPr>
+        <w:spacing w:lineRule="auto" w:line="360"/>
+        <w:ind w:hanging="0" w:left="720"/>
+        <w:jc w:val="both"/>
+        <w:rPr>
+          <w:sz w:val="28"/>
+          <w:szCs w:val="28"/>
+          <w:lang w:val="en-US"/>
+        </w:rPr>
+      </w:pPr>
+      <w:r>
+        <w:rPr>
+          <w:position w:val="0"/>
+          <w:sz w:val="28"/>
+          <w:sz w:val="28"/>
+          <w:szCs w:val="28"/>
+          <w:vertAlign w:val="baseline"/>
+          <w:lang w:val="ru-RU"/>
+        </w:rPr>
+      </w:r>
+      <m:oMathPara xmlns:m="http://schemas.openxmlformats.org/officeDocument/2006/math">
+        <m:oMathParaPr>
+          <m:jc m:val="left"/>
+        </m:oMathParaPr>
+        <m:oMath>
+          <m:sSub>
+            <m:e>
+              <m:r>
+                <w:rPr>
+                  <w:rFonts w:ascii="Cambria Math" w:hAnsi="Cambria Math"/>
+                </w:rPr>
+                <m:t xml:space="preserve">Disk</m:t>
+              </m:r>
+            </m:e>
+            <m:sub>
+              <m:r>
+                <w:rPr>
+                  <w:rFonts w:ascii="Cambria Math" w:hAnsi="Cambria Math"/>
+                </w:rPr>
+                <m:t xml:space="preserve">images</m:t>
+              </m:r>
+            </m:sub>
+          </m:sSub>
+          <m:r>
+            <w:rPr>
+              <w:rFonts w:ascii="Cambria Math" w:hAnsi="Cambria Math"/>
+            </w:rPr>
+            <m:t xml:space="preserve">=</m:t>
+          </m:r>
+          <m:r>
+            <w:rPr>
+              <w:rFonts w:ascii="Cambria Math" w:hAnsi="Cambria Math"/>
+            </w:rPr>
+            <m:t xml:space="preserve">2</m:t>
+          </m:r>
+          <m:r>
+            <w:rPr>
+              <w:rFonts w:ascii="Cambria Math" w:hAnsi="Cambria Math"/>
+            </w:rPr>
+            <m:t xml:space="preserve">МБ</m:t>
+          </m:r>
+          <m:r>
+            <w:rPr>
+              <w:rFonts w:ascii="Cambria Math" w:hAnsi="Cambria Math"/>
+            </w:rPr>
+            <m:t xml:space="preserve">×</m:t>
+          </m:r>
+          <m:r>
+            <w:rPr>
+              <w:rFonts w:ascii="Cambria Math" w:hAnsi="Cambria Math"/>
+            </w:rPr>
+            <m:t xml:space="preserve">5000</m:t>
+          </m:r>
+          <m:r>
+            <w:rPr>
+              <w:rFonts w:ascii="Cambria Math" w:hAnsi="Cambria Math"/>
+            </w:rPr>
+            <m:t xml:space="preserve">=</m:t>
+          </m:r>
+          <m:r>
+            <w:rPr>
+              <w:rFonts w:ascii="Cambria Math" w:hAnsi="Cambria Math"/>
+            </w:rPr>
+            <m:t xml:space="preserve">10000</m:t>
+          </m:r>
+          <m:r>
+            <w:rPr>
+              <w:rFonts w:ascii="Cambria Math" w:hAnsi="Cambria Math"/>
+            </w:rPr>
+            <m:t xml:space="preserve">МБ</m:t>
+          </m:r>
+          <m:r>
+            <w:rPr>
+              <w:rFonts w:ascii="Cambria Math" w:hAnsi="Cambria Math"/>
+            </w:rPr>
+            <m:t xml:space="preserve">=</m:t>
+          </m:r>
+          <m:r>
+            <w:rPr>
+              <w:rFonts w:ascii="Cambria Math" w:hAnsi="Cambria Math"/>
+            </w:rPr>
+            <m:t xml:space="preserve">10</m:t>
+          </m:r>
+          <m:r>
+            <w:rPr>
+              <w:rFonts w:ascii="Cambria Math" w:hAnsi="Cambria Math"/>
+            </w:rPr>
+            <m:t xml:space="preserve">ГБ</m:t>
+          </m:r>
+        </m:oMath>
+      </m:oMathPara>
+    </w:p>
+    <w:p>
+      <w:pPr>
+        <w:pStyle w:val="Normal"/>
+        <w:numPr>
+          <w:ilvl w:val="0"/>
+          <w:numId w:val="0"/>
+        </w:numPr>
+        <w:spacing w:lineRule="auto" w:line="360"/>
+        <w:ind w:hanging="0" w:left="720"/>
+        <w:jc w:val="both"/>
+        <w:rPr>
+          <w:sz w:val="28"/>
+          <w:szCs w:val="28"/>
+          <w:lang w:val="en-US"/>
+        </w:rPr>
+      </w:pPr>
+      <w:r>
+        <w:rPr>
+          <w:position w:val="0"/>
+          <w:sz w:val="28"/>
+          <w:sz w:val="28"/>
+          <w:szCs w:val="28"/>
+          <w:vertAlign w:val="baseline"/>
+          <w:lang w:val="en-US"/>
+        </w:rPr>
+        <w:t>Disk</w:t>
+      </w:r>
+      <w:r>
+        <w:rPr>
+          <w:sz w:val="28"/>
+          <w:szCs w:val="28"/>
+          <w:vertAlign w:val="subscript"/>
+          <w:lang w:val="en-US"/>
+        </w:rPr>
+        <w:t>total</w:t>
+      </w:r>
+      <w:r>
+        <w:rPr>
+          <w:position w:val="0"/>
+          <w:sz w:val="28"/>
+          <w:sz w:val="28"/>
+          <w:szCs w:val="28"/>
+          <w:vertAlign w:val="baseline"/>
+          <w:lang w:val="en-US"/>
+        </w:rPr>
+        <w:t xml:space="preserve"> – </w:t>
+      </w:r>
+      <w:r>
+        <w:rPr>
+          <w:position w:val="0"/>
+          <w:sz w:val="28"/>
+          <w:sz w:val="28"/>
+          <w:szCs w:val="28"/>
+          <w:vertAlign w:val="baseline"/>
+          <w:lang w:val="ru-RU"/>
+        </w:rPr>
+        <w:t>общее занятое дисковое пространство:</w:t>
+      </w:r>
+    </w:p>
+    <w:p>
+      <w:pPr>
+        <w:pStyle w:val="Normal"/>
+        <w:numPr>
+          <w:ilvl w:val="0"/>
+          <w:numId w:val="0"/>
+        </w:numPr>
+        <w:spacing w:lineRule="auto" w:line="360"/>
+        <w:ind w:hanging="0" w:left="720"/>
+        <w:jc w:val="both"/>
+        <w:rPr>
+          <w:sz w:val="28"/>
+          <w:szCs w:val="28"/>
+          <w:lang w:val="en-US"/>
+        </w:rPr>
+      </w:pPr>
+      <w:r>
+        <w:rPr>
+          <w:position w:val="0"/>
+          <w:sz w:val="28"/>
+          <w:sz w:val="28"/>
+          <w:szCs w:val="28"/>
+          <w:vertAlign w:val="baseline"/>
+          <w:lang w:val="ru-RU"/>
+        </w:rPr>
+      </w:r>
+      <m:oMathPara xmlns:m="http://schemas.openxmlformats.org/officeDocument/2006/math">
+        <m:oMathParaPr>
+          <m:jc m:val="left"/>
+        </m:oMathParaPr>
+        <m:oMath>
+          <m:sSub>
+            <m:e>
+              <m:r>
+                <w:rPr>
+                  <w:rFonts w:ascii="Cambria Math" w:hAnsi="Cambria Math"/>
+                </w:rPr>
+                <m:t xml:space="preserve">Disk</m:t>
+              </m:r>
+            </m:e>
+            <m:sub>
+              <m:r>
+                <w:rPr>
+                  <w:rFonts w:ascii="Cambria Math" w:hAnsi="Cambria Math"/>
+                </w:rPr>
+                <m:t xml:space="preserve">total</m:t>
+              </m:r>
+            </m:sub>
+          </m:sSub>
+          <m:r>
+            <w:rPr>
+              <w:rFonts w:ascii="Cambria Math" w:hAnsi="Cambria Math"/>
+            </w:rPr>
+            <m:t xml:space="preserve">=</m:t>
+          </m:r>
+          <m:sSub>
+            <m:e>
+              <m:r>
+                <w:rPr>
+                  <w:rFonts w:ascii="Cambria Math" w:hAnsi="Cambria Math"/>
+                </w:rPr>
+                <m:t xml:space="preserve">Disk</m:t>
+              </m:r>
+            </m:e>
+            <m:sub>
+              <m:r>
+                <w:rPr>
+                  <w:rFonts w:ascii="Cambria Math" w:hAnsi="Cambria Math"/>
+                </w:rPr>
+                <m:t xml:space="preserve">db</m:t>
+              </m:r>
+            </m:sub>
+          </m:sSub>
+          <m:r>
+            <w:rPr>
+              <w:rFonts w:ascii="Cambria Math" w:hAnsi="Cambria Math"/>
+            </w:rPr>
+            <m:t xml:space="preserve">+</m:t>
+          </m:r>
+          <m:sSub>
+            <m:e>
+              <m:r>
+                <w:rPr>
+                  <w:rFonts w:ascii="Cambria Math" w:hAnsi="Cambria Math"/>
+                </w:rPr>
+                <m:t xml:space="preserve">Disk</m:t>
+              </m:r>
+            </m:e>
+            <m:sub>
+              <m:r>
+                <w:rPr>
+                  <w:rFonts w:ascii="Cambria Math" w:hAnsi="Cambria Math"/>
+                </w:rPr>
+                <m:t xml:space="preserve">images</m:t>
+              </m:r>
+            </m:sub>
+          </m:sSub>
+          <m:r>
+            <w:rPr>
+              <w:rFonts w:ascii="Cambria Math" w:hAnsi="Cambria Math"/>
+            </w:rPr>
+            <m:t xml:space="preserve">=</m:t>
+          </m:r>
+          <m:r>
+            <w:rPr>
+              <w:rFonts w:ascii="Cambria Math" w:hAnsi="Cambria Math"/>
+            </w:rPr>
+            <m:t xml:space="preserve">72</m:t>
+          </m:r>
+          <m:r>
+            <w:rPr>
+              <w:rFonts w:ascii="Cambria Math" w:hAnsi="Cambria Math"/>
+            </w:rPr>
+            <m:t xml:space="preserve">МБ</m:t>
+          </m:r>
+          <m:r>
+            <w:rPr>
+              <w:rFonts w:ascii="Cambria Math" w:hAnsi="Cambria Math"/>
+            </w:rPr>
+            <m:t xml:space="preserve">+</m:t>
+          </m:r>
+          <m:r>
+            <w:rPr>
+              <w:rFonts w:ascii="Cambria Math" w:hAnsi="Cambria Math"/>
+            </w:rPr>
+            <m:t xml:space="preserve">10</m:t>
+          </m:r>
+          <m:r>
+            <w:rPr>
+              <w:rFonts w:ascii="Cambria Math" w:hAnsi="Cambria Math"/>
+            </w:rPr>
+            <m:t xml:space="preserve">ГБ</m:t>
+          </m:r>
+          <m:r>
+            <w:rPr>
+              <w:rFonts w:ascii="Cambria Math" w:hAnsi="Cambria Math"/>
+            </w:rPr>
+            <m:t xml:space="preserve">≈</m:t>
+          </m:r>
+          <m:r>
+            <w:rPr>
+              <w:rFonts w:ascii="Cambria Math" w:hAnsi="Cambria Math"/>
+            </w:rPr>
+            <m:t xml:space="preserve">10</m:t>
+          </m:r>
+          <m:r>
+            <w:rPr>
+              <w:rFonts w:ascii="Cambria Math" w:hAnsi="Cambria Math"/>
+            </w:rPr>
+            <m:t xml:space="preserve">ГБ</m:t>
+          </m:r>
+        </m:oMath>
+      </m:oMathPara>
+    </w:p>
+    <w:p>
+      <w:pPr>
+        <w:pStyle w:val="Normal"/>
+        <w:numPr>
+          <w:ilvl w:val="0"/>
+          <w:numId w:val="11"/>
+        </w:numPr>
+        <w:spacing w:lineRule="auto" w:line="360"/>
+        <w:jc w:val="both"/>
+        <w:rPr>
+          <w:sz w:val="28"/>
+          <w:szCs w:val="28"/>
+          <w:lang w:val="ru-RU"/>
+        </w:rPr>
+      </w:pPr>
+      <w:r>
+        <w:rPr>
+          <w:sz w:val="28"/>
+          <w:szCs w:val="28"/>
+          <w:lang w:val="ru-RU"/>
+        </w:rPr>
+        <w:t>Расчет объема оперативной памяти (ОЗУ):</w:t>
+      </w:r>
+    </w:p>
+    <w:p>
+      <w:pPr>
+        <w:pStyle w:val="Normal"/>
+        <w:numPr>
+          <w:ilvl w:val="0"/>
+          <w:numId w:val="0"/>
+        </w:numPr>
+        <w:spacing w:lineRule="auto" w:line="360"/>
+        <w:ind w:hanging="0" w:left="720"/>
+        <w:jc w:val="both"/>
+        <w:rPr>
+          <w:sz w:val="28"/>
+          <w:szCs w:val="28"/>
+          <w:lang w:val="en-US"/>
+        </w:rPr>
+      </w:pPr>
+      <w:r>
+        <w:rPr>
+          <w:sz w:val="28"/>
+          <w:szCs w:val="28"/>
+          <w:lang w:val="en-US"/>
+        </w:rPr>
+        <w:t>RAM</w:t>
+      </w:r>
+      <w:r>
+        <w:rPr>
+          <w:sz w:val="28"/>
+          <w:szCs w:val="28"/>
+          <w:vertAlign w:val="subscript"/>
+          <w:lang w:val="en-US"/>
+        </w:rPr>
+        <w:t>app</w:t>
+      </w:r>
+      <w:r>
+        <w:rPr>
+          <w:position w:val="0"/>
+          <w:sz w:val="28"/>
+          <w:sz w:val="28"/>
+          <w:szCs w:val="28"/>
+          <w:vertAlign w:val="baseline"/>
+          <w:lang w:val="en-US"/>
+        </w:rPr>
+        <w:t xml:space="preserve"> – </w:t>
+      </w:r>
+      <w:r>
+        <w:rPr>
+          <w:position w:val="0"/>
+          <w:sz w:val="28"/>
+          <w:sz w:val="28"/>
+          <w:szCs w:val="28"/>
+          <w:vertAlign w:val="baseline"/>
+          <w:lang w:val="ru-RU"/>
+        </w:rPr>
+        <w:t>память для работы экземпляров приложения:</w:t>
+      </w:r>
+    </w:p>
+    <w:p>
+      <w:pPr>
+        <w:pStyle w:val="Normal"/>
+        <w:numPr>
+          <w:ilvl w:val="0"/>
+          <w:numId w:val="0"/>
+        </w:numPr>
+        <w:spacing w:lineRule="auto" w:line="360"/>
+        <w:ind w:hanging="0" w:left="720"/>
+        <w:jc w:val="both"/>
+        <w:rPr>
+          <w:sz w:val="28"/>
+          <w:szCs w:val="28"/>
+          <w:lang w:val="en-US"/>
+        </w:rPr>
+      </w:pPr>
+      <w:r>
+        <w:rPr>
+          <w:position w:val="0"/>
+          <w:sz w:val="28"/>
+          <w:sz w:val="28"/>
+          <w:szCs w:val="28"/>
+          <w:vertAlign w:val="baseline"/>
+          <w:lang w:val="ru-RU"/>
+        </w:rPr>
+      </w:r>
+      <m:oMathPara xmlns:m="http://schemas.openxmlformats.org/officeDocument/2006/math">
+        <m:oMathParaPr>
+          <m:jc m:val="left"/>
+        </m:oMathParaPr>
+        <m:oMath>
+          <m:sSub>
+            <m:e>
+              <m:r>
+                <w:rPr>
+                  <w:rFonts w:ascii="Cambria Math" w:hAnsi="Cambria Math"/>
+                </w:rPr>
+                <m:t xml:space="preserve">RAM</m:t>
+              </m:r>
+            </m:e>
+            <m:sub>
+              <m:r>
+                <w:rPr>
+                  <w:rFonts w:ascii="Cambria Math" w:hAnsi="Cambria Math"/>
+                </w:rPr>
+                <m:t xml:space="preserve">app</m:t>
+              </m:r>
+            </m:sub>
+          </m:sSub>
+          <m:r>
+            <w:rPr>
+              <w:rFonts w:ascii="Cambria Math" w:hAnsi="Cambria Math"/>
+            </w:rPr>
+            <m:t xml:space="preserve">=</m:t>
+          </m:r>
+          <m:r>
+            <w:rPr>
+              <w:rFonts w:ascii="Cambria Math" w:hAnsi="Cambria Math"/>
+            </w:rPr>
+            <m:t xml:space="preserve">Cores</m:t>
+          </m:r>
+          <m:r>
+            <w:rPr>
+              <w:rFonts w:ascii="Cambria Math" w:hAnsi="Cambria Math"/>
+            </w:rPr>
+            <m:t xml:space="preserve">×</m:t>
+          </m:r>
+          <m:r>
+            <w:rPr>
+              <w:rFonts w:ascii="Cambria Math" w:hAnsi="Cambria Math"/>
+            </w:rPr>
+            <m:t xml:space="preserve">500</m:t>
+          </m:r>
+          <m:r>
+            <w:rPr>
+              <w:rFonts w:ascii="Cambria Math" w:hAnsi="Cambria Math"/>
+            </w:rPr>
+            <m:t xml:space="preserve">МБ</m:t>
+          </m:r>
+          <m:r>
+            <w:rPr>
+              <w:rFonts w:ascii="Cambria Math" w:hAnsi="Cambria Math"/>
+            </w:rPr>
+            <m:t xml:space="preserve">=</m:t>
+          </m:r>
+          <m:r>
+            <w:rPr>
+              <w:rFonts w:ascii="Cambria Math" w:hAnsi="Cambria Math"/>
+            </w:rPr>
+            <m:t xml:space="preserve">40</m:t>
+          </m:r>
+          <m:r>
+            <w:rPr>
+              <w:rFonts w:ascii="Cambria Math" w:hAnsi="Cambria Math"/>
+            </w:rPr>
+            <m:t xml:space="preserve">×</m:t>
+          </m:r>
+          <m:r>
+            <w:rPr>
+              <w:rFonts w:ascii="Cambria Math" w:hAnsi="Cambria Math"/>
+            </w:rPr>
+            <m:t xml:space="preserve">500</m:t>
+          </m:r>
+          <m:r>
+            <w:rPr>
+              <w:rFonts w:ascii="Cambria Math" w:hAnsi="Cambria Math"/>
+            </w:rPr>
+            <m:t xml:space="preserve">МБ</m:t>
+          </m:r>
+          <m:r>
+            <w:rPr>
+              <w:rFonts w:ascii="Cambria Math" w:hAnsi="Cambria Math"/>
+            </w:rPr>
+            <m:t xml:space="preserve">=</m:t>
+          </m:r>
+          <m:r>
+            <w:rPr>
+              <w:rFonts w:ascii="Cambria Math" w:hAnsi="Cambria Math"/>
+            </w:rPr>
+            <m:t xml:space="preserve">20</m:t>
+          </m:r>
+          <m:r>
+            <w:rPr>
+              <w:rFonts w:ascii="Cambria Math" w:hAnsi="Cambria Math"/>
+            </w:rPr>
+            <m:t xml:space="preserve">ГБ</m:t>
+          </m:r>
+        </m:oMath>
+      </m:oMathPara>
+    </w:p>
+    <w:p>
+      <w:pPr>
+        <w:pStyle w:val="Normal"/>
+        <w:numPr>
+          <w:ilvl w:val="0"/>
+          <w:numId w:val="0"/>
+        </w:numPr>
+        <w:spacing w:lineRule="auto" w:line="360"/>
+        <w:ind w:hanging="0" w:left="720"/>
+        <w:jc w:val="both"/>
+        <w:rPr>
+          <w:sz w:val="28"/>
+          <w:szCs w:val="28"/>
+          <w:lang w:val="en-US"/>
+        </w:rPr>
+      </w:pPr>
+      <w:r>
+        <w:rPr>
+          <w:position w:val="0"/>
+          <w:sz w:val="28"/>
+          <w:sz w:val="28"/>
+          <w:szCs w:val="28"/>
+          <w:vertAlign w:val="baseline"/>
+          <w:lang w:val="en-US"/>
+        </w:rPr>
+        <w:t>RAM</w:t>
+      </w:r>
+      <w:r>
+        <w:rPr>
+          <w:sz w:val="28"/>
+          <w:szCs w:val="28"/>
+          <w:vertAlign w:val="subscript"/>
+          <w:lang w:val="en-US"/>
+        </w:rPr>
+        <w:t>db</w:t>
+      </w:r>
+      <w:r>
+        <w:rPr>
+          <w:position w:val="0"/>
+          <w:sz w:val="28"/>
+          <w:sz w:val="28"/>
+          <w:szCs w:val="28"/>
+          <w:vertAlign w:val="baseline"/>
+          <w:lang w:val="en-US"/>
+        </w:rPr>
+        <w:t xml:space="preserve"> – </w:t>
+      </w:r>
+      <w:r>
+        <w:rPr>
+          <w:position w:val="0"/>
+          <w:sz w:val="28"/>
+          <w:sz w:val="28"/>
+          <w:szCs w:val="28"/>
+          <w:vertAlign w:val="baseline"/>
+          <w:lang w:val="ru-RU"/>
+        </w:rPr>
+        <w:t>память для кеша базы данных. Кешируем 20% БД:</w:t>
+      </w:r>
+    </w:p>
+    <w:p>
+      <w:pPr>
+        <w:pStyle w:val="Normal"/>
+        <w:numPr>
+          <w:ilvl w:val="0"/>
+          <w:numId w:val="0"/>
+        </w:numPr>
+        <w:spacing w:lineRule="auto" w:line="360"/>
+        <w:ind w:hanging="0" w:left="720"/>
+        <w:jc w:val="both"/>
+        <w:rPr>
+          <w:sz w:val="28"/>
+          <w:szCs w:val="28"/>
+          <w:lang w:val="en-US"/>
+        </w:rPr>
+      </w:pPr>
+      <w:r>
+        <w:rPr>
+          <w:position w:val="0"/>
+          <w:sz w:val="28"/>
+          <w:sz w:val="28"/>
+          <w:szCs w:val="28"/>
+          <w:vertAlign w:val="baseline"/>
+          <w:lang w:val="ru-RU"/>
+        </w:rPr>
+      </w:r>
+      <m:oMathPara xmlns:m="http://schemas.openxmlformats.org/officeDocument/2006/math">
+        <m:oMathParaPr>
+          <m:jc m:val="left"/>
+        </m:oMathParaPr>
+        <m:oMath>
+          <m:sSub>
+            <m:e>
+              <m:r>
+                <w:rPr>
+                  <w:rFonts w:ascii="Cambria Math" w:hAnsi="Cambria Math"/>
+                </w:rPr>
+                <m:t xml:space="preserve">RAM</m:t>
+              </m:r>
+            </m:e>
+            <m:sub>
+              <m:r>
+                <w:rPr>
+                  <w:rFonts w:ascii="Cambria Math" w:hAnsi="Cambria Math"/>
+                </w:rPr>
+                <m:t xml:space="preserve">db</m:t>
+              </m:r>
+            </m:sub>
+          </m:sSub>
+          <m:r>
+            <w:rPr>
+              <w:rFonts w:ascii="Cambria Math" w:hAnsi="Cambria Math"/>
+            </w:rPr>
+            <m:t xml:space="preserve">=</m:t>
+          </m:r>
+          <m:sSub>
+            <m:e>
+              <m:r>
+                <w:rPr>
+                  <w:rFonts w:ascii="Cambria Math" w:hAnsi="Cambria Math"/>
+                </w:rPr>
+                <m:t xml:space="preserve">Disk</m:t>
+              </m:r>
+            </m:e>
+            <m:sub>
+              <m:r>
+                <w:rPr>
+                  <w:rFonts w:ascii="Cambria Math" w:hAnsi="Cambria Math"/>
+                </w:rPr>
+                <m:t xml:space="preserve">db</m:t>
+              </m:r>
+            </m:sub>
+          </m:sSub>
+          <m:r>
+            <w:rPr>
+              <w:rFonts w:ascii="Cambria Math" w:hAnsi="Cambria Math"/>
+            </w:rPr>
+            <m:t xml:space="preserve">×</m:t>
+          </m:r>
+          <m:r>
+            <w:rPr>
+              <w:rFonts w:ascii="Cambria Math" w:hAnsi="Cambria Math"/>
+            </w:rPr>
+            <m:t xml:space="preserve">0.2</m:t>
+          </m:r>
+          <m:r>
+            <w:rPr>
+              <w:rFonts w:ascii="Cambria Math" w:hAnsi="Cambria Math"/>
+            </w:rPr>
+            <m:t xml:space="preserve">=</m:t>
+          </m:r>
+          <m:r>
+            <w:rPr>
+              <w:rFonts w:ascii="Cambria Math" w:hAnsi="Cambria Math"/>
+            </w:rPr>
+            <m:t xml:space="preserve">72</m:t>
+          </m:r>
+          <m:r>
+            <w:rPr>
+              <w:rFonts w:ascii="Cambria Math" w:hAnsi="Cambria Math"/>
+            </w:rPr>
+            <m:t xml:space="preserve">МБ</m:t>
+          </m:r>
+          <m:r>
+            <w:rPr>
+              <w:rFonts w:ascii="Cambria Math" w:hAnsi="Cambria Math"/>
+            </w:rPr>
+            <m:t xml:space="preserve">×</m:t>
+          </m:r>
+          <m:r>
+            <w:rPr>
+              <w:rFonts w:ascii="Cambria Math" w:hAnsi="Cambria Math"/>
+            </w:rPr>
+            <m:t xml:space="preserve">0.2</m:t>
+          </m:r>
+          <m:r>
+            <w:rPr>
+              <w:rFonts w:ascii="Cambria Math" w:hAnsi="Cambria Math"/>
+            </w:rPr>
+            <m:t xml:space="preserve">=</m:t>
+          </m:r>
+          <m:r>
+            <w:rPr>
+              <w:rFonts w:ascii="Cambria Math" w:hAnsi="Cambria Math"/>
+            </w:rPr>
+            <m:t xml:space="preserve">14.4</m:t>
+          </m:r>
+          <m:r>
+            <w:rPr>
+              <w:rFonts w:ascii="Cambria Math" w:hAnsi="Cambria Math"/>
+            </w:rPr>
+            <m:t xml:space="preserve">МБ</m:t>
+          </m:r>
+        </m:oMath>
+      </m:oMathPara>
+    </w:p>
+    <w:p>
+      <w:pPr>
+        <w:pStyle w:val="Normal"/>
+        <w:numPr>
+          <w:ilvl w:val="0"/>
+          <w:numId w:val="0"/>
+        </w:numPr>
+        <w:spacing w:lineRule="auto" w:line="360"/>
+        <w:ind w:hanging="0" w:left="720"/>
+        <w:jc w:val="both"/>
+        <w:rPr>
+          <w:sz w:val="28"/>
+          <w:szCs w:val="28"/>
+          <w:lang w:val="en-US"/>
+        </w:rPr>
+      </w:pPr>
+      <w:r>
+        <w:rPr>
+          <w:position w:val="0"/>
+          <w:sz w:val="28"/>
+          <w:sz w:val="28"/>
+          <w:szCs w:val="28"/>
+          <w:vertAlign w:val="baseline"/>
+          <w:lang w:val="en-US"/>
+        </w:rPr>
+        <w:t>RAM</w:t>
+      </w:r>
+      <w:r>
+        <w:rPr>
+          <w:sz w:val="28"/>
+          <w:szCs w:val="28"/>
+          <w:vertAlign w:val="subscript"/>
+          <w:lang w:val="en-US"/>
+        </w:rPr>
+        <w:t>total</w:t>
+      </w:r>
+      <w:r>
+        <w:rPr>
+          <w:position w:val="0"/>
+          <w:sz w:val="28"/>
+          <w:sz w:val="28"/>
+          <w:szCs w:val="28"/>
+          <w:vertAlign w:val="baseline"/>
+          <w:lang w:val="en-US"/>
+        </w:rPr>
+        <w:t xml:space="preserve"> – </w:t>
+      </w:r>
+      <w:r>
+        <w:rPr>
+          <w:position w:val="0"/>
+          <w:sz w:val="28"/>
+          <w:sz w:val="28"/>
+          <w:szCs w:val="28"/>
+          <w:vertAlign w:val="baseline"/>
+          <w:lang w:val="ru-RU"/>
+        </w:rPr>
+        <w:t>общий объем оперативной памяти:</w:t>
+      </w:r>
+    </w:p>
+    <w:p>
+      <w:pPr>
+        <w:pStyle w:val="Normal"/>
+        <w:numPr>
+          <w:ilvl w:val="0"/>
+          <w:numId w:val="0"/>
+        </w:numPr>
+        <w:spacing w:lineRule="auto" w:line="360"/>
+        <w:ind w:hanging="0" w:left="720"/>
+        <w:jc w:val="both"/>
+        <w:rPr>
+          <w:sz w:val="28"/>
+          <w:szCs w:val="28"/>
+          <w:lang w:val="en-US"/>
+        </w:rPr>
+      </w:pPr>
+      <w:r>
+        <w:rPr>
+          <w:position w:val="0"/>
+          <w:sz w:val="28"/>
+          <w:sz w:val="28"/>
+          <w:szCs w:val="28"/>
+          <w:vertAlign w:val="baseline"/>
+          <w:lang w:val="ru-RU"/>
+        </w:rPr>
+      </w:r>
+      <m:oMathPara xmlns:m="http://schemas.openxmlformats.org/officeDocument/2006/math">
+        <m:oMathParaPr>
+          <m:jc m:val="left"/>
+        </m:oMathParaPr>
+        <m:oMath>
+          <m:sSub>
+            <m:e>
+              <m:r>
+                <w:rPr>
+                  <w:rFonts w:ascii="Cambria Math" w:hAnsi="Cambria Math"/>
+                </w:rPr>
+                <m:t xml:space="preserve">RAM</m:t>
+              </m:r>
+            </m:e>
+            <m:sub>
+              <m:r>
+                <w:rPr>
+                  <w:rFonts w:ascii="Cambria Math" w:hAnsi="Cambria Math"/>
+                </w:rPr>
+                <m:t xml:space="preserve">total</m:t>
+              </m:r>
+            </m:sub>
+          </m:sSub>
+          <m:r>
+            <w:rPr>
+              <w:rFonts w:ascii="Cambria Math" w:hAnsi="Cambria Math"/>
+            </w:rPr>
+            <m:t xml:space="preserve">=</m:t>
+          </m:r>
+          <m:sSub>
+            <m:e>
+              <m:r>
+                <w:rPr>
+                  <w:rFonts w:ascii="Cambria Math" w:hAnsi="Cambria Math"/>
+                </w:rPr>
+                <m:t xml:space="preserve">RAM</m:t>
+              </m:r>
+            </m:e>
+            <m:sub>
+              <m:r>
+                <w:rPr>
+                  <w:rFonts w:ascii="Cambria Math" w:hAnsi="Cambria Math"/>
+                </w:rPr>
+                <m:t xml:space="preserve">app</m:t>
+              </m:r>
+            </m:sub>
+          </m:sSub>
+          <m:r>
+            <w:rPr>
+              <w:rFonts w:ascii="Cambria Math" w:hAnsi="Cambria Math"/>
+            </w:rPr>
+            <m:t xml:space="preserve">+</m:t>
+          </m:r>
+          <m:sSub>
+            <m:e>
+              <m:r>
+                <w:rPr>
+                  <w:rFonts w:ascii="Cambria Math" w:hAnsi="Cambria Math"/>
+                </w:rPr>
+                <m:t xml:space="preserve">RAM</m:t>
+              </m:r>
+            </m:e>
+            <m:sub>
+              <m:r>
+                <w:rPr>
+                  <w:rFonts w:ascii="Cambria Math" w:hAnsi="Cambria Math"/>
+                </w:rPr>
+                <m:t xml:space="preserve">db</m:t>
+              </m:r>
+            </m:sub>
+          </m:sSub>
+          <m:r>
+            <w:rPr>
+              <w:rFonts w:ascii="Cambria Math" w:hAnsi="Cambria Math"/>
+            </w:rPr>
+            <m:t xml:space="preserve">=</m:t>
+          </m:r>
+          <m:r>
+            <w:rPr>
+              <w:rFonts w:ascii="Cambria Math" w:hAnsi="Cambria Math"/>
+            </w:rPr>
+            <m:t xml:space="preserve">20</m:t>
+          </m:r>
+          <m:r>
+            <w:rPr>
+              <w:rFonts w:ascii="Cambria Math" w:hAnsi="Cambria Math"/>
+            </w:rPr>
+            <m:t xml:space="preserve">ГБ</m:t>
+          </m:r>
+          <m:r>
+            <w:rPr>
+              <w:rFonts w:ascii="Cambria Math" w:hAnsi="Cambria Math"/>
+            </w:rPr>
+            <m:t xml:space="preserve">+</m:t>
+          </m:r>
+          <m:r>
+            <w:rPr>
+              <w:rFonts w:ascii="Cambria Math" w:hAnsi="Cambria Math"/>
+            </w:rPr>
+            <m:t xml:space="preserve">14.4</m:t>
+          </m:r>
+          <m:r>
+            <w:rPr>
+              <w:rFonts w:ascii="Cambria Math" w:hAnsi="Cambria Math"/>
+            </w:rPr>
+            <m:t xml:space="preserve">МБ</m:t>
+          </m:r>
+          <m:r>
+            <w:rPr>
+              <w:rFonts w:ascii="Cambria Math" w:hAnsi="Cambria Math"/>
+            </w:rPr>
+            <m:t xml:space="preserve">≈</m:t>
+          </m:r>
+          <m:r>
+            <w:rPr>
+              <w:rFonts w:ascii="Cambria Math" w:hAnsi="Cambria Math"/>
+            </w:rPr>
+            <m:t xml:space="preserve">20</m:t>
+          </m:r>
+          <m:r>
+            <w:rPr>
+              <w:rFonts w:ascii="Cambria Math" w:hAnsi="Cambria Math"/>
+            </w:rPr>
+            <m:t xml:space="preserve">ГБ</m:t>
+          </m:r>
+        </m:oMath>
+      </m:oMathPara>
+    </w:p>
+    <w:p>
+      <w:pPr>
+        <w:pStyle w:val="Normal"/>
+        <w:spacing w:lineRule="auto" w:line="360"/>
+        <w:jc w:val="both"/>
+        <w:rPr>
+          <w:position w:val="0"/>
+          <w:sz w:val="24"/>
+          <w:vertAlign w:val="baseline"/>
+          <w:lang w:val="ru-RU"/>
+        </w:rPr>
+      </w:pPr>
+      <w:r>
+        <w:rPr>
+          <w:sz w:val="28"/>
+          <w:szCs w:val="28"/>
+          <w:lang w:val="en-US"/>
+        </w:rPr>
+      </w:r>
+    </w:p>
+    <w:p>
+      <w:pPr>
+        <w:pStyle w:val="Normal"/>
+        <w:spacing w:lineRule="auto" w:line="360"/>
+        <w:jc w:val="both"/>
+        <w:rPr>
+          <w:sz w:val="28"/>
+          <w:szCs w:val="28"/>
+          <w:lang w:val="en-US"/>
+        </w:rPr>
+      </w:pPr>
+      <w:r>
+        <w:rPr>
+          <w:position w:val="0"/>
+          <w:sz w:val="28"/>
+          <w:sz w:val="28"/>
+          <w:szCs w:val="28"/>
+          <w:vertAlign w:val="baseline"/>
+          <w:lang w:val="ru-RU"/>
+        </w:rPr>
+        <w:t>Суммарно, для работы системы необходимо:</w:t>
+      </w:r>
+    </w:p>
+    <w:p>
+      <w:pPr>
+        <w:pStyle w:val="Normal"/>
+        <w:numPr>
+          <w:ilvl w:val="0"/>
+          <w:numId w:val="12"/>
+        </w:numPr>
+        <w:spacing w:lineRule="auto" w:line="360"/>
+        <w:jc w:val="both"/>
+        <w:rPr>
+          <w:sz w:val="28"/>
+          <w:szCs w:val="28"/>
+          <w:lang w:val="en-US"/>
+        </w:rPr>
+      </w:pPr>
+      <w:r>
+        <w:rPr>
+          <w:position w:val="0"/>
+          <w:sz w:val="28"/>
+          <w:sz w:val="28"/>
+          <w:szCs w:val="28"/>
+          <w:vertAlign w:val="baseline"/>
+          <w:lang w:val="en-US"/>
+        </w:rPr>
+        <w:t xml:space="preserve">40 </w:t>
+      </w:r>
+      <w:r>
+        <w:rPr>
+          <w:position w:val="0"/>
+          <w:sz w:val="28"/>
+          <w:sz w:val="28"/>
+          <w:szCs w:val="28"/>
+          <w:vertAlign w:val="baseline"/>
+          <w:lang w:val="ru-RU"/>
+        </w:rPr>
+        <w:t>ядер процессора</w:t>
+      </w:r>
+    </w:p>
+    <w:p>
+      <w:pPr>
+        <w:pStyle w:val="Normal"/>
+        <w:numPr>
+          <w:ilvl w:val="0"/>
+          <w:numId w:val="12"/>
+        </w:numPr>
+        <w:spacing w:lineRule="auto" w:line="360"/>
+        <w:jc w:val="both"/>
+        <w:rPr>
+          <w:sz w:val="28"/>
+          <w:szCs w:val="28"/>
+          <w:lang w:val="en-US"/>
+        </w:rPr>
+      </w:pPr>
+      <w:r>
+        <w:rPr>
+          <w:position w:val="0"/>
+          <w:sz w:val="28"/>
+          <w:sz w:val="28"/>
+          <w:szCs w:val="28"/>
+          <w:vertAlign w:val="baseline"/>
+          <w:lang w:val="ru-RU"/>
+        </w:rPr>
+        <w:t>10 ГБ дискового пространства</w:t>
+      </w:r>
+    </w:p>
+    <w:p>
+      <w:pPr>
+        <w:pStyle w:val="Normal"/>
+        <w:numPr>
+          <w:ilvl w:val="0"/>
+          <w:numId w:val="12"/>
+        </w:numPr>
+        <w:spacing w:lineRule="auto" w:line="360"/>
+        <w:jc w:val="both"/>
+        <w:rPr>
+          <w:sz w:val="28"/>
+          <w:szCs w:val="28"/>
+          <w:lang w:val="en-US"/>
+        </w:rPr>
+      </w:pPr>
+      <w:r>
+        <w:rPr>
+          <w:position w:val="0"/>
+          <w:sz w:val="28"/>
+          <w:sz w:val="28"/>
+          <w:szCs w:val="28"/>
+          <w:vertAlign w:val="baseline"/>
+          <w:lang w:val="ru-RU"/>
+        </w:rPr>
+        <w:t>20 ГБ ОЗУ</w:t>
+      </w:r>
+      <w:r>
+        <w:br w:type="page"/>
+      </w:r>
+    </w:p>
+    <w:p>
+      <w:pPr>
+        <w:pStyle w:val="Normal"/>
+        <w:suppressAutoHyphens w:val="false"/>
+        <w:spacing w:lineRule="auto" w:line="276" w:before="0" w:after="160"/>
+        <w:jc w:val="center"/>
+        <w:rPr>
+          <w:rStyle w:val="1"/>
+          <w:rFonts w:ascii="Times New Roman" w:hAnsi="Times New Roman" w:eastAsia="Times New Roman" w:cs="Times New Roman"/>
+          <w:bCs/>
+          <w:color w:val="auto"/>
+          <w:sz w:val="28"/>
+          <w:szCs w:val="28"/>
+        </w:rPr>
+      </w:pPr>
+      <w:bookmarkStart w:id="0" w:name="_Toc185524654"/>
+      <w:bookmarkStart w:id="1" w:name="_Toc166287226"/>
+      <w:r>
+        <w:rPr>
+          <w:rStyle w:val="1"/>
+          <w:rFonts w:cs="Times New Roman"/>
+          <w:color w:val="auto"/>
+          <w:sz w:val="32"/>
+          <w:szCs w:val="32"/>
+        </w:rPr>
+        <w:t>ПРИЛОЖЕНИЕ А ТЕХНИЧЕСКОЕ ЗАДАНИЕ</w:t>
+      </w:r>
+      <w:bookmarkEnd w:id="0"/>
+      <w:bookmarkEnd w:id="1"/>
+    </w:p>
+    <w:p>
+      <w:pPr>
+        <w:pStyle w:val="Normal"/>
+        <w:jc w:val="center"/>
+        <w:rPr>
+          <w:bCs/>
+          <w:sz w:val="28"/>
+          <w:szCs w:val="28"/>
+        </w:rPr>
+      </w:pPr>
+      <w:r>
+        <w:rPr>
+          <w:bCs/>
+          <w:color w:val="000000"/>
+          <w:sz w:val="28"/>
+          <w:szCs w:val="28"/>
+        </w:rPr>
+        <w:t>МОСКОВСКИЙ ГОСУДАРСТВЕННЫЙ ТЕХНИЧЕСКИЙ УНИВЕРСИТЕТ</w:t>
+      </w:r>
+    </w:p>
+    <w:p>
+      <w:pPr>
+        <w:pStyle w:val="Normal"/>
+        <w:pBdr>
+          <w:bottom w:val="single" w:sz="12" w:space="1" w:color="000000"/>
+        </w:pBdr>
+        <w:jc w:val="center"/>
+        <w:rPr>
+          <w:bCs/>
+          <w:sz w:val="28"/>
+          <w:szCs w:val="28"/>
+        </w:rPr>
+      </w:pPr>
+      <w:r>
+        <w:rPr>
+          <w:bCs/>
+          <w:color w:val="000000"/>
+          <w:sz w:val="28"/>
+          <w:szCs w:val="28"/>
+        </w:rPr>
+        <w:t>им. Н.Э. Баумана</w:t>
+      </w:r>
+    </w:p>
+    <w:p>
+      <w:pPr>
+        <w:pStyle w:val="Normal"/>
+        <w:spacing w:before="0" w:after="240"/>
+        <w:rPr>
+          <w:bCs/>
+          <w:sz w:val="28"/>
+          <w:szCs w:val="28"/>
+        </w:rPr>
+      </w:pPr>
+      <w:r>
+        <w:rPr>
+          <w:bCs/>
+          <w:sz w:val="28"/>
+          <w:szCs w:val="28"/>
+        </w:rPr>
+      </w:r>
+    </w:p>
+    <w:p>
+      <w:pPr>
+        <w:pStyle w:val="Normal"/>
+        <w:jc w:val="center"/>
+        <w:rPr>
+          <w:bCs/>
+          <w:color w:val="000000"/>
+          <w:sz w:val="28"/>
+          <w:szCs w:val="28"/>
+        </w:rPr>
+      </w:pPr>
+      <w:r>
+        <w:rPr>
+          <w:bCs/>
+          <w:color w:val="000000"/>
+          <w:sz w:val="28"/>
+          <w:szCs w:val="28"/>
+        </w:rPr>
+        <w:t>Кафедра «Системы обработки информации и управления»</w:t>
+      </w:r>
+    </w:p>
+    <w:p>
+      <w:pPr>
+        <w:pStyle w:val="Normal"/>
+        <w:jc w:val="center"/>
+        <w:rPr>
+          <w:bCs/>
+          <w:sz w:val="28"/>
+          <w:szCs w:val="28"/>
+        </w:rPr>
+      </w:pPr>
+      <w:r>
+        <w:rPr>
+          <w:bCs/>
+          <w:sz w:val="28"/>
+          <w:szCs w:val="28"/>
+        </w:rPr>
+      </w:r>
+    </w:p>
+    <w:p>
+      <w:pPr>
+        <w:pStyle w:val="Normal"/>
+        <w:jc w:val="center"/>
+        <w:rPr>
+          <w:bCs/>
+          <w:sz w:val="28"/>
+          <w:szCs w:val="28"/>
+        </w:rPr>
+      </w:pPr>
+      <w:r>
+        <w:rPr>
+          <w:bCs/>
+          <w:sz w:val="28"/>
+          <w:szCs w:val="28"/>
+        </w:rPr>
+      </w:r>
+    </w:p>
+    <w:tbl>
+      <w:tblPr>
+        <w:tblW w:w="9214" w:type="dxa"/>
+        <w:jc w:val="left"/>
+        <w:tblInd w:w="70" w:type="dxa"/>
+        <w:tblLayout w:type="fixed"/>
+        <w:tblCellMar>
+          <w:top w:w="0" w:type="dxa"/>
+          <w:left w:w="70" w:type="dxa"/>
+          <w:bottom w:w="0" w:type="dxa"/>
+          <w:right w:w="70" w:type="dxa"/>
+        </w:tblCellMar>
+        <w:tblLook w:firstRow="0" w:noVBand="0" w:lastRow="0" w:firstColumn="0" w:lastColumn="0" w:noHBand="0" w:val="0000"/>
+      </w:tblPr>
+      <w:tblGrid>
+        <w:gridCol w:w="4111"/>
+        <w:gridCol w:w="1276"/>
+        <w:gridCol w:w="3827"/>
+      </w:tblGrid>
+      <w:tr>
+        <w:trPr>
+          <w:trHeight w:val="394" w:hRule="atLeast"/>
+        </w:trPr>
+        <w:tc>
+          <w:tcPr>
+            <w:tcW w:w="4111" w:type="dxa"/>
+            <w:tcBorders/>
+            <w:vAlign w:val="center"/>
+          </w:tcPr>
+          <w:p>
+            <w:pPr>
+              <w:pStyle w:val="Normal"/>
+              <w:jc w:val="center"/>
+              <w:rPr>
+                <w:bCs/>
+                <w:sz w:val="28"/>
+                <w:szCs w:val="28"/>
+              </w:rPr>
+            </w:pPr>
+            <w:r>
+              <w:rPr>
+                <w:bCs/>
+                <w:sz w:val="28"/>
+                <w:szCs w:val="28"/>
+              </w:rPr>
+              <w:t>Утверждаю</w:t>
+            </w:r>
+          </w:p>
+          <w:p>
+            <w:pPr>
+              <w:pStyle w:val="Normal"/>
+              <w:jc w:val="center"/>
+              <w:rPr>
+                <w:bCs/>
+                <w:sz w:val="28"/>
+                <w:szCs w:val="28"/>
+              </w:rPr>
+            </w:pPr>
+            <w:r>
+              <w:rPr>
+                <w:bCs/>
+                <w:sz w:val="28"/>
+                <w:szCs w:val="28"/>
+              </w:rPr>
+              <w:t>Заведующий кафедрой ИУ-5</w:t>
+            </w:r>
+          </w:p>
+        </w:tc>
+        <w:tc>
+          <w:tcPr>
+            <w:tcW w:w="1276" w:type="dxa"/>
+            <w:tcBorders/>
+            <w:vAlign w:val="center"/>
+          </w:tcPr>
+          <w:p>
+            <w:pPr>
+              <w:pStyle w:val="Normal"/>
+              <w:jc w:val="center"/>
+              <w:rPr>
+                <w:bCs/>
+                <w:sz w:val="28"/>
+                <w:szCs w:val="28"/>
+              </w:rPr>
+            </w:pPr>
+            <w:r>
+              <w:rPr>
+                <w:bCs/>
+                <w:sz w:val="28"/>
+                <w:szCs w:val="28"/>
+              </w:rPr>
+            </w:r>
+          </w:p>
+        </w:tc>
+        <w:tc>
+          <w:tcPr>
+            <w:tcW w:w="3827" w:type="dxa"/>
+            <w:tcBorders/>
+            <w:vAlign w:val="center"/>
+          </w:tcPr>
+          <w:p>
+            <w:pPr>
+              <w:pStyle w:val="Normal"/>
+              <w:jc w:val="center"/>
+              <w:rPr>
+                <w:bCs/>
+                <w:sz w:val="28"/>
+                <w:szCs w:val="28"/>
+              </w:rPr>
+            </w:pPr>
+            <w:r>
+              <w:rPr>
+                <w:bCs/>
+                <w:sz w:val="28"/>
+                <w:szCs w:val="28"/>
+              </w:rPr>
+              <w:t>Согласовано</w:t>
+            </w:r>
+          </w:p>
+          <w:p>
+            <w:pPr>
+              <w:pStyle w:val="Normal"/>
+              <w:jc w:val="center"/>
+              <w:rPr>
+                <w:bCs/>
+                <w:sz w:val="28"/>
+                <w:szCs w:val="28"/>
+              </w:rPr>
+            </w:pPr>
+            <w:r>
+              <w:rPr>
+                <w:bCs/>
+                <w:sz w:val="28"/>
+                <w:szCs w:val="28"/>
+              </w:rPr>
+              <w:t>Научный руководитель</w:t>
+            </w:r>
+          </w:p>
+        </w:tc>
+      </w:tr>
+      <w:tr>
+        <w:trPr>
+          <w:trHeight w:val="607" w:hRule="atLeast"/>
+        </w:trPr>
+        <w:tc>
+          <w:tcPr>
+            <w:tcW w:w="4111" w:type="dxa"/>
+            <w:tcBorders/>
+            <w:vAlign w:val="center"/>
+          </w:tcPr>
+          <w:p>
+            <w:pPr>
+              <w:pStyle w:val="Normal"/>
+              <w:jc w:val="center"/>
+              <w:rPr>
+                <w:bCs/>
+                <w:sz w:val="28"/>
+                <w:szCs w:val="28"/>
+              </w:rPr>
+            </w:pPr>
+            <w:r>
+              <w:rPr>
+                <w:bCs/>
+                <w:sz w:val="28"/>
+                <w:szCs w:val="28"/>
+              </w:rPr>
+              <w:t>___________В.И.Терехов</w:t>
+            </w:r>
+          </w:p>
+          <w:p>
+            <w:pPr>
+              <w:pStyle w:val="Normal"/>
+              <w:jc w:val="center"/>
+              <w:rPr>
+                <w:bCs/>
+                <w:sz w:val="28"/>
+                <w:szCs w:val="28"/>
+              </w:rPr>
+            </w:pPr>
+            <w:r>
+              <w:rPr>
+                <w:bCs/>
+                <w:sz w:val="28"/>
+                <w:szCs w:val="28"/>
+              </w:rPr>
+              <w:t>"__"__________2025 г.</w:t>
+            </w:r>
+          </w:p>
+        </w:tc>
+        <w:tc>
+          <w:tcPr>
+            <w:tcW w:w="1276" w:type="dxa"/>
+            <w:tcBorders/>
+            <w:vAlign w:val="center"/>
+          </w:tcPr>
+          <w:p>
+            <w:pPr>
+              <w:pStyle w:val="Normal"/>
+              <w:jc w:val="center"/>
+              <w:rPr>
+                <w:bCs/>
+                <w:sz w:val="28"/>
+                <w:szCs w:val="28"/>
+              </w:rPr>
+            </w:pPr>
+            <w:r>
+              <w:rPr>
+                <w:bCs/>
+                <w:sz w:val="28"/>
+                <w:szCs w:val="28"/>
+              </w:rPr>
+            </w:r>
+          </w:p>
+        </w:tc>
+        <w:tc>
+          <w:tcPr>
+            <w:tcW w:w="3827" w:type="dxa"/>
+            <w:tcBorders/>
+            <w:vAlign w:val="center"/>
+          </w:tcPr>
+          <w:p>
+            <w:pPr>
+              <w:pStyle w:val="Normal"/>
+              <w:jc w:val="center"/>
+              <w:rPr>
+                <w:bCs/>
+                <w:sz w:val="28"/>
+                <w:szCs w:val="28"/>
+              </w:rPr>
+            </w:pPr>
+            <w:r>
+              <w:rPr>
+                <w:bCs/>
+                <w:sz w:val="28"/>
+                <w:szCs w:val="28"/>
+              </w:rPr>
+              <w:t>__________А.И. Канев</w:t>
+            </w:r>
+          </w:p>
+          <w:p>
+            <w:pPr>
+              <w:pStyle w:val="Normal"/>
+              <w:jc w:val="center"/>
+              <w:rPr>
+                <w:bCs/>
+                <w:sz w:val="28"/>
+                <w:szCs w:val="28"/>
+              </w:rPr>
+            </w:pPr>
+            <w:r>
+              <w:rPr>
+                <w:bCs/>
+                <w:sz w:val="28"/>
+                <w:szCs w:val="28"/>
+              </w:rPr>
+              <w:t>"__"__________2025 г.</w:t>
+            </w:r>
+          </w:p>
+        </w:tc>
+      </w:tr>
+    </w:tbl>
+    <w:p>
+      <w:pPr>
+        <w:pStyle w:val="Normal"/>
+        <w:spacing w:before="0" w:after="240"/>
+        <w:rPr>
+          <w:bCs/>
+          <w:sz w:val="28"/>
+          <w:szCs w:val="28"/>
+        </w:rPr>
+      </w:pPr>
+      <w:r>
+        <w:rPr>
+          <w:bCs/>
+          <w:sz w:val="28"/>
+          <w:szCs w:val="28"/>
+        </w:rPr>
+      </w:r>
+    </w:p>
+    <w:p>
+      <w:pPr>
+        <w:pStyle w:val="Normal"/>
+        <w:rPr>
+          <w:bCs/>
+          <w:sz w:val="28"/>
+          <w:szCs w:val="28"/>
+        </w:rPr>
+      </w:pPr>
+      <w:r>
+        <w:rPr>
+          <w:bCs/>
+          <w:sz w:val="28"/>
+          <w:szCs w:val="28"/>
+        </w:rPr>
+      </w:r>
+    </w:p>
+    <w:p>
+      <w:pPr>
+        <w:pStyle w:val="Header"/>
+        <w:rPr>
+          <w:bCs/>
+          <w:sz w:val="28"/>
+          <w:szCs w:val="28"/>
+        </w:rPr>
+      </w:pPr>
+      <w:r>
+        <w:rPr>
+          <w:bCs/>
+          <w:sz w:val="28"/>
+          <w:szCs w:val="28"/>
+        </w:rPr>
+      </w:r>
+    </w:p>
+    <w:p>
+      <w:pPr>
+        <w:pStyle w:val="Normal"/>
+        <w:jc w:val="center"/>
+        <w:rPr>
+          <w:bCs/>
+          <w:sz w:val="28"/>
+          <w:szCs w:val="28"/>
+        </w:rPr>
+      </w:pPr>
+      <w:r>
+        <w:rPr>
+          <w:bCs/>
+          <w:sz w:val="28"/>
+          <w:szCs w:val="28"/>
+        </w:rPr>
+      </w:r>
+    </w:p>
+    <w:p>
+      <w:pPr>
+        <w:pStyle w:val="Normal"/>
+        <w:jc w:val="center"/>
+        <w:rPr>
+          <w:bCs/>
+          <w:color w:themeColor="text1" w:val="000000"/>
+          <w:sz w:val="28"/>
+          <w:szCs w:val="28"/>
+        </w:rPr>
+      </w:pPr>
+      <w:r>
+        <w:rPr>
+          <w:bCs/>
+          <w:color w:themeColor="text1" w:val="000000"/>
+          <w:sz w:val="28"/>
+          <w:szCs w:val="28"/>
+        </w:rPr>
+        <w:t xml:space="preserve">Расчет </w:t>
+      </w:r>
+      <w:r>
+        <w:rPr>
+          <w:bCs/>
+          <w:color w:themeColor="text1" w:val="000000"/>
+          <w:sz w:val="28"/>
+          <w:szCs w:val="28"/>
+        </w:rPr>
+        <w:t>освещенности помещения светодиодными лампами</w:t>
+      </w:r>
+    </w:p>
+    <w:p>
+      <w:pPr>
+        <w:pStyle w:val="Normal"/>
+        <w:rPr>
+          <w:bCs/>
+          <w:color w:themeColor="text1" w:val="000000"/>
+          <w:sz w:val="28"/>
+          <w:szCs w:val="28"/>
+          <w:u w:val="single"/>
+        </w:rPr>
+      </w:pPr>
+      <w:r>
+        <w:rPr>
+          <w:bCs/>
+          <w:color w:themeColor="text1" w:val="000000"/>
+          <w:sz w:val="28"/>
+          <w:szCs w:val="28"/>
+          <w:u w:val="single"/>
+        </w:rPr>
+      </w:r>
+    </w:p>
+    <w:p>
+      <w:pPr>
+        <w:pStyle w:val="Normal"/>
+        <w:rPr>
+          <w:bCs/>
+          <w:color w:themeColor="text1" w:val="000000"/>
+          <w:sz w:val="28"/>
+          <w:szCs w:val="28"/>
+        </w:rPr>
+      </w:pPr>
+      <w:r>
+        <w:rPr>
+          <w:bCs/>
+          <w:color w:themeColor="text1" w:val="000000"/>
+          <w:sz w:val="28"/>
+          <w:szCs w:val="28"/>
+        </w:rPr>
+      </w:r>
+    </w:p>
+    <w:p>
+      <w:pPr>
+        <w:pStyle w:val="Normal"/>
+        <w:jc w:val="center"/>
+        <w:rPr>
+          <w:bCs/>
+          <w:color w:themeColor="text1" w:val="000000"/>
+          <w:sz w:val="28"/>
+          <w:szCs w:val="28"/>
+        </w:rPr>
+      </w:pPr>
+      <w:r>
+        <w:rPr>
+          <w:bCs/>
+          <w:color w:themeColor="text1" w:val="000000"/>
+          <w:sz w:val="28"/>
+          <w:szCs w:val="28"/>
+          <w:u w:val="single"/>
+        </w:rPr>
+        <w:t xml:space="preserve">Техническое задание  </w:t>
+      </w:r>
+    </w:p>
+    <w:p>
+      <w:pPr>
+        <w:pStyle w:val="Normal"/>
+        <w:jc w:val="center"/>
+        <w:rPr>
+          <w:bCs/>
+          <w:sz w:val="28"/>
+          <w:szCs w:val="28"/>
+        </w:rPr>
+      </w:pPr>
+      <w:r>
+        <w:rPr>
+          <w:bCs/>
+          <w:sz w:val="28"/>
+          <w:szCs w:val="28"/>
+        </w:rPr>
+        <w:t>(вид документа)</w:t>
+      </w:r>
+    </w:p>
+    <w:p>
+      <w:pPr>
+        <w:pStyle w:val="Normal"/>
+        <w:jc w:val="center"/>
+        <w:rPr>
+          <w:bCs/>
+          <w:sz w:val="28"/>
+          <w:szCs w:val="28"/>
+        </w:rPr>
+      </w:pPr>
+      <w:r>
+        <w:rPr>
+          <w:bCs/>
+          <w:sz w:val="28"/>
+          <w:szCs w:val="28"/>
+        </w:rPr>
+      </w:r>
+    </w:p>
+    <w:p>
+      <w:pPr>
+        <w:pStyle w:val="Normal"/>
+        <w:jc w:val="center"/>
+        <w:rPr>
+          <w:bCs/>
+          <w:sz w:val="28"/>
+          <w:szCs w:val="28"/>
+          <w:u w:val="single"/>
+        </w:rPr>
+      </w:pPr>
+      <w:r>
+        <w:rPr>
+          <w:bCs/>
+          <w:sz w:val="28"/>
+          <w:szCs w:val="28"/>
+          <w:u w:val="single"/>
+        </w:rPr>
+        <w:t>писчая бумага</w:t>
+      </w:r>
+    </w:p>
+    <w:p>
+      <w:pPr>
+        <w:pStyle w:val="Normal"/>
+        <w:jc w:val="center"/>
+        <w:rPr>
+          <w:bCs/>
+          <w:sz w:val="28"/>
+          <w:szCs w:val="28"/>
+        </w:rPr>
+      </w:pPr>
+      <w:r>
+        <w:rPr>
+          <w:bCs/>
+          <w:sz w:val="28"/>
+          <w:szCs w:val="28"/>
+        </w:rPr>
+        <w:t>(вид носителя)</w:t>
+      </w:r>
+    </w:p>
+    <w:p>
+      <w:pPr>
+        <w:pStyle w:val="Normal"/>
+        <w:jc w:val="center"/>
+        <w:rPr>
+          <w:bCs/>
+          <w:sz w:val="28"/>
+          <w:szCs w:val="28"/>
+        </w:rPr>
+      </w:pPr>
+      <w:r>
+        <w:rPr>
+          <w:bCs/>
+          <w:sz w:val="28"/>
+          <w:szCs w:val="28"/>
+        </w:rPr>
+      </w:r>
+    </w:p>
+    <w:p>
+      <w:pPr>
+        <w:pStyle w:val="Normal"/>
+        <w:jc w:val="center"/>
+        <w:rPr>
+          <w:bCs/>
+          <w:sz w:val="28"/>
+          <w:szCs w:val="28"/>
+          <w:u w:val="single"/>
+        </w:rPr>
+      </w:pPr>
+      <w:r>
+        <w:rPr>
+          <w:bCs/>
+          <w:sz w:val="28"/>
+          <w:szCs w:val="28"/>
+          <w:u w:val="single"/>
+        </w:rPr>
+        <w:t>1</w:t>
+      </w:r>
+      <w:r>
+        <w:rPr>
+          <w:bCs/>
+          <w:sz w:val="28"/>
+          <w:szCs w:val="28"/>
+          <w:u w:val="single"/>
+        </w:rPr>
+        <w:t>8</w:t>
+      </w:r>
+    </w:p>
+    <w:p>
+      <w:pPr>
+        <w:pStyle w:val="Normal"/>
+        <w:jc w:val="center"/>
+        <w:rPr>
+          <w:bCs/>
+          <w:sz w:val="28"/>
+          <w:szCs w:val="28"/>
+        </w:rPr>
+      </w:pPr>
+      <w:r>
+        <w:rPr>
+          <w:bCs/>
+          <w:sz w:val="28"/>
+          <w:szCs w:val="28"/>
+        </w:rPr>
+        <w:t>(количество листов)</w:t>
+      </w:r>
+    </w:p>
+    <w:p>
+      <w:pPr>
+        <w:pStyle w:val="Normal"/>
+        <w:rPr>
+          <w:bCs/>
+          <w:sz w:val="28"/>
+          <w:szCs w:val="28"/>
+        </w:rPr>
+      </w:pPr>
+      <w:r>
+        <w:rPr>
+          <w:bCs/>
+          <w:sz w:val="28"/>
+          <w:szCs w:val="28"/>
+        </w:rPr>
+      </w:r>
+    </w:p>
+    <w:p>
+      <w:pPr>
+        <w:pStyle w:val="Normal"/>
+        <w:rPr>
+          <w:bCs/>
+          <w:sz w:val="28"/>
+          <w:szCs w:val="28"/>
+        </w:rPr>
+      </w:pPr>
+      <w:r>
+        <w:rPr>
+          <w:bCs/>
+          <w:sz w:val="28"/>
+          <w:szCs w:val="28"/>
+        </w:rPr>
+      </w:r>
+    </w:p>
+    <w:tbl>
+      <w:tblPr>
+        <w:tblW w:w="7307" w:type="dxa"/>
+        <w:jc w:val="left"/>
+        <w:tblInd w:w="2119" w:type="dxa"/>
+        <w:tblLayout w:type="fixed"/>
+        <w:tblCellMar>
+          <w:top w:w="0" w:type="dxa"/>
+          <w:left w:w="70" w:type="dxa"/>
+          <w:bottom w:w="0" w:type="dxa"/>
+          <w:right w:w="70" w:type="dxa"/>
+        </w:tblCellMar>
+        <w:tblLook w:firstRow="0" w:noVBand="0" w:lastRow="0" w:firstColumn="0" w:lastColumn="0" w:noHBand="0" w:val="0000"/>
+      </w:tblPr>
+      <w:tblGrid>
+        <w:gridCol w:w="3994"/>
+        <w:gridCol w:w="3313"/>
+      </w:tblGrid>
+      <w:tr>
+        <w:trPr/>
+        <w:tc>
+          <w:tcPr>
+            <w:tcW w:w="3994" w:type="dxa"/>
+            <w:tcBorders/>
+          </w:tcPr>
+          <w:p>
+            <w:pPr>
+              <w:pStyle w:val="Normal"/>
+              <w:widowControl/>
+              <w:tabs>
+                <w:tab w:val="clear" w:pos="708"/>
+                <w:tab w:val="left" w:pos="394" w:leader="none"/>
+              </w:tabs>
+              <w:suppressAutoHyphens w:val="true"/>
+              <w:bidi w:val="0"/>
+              <w:spacing w:lineRule="auto" w:line="240" w:before="0" w:after="0"/>
+              <w:ind w:hanging="0" w:left="794" w:right="0"/>
+              <w:jc w:val="right"/>
+              <w:rPr/>
+            </w:pPr>
+            <w:r>
+              <w:rPr>
+                <w:bCs/>
+                <w:sz w:val="28"/>
+                <w:szCs w:val="28"/>
+              </w:rPr>
+              <w:t xml:space="preserve">ИСПОЛНИТЕЛЬ: </w:t>
+            </w:r>
+          </w:p>
+        </w:tc>
+        <w:tc>
+          <w:tcPr>
+            <w:tcW w:w="3313" w:type="dxa"/>
+            <w:tcBorders/>
+          </w:tcPr>
+          <w:p>
+            <w:pPr>
+              <w:pStyle w:val="Normal"/>
+              <w:widowControl/>
+              <w:tabs>
+                <w:tab w:val="clear" w:pos="708"/>
+                <w:tab w:val="left" w:pos="394" w:leader="none"/>
+              </w:tabs>
+              <w:suppressAutoHyphens w:val="true"/>
+              <w:bidi w:val="0"/>
+              <w:spacing w:lineRule="auto" w:line="240" w:before="0" w:after="0"/>
+              <w:ind w:hanging="0" w:left="794" w:right="0"/>
+              <w:jc w:val="right"/>
+              <w:rPr>
+                <w:bCs/>
+                <w:sz w:val="28"/>
+                <w:szCs w:val="28"/>
+              </w:rPr>
+            </w:pPr>
+            <w:r>
+              <w:rPr>
+                <w:bCs/>
+                <w:sz w:val="28"/>
+                <w:szCs w:val="28"/>
+              </w:rPr>
+            </w:r>
+          </w:p>
+          <w:p>
+            <w:pPr>
+              <w:pStyle w:val="Normal"/>
+              <w:widowControl/>
+              <w:tabs>
+                <w:tab w:val="clear" w:pos="708"/>
+                <w:tab w:val="left" w:pos="394" w:leader="none"/>
+              </w:tabs>
+              <w:suppressAutoHyphens w:val="true"/>
+              <w:bidi w:val="0"/>
+              <w:spacing w:lineRule="auto" w:line="240" w:before="0" w:after="0"/>
+              <w:ind w:hanging="0" w:left="794" w:right="0"/>
+              <w:jc w:val="right"/>
+              <w:rPr>
+                <w:bCs/>
+                <w:sz w:val="28"/>
+                <w:szCs w:val="28"/>
+              </w:rPr>
+            </w:pPr>
+            <w:r>
+              <w:rPr>
+                <w:bCs/>
+                <w:sz w:val="28"/>
+                <w:szCs w:val="28"/>
+              </w:rPr>
+            </w:r>
+          </w:p>
+        </w:tc>
+      </w:tr>
+      <w:tr>
+        <w:trPr>
+          <w:trHeight w:val="376" w:hRule="atLeast"/>
+        </w:trPr>
+        <w:tc>
+          <w:tcPr>
+            <w:tcW w:w="3994" w:type="dxa"/>
+            <w:tcBorders/>
+          </w:tcPr>
+          <w:p>
+            <w:pPr>
+              <w:pStyle w:val="Normal"/>
+              <w:widowControl/>
+              <w:tabs>
+                <w:tab w:val="clear" w:pos="708"/>
+                <w:tab w:val="left" w:pos="394" w:leader="none"/>
+              </w:tabs>
+              <w:suppressAutoHyphens w:val="true"/>
+              <w:bidi w:val="0"/>
+              <w:spacing w:lineRule="auto" w:line="240" w:before="0" w:after="0"/>
+              <w:ind w:hanging="0" w:left="794" w:right="0"/>
+              <w:jc w:val="right"/>
+              <w:rPr/>
+            </w:pPr>
+            <w:r>
+              <w:rPr>
+                <w:bCs/>
+                <w:color w:themeColor="text1" w:val="000000"/>
+                <w:sz w:val="28"/>
+                <w:szCs w:val="28"/>
+              </w:rPr>
+              <w:t>Волощук Александр</w:t>
+            </w:r>
+          </w:p>
+        </w:tc>
+        <w:tc>
+          <w:tcPr>
+            <w:tcW w:w="3313" w:type="dxa"/>
+            <w:tcBorders/>
+          </w:tcPr>
+          <w:p>
+            <w:pPr>
+              <w:pStyle w:val="Normal"/>
+              <w:rPr>
+                <w:bCs/>
+                <w:color w:themeColor="text1" w:val="000000"/>
+                <w:sz w:val="28"/>
+                <w:szCs w:val="28"/>
+              </w:rPr>
+            </w:pPr>
+            <w:r>
+              <w:rPr>
+                <w:bCs/>
+                <w:color w:themeColor="text1" w:val="000000"/>
+                <w:sz w:val="28"/>
+                <w:szCs w:val="28"/>
+              </w:rPr>
+            </w:r>
+          </w:p>
+        </w:tc>
+      </w:tr>
+      <w:tr>
+        <w:trPr>
+          <w:trHeight w:val="742" w:hRule="atLeast"/>
+        </w:trPr>
+        <w:tc>
+          <w:tcPr>
+            <w:tcW w:w="3994" w:type="dxa"/>
+            <w:tcBorders/>
+          </w:tcPr>
+          <w:p>
+            <w:pPr>
+              <w:pStyle w:val="Normal"/>
+              <w:widowControl/>
+              <w:tabs>
+                <w:tab w:val="clear" w:pos="708"/>
+                <w:tab w:val="left" w:pos="394" w:leader="none"/>
+              </w:tabs>
+              <w:suppressAutoHyphens w:val="true"/>
+              <w:bidi w:val="0"/>
+              <w:spacing w:lineRule="auto" w:line="240" w:before="0" w:after="0"/>
+              <w:ind w:hanging="0" w:left="794" w:right="0"/>
+              <w:jc w:val="right"/>
+              <w:rPr/>
+            </w:pPr>
+            <w:r>
+              <w:rPr>
+                <w:bCs/>
+                <w:color w:themeColor="text1" w:val="000000"/>
+                <w:sz w:val="28"/>
+                <w:szCs w:val="28"/>
+              </w:rPr>
+              <w:t>"__"___________2025 г.</w:t>
+            </w:r>
+          </w:p>
+        </w:tc>
+        <w:tc>
+          <w:tcPr>
+            <w:tcW w:w="3313" w:type="dxa"/>
+            <w:tcBorders/>
+          </w:tcPr>
+          <w:p>
+            <w:pPr>
+              <w:pStyle w:val="Normal"/>
+              <w:jc w:val="both"/>
+              <w:rPr>
+                <w:bCs/>
+                <w:color w:themeColor="text1" w:val="000000"/>
+                <w:sz w:val="28"/>
+                <w:szCs w:val="28"/>
+              </w:rPr>
+            </w:pPr>
+            <w:r>
+              <w:rPr>
+                <w:bCs/>
+                <w:color w:themeColor="text1" w:val="000000"/>
+                <w:sz w:val="28"/>
+                <w:szCs w:val="28"/>
+              </w:rPr>
+            </w:r>
+          </w:p>
+        </w:tc>
+      </w:tr>
+    </w:tbl>
+    <w:p>
+      <w:pPr>
+        <w:pStyle w:val="31"/>
+        <w:ind w:hanging="0"/>
+        <w:rPr>
+          <w:b w:val="false"/>
+          <w:sz w:val="28"/>
+          <w:szCs w:val="28"/>
+        </w:rPr>
+      </w:pPr>
+      <w:r>
+        <w:rPr>
+          <w:b w:val="false"/>
+          <w:sz w:val="28"/>
+          <w:szCs w:val="28"/>
+        </w:rPr>
+      </w:r>
+    </w:p>
+    <w:p>
+      <w:pPr>
+        <w:pStyle w:val="Normal"/>
+        <w:spacing w:lineRule="auto" w:line="360"/>
+        <w:jc w:val="center"/>
+        <w:rPr>
+          <w:b w:val="false"/>
+          <w:bCs w:val="false"/>
+        </w:rPr>
+      </w:pPr>
+      <w:r>
+        <w:rPr>
+          <w:rFonts w:cs="Times New Roman"/>
+          <w:b w:val="false"/>
+          <w:bCs w:val="false"/>
+          <w:color w:val="auto"/>
+          <w:sz w:val="28"/>
+          <w:szCs w:val="28"/>
+        </w:rPr>
+        <w:t>Москва - 2025</w:t>
+      </w:r>
+      <w:r>
+        <w:br w:type="page"/>
+      </w:r>
+    </w:p>
+    <w:p>
+      <w:pPr>
         <w:pStyle w:val="Heading2"/>
+        <w:widowControl/>
         <w:numPr>
           <w:ilvl w:val="0"/>
           <w:numId w:val="1"/>
         </w:numPr>
-        <w:spacing w:lineRule="auto" w:line="360"/>
-        <w:ind w:firstLine="709" w:left="0"/>
+        <w:tabs/>
+        <w:suppressAutoHyphens w:val="true"/>
+        <w:bidi w:val="0"/>
+        <w:spacing w:lineRule="auto" w:line="360" w:before="0" w:after="80"/>
+        <w:ind w:hanging="420" w:left="420" w:right="0"/>
+        <w:jc w:val="left"/>
         <w:rPr/>
       </w:pPr>
       <w:r>
@@ -1431,6 +5168,67 @@
     </w:p>
     <w:p>
       <w:pPr>
+        <w:pStyle w:val="Normal"/>
+        <w:spacing w:lineRule="auto" w:line="360" w:before="0" w:after="0"/>
+        <w:ind w:firstLine="709"/>
+        <w:contextualSpacing/>
+        <w:jc w:val="both"/>
+        <w:rPr>
+          <w:bCs/>
+          <w:sz w:val="28"/>
+          <w:szCs w:val="28"/>
+        </w:rPr>
+      </w:pPr>
+      <w:r>
+        <w:rPr>
+          <w:bCs/>
+          <w:sz w:val="28"/>
+          <w:szCs w:val="28"/>
+        </w:rPr>
+        <w:t>Также необходимо разделить код, который выполняется при завершении заявки на расчет, и перенести вычисления в выделенный сервис. Вызов метода этого сервиса должен происходить в методе формирования заявки.</w:t>
+      </w:r>
+    </w:p>
+    <w:p>
+      <w:pPr>
+        <w:pStyle w:val="Normal"/>
+        <w:spacing w:lineRule="auto" w:line="360" w:before="0" w:after="0"/>
+        <w:ind w:firstLine="709"/>
+        <w:contextualSpacing/>
+        <w:jc w:val="both"/>
+        <w:rPr>
+          <w:bCs/>
+          <w:sz w:val="28"/>
+          <w:szCs w:val="28"/>
+        </w:rPr>
+      </w:pPr>
+      <w:r>
+        <w:rPr>
+          <w:bCs/>
+          <w:sz w:val="28"/>
+          <w:szCs w:val="28"/>
+        </w:rPr>
+        <w:t xml:space="preserve">Требуется разработать второй простой асинхронный сервис с одним </w:t>
+      </w:r>
+      <w:r>
+        <w:rPr>
+          <w:bCs/>
+          <w:sz w:val="28"/>
+          <w:szCs w:val="28"/>
+          <w:lang w:val="en-US"/>
+        </w:rPr>
+        <w:t>HTTP</w:t>
+      </w:r>
+      <w:r>
+        <w:rPr>
+          <w:bCs/>
+          <w:sz w:val="28"/>
+          <w:szCs w:val="28"/>
+        </w:rPr>
+        <w:t>-методом для выполнения отложенного действия в системе. Действие выполняется с задержкой 5-10 секунд, результат сервиса случайный либо вычисляемый по формулам.</w:t>
+      </w:r>
+    </w:p>
+    <w:p>
+      <w:pPr>
         <w:pStyle w:val="Heading2"/>
         <w:numPr>
           <w:ilvl w:val="0"/>
@@ -1493,7 +5291,14 @@
           <w:sz w:val="28"/>
           <w:szCs w:val="28"/>
         </w:rPr>
-        <w:t>Модераторы могут управлять каталогом ламп (добавление, редактирование, удаление), проверять заявки пользователей на расчет освещения, а также утверждать или отклонять заявки с предоставлением расчетных данных по количеству необходимых светильников и их суммарной мощности.</w:t>
+        <w:t>Инженеры-светотехники (далее, инженеры)</w:t>
+      </w:r>
+      <w:r>
+        <w:rPr>
+          <w:sz w:val="28"/>
+          <w:szCs w:val="28"/>
+        </w:rPr>
+        <w:t xml:space="preserve"> могут управлять каталогом ламп (добавление, редактирование, удаление), проверять заявки пользователей на расчет освещения, а также утверждать или отклонять заявки с предоставлением расчетных данных по количеству необходимых светильников и их суммарной мощности.</w:t>
       </w:r>
     </w:p>
     <w:p>
@@ -3470,7 +7275,21 @@
           <w:sz w:val="28"/>
           <w:szCs w:val="28"/>
         </w:rPr>
-        <w:t>Изменить – записывает введённые данные карточки в БД (вызывается метод 4.1.7)</w:t>
+        <w:t>Изменить – записывает введ</w:t>
+      </w:r>
+      <w:r>
+        <w:rPr>
+          <w:sz w:val="28"/>
+          <w:szCs w:val="28"/>
+        </w:rPr>
+        <w:t>е</w:t>
+      </w:r>
+      <w:r>
+        <w:rPr>
+          <w:sz w:val="28"/>
+          <w:szCs w:val="28"/>
+        </w:rPr>
+        <w:t>нные данные карточки в БД (вызывается метод 4.1.7)</w:t>
       </w:r>
     </w:p>
     <w:p>
@@ -3510,7 +7329,14 @@
           <w:sz w:val="28"/>
           <w:szCs w:val="28"/>
         </w:rPr>
-        <w:t>Доступно аутентифицированному модератору</w:t>
+        <w:t xml:space="preserve">Доступно аутентифицированному </w:t>
+      </w:r>
+      <w:r>
+        <w:rPr>
+          <w:sz w:val="28"/>
+          <w:szCs w:val="28"/>
+        </w:rPr>
+        <w:t>инженеру</w:t>
       </w:r>
     </w:p>
     <w:p>
@@ -3550,7 +7376,14 @@
           <w:sz w:val="28"/>
           <w:szCs w:val="28"/>
         </w:rPr>
-        <w:t>Только заявки на расчеты, созданные данным пользователем, если он не модератор</w:t>
+        <w:t xml:space="preserve">Только заявки на расчеты, созданные данным пользователем, если он не </w:t>
+      </w:r>
+      <w:r>
+        <w:rPr>
+          <w:sz w:val="28"/>
+          <w:szCs w:val="28"/>
+        </w:rPr>
+        <w:t>инженер</w:t>
       </w:r>
     </w:p>
     <w:p>
@@ -3630,7 +7463,14 @@
           <w:sz w:val="28"/>
           <w:szCs w:val="28"/>
         </w:rPr>
-        <w:t>Выполнить – отмечает заявку на расчет как исполненную, выполняется метод 4.1.9, доступно только модератору</w:t>
+        <w:t xml:space="preserve">Выполнить – отмечает заявку на расчет как исполненную, выполняется метод 4.1.9, доступно только </w:t>
+      </w:r>
+      <w:r>
+        <w:rPr>
+          <w:sz w:val="28"/>
+          <w:szCs w:val="28"/>
+        </w:rPr>
+        <w:t>инженеру</w:t>
       </w:r>
     </w:p>
     <w:p>
@@ -3650,7 +7490,14 @@
           <w:sz w:val="28"/>
           <w:szCs w:val="28"/>
         </w:rPr>
-        <w:t>Отклонить – отклоняет заявку на расчет, вызывается метод 4.1.9, доступно только модератору</w:t>
+        <w:t xml:space="preserve">Отклонить – отклоняет заявку на расчет, вызывается метод 4.1.9, доступно только </w:t>
+      </w:r>
+      <w:r>
+        <w:rPr>
+          <w:sz w:val="28"/>
+          <w:szCs w:val="28"/>
+        </w:rPr>
+        <w:t>инженеру</w:t>
       </w:r>
     </w:p>
     <w:p>
@@ -3710,7 +7557,14 @@
           <w:sz w:val="28"/>
           <w:szCs w:val="28"/>
         </w:rPr>
-        <w:t>Доступно модератору</w:t>
+        <w:t xml:space="preserve">Доступно </w:t>
+      </w:r>
+      <w:r>
+        <w:rPr>
+          <w:sz w:val="28"/>
+          <w:szCs w:val="28"/>
+        </w:rPr>
+        <w:t>инженеру</w:t>
       </w:r>
     </w:p>
     <w:p>
@@ -3830,7 +7684,14 @@
           <w:sz w:val="28"/>
           <w:szCs w:val="28"/>
         </w:rPr>
-        <w:t>Доступно модератору</w:t>
+        <w:t xml:space="preserve">Доступно </w:t>
+      </w:r>
+      <w:r>
+        <w:rPr>
+          <w:sz w:val="28"/>
+          <w:szCs w:val="28"/>
+        </w:rPr>
+        <w:t>инженеру</w:t>
       </w:r>
     </w:p>
     <w:p>
@@ -4178,7 +8039,7 @@
         <w:pStyle w:val="ListParagraph"/>
         <w:numPr>
           <w:ilvl w:val="1"/>
-          <w:numId w:val="11"/>
+          <w:numId w:val="14"/>
         </w:numPr>
         <w:spacing w:lineRule="auto" w:line="360"/>
         <w:rPr/>
@@ -4196,7 +8057,7 @@
         <w:pStyle w:val="ListParagraph"/>
         <w:numPr>
           <w:ilvl w:val="2"/>
-          <w:numId w:val="12"/>
+          <w:numId w:val="15"/>
         </w:numPr>
         <w:suppressAutoHyphens w:val="false"/>
         <w:spacing w:lineRule="auto" w:line="360"/>
@@ -4209,81 +8070,6 @@
           <w:szCs w:val="28"/>
         </w:rPr>
         <w:t>Процессор минимум 6-ядерный с частотой от 3.3 ГГц</w:t>
-      </w:r>
-    </w:p>
-    <w:p>
-      <w:pPr>
-        <w:pStyle w:val="ListParagraph"/>
-        <w:numPr>
-          <w:ilvl w:val="2"/>
-          <w:numId w:val="13"/>
-        </w:numPr>
-        <w:suppressAutoHyphens w:val="false"/>
-        <w:spacing w:lineRule="auto" w:line="360"/>
-        <w:jc w:val="both"/>
-        <w:rPr/>
-      </w:pPr>
-      <w:r>
-        <w:rPr>
-          <w:sz w:val="28"/>
-          <w:szCs w:val="28"/>
-        </w:rPr>
-        <w:t xml:space="preserve">Оперативная память от </w:t>
-      </w:r>
-      <w:r>
-        <w:rPr>
-          <w:sz w:val="28"/>
-          <w:szCs w:val="28"/>
-          <w:lang w:val="en-US"/>
-        </w:rPr>
-        <w:t>1</w:t>
-      </w:r>
-      <w:r>
-        <w:rPr>
-          <w:sz w:val="28"/>
-          <w:szCs w:val="28"/>
-        </w:rPr>
-        <w:t xml:space="preserve"> Гб</w:t>
-      </w:r>
-    </w:p>
-    <w:p>
-      <w:pPr>
-        <w:pStyle w:val="ListParagraph"/>
-        <w:numPr>
-          <w:ilvl w:val="2"/>
-          <w:numId w:val="14"/>
-        </w:numPr>
-        <w:suppressAutoHyphens w:val="false"/>
-        <w:spacing w:lineRule="auto" w:line="360"/>
-        <w:jc w:val="both"/>
-        <w:rPr/>
-      </w:pPr>
-      <w:r>
-        <w:rPr>
-          <w:sz w:val="28"/>
-          <w:szCs w:val="28"/>
-        </w:rPr>
-        <w:t>Место на жестком диске от 2 Гб</w:t>
-      </w:r>
-    </w:p>
-    <w:p>
-      <w:pPr>
-        <w:pStyle w:val="ListParagraph"/>
-        <w:numPr>
-          <w:ilvl w:val="1"/>
-          <w:numId w:val="15"/>
-        </w:numPr>
-        <w:suppressAutoHyphens w:val="false"/>
-        <w:spacing w:lineRule="auto" w:line="360"/>
-        <w:jc w:val="both"/>
-        <w:rPr/>
-      </w:pPr>
-      <w:r>
-        <w:rPr>
-          <w:sz w:val="28"/>
-          <w:szCs w:val="28"/>
-        </w:rPr>
-        <w:t>Клиентская часть</w:t>
       </w:r>
     </w:p>
     <w:p>
@@ -4298,15 +8084,28 @@
         <w:jc w:val="both"/>
         <w:rPr/>
       </w:pPr>
-      <w:bookmarkStart w:id="0" w:name="_Hlk211175067"/>
-      <w:r>
-        <w:rPr>
-          <w:sz w:val="28"/>
-          <w:szCs w:val="28"/>
-        </w:rPr>
-        <w:t>Процессор с частотой от 2 ГГц</w:t>
-      </w:r>
-      <w:bookmarkEnd w:id="0"/>
+      <w:r>
+        <w:rPr>
+          <w:sz w:val="28"/>
+          <w:szCs w:val="28"/>
+        </w:rPr>
+        <w:t xml:space="preserve">Оперативная память от </w:t>
+      </w:r>
+      <w:r>
+        <w:rPr>
+          <w:sz w:val="28"/>
+          <w:szCs w:val="28"/>
+          <w:lang w:val="en-US"/>
+        </w:rPr>
+        <w:t>1</w:t>
+      </w:r>
+      <w:r>
+        <w:rPr>
+          <w:sz w:val="28"/>
+          <w:szCs w:val="28"/>
+        </w:rPr>
+        <w:t xml:space="preserve"> Гб</w:t>
+      </w:r>
     </w:p>
     <w:p>
       <w:pPr>
@@ -4325,6 +8124,68 @@
           <w:sz w:val="28"/>
           <w:szCs w:val="28"/>
         </w:rPr>
+        <w:t>Место на жестком диске от 2 Гб</w:t>
+      </w:r>
+    </w:p>
+    <w:p>
+      <w:pPr>
+        <w:pStyle w:val="ListParagraph"/>
+        <w:numPr>
+          <w:ilvl w:val="1"/>
+          <w:numId w:val="18"/>
+        </w:numPr>
+        <w:suppressAutoHyphens w:val="false"/>
+        <w:spacing w:lineRule="auto" w:line="360"/>
+        <w:jc w:val="both"/>
+        <w:rPr/>
+      </w:pPr>
+      <w:r>
+        <w:rPr>
+          <w:sz w:val="28"/>
+          <w:szCs w:val="28"/>
+        </w:rPr>
+        <w:t>Клиентская часть</w:t>
+      </w:r>
+    </w:p>
+    <w:p>
+      <w:pPr>
+        <w:pStyle w:val="ListParagraph"/>
+        <w:numPr>
+          <w:ilvl w:val="2"/>
+          <w:numId w:val="19"/>
+        </w:numPr>
+        <w:suppressAutoHyphens w:val="false"/>
+        <w:spacing w:lineRule="auto" w:line="360"/>
+        <w:jc w:val="both"/>
+        <w:rPr/>
+      </w:pPr>
+      <w:bookmarkStart w:id="2" w:name="_Hlk211175067"/>
+      <w:r>
+        <w:rPr>
+          <w:sz w:val="28"/>
+          <w:szCs w:val="28"/>
+        </w:rPr>
+        <w:t>Процессор с частотой от 2 ГГц</w:t>
+      </w:r>
+      <w:bookmarkEnd w:id="2"/>
+    </w:p>
+    <w:p>
+      <w:pPr>
+        <w:pStyle w:val="ListParagraph"/>
+        <w:numPr>
+          <w:ilvl w:val="2"/>
+          <w:numId w:val="20"/>
+        </w:numPr>
+        <w:suppressAutoHyphens w:val="false"/>
+        <w:spacing w:lineRule="auto" w:line="360"/>
+        <w:jc w:val="both"/>
+        <w:rPr/>
+      </w:pPr>
+      <w:r>
+        <w:rPr>
+          <w:sz w:val="28"/>
+          <w:szCs w:val="28"/>
+        </w:rPr>
         <w:t>Оперативная память от 8 Гб</w:t>
       </w:r>
     </w:p>
@@ -4333,7 +8194,7 @@
         <w:pStyle w:val="ListParagraph"/>
         <w:numPr>
           <w:ilvl w:val="2"/>
-          <w:numId w:val="18"/>
+          <w:numId w:val="21"/>
         </w:numPr>
         <w:suppressAutoHyphens w:val="false"/>
         <w:spacing w:lineRule="auto" w:line="360"/>
@@ -4581,16 +8442,15 @@
     <w:p>
       <w:pPr>
         <w:sectPr>
-          <w:headerReference w:type="default" r:id="rId6"/>
-          <w:headerReference w:type="first" r:id="rId7"/>
-          <w:footerReference w:type="default" r:id="rId8"/>
-          <w:footerReference w:type="first" r:id="rId9"/>
+          <w:headerReference w:type="default" r:id="rId8"/>
+          <w:headerReference w:type="first" r:id="rId9"/>
+          <w:footerReference w:type="default" r:id="rId10"/>
+          <w:footerReference w:type="first" r:id="rId11"/>
           <w:type w:val="nextPage"/>
           <w:pgSz w:w="11906" w:h="16838"/>
-          <w:pgMar w:left="1701" w:right="567" w:gutter="0" w:header="425" w:top="1417" w:footer="425" w:bottom="1417"/>
+          <w:pgMar w:left="1701" w:right="845" w:gutter="0" w:header="1134" w:top="2126" w:footer="1134" w:bottom="2126"/>
           <w:pgNumType w:fmt="decimal"/>
           <w:formProt w:val="false"/>
-          <w:titlePg/>
           <w:textDirection w:val="lrTb"/>
           <w:docGrid w:type="default" w:linePitch="360" w:charSpace="0"/>
         </w:sectPr>
@@ -4627,11 +8487,11 @@
         <w:jc w:val="center"/>
         <w:rPr/>
       </w:pPr>
-      <w:bookmarkStart w:id="1" w:name="_Toc185524661"/>
-      <w:bookmarkStart w:id="2" w:name="_Toc185528570"/>
-      <w:bookmarkStart w:id="3" w:name="_Toc166287227"/>
-      <w:bookmarkEnd w:id="2"/>
-      <w:bookmarkEnd w:id="3"/>
+      <w:bookmarkStart w:id="3" w:name="_Toc185524661"/>
+      <w:bookmarkStart w:id="4" w:name="_Toc166287227"/>
+      <w:bookmarkStart w:id="5" w:name="_Toc185528570"/>
+      <w:bookmarkEnd w:id="4"/>
+      <w:bookmarkEnd w:id="5"/>
       <w:r>
         <w:rPr>
           <w:rFonts w:cs="Times New Roman" w:ascii="Times New Roman" w:hAnsi="Times New Roman"/>
@@ -4660,7 +8520,7 @@
         </w:rPr>
         <w:t xml:space="preserve"> МЕТОДОВ</w:t>
       </w:r>
-      <w:bookmarkEnd w:id="1"/>
+      <w:bookmarkEnd w:id="3"/>
     </w:p>
     <w:p>
       <w:pPr>
@@ -5785,7 +9645,21 @@
                 <w:sz w:val="28"/>
                 <w:szCs w:val="28"/>
               </w:rPr>
-              <w:t>Получение списка заявок на расчет освещения. Доступно модератору (все заявки) или пользователю (только свои)</w:t>
+              <w:t xml:space="preserve">Получение списка заявок на расчет освещения. Доступно </w:t>
+            </w:r>
+            <w:r>
+              <w:rPr>
+                <w:sz w:val="28"/>
+                <w:szCs w:val="28"/>
+              </w:rPr>
+              <w:t>инженеру</w:t>
+            </w:r>
+            <w:r>
+              <w:rPr>
+                <w:sz w:val="28"/>
+                <w:szCs w:val="28"/>
+              </w:rPr>
+              <w:t xml:space="preserve"> (все заявки) или пользователю (только свои)</w:t>
             </w:r>
           </w:p>
         </w:tc>
@@ -6053,7 +9927,21 @@
                 <w:sz w:val="28"/>
                 <w:szCs w:val="28"/>
               </w:rPr>
-              <w:t>Получение одной заявки на расчет освещения. Доступно модератору (все заявки) или пользователю (только свои)</w:t>
+              <w:t xml:space="preserve">Получение одной заявки на расчет освещения. Доступно </w:t>
+            </w:r>
+            <w:r>
+              <w:rPr>
+                <w:sz w:val="28"/>
+                <w:szCs w:val="28"/>
+              </w:rPr>
+              <w:t>инженеру</w:t>
+            </w:r>
+            <w:r>
+              <w:rPr>
+                <w:sz w:val="28"/>
+                <w:szCs w:val="28"/>
+              </w:rPr>
+              <w:t xml:space="preserve"> (все заявки) или пользователю (только свои)</w:t>
             </w:r>
           </w:p>
         </w:tc>
@@ -6720,7 +10608,14 @@
                 <w:sz w:val="28"/>
                 <w:szCs w:val="28"/>
               </w:rPr>
-              <w:t>Разрешение заявки (завершение или отклонение). Доступно только модератору</w:t>
+              <w:t xml:space="preserve">Разрешение заявки (завершение или отклонение). Доступно только </w:t>
+            </w:r>
+            <w:r>
+              <w:rPr>
+                <w:sz w:val="28"/>
+                <w:szCs w:val="28"/>
+              </w:rPr>
+              <w:t>инженеру</w:t>
             </w:r>
           </w:p>
         </w:tc>
@@ -7105,21 +11000,7 @@
                 <w:sz w:val="28"/>
                 <w:szCs w:val="28"/>
               </w:rPr>
-              <w:t xml:space="preserve">Получение списка доступных ламп </w:t>
-            </w:r>
-            <w:r>
-              <w:rPr>
-                <w:sz w:val="28"/>
-                <w:szCs w:val="28"/>
-              </w:rPr>
-              <w:t>с возможностью фильтрации по названию</w:t>
-            </w:r>
-            <w:r>
-              <w:rPr>
-                <w:sz w:val="28"/>
-                <w:szCs w:val="28"/>
-              </w:rPr>
-              <w:t>. Доступно всем</w:t>
+              <w:t>Получение списка доступных ламп с возможностью фильтрации по названию. Доступно всем</w:t>
             </w:r>
           </w:p>
         </w:tc>
@@ -7521,7 +11402,14 @@
                 <w:sz w:val="28"/>
                 <w:szCs w:val="28"/>
               </w:rPr>
-              <w:t>Добавление информации о лампе. Доступно только модератору</w:t>
+              <w:t xml:space="preserve">Добавление информации о лампе. Доступно только </w:t>
+            </w:r>
+            <w:r>
+              <w:rPr>
+                <w:sz w:val="28"/>
+                <w:szCs w:val="28"/>
+              </w:rPr>
+              <w:t>инженеру</w:t>
             </w:r>
           </w:p>
         </w:tc>
@@ -7743,7 +11631,14 @@
                 <w:sz w:val="28"/>
                 <w:szCs w:val="28"/>
               </w:rPr>
-              <w:t>Изменение информации о лампе. Доступно только модератору</w:t>
+              <w:t xml:space="preserve">Изменение информации о лампе. Доступно только </w:t>
+            </w:r>
+            <w:r>
+              <w:rPr>
+                <w:sz w:val="28"/>
+                <w:szCs w:val="28"/>
+              </w:rPr>
+              <w:t>инженеру</w:t>
             </w:r>
           </w:p>
         </w:tc>
@@ -8173,7 +12068,14 @@
                 <w:sz w:val="28"/>
                 <w:szCs w:val="28"/>
               </w:rPr>
-              <w:t>Добавление картинки лампы. Доступно только модератору</w:t>
+              <w:t xml:space="preserve">Добавление картинки лампы. Доступно только </w:t>
+            </w:r>
+            <w:r>
+              <w:rPr>
+                <w:sz w:val="28"/>
+                <w:szCs w:val="28"/>
+              </w:rPr>
+              <w:t>инженеру</w:t>
             </w:r>
           </w:p>
         </w:tc>
@@ -8357,7 +12259,14 @@
                 <w:sz w:val="28"/>
                 <w:szCs w:val="28"/>
               </w:rPr>
-              <w:t>Удаление лампы (мягкое удаление). Доступно только модератору</w:t>
+              <w:t xml:space="preserve">Удаление лампы (мягкое удаление). Доступно только </w:t>
+            </w:r>
+            <w:r>
+              <w:rPr>
+                <w:sz w:val="28"/>
+                <w:szCs w:val="28"/>
+              </w:rPr>
+              <w:t>инженеру</w:t>
             </w:r>
           </w:p>
         </w:tc>
@@ -9193,10 +13102,10 @@
       </w:r>
     </w:p>
     <w:sectPr>
-      <w:headerReference w:type="default" r:id="rId10"/>
-      <w:headerReference w:type="first" r:id="rId11"/>
-      <w:footerReference w:type="default" r:id="rId12"/>
-      <w:footerReference w:type="first" r:id="rId13"/>
+      <w:headerReference w:type="default" r:id="rId12"/>
+      <w:headerReference w:type="first" r:id="rId13"/>
+      <w:footerReference w:type="default" r:id="rId14"/>
+      <w:footerReference w:type="first" r:id="rId15"/>
       <w:type w:val="nextPage"/>
       <w:pgSz w:orient="landscape" w:w="16838" w:h="11906"/>
       <w:pgMar w:left="1134" w:right="1134" w:gutter="0" w:header="0" w:top="1701" w:footer="0" w:bottom="567"/>
@@ -9211,6 +13120,20 @@
 </file>
 
 <file path=word/footer1.xml><?xml version="1.0" encoding="utf-8"?>
+<w:ftr xmlns:o="urn:schemas-microsoft-com:office:office" xmlns:r="http://schemas.openxmlformats.org/officeDocument/2006/relationships" xmlns:v="urn:schemas-microsoft-com:vml" xmlns:w="http://schemas.openxmlformats.org/wordprocessingml/2006/main" xmlns:w10="urn:schemas-microsoft-com:office:word" xmlns:wp="http://schemas.openxmlformats.org/drawingml/2006/wordprocessingDrawing" xmlns:wps="http://schemas.microsoft.com/office/word/2010/wordprocessingShape" xmlns:wpg="http://schemas.microsoft.com/office/word/2010/wordprocessingGroup" xmlns:mc="http://schemas.openxmlformats.org/markup-compatibility/2006" xmlns:wp14="http://schemas.microsoft.com/office/word/2010/wordprocessingDrawing" xmlns:w14="http://schemas.microsoft.com/office/word/2010/wordml" xmlns:w15="http://schemas.microsoft.com/office/word/2012/wordml" mc:Ignorable="w14 wp14 w15">
+  <w:p>
+    <w:pPr>
+      <w:pStyle w:val="Footer"/>
+      <w:rPr/>
+    </w:pPr>
+    <w:r>
+      <w:rPr/>
+    </w:r>
+  </w:p>
+</w:ftr>
+</file>
+
+<file path=word/footer2.xml><?xml version="1.0" encoding="utf-8"?>
 <w:ftr xmlns:o="urn:schemas-microsoft-com:office:office" xmlns:r="http://schemas.openxmlformats.org/officeDocument/2006/relationships" xmlns:v="urn:schemas-microsoft-com:vml" xmlns:w="http://schemas.openxmlformats.org/wordprocessingml/2006/main" xmlns:w10="urn:schemas-microsoft-com:office:word" xmlns:wp="http://schemas.openxmlformats.org/drawingml/2006/wordprocessingDrawing" xmlns:wps="http://schemas.microsoft.com/office/word/2010/wordprocessingShape" xmlns:wpg="http://schemas.microsoft.com/office/word/2010/wordprocessingGroup" xmlns:mc="http://schemas.openxmlformats.org/markup-compatibility/2006" xmlns:wp14="http://schemas.microsoft.com/office/word/2010/wordprocessingDrawing" xmlns:w14="http://schemas.microsoft.com/office/word/2010/wordml" xmlns:w15="http://schemas.microsoft.com/office/word/2012/wordml" mc:Ignorable="w14 wp14 w15">
   <w:p>
     <w:pPr>
@@ -9232,7 +13155,7 @@
     </w:r>
     <w:r>
       <w:rPr/>
-      <w:t>12</w:t>
+      <w:t>16</w:t>
     </w:r>
     <w:r>
       <w:rPr/>
@@ -9242,21 +13165,13 @@
 </w:ftr>
 </file>
 
-<file path=word/footer2.xml><?xml version="1.0" encoding="utf-8"?>
+<file path=word/footer3.xml><?xml version="1.0" encoding="utf-8"?>
 <w:ftr xmlns:o="urn:schemas-microsoft-com:office:office" xmlns:r="http://schemas.openxmlformats.org/officeDocument/2006/relationships" xmlns:v="urn:schemas-microsoft-com:vml" xmlns:w="http://schemas.openxmlformats.org/wordprocessingml/2006/main" xmlns:w10="urn:schemas-microsoft-com:office:word" xmlns:wp="http://schemas.openxmlformats.org/drawingml/2006/wordprocessingDrawing" xmlns:wps="http://schemas.microsoft.com/office/word/2010/wordprocessingShape" xmlns:wpg="http://schemas.microsoft.com/office/word/2010/wordprocessingGroup" xmlns:mc="http://schemas.openxmlformats.org/markup-compatibility/2006" xmlns:wp14="http://schemas.microsoft.com/office/word/2010/wordprocessingDrawing" xmlns:w14="http://schemas.microsoft.com/office/word/2010/wordml" xmlns:w15="http://schemas.microsoft.com/office/word/2012/wordml" mc:Ignorable="w14 wp14 w15">
-  <w:p>
-    <w:pPr>
-      <w:pStyle w:val="Footer"/>
-      <w:rPr/>
-    </w:pPr>
-    <w:r>
-      <w:rPr/>
-    </w:r>
-  </w:p>
+  <w:p/>
 </w:ftr>
 </file>
 
-<file path=word/footer3.xml><?xml version="1.0" encoding="utf-8"?>
+<file path=word/footer4.xml><?xml version="1.0" encoding="utf-8"?>
 <w:ftr xmlns:o="urn:schemas-microsoft-com:office:office" xmlns:r="http://schemas.openxmlformats.org/officeDocument/2006/relationships" xmlns:v="urn:schemas-microsoft-com:vml" xmlns:w="http://schemas.openxmlformats.org/wordprocessingml/2006/main" xmlns:w10="urn:schemas-microsoft-com:office:word" xmlns:wp="http://schemas.openxmlformats.org/drawingml/2006/wordprocessingDrawing" xmlns:wps="http://schemas.microsoft.com/office/word/2010/wordprocessingShape" xmlns:wpg="http://schemas.microsoft.com/office/word/2010/wordprocessingGroup" xmlns:mc="http://schemas.openxmlformats.org/markup-compatibility/2006" xmlns:wp14="http://schemas.microsoft.com/office/word/2010/wordprocessingDrawing" xmlns:w14="http://schemas.microsoft.com/office/word/2010/wordml" xmlns:w15="http://schemas.microsoft.com/office/word/2012/wordml" mc:Ignorable="w14 wp14 w15">
   <w:p>
     <w:pPr>
@@ -9270,7 +13185,7 @@
 </w:ftr>
 </file>
 
-<file path=word/footer4.xml><?xml version="1.0" encoding="utf-8"?>
+<file path=word/footer5.xml><?xml version="1.0" encoding="utf-8"?>
 <w:ftr xmlns:o="urn:schemas-microsoft-com:office:office" xmlns:r="http://schemas.openxmlformats.org/officeDocument/2006/relationships" xmlns:v="urn:schemas-microsoft-com:vml" xmlns:w="http://schemas.openxmlformats.org/wordprocessingml/2006/main" xmlns:w10="urn:schemas-microsoft-com:office:word" xmlns:wp="http://schemas.openxmlformats.org/drawingml/2006/wordprocessingDrawing" xmlns:wps="http://schemas.microsoft.com/office/word/2010/wordprocessingShape" xmlns:wpg="http://schemas.microsoft.com/office/word/2010/wordprocessingGroup" xmlns:mc="http://schemas.openxmlformats.org/markup-compatibility/2006" xmlns:wp14="http://schemas.microsoft.com/office/word/2010/wordprocessingDrawing" xmlns:w14="http://schemas.microsoft.com/office/word/2010/wordml" xmlns:w15="http://schemas.microsoft.com/office/word/2012/wordml" mc:Ignorable="w14 wp14 w15">
   <w:p>
     <w:pPr>
@@ -9314,6 +13229,12 @@
 
 <file path=word/header3.xml><?xml version="1.0" encoding="utf-8"?>
 <w:hdr xmlns:o="urn:schemas-microsoft-com:office:office" xmlns:r="http://schemas.openxmlformats.org/officeDocument/2006/relationships" xmlns:v="urn:schemas-microsoft-com:vml" xmlns:w="http://schemas.openxmlformats.org/wordprocessingml/2006/main" xmlns:w10="urn:schemas-microsoft-com:office:word" xmlns:wp="http://schemas.openxmlformats.org/drawingml/2006/wordprocessingDrawing" xmlns:wps="http://schemas.microsoft.com/office/word/2010/wordprocessingShape" xmlns:wpg="http://schemas.microsoft.com/office/word/2010/wordprocessingGroup" xmlns:mc="http://schemas.openxmlformats.org/markup-compatibility/2006" xmlns:wp14="http://schemas.microsoft.com/office/word/2010/wordprocessingDrawing" xmlns:w14="http://schemas.microsoft.com/office/word/2010/wordml" xmlns:w15="http://schemas.microsoft.com/office/word/2012/wordml" mc:Ignorable="w14 wp14 w15">
+  <w:p/>
+</w:hdr>
+</file>
+
+<file path=word/header4.xml><?xml version="1.0" encoding="utf-8"?>
+<w:hdr xmlns:o="urn:schemas-microsoft-com:office:office" xmlns:r="http://schemas.openxmlformats.org/officeDocument/2006/relationships" xmlns:v="urn:schemas-microsoft-com:vml" xmlns:w="http://schemas.openxmlformats.org/wordprocessingml/2006/main" xmlns:w10="urn:schemas-microsoft-com:office:word" xmlns:wp="http://schemas.openxmlformats.org/drawingml/2006/wordprocessingDrawing" xmlns:wps="http://schemas.microsoft.com/office/word/2010/wordprocessingShape" xmlns:wpg="http://schemas.microsoft.com/office/word/2010/wordprocessingGroup" xmlns:mc="http://schemas.openxmlformats.org/markup-compatibility/2006" xmlns:wp14="http://schemas.microsoft.com/office/word/2010/wordprocessingDrawing" xmlns:w14="http://schemas.microsoft.com/office/word/2010/wordml" xmlns:w15="http://schemas.microsoft.com/office/word/2012/wordml" mc:Ignorable="w14 wp14 w15">
   <w:p>
     <w:pPr>
       <w:pStyle w:val="Normal"/>
@@ -9326,7 +13247,7 @@
 </w:hdr>
 </file>
 
-<file path=word/header4.xml><?xml version="1.0" encoding="utf-8"?>
+<file path=word/header5.xml><?xml version="1.0" encoding="utf-8"?>
 <w:hdr xmlns:o="urn:schemas-microsoft-com:office:office" xmlns:r="http://schemas.openxmlformats.org/officeDocument/2006/relationships" xmlns:v="urn:schemas-microsoft-com:vml" xmlns:w="http://schemas.openxmlformats.org/wordprocessingml/2006/main" xmlns:w10="urn:schemas-microsoft-com:office:word" xmlns:wp="http://schemas.openxmlformats.org/drawingml/2006/wordprocessingDrawing" xmlns:wps="http://schemas.microsoft.com/office/word/2010/wordprocessingShape" xmlns:wpg="http://schemas.microsoft.com/office/word/2010/wordprocessingGroup" xmlns:mc="http://schemas.openxmlformats.org/markup-compatibility/2006" xmlns:wp14="http://schemas.microsoft.com/office/word/2010/wordprocessingDrawing" xmlns:w14="http://schemas.microsoft.com/office/word/2010/wordml" xmlns:w15="http://schemas.microsoft.com/office/word/2012/wordml" mc:Ignorable="w14 wp14 w15">
   <w:p>
     <w:pPr>
@@ -10612,6 +14533,417 @@
     </w:lvl>
   </w:abstractNum>
   <w:abstractNum w:abstractNumId="10">
+    <w:lvl w:ilvl="0">
+      <w:start w:val="1"/>
+      <w:numFmt w:val="bullet"/>
+      <w:lvlText w:val=""/>
+      <w:lvlJc w:val="left"/>
+      <w:pPr>
+        <w:tabs>
+          <w:tab w:val="num" w:pos="720"/>
+        </w:tabs>
+        <w:ind w:left="720" w:hanging="360"/>
+      </w:pPr>
+      <w:rPr>
+        <w:rFonts w:ascii="Symbol" w:hAnsi="Symbol" w:cs="Symbol" w:hint="default"/>
+      </w:rPr>
+    </w:lvl>
+    <w:lvl w:ilvl="1">
+      <w:start w:val="1"/>
+      <w:numFmt w:val="bullet"/>
+      <w:lvlText w:val="◦"/>
+      <w:lvlJc w:val="left"/>
+      <w:pPr>
+        <w:tabs>
+          <w:tab w:val="num" w:pos="1080"/>
+        </w:tabs>
+        <w:ind w:left="1080" w:hanging="360"/>
+      </w:pPr>
+      <w:rPr>
+        <w:rFonts w:ascii="OpenSymbol" w:hAnsi="OpenSymbol" w:cs="OpenSymbol" w:hint="default"/>
+      </w:rPr>
+    </w:lvl>
+    <w:lvl w:ilvl="2">
+      <w:start w:val="1"/>
+      <w:numFmt w:val="bullet"/>
+      <w:lvlText w:val="▪"/>
+      <w:lvlJc w:val="left"/>
+      <w:pPr>
+        <w:tabs>
+          <w:tab w:val="num" w:pos="1440"/>
+        </w:tabs>
+        <w:ind w:left="1440" w:hanging="360"/>
+      </w:pPr>
+      <w:rPr>
+        <w:rFonts w:ascii="OpenSymbol" w:hAnsi="OpenSymbol" w:cs="OpenSymbol" w:hint="default"/>
+      </w:rPr>
+    </w:lvl>
+    <w:lvl w:ilvl="3">
+      <w:start w:val="1"/>
+      <w:numFmt w:val="bullet"/>
+      <w:lvlText w:val=""/>
+      <w:lvlJc w:val="left"/>
+      <w:pPr>
+        <w:tabs>
+          <w:tab w:val="num" w:pos="1800"/>
+        </w:tabs>
+        <w:ind w:left="1800" w:hanging="360"/>
+      </w:pPr>
+      <w:rPr>
+        <w:rFonts w:ascii="Symbol" w:hAnsi="Symbol" w:cs="Symbol" w:hint="default"/>
+      </w:rPr>
+    </w:lvl>
+    <w:lvl w:ilvl="4">
+      <w:start w:val="1"/>
+      <w:numFmt w:val="bullet"/>
+      <w:lvlText w:val="◦"/>
+      <w:lvlJc w:val="left"/>
+      <w:pPr>
+        <w:tabs>
+          <w:tab w:val="num" w:pos="2160"/>
+        </w:tabs>
+        <w:ind w:left="2160" w:hanging="360"/>
+      </w:pPr>
+      <w:rPr>
+        <w:rFonts w:ascii="OpenSymbol" w:hAnsi="OpenSymbol" w:cs="OpenSymbol" w:hint="default"/>
+      </w:rPr>
+    </w:lvl>
+    <w:lvl w:ilvl="5">
+      <w:start w:val="1"/>
+      <w:numFmt w:val="bullet"/>
+      <w:lvlText w:val="▪"/>
+      <w:lvlJc w:val="left"/>
+      <w:pPr>
+        <w:tabs>
+          <w:tab w:val="num" w:pos="2520"/>
+        </w:tabs>
+        <w:ind w:left="2520" w:hanging="360"/>
+      </w:pPr>
+      <w:rPr>
+        <w:rFonts w:ascii="OpenSymbol" w:hAnsi="OpenSymbol" w:cs="OpenSymbol" w:hint="default"/>
+      </w:rPr>
+    </w:lvl>
+    <w:lvl w:ilvl="6">
+      <w:start w:val="1"/>
+      <w:numFmt w:val="bullet"/>
+      <w:lvlText w:val=""/>
+      <w:lvlJc w:val="left"/>
+      <w:pPr>
+        <w:tabs>
+          <w:tab w:val="num" w:pos="2880"/>
+        </w:tabs>
+        <w:ind w:left="2880" w:hanging="360"/>
+      </w:pPr>
+      <w:rPr>
+        <w:rFonts w:ascii="Symbol" w:hAnsi="Symbol" w:cs="Symbol" w:hint="default"/>
+      </w:rPr>
+    </w:lvl>
+    <w:lvl w:ilvl="7">
+      <w:start w:val="1"/>
+      <w:numFmt w:val="bullet"/>
+      <w:lvlText w:val="◦"/>
+      <w:lvlJc w:val="left"/>
+      <w:pPr>
+        <w:tabs>
+          <w:tab w:val="num" w:pos="3240"/>
+        </w:tabs>
+        <w:ind w:left="3240" w:hanging="360"/>
+      </w:pPr>
+      <w:rPr>
+        <w:rFonts w:ascii="OpenSymbol" w:hAnsi="OpenSymbol" w:cs="OpenSymbol" w:hint="default"/>
+      </w:rPr>
+    </w:lvl>
+    <w:lvl w:ilvl="8">
+      <w:start w:val="1"/>
+      <w:numFmt w:val="bullet"/>
+      <w:lvlText w:val="▪"/>
+      <w:lvlJc w:val="left"/>
+      <w:pPr>
+        <w:tabs>
+          <w:tab w:val="num" w:pos="3600"/>
+        </w:tabs>
+        <w:ind w:left="3600" w:hanging="360"/>
+      </w:pPr>
+      <w:rPr>
+        <w:rFonts w:ascii="OpenSymbol" w:hAnsi="OpenSymbol" w:cs="OpenSymbol" w:hint="default"/>
+      </w:rPr>
+    </w:lvl>
+  </w:abstractNum>
+  <w:abstractNum w:abstractNumId="11">
+    <w:lvl w:ilvl="0">
+      <w:start w:val="1"/>
+      <w:numFmt w:val="bullet"/>
+      <w:lvlText w:val=""/>
+      <w:lvlJc w:val="left"/>
+      <w:pPr>
+        <w:tabs>
+          <w:tab w:val="num" w:pos="720"/>
+        </w:tabs>
+        <w:ind w:left="720" w:hanging="360"/>
+      </w:pPr>
+      <w:rPr>
+        <w:rFonts w:ascii="Symbol" w:hAnsi="Symbol" w:cs="Symbol" w:hint="default"/>
+      </w:rPr>
+    </w:lvl>
+    <w:lvl w:ilvl="1">
+      <w:start w:val="1"/>
+      <w:numFmt w:val="bullet"/>
+      <w:lvlText w:val="◦"/>
+      <w:lvlJc w:val="left"/>
+      <w:pPr>
+        <w:tabs>
+          <w:tab w:val="num" w:pos="1080"/>
+        </w:tabs>
+        <w:ind w:left="1080" w:hanging="360"/>
+      </w:pPr>
+      <w:rPr>
+        <w:rFonts w:ascii="OpenSymbol" w:hAnsi="OpenSymbol" w:cs="OpenSymbol" w:hint="default"/>
+      </w:rPr>
+    </w:lvl>
+    <w:lvl w:ilvl="2">
+      <w:start w:val="1"/>
+      <w:numFmt w:val="bullet"/>
+      <w:lvlText w:val="▪"/>
+      <w:lvlJc w:val="left"/>
+      <w:pPr>
+        <w:tabs>
+          <w:tab w:val="num" w:pos="1440"/>
+        </w:tabs>
+        <w:ind w:left="1440" w:hanging="360"/>
+      </w:pPr>
+      <w:rPr>
+        <w:rFonts w:ascii="OpenSymbol" w:hAnsi="OpenSymbol" w:cs="OpenSymbol" w:hint="default"/>
+      </w:rPr>
+    </w:lvl>
+    <w:lvl w:ilvl="3">
+      <w:start w:val="1"/>
+      <w:numFmt w:val="bullet"/>
+      <w:lvlText w:val=""/>
+      <w:lvlJc w:val="left"/>
+      <w:pPr>
+        <w:tabs>
+          <w:tab w:val="num" w:pos="1800"/>
+        </w:tabs>
+        <w:ind w:left="1800" w:hanging="360"/>
+      </w:pPr>
+      <w:rPr>
+        <w:rFonts w:ascii="Symbol" w:hAnsi="Symbol" w:cs="Symbol" w:hint="default"/>
+      </w:rPr>
+    </w:lvl>
+    <w:lvl w:ilvl="4">
+      <w:start w:val="1"/>
+      <w:numFmt w:val="bullet"/>
+      <w:lvlText w:val="◦"/>
+      <w:lvlJc w:val="left"/>
+      <w:pPr>
+        <w:tabs>
+          <w:tab w:val="num" w:pos="2160"/>
+        </w:tabs>
+        <w:ind w:left="2160" w:hanging="360"/>
+      </w:pPr>
+      <w:rPr>
+        <w:rFonts w:ascii="OpenSymbol" w:hAnsi="OpenSymbol" w:cs="OpenSymbol" w:hint="default"/>
+      </w:rPr>
+    </w:lvl>
+    <w:lvl w:ilvl="5">
+      <w:start w:val="1"/>
+      <w:numFmt w:val="bullet"/>
+      <w:lvlText w:val="▪"/>
+      <w:lvlJc w:val="left"/>
+      <w:pPr>
+        <w:tabs>
+          <w:tab w:val="num" w:pos="2520"/>
+        </w:tabs>
+        <w:ind w:left="2520" w:hanging="360"/>
+      </w:pPr>
+      <w:rPr>
+        <w:rFonts w:ascii="OpenSymbol" w:hAnsi="OpenSymbol" w:cs="OpenSymbol" w:hint="default"/>
+      </w:rPr>
+    </w:lvl>
+    <w:lvl w:ilvl="6">
+      <w:start w:val="1"/>
+      <w:numFmt w:val="bullet"/>
+      <w:lvlText w:val=""/>
+      <w:lvlJc w:val="left"/>
+      <w:pPr>
+        <w:tabs>
+          <w:tab w:val="num" w:pos="2880"/>
+        </w:tabs>
+        <w:ind w:left="2880" w:hanging="360"/>
+      </w:pPr>
+      <w:rPr>
+        <w:rFonts w:ascii="Symbol" w:hAnsi="Symbol" w:cs="Symbol" w:hint="default"/>
+      </w:rPr>
+    </w:lvl>
+    <w:lvl w:ilvl="7">
+      <w:start w:val="1"/>
+      <w:numFmt w:val="bullet"/>
+      <w:lvlText w:val="◦"/>
+      <w:lvlJc w:val="left"/>
+      <w:pPr>
+        <w:tabs>
+          <w:tab w:val="num" w:pos="3240"/>
+        </w:tabs>
+        <w:ind w:left="3240" w:hanging="360"/>
+      </w:pPr>
+      <w:rPr>
+        <w:rFonts w:ascii="OpenSymbol" w:hAnsi="OpenSymbol" w:cs="OpenSymbol" w:hint="default"/>
+      </w:rPr>
+    </w:lvl>
+    <w:lvl w:ilvl="8">
+      <w:start w:val="1"/>
+      <w:numFmt w:val="bullet"/>
+      <w:lvlText w:val="▪"/>
+      <w:lvlJc w:val="left"/>
+      <w:pPr>
+        <w:tabs>
+          <w:tab w:val="num" w:pos="3600"/>
+        </w:tabs>
+        <w:ind w:left="3600" w:hanging="360"/>
+      </w:pPr>
+      <w:rPr>
+        <w:rFonts w:ascii="OpenSymbol" w:hAnsi="OpenSymbol" w:cs="OpenSymbol" w:hint="default"/>
+      </w:rPr>
+    </w:lvl>
+  </w:abstractNum>
+  <w:abstractNum w:abstractNumId="12">
+    <w:lvl w:ilvl="0">
+      <w:start w:val="1"/>
+      <w:numFmt w:val="bullet"/>
+      <w:lvlText w:val=""/>
+      <w:lvlJc w:val="left"/>
+      <w:pPr>
+        <w:tabs>
+          <w:tab w:val="num" w:pos="720"/>
+        </w:tabs>
+        <w:ind w:left="720" w:hanging="360"/>
+      </w:pPr>
+      <w:rPr>
+        <w:rFonts w:ascii="Symbol" w:hAnsi="Symbol" w:cs="Symbol" w:hint="default"/>
+      </w:rPr>
+    </w:lvl>
+    <w:lvl w:ilvl="1">
+      <w:start w:val="1"/>
+      <w:numFmt w:val="bullet"/>
+      <w:lvlText w:val="◦"/>
+      <w:lvlJc w:val="left"/>
+      <w:pPr>
+        <w:tabs>
+          <w:tab w:val="num" w:pos="1080"/>
+        </w:tabs>
+        <w:ind w:left="1080" w:hanging="360"/>
+      </w:pPr>
+      <w:rPr>
+        <w:rFonts w:ascii="OpenSymbol" w:hAnsi="OpenSymbol" w:cs="OpenSymbol" w:hint="default"/>
+      </w:rPr>
+    </w:lvl>
+    <w:lvl w:ilvl="2">
+      <w:start w:val="1"/>
+      <w:numFmt w:val="bullet"/>
+      <w:lvlText w:val="▪"/>
+      <w:lvlJc w:val="left"/>
+      <w:pPr>
+        <w:tabs>
+          <w:tab w:val="num" w:pos="1440"/>
+        </w:tabs>
+        <w:ind w:left="1440" w:hanging="360"/>
+      </w:pPr>
+      <w:rPr>
+        <w:rFonts w:ascii="OpenSymbol" w:hAnsi="OpenSymbol" w:cs="OpenSymbol" w:hint="default"/>
+      </w:rPr>
+    </w:lvl>
+    <w:lvl w:ilvl="3">
+      <w:start w:val="1"/>
+      <w:numFmt w:val="bullet"/>
+      <w:lvlText w:val=""/>
+      <w:lvlJc w:val="left"/>
+      <w:pPr>
+        <w:tabs>
+          <w:tab w:val="num" w:pos="1800"/>
+        </w:tabs>
+        <w:ind w:left="1800" w:hanging="360"/>
+      </w:pPr>
+      <w:rPr>
+        <w:rFonts w:ascii="Symbol" w:hAnsi="Symbol" w:cs="Symbol" w:hint="default"/>
+      </w:rPr>
+    </w:lvl>
+    <w:lvl w:ilvl="4">
+      <w:start w:val="1"/>
+      <w:numFmt w:val="bullet"/>
+      <w:lvlText w:val="◦"/>
+      <w:lvlJc w:val="left"/>
+      <w:pPr>
+        <w:tabs>
+          <w:tab w:val="num" w:pos="2160"/>
+        </w:tabs>
+        <w:ind w:left="2160" w:hanging="360"/>
+      </w:pPr>
+      <w:rPr>
+        <w:rFonts w:ascii="OpenSymbol" w:hAnsi="OpenSymbol" w:cs="OpenSymbol" w:hint="default"/>
+      </w:rPr>
+    </w:lvl>
+    <w:lvl w:ilvl="5">
+      <w:start w:val="1"/>
+      <w:numFmt w:val="bullet"/>
+      <w:lvlText w:val="▪"/>
+      <w:lvlJc w:val="left"/>
+      <w:pPr>
+        <w:tabs>
+          <w:tab w:val="num" w:pos="2520"/>
+        </w:tabs>
+        <w:ind w:left="2520" w:hanging="360"/>
+      </w:pPr>
+      <w:rPr>
+        <w:rFonts w:ascii="OpenSymbol" w:hAnsi="OpenSymbol" w:cs="OpenSymbol" w:hint="default"/>
+      </w:rPr>
+    </w:lvl>
+    <w:lvl w:ilvl="6">
+      <w:start w:val="1"/>
+      <w:numFmt w:val="bullet"/>
+      <w:lvlText w:val=""/>
+      <w:lvlJc w:val="left"/>
+      <w:pPr>
+        <w:tabs>
+          <w:tab w:val="num" w:pos="2880"/>
+        </w:tabs>
+        <w:ind w:left="2880" w:hanging="360"/>
+      </w:pPr>
+      <w:rPr>
+        <w:rFonts w:ascii="Symbol" w:hAnsi="Symbol" w:cs="Symbol" w:hint="default"/>
+      </w:rPr>
+    </w:lvl>
+    <w:lvl w:ilvl="7">
+      <w:start w:val="1"/>
+      <w:numFmt w:val="bullet"/>
+      <w:lvlText w:val="◦"/>
+      <w:lvlJc w:val="left"/>
+      <w:pPr>
+        <w:tabs>
+          <w:tab w:val="num" w:pos="3240"/>
+        </w:tabs>
+        <w:ind w:left="3240" w:hanging="360"/>
+      </w:pPr>
+      <w:rPr>
+        <w:rFonts w:ascii="OpenSymbol" w:hAnsi="OpenSymbol" w:cs="OpenSymbol" w:hint="default"/>
+      </w:rPr>
+    </w:lvl>
+    <w:lvl w:ilvl="8">
+      <w:start w:val="1"/>
+      <w:numFmt w:val="bullet"/>
+      <w:lvlText w:val="▪"/>
+      <w:lvlJc w:val="left"/>
+      <w:pPr>
+        <w:tabs>
+          <w:tab w:val="num" w:pos="3600"/>
+        </w:tabs>
+        <w:ind w:left="3600" w:hanging="360"/>
+      </w:pPr>
+      <w:rPr>
+        <w:rFonts w:ascii="OpenSymbol" w:hAnsi="OpenSymbol" w:cs="OpenSymbol" w:hint="default"/>
+      </w:rPr>
+    </w:lvl>
+  </w:abstractNum>
+  <w:abstractNum w:abstractNumId="13">
     <w:lvl w:ilvl="0">
       <w:start w:val="1"/>
       <w:numFmt w:val="none"/>
@@ -10761,37 +15093,13 @@
     <w:abstractNumId w:val="10"/>
   </w:num>
   <w:num w:numId="11">
-    <w:abstractNumId w:val="1"/>
-    <w:lvlOverride w:ilvl="0">
-      <w:startOverride w:val="1"/>
-    </w:lvlOverride>
-    <w:lvlOverride w:ilvl="1">
-      <w:startOverride w:val="1"/>
-    </w:lvlOverride>
+    <w:abstractNumId w:val="11"/>
   </w:num>
   <w:num w:numId="12">
-    <w:abstractNumId w:val="1"/>
-    <w:lvlOverride w:ilvl="0">
-      <w:startOverride w:val="1"/>
-    </w:lvlOverride>
-    <w:lvlOverride w:ilvl="1">
-      <w:startOverride w:val="1"/>
-    </w:lvlOverride>
-    <w:lvlOverride w:ilvl="2">
-      <w:startOverride w:val="1"/>
-    </w:lvlOverride>
+    <w:abstractNumId w:val="12"/>
   </w:num>
   <w:num w:numId="13">
-    <w:abstractNumId w:val="1"/>
-    <w:lvlOverride w:ilvl="0">
-      <w:startOverride w:val="1"/>
-    </w:lvlOverride>
-    <w:lvlOverride w:ilvl="1">
-      <w:startOverride w:val="1"/>
-    </w:lvlOverride>
-    <w:lvlOverride w:ilvl="2">
-      <w:startOverride w:val="1"/>
-    </w:lvlOverride>
+    <w:abstractNumId w:val="13"/>
   </w:num>
   <w:num w:numId="14">
     <w:abstractNumId w:val="1"/>
@@ -10801,9 +15109,6 @@
     <w:lvlOverride w:ilvl="1">
       <w:startOverride w:val="1"/>
     </w:lvlOverride>
-    <w:lvlOverride w:ilvl="2">
-      <w:startOverride w:val="1"/>
-    </w:lvlOverride>
   </w:num>
   <w:num w:numId="15">
     <w:abstractNumId w:val="1"/>
@@ -10811,6 +15116,9 @@
       <w:startOverride w:val="1"/>
     </w:lvlOverride>
     <w:lvlOverride w:ilvl="1">
+      <w:startOverride w:val="1"/>
+    </w:lvlOverride>
+    <w:lvlOverride w:ilvl="2">
       <w:startOverride w:val="1"/>
     </w:lvlOverride>
   </w:num>
@@ -10839,6 +15147,39 @@
     </w:lvlOverride>
   </w:num>
   <w:num w:numId="18">
+    <w:abstractNumId w:val="1"/>
+    <w:lvlOverride w:ilvl="0">
+      <w:startOverride w:val="1"/>
+    </w:lvlOverride>
+    <w:lvlOverride w:ilvl="1">
+      <w:startOverride w:val="1"/>
+    </w:lvlOverride>
+  </w:num>
+  <w:num w:numId="19">
+    <w:abstractNumId w:val="1"/>
+    <w:lvlOverride w:ilvl="0">
+      <w:startOverride w:val="1"/>
+    </w:lvlOverride>
+    <w:lvlOverride w:ilvl="1">
+      <w:startOverride w:val="1"/>
+    </w:lvlOverride>
+    <w:lvlOverride w:ilvl="2">
+      <w:startOverride w:val="1"/>
+    </w:lvlOverride>
+  </w:num>
+  <w:num w:numId="20">
+    <w:abstractNumId w:val="1"/>
+    <w:lvlOverride w:ilvl="0">
+      <w:startOverride w:val="1"/>
+    </w:lvlOverride>
+    <w:lvlOverride w:ilvl="1">
+      <w:startOverride w:val="1"/>
+    </w:lvlOverride>
+    <w:lvlOverride w:ilvl="2">
+      <w:startOverride w:val="1"/>
+    </w:lvlOverride>
+  </w:num>
+  <w:num w:numId="21">
     <w:abstractNumId w:val="1"/>
     <w:lvlOverride w:ilvl="0">
       <w:startOverride w:val="1"/>
@@ -11687,6 +16028,20 @@
       <w:spacing w:val="5"/>
     </w:rPr>
   </w:style>
+  <w:style w:type="character" w:styleId="Bullets">
+    <w:name w:val="Bullets"/>
+    <w:qFormat/>
+    <w:rPr>
+      <w:rFonts w:ascii="OpenSymbol" w:hAnsi="OpenSymbol" w:eastAsia="OpenSymbol" w:cs="OpenSymbol"/>
+    </w:rPr>
+  </w:style>
+  <w:style w:type="character" w:styleId="SourceText">
+    <w:name w:val="Source Text"/>
+    <w:qFormat/>
+    <w:rPr>
+      <w:rFonts w:ascii="Liberation Mono" w:hAnsi="Liberation Mono" w:eastAsia="Liberation Mono" w:cs="Liberation Mono"/>
+    </w:rPr>
+  </w:style>
   <w:style w:type="paragraph" w:styleId="Heading">
     <w:name w:val="Heading"/>
     <w:basedOn w:val="Normal"/>
@@ -11887,6 +16242,29 @@
     <w:rPr>
       <w:b/>
       <w:bCs/>
+    </w:rPr>
+  </w:style>
+  <w:style w:type="paragraph" w:styleId="31">
+    <w:name w:val="Стиль3"/>
+    <w:basedOn w:val="Heading1"/>
+    <w:qFormat/>
+    <w:pPr>
+      <w:keepNext w:val="false"/>
+      <w:keepLines w:val="false"/>
+      <w:suppressAutoHyphens w:val="false"/>
+      <w:spacing w:before="240" w:after="60"/>
+      <w:ind w:firstLine="709"/>
+      <w:jc w:val="both"/>
+      <w:outlineLvl w:val="9"/>
+    </w:pPr>
+    <w:rPr>
+      <w:rFonts w:ascii="TimesET" w:hAnsi="TimesET" w:eastAsia="Times New Roman" w:cs="Times New Roman"/>
+      <w:b/>
+      <w:bCs/>
+      <w:color w:themeColor="text1" w:val="000000"/>
+      <w:kern w:val="2"/>
+      <w:sz w:val="24"/>
+      <w:szCs w:val="20"/>
     </w:rPr>
   </w:style>
   <w:style w:type="numbering" w:styleId="NoList" w:default="1">

--- a/reports/ТЗ.docx
+++ b/reports/ТЗ.docx
@@ -14,7 +14,7 @@
           <w:bottom w:w="0" w:type="dxa"/>
           <w:right w:w="108" w:type="dxa"/>
         </w:tblCellMar>
-        <w:tblLook w:firstRow="1" w:noVBand="1" w:lastRow="0" w:firstColumn="1" w:lastColumn="0" w:noHBand="0" w:val="04a0"/>
+        <w:tblLook w:val="04a0" w:noHBand="0" w:noVBand="1" w:firstColumn="1" w:lastRow="0" w:lastColumn="0" w:firstRow="1"/>
       </w:tblPr>
       <w:tblGrid>
         <w:gridCol w:w="1956"/>
@@ -31,7 +31,7 @@
             <w:pPr>
               <w:pStyle w:val="Normal"/>
               <w:suppressAutoHyphens w:val="false"/>
-              <w:spacing w:lineRule="auto" w:line="252"/>
+              <w:spacing w:lineRule="auto" w:line="252" w:before="0" w:after="160"/>
               <w:rPr/>
             </w:pPr>
             <w:r>
@@ -219,7 +219,7 @@
             <w:pPr>
               <w:pStyle w:val="Normal"/>
               <w:suppressAutoHyphens w:val="false"/>
-              <w:spacing w:lineRule="auto" w:line="252"/>
+              <w:spacing w:lineRule="auto" w:line="252" w:before="0" w:after="160"/>
               <w:jc w:val="center"/>
               <w:rPr/>
             </w:pPr>
@@ -397,60 +397,6 @@
           <w14:ligatures w14:val="standardContextual"/>
         </w:rPr>
         <w:t>СИСТЕМЫ ОБРАБОТКИ ИНФОРМАЦИИ И УПРАВЛЕНИЯ_______________</w:t>
-      </w:r>
-    </w:p>
-    <w:p>
-      <w:pPr>
-        <w:pStyle w:val="Normal"/>
-        <w:suppressAutoHyphens w:val="false"/>
-        <w:spacing w:lineRule="auto" w:line="252"/>
-        <w:rPr>
-          <w:rFonts w:eastAsia="Calibri"/>
-          <w:i/>
-          <w:i/>
-          <w:sz w:val="22"/>
-          <w:szCs w:val="20"/>
-          <w:u w:val="single"/>
-          <w:lang w:eastAsia="en-US" w:bidi="hi-IN"/>
-          <w14:ligatures w14:val="standardContextual"/>
-        </w:rPr>
-      </w:pPr>
-      <w:r>
-        <w:rPr>
-          <w:rFonts w:eastAsia="Calibri"/>
-          <w:i/>
-          <w:sz w:val="22"/>
-          <w:szCs w:val="20"/>
-          <w:u w:val="single"/>
-          <w:lang w:eastAsia="en-US" w:bidi="hi-IN"/>
-          <w14:ligatures w14:val="standardContextual"/>
-        </w:rPr>
-      </w:r>
-    </w:p>
-    <w:p>
-      <w:pPr>
-        <w:pStyle w:val="Normal"/>
-        <w:suppressAutoHyphens w:val="false"/>
-        <w:spacing w:lineRule="auto" w:line="252"/>
-        <w:rPr>
-          <w:rFonts w:eastAsia="Calibri"/>
-          <w:i/>
-          <w:i/>
-          <w:sz w:val="18"/>
-          <w:szCs w:val="20"/>
-          <w:lang w:eastAsia="en-US" w:bidi="hi-IN"/>
-          <w14:ligatures w14:val="standardContextual"/>
-        </w:rPr>
-      </w:pPr>
-      <w:r>
-        <w:rPr>
-          <w:rFonts w:eastAsia="Calibri"/>
-          <w:i/>
-          <w:sz w:val="18"/>
-          <w:szCs w:val="20"/>
-          <w:lang w:eastAsia="en-US" w:bidi="hi-IN"/>
-          <w14:ligatures w14:val="standardContextual"/>
-        </w:rPr>
       </w:r>
     </w:p>
     <w:p>
@@ -669,83 +615,6 @@
         <w:pStyle w:val="Normal"/>
         <w:suppressAutoHyphens w:val="false"/>
         <w:spacing w:lineRule="auto" w:line="252"/>
-        <w:rPr/>
-      </w:pPr>
-      <w:r>
-        <w:rPr>
-          <w:rFonts w:eastAsia="Calibri"/>
-          <w:b/>
-          <w:i/>
-          <w:sz w:val="40"/>
-          <w:szCs w:val="20"/>
-          <w:lang w:eastAsia="en-US" w:bidi="hi-IN"/>
-          <w14:ligatures w14:val="standardContextual"/>
-        </w:rPr>
-        <w:t>______________________________________________</w:t>
-      </w:r>
-    </w:p>
-    <w:p>
-      <w:pPr>
-        <w:pStyle w:val="Normal"/>
-        <w:suppressAutoHyphens w:val="false"/>
-        <w:spacing w:lineRule="auto" w:line="252"/>
-        <w:rPr/>
-      </w:pPr>
-      <w:r>
-        <w:rPr/>
-      </w:r>
-    </w:p>
-    <w:p>
-      <w:pPr>
-        <w:pStyle w:val="Normal"/>
-        <w:suppressAutoHyphens w:val="false"/>
-        <w:spacing w:lineRule="auto" w:line="252"/>
-        <w:rPr>
-          <w:rFonts w:eastAsia="Calibri"/>
-          <w:sz w:val="22"/>
-          <w:szCs w:val="20"/>
-          <w:lang w:eastAsia="en-US" w:bidi="hi-IN"/>
-          <w14:ligatures w14:val="standardContextual"/>
-        </w:rPr>
-      </w:pPr>
-      <w:r>
-        <w:rPr>
-          <w:rFonts w:eastAsia="Calibri"/>
-          <w:sz w:val="22"/>
-          <w:szCs w:val="20"/>
-          <w:lang w:eastAsia="en-US" w:bidi="hi-IN"/>
-          <w14:ligatures w14:val="standardContextual"/>
-        </w:rPr>
-      </w:r>
-    </w:p>
-    <w:p>
-      <w:pPr>
-        <w:pStyle w:val="Normal"/>
-        <w:suppressAutoHyphens w:val="false"/>
-        <w:spacing w:lineRule="auto" w:line="252"/>
-        <w:rPr>
-          <w:rFonts w:eastAsia="Calibri"/>
-          <w:sz w:val="22"/>
-          <w:szCs w:val="20"/>
-          <w:lang w:eastAsia="en-US" w:bidi="hi-IN"/>
-          <w14:ligatures w14:val="standardContextual"/>
-        </w:rPr>
-      </w:pPr>
-      <w:r>
-        <w:rPr>
-          <w:rFonts w:eastAsia="Calibri"/>
-          <w:sz w:val="22"/>
-          <w:szCs w:val="20"/>
-          <w:lang w:eastAsia="en-US" w:bidi="hi-IN"/>
-          <w14:ligatures w14:val="standardContextual"/>
-        </w:rPr>
-      </w:r>
-    </w:p>
-    <w:p>
-      <w:pPr>
-        <w:pStyle w:val="Normal"/>
-        <w:suppressAutoHyphens w:val="false"/>
-        <w:spacing w:lineRule="auto" w:line="252"/>
         <w:rPr>
           <w:rFonts w:eastAsia="Calibri"/>
           <w:sz w:val="22"/>
@@ -871,54 +740,6 @@
         <w:pStyle w:val="Normal"/>
         <w:suppressAutoHyphens w:val="false"/>
         <w:spacing w:lineRule="auto" w:line="252"/>
-        <w:jc w:val="both"/>
-        <w:rPr>
-          <w:rFonts w:eastAsia="Calibri"/>
-          <w:sz w:val="20"/>
-          <w:szCs w:val="22"/>
-          <w:lang w:eastAsia="en-US" w:bidi="hi-IN"/>
-          <w14:ligatures w14:val="standardContextual"/>
-        </w:rPr>
-      </w:pPr>
-      <w:r>
-        <w:rPr>
-          <w:rFonts w:eastAsia="Calibri"/>
-          <w:sz w:val="20"/>
-          <w:szCs w:val="22"/>
-          <w:lang w:eastAsia="en-US" w:bidi="hi-IN"/>
-          <w14:ligatures w14:val="standardContextual"/>
-        </w:rPr>
-      </w:r>
-    </w:p>
-    <w:p>
-      <w:pPr>
-        <w:pStyle w:val="Normal"/>
-        <w:suppressAutoHyphens w:val="false"/>
-        <w:spacing w:lineRule="auto" w:line="252"/>
-        <w:jc w:val="both"/>
-        <w:rPr>
-          <w:rFonts w:eastAsia="Calibri"/>
-          <w:sz w:val="20"/>
-          <w:szCs w:val="20"/>
-          <w:lang w:eastAsia="en-US" w:bidi="hi-IN"/>
-          <w14:ligatures w14:val="standardContextual"/>
-        </w:rPr>
-      </w:pPr>
-      <w:r>
-        <w:rPr>
-          <w:rFonts w:eastAsia="Calibri"/>
-          <w:sz w:val="20"/>
-          <w:szCs w:val="20"/>
-          <w:lang w:eastAsia="en-US" w:bidi="hi-IN"/>
-          <w14:ligatures w14:val="standardContextual"/>
-        </w:rPr>
-      </w:r>
-    </w:p>
-    <w:p>
-      <w:pPr>
-        <w:pStyle w:val="Normal"/>
-        <w:suppressAutoHyphens w:val="false"/>
-        <w:spacing w:lineRule="auto" w:line="252"/>
         <w:rPr/>
       </w:pPr>
       <w:r>
@@ -994,10 +815,12 @@
         <w:pStyle w:val="Normal"/>
         <w:suppressAutoHyphens w:val="false"/>
         <w:spacing w:lineRule="auto" w:line="252"/>
+        <w:ind w:right="565"/>
+        <w:jc w:val="right"/>
         <w:rPr>
           <w:rFonts w:eastAsia="Calibri"/>
-          <w:sz w:val="20"/>
-          <w:szCs w:val="22"/>
+          <w:sz w:val="18"/>
+          <w:szCs w:val="18"/>
           <w:lang w:eastAsia="en-US" w:bidi="hi-IN"/>
           <w14:ligatures w14:val="standardContextual"/>
         </w:rPr>
@@ -1005,8 +828,8 @@
       <w:r>
         <w:rPr>
           <w:rFonts w:eastAsia="Calibri"/>
-          <w:sz w:val="20"/>
-          <w:szCs w:val="22"/>
+          <w:sz w:val="18"/>
+          <w:szCs w:val="18"/>
           <w:lang w:eastAsia="en-US" w:bidi="hi-IN"/>
           <w14:ligatures w14:val="standardContextual"/>
         </w:rPr>
@@ -1014,128 +837,13 @@
     </w:p>
     <w:p>
       <w:pPr>
-        <w:pStyle w:val="Normal"/>
-        <w:suppressAutoHyphens w:val="false"/>
-        <w:spacing w:lineRule="auto" w:line="252"/>
-        <w:jc w:val="center"/>
-        <w:rPr>
-          <w:rFonts w:eastAsia="Calibri"/>
-          <w:i/>
-          <w:i/>
-          <w:sz w:val="22"/>
-          <w:szCs w:val="20"/>
-          <w:lang w:eastAsia="en-US" w:bidi="hi-IN"/>
-          <w14:ligatures w14:val="standardContextual"/>
-        </w:rPr>
-      </w:pPr>
-      <w:r>
-        <w:rPr>
-          <w:rFonts w:eastAsia="Calibri"/>
-          <w:i/>
-          <w:sz w:val="22"/>
-          <w:szCs w:val="20"/>
-          <w:lang w:eastAsia="en-US" w:bidi="hi-IN"/>
-          <w14:ligatures w14:val="standardContextual"/>
-        </w:rPr>
-      </w:r>
-    </w:p>
-    <w:p>
-      <w:pPr>
-        <w:pStyle w:val="Normal"/>
-        <w:suppressAutoHyphens w:val="false"/>
-        <w:spacing w:lineRule="auto" w:line="252"/>
-        <w:jc w:val="center"/>
-        <w:rPr/>
-      </w:pPr>
-      <w:r>
-        <w:rPr/>
-      </w:r>
-    </w:p>
-    <w:p>
-      <w:pPr>
-        <w:pStyle w:val="Normal"/>
-        <w:suppressAutoHyphens w:val="false"/>
-        <w:spacing w:lineRule="auto" w:line="252"/>
-        <w:jc w:val="center"/>
-        <w:rPr/>
-      </w:pPr>
-      <w:r>
-        <w:rPr/>
-      </w:r>
-    </w:p>
-    <w:p>
-      <w:pPr>
-        <w:pStyle w:val="Normal"/>
-        <w:suppressAutoHyphens w:val="false"/>
-        <w:spacing w:lineRule="auto" w:line="252"/>
-        <w:jc w:val="center"/>
-        <w:rPr/>
-      </w:pPr>
-      <w:r>
-        <w:rPr/>
-      </w:r>
-    </w:p>
-    <w:p>
-      <w:pPr>
-        <w:pStyle w:val="Normal"/>
-        <w:suppressAutoHyphens w:val="false"/>
-        <w:spacing w:lineRule="auto" w:line="252"/>
-        <w:jc w:val="center"/>
-        <w:rPr/>
-      </w:pPr>
-      <w:r>
-        <w:rPr/>
-      </w:r>
-    </w:p>
-    <w:p>
-      <w:pPr>
-        <w:pStyle w:val="Normal"/>
-        <w:suppressAutoHyphens w:val="false"/>
-        <w:spacing w:lineRule="auto" w:line="252"/>
-        <w:jc w:val="center"/>
-        <w:rPr/>
-      </w:pPr>
-      <w:r>
-        <w:rPr/>
-      </w:r>
-    </w:p>
-    <w:p>
-      <w:pPr>
-        <w:pStyle w:val="Normal"/>
-        <w:suppressAutoHyphens w:val="false"/>
-        <w:spacing w:lineRule="auto" w:line="252"/>
-        <w:jc w:val="center"/>
-        <w:rPr/>
-      </w:pPr>
-      <w:r>
-        <w:rPr/>
-      </w:r>
-    </w:p>
-    <w:p>
-      <w:pPr>
-        <w:pStyle w:val="Normal"/>
-        <w:suppressAutoHyphens w:val="false"/>
-        <w:spacing w:lineRule="auto" w:line="252"/>
-        <w:jc w:val="center"/>
-        <w:rPr/>
-      </w:pPr>
-      <w:r>
-        <w:rPr>
-          <w:rFonts w:eastAsia="Calibri"/>
-          <w:i/>
-          <w:sz w:val="28"/>
-          <w:szCs w:val="20"/>
-          <w:lang w:eastAsia="en-US" w:bidi="hi-IN"/>
-          <w14:ligatures w14:val="standardContextual"/>
-        </w:rPr>
-        <w:t>2025 г.</w:t>
-      </w:r>
-    </w:p>
-    <w:p>
-      <w:pPr>
         <w:sectPr>
-          <w:headerReference w:type="default" r:id="rId3"/>
-          <w:footerReference w:type="default" r:id="rId4"/>
+          <w:headerReference w:type="even" r:id="rId3"/>
+          <w:headerReference w:type="default" r:id="rId4"/>
+          <w:headerReference w:type="first" r:id="rId5"/>
+          <w:footerReference w:type="even" r:id="rId6"/>
+          <w:footerReference w:type="default" r:id="rId7"/>
+          <w:footerReference w:type="first" r:id="rId8"/>
           <w:type w:val="nextPage"/>
           <w:pgSz w:w="11906" w:h="16838"/>
           <w:pgMar w:left="1701" w:right="567" w:gutter="0" w:header="425" w:top="1417" w:footer="425" w:bottom="1417"/>
@@ -1151,7 +859,15 @@
         <w:rPr/>
       </w:pPr>
       <w:r>
-        <w:rPr/>
+        <w:rPr>
+          <w:rFonts w:eastAsia="Calibri"/>
+          <w:i/>
+          <w:sz w:val="28"/>
+          <w:szCs w:val="20"/>
+          <w:lang w:eastAsia="en-US" w:bidi="hi-IN"/>
+          <w14:ligatures w14:val="standardContextual"/>
+        </w:rPr>
+        <w:t>2025 г.</w:t>
       </w:r>
     </w:p>
     <w:p>
@@ -1190,7 +906,7 @@
                     </pic:cNvPicPr>
                   </pic:nvPicPr>
                   <pic:blipFill>
-                    <a:blip r:embed="rId5"/>
+                    <a:blip r:embed="rId9"/>
                     <a:stretch>
                       <a:fillRect/>
                     </a:stretch>
@@ -1251,7 +967,6 @@
         <w:rPr/>
       </w:pPr>
       <w:r>
-        <w:rPr/>
         <w:drawing>
           <wp:anchor behindDoc="0" distT="0" distB="0" distL="0" distR="0" simplePos="0" locked="0" layoutInCell="0" allowOverlap="1" relativeHeight="5">
             <wp:simplePos x="0" y="0"/>
@@ -1261,7 +976,7 @@
             <wp:positionV relativeFrom="paragraph">
               <wp:posOffset>635</wp:posOffset>
             </wp:positionV>
-            <wp:extent cx="5761990" cy="7824470"/>
+            <wp:extent cx="5113020" cy="6918960"/>
             <wp:effectExtent l="0" t="0" r="0" b="0"/>
             <wp:wrapTopAndBottom/>
             <wp:docPr id="3" name="Image2" descr=""/>
@@ -1278,7 +993,7 @@
                     </pic:cNvPicPr>
                   </pic:nvPicPr>
                   <pic:blipFill>
-                    <a:blip r:embed="rId6"/>
+                    <a:blip r:embed="rId10"/>
                     <a:stretch>
                       <a:fillRect/>
                     </a:stretch>
@@ -1286,7 +1001,7 @@
                   <pic:spPr bwMode="auto">
                     <a:xfrm>
                       <a:off x="0" y="0"/>
-                      <a:ext cx="5761990" cy="7824470"/>
+                      <a:ext cx="5113020" cy="6918960"/>
                     </a:xfrm>
                     <a:prstGeom prst="rect">
                       <a:avLst/>
@@ -1298,15 +1013,6 @@
           </wp:anchor>
         </w:drawing>
       </w:r>
-    </w:p>
-    <w:p>
-      <w:pPr>
-        <w:pStyle w:val="Normal"/>
-        <w:suppressAutoHyphens w:val="false"/>
-        <w:spacing w:lineRule="auto" w:line="276" w:before="0" w:after="160"/>
-        <w:jc w:val="center"/>
-        <w:rPr/>
-      </w:pPr>
       <w:r>
         <w:rPr>
           <w:sz w:val="28"/>
@@ -1357,7 +1063,7 @@
                     </pic:cNvPicPr>
                   </pic:nvPicPr>
                   <pic:blipFill>
-                    <a:blip r:embed="rId7"/>
+                    <a:blip r:embed="rId11"/>
                     <a:stretch>
                       <a:fillRect/>
                     </a:stretch>
@@ -1400,8 +1106,322 @@
         </w:rPr>
         <w:t>Рисунок 3 — диаграмма последовательности</w:t>
       </w:r>
-      <w:r>
-        <w:br w:type="page"/>
+    </w:p>
+    <w:p>
+      <w:pPr>
+        <w:pStyle w:val="Normal"/>
+        <w:suppressAutoHyphens w:val="false"/>
+        <w:spacing w:lineRule="auto" w:line="276" w:before="0" w:after="160"/>
+        <w:jc w:val="center"/>
+        <w:rPr>
+          <w:rFonts w:ascii="Times New Roman" w:hAnsi="Times New Roman" w:cs="Times New Roman"/>
+          <w:b/>
+          <w:bCs/>
+          <w:color w:val="auto"/>
+          <w:sz w:val="28"/>
+          <w:szCs w:val="28"/>
+        </w:rPr>
+      </w:pPr>
+      <w:r>
+        <w:drawing>
+          <wp:anchor behindDoc="0" distT="0" distB="0" distL="0" distR="0" simplePos="0" locked="0" layoutInCell="0" allowOverlap="1" relativeHeight="7">
+            <wp:simplePos x="0" y="0"/>
+            <wp:positionH relativeFrom="column">
+              <wp:align>center</wp:align>
+            </wp:positionH>
+            <wp:positionV relativeFrom="paragraph">
+              <wp:posOffset>635</wp:posOffset>
+            </wp:positionV>
+            <wp:extent cx="5943600" cy="6286500"/>
+            <wp:effectExtent l="0" t="0" r="0" b="0"/>
+            <wp:wrapTopAndBottom/>
+            <wp:docPr id="5" name="Image5" descr=""/>
+            <wp:cNvGraphicFramePr>
+              <a:graphicFrameLocks xmlns:a="http://schemas.openxmlformats.org/drawingml/2006/main" noChangeAspect="1"/>
+            </wp:cNvGraphicFramePr>
+            <a:graphic xmlns:a="http://schemas.openxmlformats.org/drawingml/2006/main">
+              <a:graphicData uri="http://schemas.openxmlformats.org/drawingml/2006/picture">
+                <pic:pic xmlns:pic="http://schemas.openxmlformats.org/drawingml/2006/picture">
+                  <pic:nvPicPr>
+                    <pic:cNvPr id="5" name="Image5" descr=""/>
+                    <pic:cNvPicPr>
+                      <a:picLocks noChangeAspect="1" noChangeArrowheads="1"/>
+                    </pic:cNvPicPr>
+                  </pic:nvPicPr>
+                  <pic:blipFill>
+                    <a:blip r:embed="rId12"/>
+                    <a:stretch>
+                      <a:fillRect/>
+                    </a:stretch>
+                  </pic:blipFill>
+                  <pic:spPr bwMode="auto">
+                    <a:xfrm>
+                      <a:off x="0" y="0"/>
+                      <a:ext cx="5943600" cy="6286500"/>
+                    </a:xfrm>
+                    <a:prstGeom prst="rect">
+                      <a:avLst/>
+                    </a:prstGeom>
+                  </pic:spPr>
+                </pic:pic>
+              </a:graphicData>
+            </a:graphic>
+          </wp:anchor>
+        </w:drawing>
+      </w:r>
+      <w:r>
+        <w:rPr>
+          <w:sz w:val="28"/>
+          <w:szCs w:val="28"/>
+        </w:rPr>
+        <w:t>Рисунок 4 — диаграмма классов</w:t>
+      </w:r>
+    </w:p>
+    <w:p>
+      <w:pPr>
+        <w:pStyle w:val="Normal"/>
+        <w:rPr/>
+      </w:pPr>
+      <w:r>
+        <w:drawing>
+          <wp:anchor behindDoc="0" distT="0" distB="0" distL="0" distR="0" simplePos="0" locked="0" layoutInCell="0" allowOverlap="1" relativeHeight="6">
+            <wp:simplePos x="0" y="0"/>
+            <wp:positionH relativeFrom="column">
+              <wp:align>center</wp:align>
+            </wp:positionH>
+            <wp:positionV relativeFrom="paragraph">
+              <wp:posOffset>635</wp:posOffset>
+            </wp:positionV>
+            <wp:extent cx="5692140" cy="3474720"/>
+            <wp:effectExtent l="0" t="0" r="0" b="0"/>
+            <wp:wrapSquare wrapText="largest"/>
+            <wp:docPr id="6" name="Image4" descr=""/>
+            <wp:cNvGraphicFramePr>
+              <a:graphicFrameLocks xmlns:a="http://schemas.openxmlformats.org/drawingml/2006/main" noChangeAspect="1"/>
+            </wp:cNvGraphicFramePr>
+            <a:graphic xmlns:a="http://schemas.openxmlformats.org/drawingml/2006/main">
+              <a:graphicData uri="http://schemas.openxmlformats.org/drawingml/2006/picture">
+                <pic:pic xmlns:pic="http://schemas.openxmlformats.org/drawingml/2006/picture">
+                  <pic:nvPicPr>
+                    <pic:cNvPr id="6" name="Image4" descr=""/>
+                    <pic:cNvPicPr>
+                      <a:picLocks noChangeAspect="1" noChangeArrowheads="1"/>
+                    </pic:cNvPicPr>
+                  </pic:nvPicPr>
+                  <pic:blipFill>
+                    <a:blip r:embed="rId13"/>
+                    <a:stretch>
+                      <a:fillRect/>
+                    </a:stretch>
+                  </pic:blipFill>
+                  <pic:spPr bwMode="auto">
+                    <a:xfrm>
+                      <a:off x="0" y="0"/>
+                      <a:ext cx="5692140" cy="3474720"/>
+                    </a:xfrm>
+                    <a:prstGeom prst="rect">
+                      <a:avLst/>
+                    </a:prstGeom>
+                  </pic:spPr>
+                </pic:pic>
+              </a:graphicData>
+            </a:graphic>
+          </wp:anchor>
+        </w:drawing>
+      </w:r>
+      <w:r>
+        <w:rPr/>
+        <w:t>Рисунок 5 — диаграмма развертывания</w:t>
+      </w:r>
+    </w:p>
+    <w:p>
+      <w:pPr>
+        <w:pStyle w:val="Normal"/>
+        <w:spacing w:lineRule="auto" w:line="360"/>
+        <w:jc w:val="both"/>
+        <w:rPr>
+          <w:sz w:val="28"/>
+          <w:szCs w:val="28"/>
+          <w:lang w:val="en-US"/>
+        </w:rPr>
+      </w:pPr>
+      <w:r>
+        <w:rPr>
+          <w:sz w:val="28"/>
+          <w:szCs w:val="28"/>
+          <w:lang w:val="en-US"/>
+        </w:rPr>
+      </w:r>
+    </w:p>
+    <w:p>
+      <w:pPr>
+        <w:pStyle w:val="Normal"/>
+        <w:spacing w:lineRule="auto" w:line="360"/>
+        <w:jc w:val="both"/>
+        <w:rPr>
+          <w:sz w:val="28"/>
+          <w:szCs w:val="28"/>
+          <w:lang w:val="en-US"/>
+        </w:rPr>
+      </w:pPr>
+      <w:r>
+        <w:rPr>
+          <w:sz w:val="28"/>
+          <w:szCs w:val="28"/>
+          <w:lang w:val="en-US"/>
+        </w:rPr>
+      </w:r>
+    </w:p>
+    <w:p>
+      <w:pPr>
+        <w:pStyle w:val="Normal"/>
+        <w:spacing w:lineRule="auto" w:line="360"/>
+        <w:jc w:val="both"/>
+        <w:rPr>
+          <w:sz w:val="28"/>
+          <w:szCs w:val="28"/>
+          <w:lang w:val="en-US"/>
+        </w:rPr>
+      </w:pPr>
+      <w:r>
+        <w:rPr>
+          <w:sz w:val="28"/>
+          <w:szCs w:val="28"/>
+          <w:lang w:val="en-US"/>
+        </w:rPr>
+      </w:r>
+    </w:p>
+    <w:p>
+      <w:pPr>
+        <w:pStyle w:val="Normal"/>
+        <w:spacing w:lineRule="auto" w:line="360"/>
+        <w:jc w:val="both"/>
+        <w:rPr>
+          <w:sz w:val="28"/>
+          <w:szCs w:val="28"/>
+          <w:lang w:val="en-US"/>
+        </w:rPr>
+      </w:pPr>
+      <w:r>
+        <w:rPr>
+          <w:sz w:val="28"/>
+          <w:szCs w:val="28"/>
+          <w:lang w:val="en-US"/>
+        </w:rPr>
+      </w:r>
+    </w:p>
+    <w:p>
+      <w:pPr>
+        <w:pStyle w:val="Normal"/>
+        <w:spacing w:lineRule="auto" w:line="360"/>
+        <w:jc w:val="both"/>
+        <w:rPr>
+          <w:sz w:val="28"/>
+          <w:szCs w:val="28"/>
+          <w:lang w:val="en-US"/>
+        </w:rPr>
+      </w:pPr>
+      <w:r>
+        <w:rPr>
+          <w:sz w:val="28"/>
+          <w:szCs w:val="28"/>
+          <w:lang w:val="en-US"/>
+        </w:rPr>
+      </w:r>
+    </w:p>
+    <w:p>
+      <w:pPr>
+        <w:pStyle w:val="Normal"/>
+        <w:spacing w:lineRule="auto" w:line="360"/>
+        <w:jc w:val="both"/>
+        <w:rPr>
+          <w:sz w:val="28"/>
+          <w:szCs w:val="28"/>
+          <w:lang w:val="en-US"/>
+        </w:rPr>
+      </w:pPr>
+      <w:r>
+        <w:rPr>
+          <w:sz w:val="28"/>
+          <w:szCs w:val="28"/>
+          <w:lang w:val="en-US"/>
+        </w:rPr>
+      </w:r>
+    </w:p>
+    <w:p>
+      <w:pPr>
+        <w:pStyle w:val="Normal"/>
+        <w:spacing w:lineRule="auto" w:line="360"/>
+        <w:jc w:val="both"/>
+        <w:rPr>
+          <w:sz w:val="28"/>
+          <w:szCs w:val="28"/>
+          <w:lang w:val="en-US"/>
+        </w:rPr>
+      </w:pPr>
+      <w:r>
+        <w:rPr>
+          <w:sz w:val="28"/>
+          <w:szCs w:val="28"/>
+          <w:lang w:val="en-US"/>
+        </w:rPr>
+      </w:r>
+    </w:p>
+    <w:p>
+      <w:pPr>
+        <w:pStyle w:val="Normal"/>
+        <w:spacing w:lineRule="auto" w:line="360"/>
+        <w:jc w:val="both"/>
+        <w:rPr>
+          <w:sz w:val="28"/>
+          <w:szCs w:val="28"/>
+          <w:lang w:val="en-US"/>
+        </w:rPr>
+      </w:pPr>
+      <w:r>
+        <w:rPr>
+          <w:sz w:val="28"/>
+          <w:szCs w:val="28"/>
+          <w:lang w:val="en-US"/>
+        </w:rPr>
+      </w:r>
+    </w:p>
+    <w:p>
+      <w:pPr>
+        <w:pStyle w:val="Normal"/>
+        <w:spacing w:lineRule="auto" w:line="360"/>
+        <w:jc w:val="both"/>
+        <w:rPr>
+          <w:sz w:val="28"/>
+          <w:szCs w:val="28"/>
+          <w:lang w:val="en-US"/>
+        </w:rPr>
+      </w:pPr>
+      <w:r>
+        <w:rPr>
+          <w:sz w:val="28"/>
+          <w:szCs w:val="28"/>
+          <w:lang w:val="en-US"/>
+        </w:rPr>
+      </w:r>
+    </w:p>
+    <w:p>
+      <w:pPr>
+        <w:pStyle w:val="Normal"/>
+        <w:spacing w:lineRule="auto" w:line="360"/>
+        <w:jc w:val="both"/>
+        <w:rPr>
+          <w:sz w:val="28"/>
+          <w:szCs w:val="28"/>
+          <w:lang w:val="en-US"/>
+        </w:rPr>
+      </w:pPr>
+      <w:r>
+        <w:rPr>
+          <w:sz w:val="28"/>
+          <w:szCs w:val="28"/>
+          <w:lang w:val="en-US"/>
+        </w:rPr>
       </w:r>
     </w:p>
     <w:p>
@@ -1411,7 +1431,7 @@
           <w:tab w:val="clear" w:pos="708"/>
           <w:tab w:val="center" w:pos="4677" w:leader="none"/>
         </w:tabs>
-        <w:spacing w:lineRule="auto" w:line="360" w:before="0" w:after="80"/>
+        <w:spacing w:lineRule="auto" w:line="360"/>
         <w:jc w:val="center"/>
         <w:rPr>
           <w:rFonts w:ascii="Times New Roman" w:hAnsi="Times New Roman" w:cs="Times New Roman"/>
@@ -1427,8 +1447,24 @@
           <w:sz w:val="32"/>
           <w:szCs w:val="32"/>
         </w:rPr>
-        <w:t>Расч</w:t>
-      </w:r>
+      </w:r>
+    </w:p>
+    <w:p>
+      <w:pPr>
+        <w:pStyle w:val="Normal"/>
+        <w:tabs>
+          <w:tab w:val="clear" w:pos="708"/>
+          <w:tab w:val="center" w:pos="4677" w:leader="none"/>
+        </w:tabs>
+        <w:spacing w:lineRule="auto" w:line="360"/>
+        <w:jc w:val="center"/>
+        <w:rPr>
+          <w:rFonts w:ascii="Times New Roman" w:hAnsi="Times New Roman" w:cs="Times New Roman"/>
+          <w:color w:val="auto"/>
+          <w:sz w:val="32"/>
+          <w:szCs w:val="32"/>
+        </w:rPr>
+      </w:pPr>
       <w:r>
         <w:rPr>
           <w:rFonts w:cs="Times New Roman"/>
@@ -1436,16 +1472,7 @@
           <w:sz w:val="32"/>
           <w:szCs w:val="32"/>
         </w:rPr>
-        <w:t>е</w:t>
-      </w:r>
-      <w:r>
-        <w:rPr>
-          <w:rFonts w:cs="Times New Roman"/>
-          <w:color w:val="auto"/>
-          <w:sz w:val="32"/>
-          <w:szCs w:val="32"/>
-        </w:rPr>
-        <w:t>т аппаратных требований</w:t>
+        <w:t>Расчёт аппаратных требований</w:t>
       </w:r>
     </w:p>
     <w:p>
@@ -1463,21 +1490,7 @@
           <w:sz w:val="28"/>
           <w:szCs w:val="28"/>
         </w:rPr>
-        <w:t>Определим следующие входные данные для расч</w:t>
-      </w:r>
-      <w:r>
-        <w:rPr>
-          <w:sz w:val="28"/>
-          <w:szCs w:val="28"/>
-        </w:rPr>
-        <w:t>е</w:t>
-      </w:r>
-      <w:r>
-        <w:rPr>
-          <w:sz w:val="28"/>
-          <w:szCs w:val="28"/>
-        </w:rPr>
-        <w:t>тов:</w:t>
+        <w:t>Определим следующие входные данные для расчётов:</w:t>
       </w:r>
     </w:p>
     <w:p>
@@ -1485,7 +1498,7 @@
         <w:pStyle w:val="ListParagraph"/>
         <w:numPr>
           <w:ilvl w:val="0"/>
-          <w:numId w:val="10"/>
+          <w:numId w:val="2"/>
         </w:numPr>
         <w:spacing w:lineRule="auto" w:line="360"/>
         <w:jc w:val="both"/>
@@ -1500,23 +1513,42 @@
           <w:szCs w:val="28"/>
           <w:lang w:val="en-US"/>
         </w:rPr>
-        <w:t>N</w:t>
-      </w:r>
-      <w:r>
-        <w:rPr>
-          <w:sz w:val="28"/>
-          <w:szCs w:val="28"/>
-          <w:vertAlign w:val="subscript"/>
-          <w:lang w:val="en-US"/>
-        </w:rPr>
-        <w:t>total</w:t>
-      </w:r>
-      <w:r>
-        <w:rPr>
-          <w:sz w:val="28"/>
-          <w:szCs w:val="28"/>
-        </w:rPr>
-        <w:t xml:space="preserve"> – количество активных пользователей в день. Предположим, что в среднем нашим сервисом будет пользоваться 10000 пользователей в день.</w:t>
+        <w:t>DAU</w:t>
+      </w:r>
+      <w:r>
+        <w:rPr>
+          <w:sz w:val="28"/>
+          <w:szCs w:val="28"/>
+        </w:rPr>
+        <w:t xml:space="preserve"> – количество активных </w:t>
+      </w:r>
+      <w:r>
+        <w:rPr>
+          <w:sz w:val="28"/>
+          <w:szCs w:val="28"/>
+        </w:rPr>
+        <w:t>электриков</w:t>
+      </w:r>
+      <w:r>
+        <w:rPr>
+          <w:sz w:val="28"/>
+          <w:szCs w:val="28"/>
+        </w:rPr>
+        <w:t xml:space="preserve"> в день. Предположим, что в среднем нашим сервисом будет пользоваться 400 </w:t>
+      </w:r>
+      <w:r>
+        <w:rPr>
+          <w:sz w:val="28"/>
+          <w:szCs w:val="28"/>
+        </w:rPr>
+        <w:t>электриков</w:t>
+      </w:r>
+      <w:r>
+        <w:rPr>
+          <w:sz w:val="28"/>
+          <w:szCs w:val="28"/>
+        </w:rPr>
+        <w:t xml:space="preserve"> в день. </w:t>
       </w:r>
     </w:p>
     <w:p>
@@ -1524,29 +1556,44 @@
         <w:pStyle w:val="ListParagraph"/>
         <w:numPr>
           <w:ilvl w:val="0"/>
-          <w:numId w:val="10"/>
+          <w:numId w:val="2"/>
         </w:numPr>
         <w:spacing w:lineRule="auto" w:line="360"/>
         <w:jc w:val="both"/>
         <w:rPr>
+          <w:sz w:val="28"/>
+          <w:szCs w:val="28"/>
+        </w:rPr>
+      </w:pPr>
+      <w:r>
+        <w:rPr>
+          <w:sz w:val="28"/>
+          <w:szCs w:val="28"/>
           <w:lang w:val="en-US"/>
         </w:rPr>
-      </w:pPr>
+        <w:t>RPS</w:t>
+      </w:r>
+      <w:r>
+        <w:rPr>
+          <w:sz w:val="28"/>
+          <w:szCs w:val="28"/>
+        </w:rPr>
+        <w:t xml:space="preserve"> (</w:t>
+      </w:r>
       <w:r>
         <w:rPr>
           <w:sz w:val="28"/>
           <w:szCs w:val="28"/>
           <w:lang w:val="en-US"/>
         </w:rPr>
-        <w:t xml:space="preserve">A – </w:t>
-      </w:r>
-      <w:r>
-        <w:rPr>
-          <w:sz w:val="28"/>
-          <w:szCs w:val="28"/>
-          <w:lang w:val="ru-RU"/>
-        </w:rPr>
-        <w:t xml:space="preserve">коэффициент активности, доля пользователей, использующих сервис во время пиковой нагрузки. Предположим, что </w:t>
+        <w:t>Requests</w:t>
+      </w:r>
+      <w:r>
+        <w:rPr>
+          <w:sz w:val="28"/>
+          <w:szCs w:val="28"/>
+        </w:rPr>
+        <w:t xml:space="preserve"> </w:t>
       </w:r>
       <w:r>
         <w:rPr>
@@ -1554,15 +1601,14 @@
           <w:szCs w:val="28"/>
           <w:lang w:val="en-US"/>
         </w:rPr>
-        <w:t xml:space="preserve">A = 0.1 (10% </w:t>
-      </w:r>
-      <w:r>
-        <w:rPr>
-          <w:sz w:val="28"/>
-          <w:szCs w:val="28"/>
-          <w:lang w:val="ru-RU"/>
-        </w:rPr>
-        <w:t>пользователей</w:t>
+        <w:t>Per</w:t>
+      </w:r>
+      <w:r>
+        <w:rPr>
+          <w:sz w:val="28"/>
+          <w:szCs w:val="28"/>
+        </w:rPr>
+        <w:t xml:space="preserve"> </w:t>
       </w:r>
       <w:r>
         <w:rPr>
@@ -1570,394 +1616,113 @@
           <w:szCs w:val="28"/>
           <w:lang w:val="en-US"/>
         </w:rPr>
-        <w:t>).</w:t>
-      </w:r>
-    </w:p>
-    <w:p>
-      <w:pPr>
-        <w:pStyle w:val="ListParagraph"/>
-        <w:numPr>
-          <w:ilvl w:val="0"/>
-          <w:numId w:val="10"/>
-        </w:numPr>
-        <w:spacing w:lineRule="auto" w:line="360"/>
-        <w:jc w:val="both"/>
-        <w:rPr>
+        <w:t>Second</w:t>
+      </w:r>
+      <w:r>
+        <w:rPr>
+          <w:sz w:val="28"/>
+          <w:szCs w:val="28"/>
+        </w:rPr>
+        <w:t xml:space="preserve">) – Пиковое количество запросов в секунду. Примем, что в пиковый час нагрузка составляет 40% от </w:t>
+      </w:r>
+      <w:r>
+        <w:rPr>
+          <w:sz w:val="28"/>
+          <w:szCs w:val="28"/>
           <w:lang w:val="en-US"/>
         </w:rPr>
-      </w:pPr>
-      <w:r>
-        <w:rPr>
-          <w:sz w:val="28"/>
-          <w:szCs w:val="28"/>
-          <w:lang w:val="en-US"/>
-        </w:rPr>
-        <w:t>RPS</w:t>
-      </w:r>
-      <w:r>
-        <w:rPr>
-          <w:sz w:val="28"/>
-          <w:szCs w:val="28"/>
-          <w:vertAlign w:val="subscript"/>
-          <w:lang w:val="en-US"/>
-        </w:rPr>
-        <w:t>user</w:t>
-      </w:r>
-      <w:r>
-        <w:rPr>
-          <w:sz w:val="28"/>
-          <w:szCs w:val="28"/>
-          <w:lang w:val="en-US"/>
-        </w:rPr>
-        <w:t xml:space="preserve"> – </w:t>
-      </w:r>
-      <w:r>
-        <w:rPr>
-          <w:sz w:val="28"/>
-          <w:szCs w:val="28"/>
-          <w:lang w:val="ru-RU"/>
-        </w:rPr>
-        <w:t xml:space="preserve">среднее количество запросов в секунду </w:t>
-      </w:r>
-      <w:r>
-        <w:rPr>
-          <w:sz w:val="28"/>
-          <w:szCs w:val="28"/>
-          <w:lang w:val="en-US"/>
-        </w:rPr>
-        <w:t xml:space="preserve">(RPS) </w:t>
-      </w:r>
-      <w:r>
-        <w:rPr>
-          <w:sz w:val="28"/>
-          <w:szCs w:val="28"/>
-          <w:lang w:val="ru-RU"/>
-        </w:rPr>
-        <w:t>на одного активного пользователя. Допустим, один пользователь в активной сессии делает 1 запрос каждые 5 секунд. Тогда RPS</w:t>
-      </w:r>
-      <w:r>
-        <w:rPr>
-          <w:sz w:val="28"/>
-          <w:szCs w:val="28"/>
-          <w:vertAlign w:val="subscript"/>
-          <w:lang w:val="ru-RU"/>
-        </w:rPr>
-        <w:t>user</w:t>
-      </w:r>
-      <w:r>
-        <w:rPr>
-          <w:sz w:val="28"/>
-          <w:szCs w:val="28"/>
-          <w:lang w:val="ru-RU"/>
-        </w:rPr>
-        <w:t xml:space="preserve"> = 0.2.</w:t>
-      </w:r>
-    </w:p>
-    <w:p>
-      <w:pPr>
-        <w:pStyle w:val="ListParagraph"/>
-        <w:numPr>
-          <w:ilvl w:val="0"/>
-          <w:numId w:val="10"/>
-        </w:numPr>
-        <w:spacing w:lineRule="auto" w:line="360"/>
-        <w:jc w:val="both"/>
-        <w:rPr>
-          <w:lang w:val="en-US"/>
-        </w:rPr>
-      </w:pPr>
-      <w:r>
-        <w:rPr>
-          <w:sz w:val="28"/>
-          <w:szCs w:val="28"/>
-          <w:lang w:val="ru-RU"/>
-        </w:rPr>
-        <w:t>Размер одной строки в БД:</w:t>
-      </w:r>
-    </w:p>
-    <w:p>
-      <w:pPr>
-        <w:pStyle w:val="ListParagraph"/>
-        <w:numPr>
-          <w:ilvl w:val="1"/>
-          <w:numId w:val="10"/>
-        </w:numPr>
-        <w:spacing w:lineRule="auto" w:line="360"/>
-        <w:jc w:val="both"/>
-        <w:rPr>
-          <w:lang w:val="en-US"/>
-        </w:rPr>
-      </w:pPr>
-      <w:r>
-        <w:rPr>
-          <w:sz w:val="28"/>
-          <w:szCs w:val="28"/>
-          <w:lang w:val="en-US"/>
-        </w:rPr>
-        <w:t xml:space="preserve">User: ~158 </w:t>
-      </w:r>
-      <w:r>
-        <w:rPr>
-          <w:sz w:val="28"/>
-          <w:szCs w:val="28"/>
-          <w:lang w:val="ru-RU"/>
-        </w:rPr>
-        <w:t>байт</w:t>
-      </w:r>
-    </w:p>
-    <w:p>
-      <w:pPr>
-        <w:pStyle w:val="ListParagraph"/>
-        <w:numPr>
-          <w:ilvl w:val="1"/>
-          <w:numId w:val="10"/>
-        </w:numPr>
-        <w:spacing w:lineRule="auto" w:line="360"/>
-        <w:jc w:val="both"/>
-        <w:rPr>
-          <w:lang w:val="en-US"/>
-        </w:rPr>
-      </w:pPr>
-      <w:r>
-        <w:rPr>
-          <w:sz w:val="28"/>
-          <w:szCs w:val="28"/>
-          <w:lang w:val="en-US"/>
-        </w:rPr>
-        <w:t xml:space="preserve">Lamp: ~154 </w:t>
-      </w:r>
-      <w:r>
-        <w:rPr>
-          <w:sz w:val="28"/>
-          <w:szCs w:val="28"/>
-          <w:lang w:val="ru-RU"/>
-        </w:rPr>
-        <w:t>байта</w:t>
-      </w:r>
-    </w:p>
-    <w:p>
-      <w:pPr>
-        <w:pStyle w:val="ListParagraph"/>
-        <w:numPr>
-          <w:ilvl w:val="1"/>
-          <w:numId w:val="10"/>
-        </w:numPr>
-        <w:spacing w:lineRule="auto" w:line="360"/>
-        <w:jc w:val="both"/>
-        <w:rPr>
-          <w:lang w:val="en-US"/>
-        </w:rPr>
-      </w:pPr>
-      <w:r>
-        <w:rPr>
-          <w:sz w:val="28"/>
-          <w:szCs w:val="28"/>
-          <w:lang w:val="en-US"/>
-        </w:rPr>
-        <w:t xml:space="preserve">LightRequest: 48 </w:t>
-      </w:r>
-      <w:r>
-        <w:rPr>
-          <w:sz w:val="28"/>
-          <w:szCs w:val="28"/>
-          <w:lang w:val="ru-RU"/>
-        </w:rPr>
-        <w:t>байт</w:t>
-      </w:r>
-    </w:p>
-    <w:p>
-      <w:pPr>
-        <w:pStyle w:val="ListParagraph"/>
-        <w:numPr>
-          <w:ilvl w:val="1"/>
-          <w:numId w:val="10"/>
-        </w:numPr>
-        <w:spacing w:lineRule="auto" w:line="360"/>
-        <w:jc w:val="both"/>
-        <w:rPr>
-          <w:lang w:val="en-US"/>
-        </w:rPr>
-      </w:pPr>
-      <w:r>
-        <w:rPr>
-          <w:sz w:val="28"/>
-          <w:szCs w:val="28"/>
-          <w:lang w:val="en-US"/>
-        </w:rPr>
-        <w:t xml:space="preserve">LightRequestToLamp: 20 </w:t>
-      </w:r>
-      <w:r>
-        <w:rPr>
-          <w:sz w:val="28"/>
-          <w:szCs w:val="28"/>
-          <w:lang w:val="ru-RU"/>
-        </w:rPr>
-        <w:t>байт</w:t>
+        <w:t>DAU</w:t>
+      </w:r>
+      <w:r>
+        <w:rPr>
+          <w:sz w:val="28"/>
+          <w:szCs w:val="28"/>
+        </w:rPr>
+        <w:t xml:space="preserve">. Пусть каждый активный </w:t>
+      </w:r>
+      <w:r>
+        <w:rPr>
+          <w:sz w:val="28"/>
+          <w:szCs w:val="28"/>
+        </w:rPr>
+        <w:t>электрик</w:t>
+      </w:r>
+      <w:r>
+        <w:rPr>
+          <w:sz w:val="28"/>
+          <w:szCs w:val="28"/>
+        </w:rPr>
+        <w:t xml:space="preserve"> совершает 1 запрос в 2 минуты.</w:t>
       </w:r>
     </w:p>
     <w:p>
       <w:pPr>
         <w:pStyle w:val="Normal"/>
         <w:spacing w:lineRule="auto" w:line="360"/>
-        <w:ind w:firstLine="360"/>
-        <w:jc w:val="both"/>
-        <w:rPr>
-          <w:sz w:val="28"/>
-          <w:szCs w:val="28"/>
-        </w:rPr>
-      </w:pPr>
-      <w:r>
-        <w:rPr>
-          <w:sz w:val="28"/>
-          <w:szCs w:val="28"/>
-          <w:lang w:val="ru-RU"/>
-        </w:rPr>
-        <w:t>Теперь, зная исходные данные рассчитаем необходимые для работы сервиса ресурсы.</w:t>
-      </w:r>
-    </w:p>
-    <w:p>
-      <w:pPr>
-        <w:pStyle w:val="Normal"/>
-        <w:numPr>
-          <w:ilvl w:val="0"/>
-          <w:numId w:val="11"/>
-        </w:numPr>
-        <w:spacing w:lineRule="auto" w:line="360"/>
-        <w:jc w:val="both"/>
-        <w:rPr>
-          <w:sz w:val="28"/>
-          <w:szCs w:val="28"/>
-        </w:rPr>
-      </w:pPr>
-      <w:r>
-        <w:rPr>
-          <w:sz w:val="28"/>
-          <w:szCs w:val="28"/>
-        </w:rPr>
-        <w:t xml:space="preserve">Общий пиковый </w:t>
-      </w:r>
-      <w:r>
-        <w:rPr>
-          <w:sz w:val="28"/>
-          <w:szCs w:val="28"/>
-          <w:lang w:val="en-US"/>
-        </w:rPr>
-        <w:t xml:space="preserve">RPS </w:t>
-      </w:r>
-      <w:r>
-        <w:rPr>
-          <w:sz w:val="28"/>
-          <w:szCs w:val="28"/>
-          <w:lang w:val="ru-RU"/>
-        </w:rPr>
-        <w:t>системы:</w:t>
-      </w:r>
-    </w:p>
-    <w:p>
-      <w:pPr>
-        <w:pStyle w:val="Normal"/>
-        <w:numPr>
-          <w:ilvl w:val="0"/>
-          <w:numId w:val="0"/>
-        </w:numPr>
-        <w:spacing w:lineRule="auto" w:line="360"/>
-        <w:ind w:hanging="0" w:left="720"/>
-        <w:jc w:val="both"/>
-        <w:rPr>
-          <w:sz w:val="28"/>
-          <w:szCs w:val="28"/>
-        </w:rPr>
-      </w:pPr>
-      <w:r>
-        <w:rPr>
-          <w:sz w:val="28"/>
-          <w:szCs w:val="28"/>
-          <w:lang w:val="ru-RU"/>
-        </w:rPr>
+        <w:jc w:val="center"/>
+        <w:rPr>
+          <w:i/>
+          <w:i/>
+          <w:sz w:val="28"/>
+          <w:szCs w:val="28"/>
+        </w:rPr>
+      </w:pPr>
+      <w:r>
+        <w:rPr/>
       </w:r>
       <m:oMathPara xmlns:m="http://schemas.openxmlformats.org/officeDocument/2006/math">
         <m:oMathParaPr>
-          <m:jc m:val="left"/>
+          <m:jc m:val="center"/>
         </m:oMathParaPr>
         <m:oMath>
-          <m:sSub>
-            <m:e>
-              <m:r>
-                <w:rPr>
-                  <w:rFonts w:ascii="Cambria Math" w:hAnsi="Cambria Math"/>
-                </w:rPr>
-                <m:t xml:space="preserve">RPS</m:t>
-              </m:r>
-            </m:e>
-            <m:sub>
-              <m:r>
-                <w:rPr>
-                  <w:rFonts w:ascii="Cambria Math" w:hAnsi="Cambria Math"/>
-                </w:rPr>
-                <m:t xml:space="preserve">total</m:t>
-              </m:r>
-            </m:sub>
-          </m:sSub>
+          <m:r>
+            <w:rPr>
+              <w:rFonts w:ascii="Cambria Math" w:hAnsi="Cambria Math"/>
+            </w:rPr>
+            <m:t xml:space="preserve">R</m:t>
+          </m:r>
+          <m:r>
+            <w:rPr>
+              <w:rFonts w:ascii="Cambria Math" w:hAnsi="Cambria Math"/>
+            </w:rPr>
+            <m:t xml:space="preserve">PS</m:t>
+          </m:r>
           <m:r>
             <w:rPr>
               <w:rFonts w:ascii="Cambria Math" w:hAnsi="Cambria Math"/>
             </w:rPr>
             <m:t xml:space="preserve">=</m:t>
           </m:r>
-          <m:sSub>
-            <m:e>
+          <m:f>
+            <m:num>
               <m:r>
                 <w:rPr>
                   <w:rFonts w:ascii="Cambria Math" w:hAnsi="Cambria Math"/>
                 </w:rPr>
-                <m:t xml:space="preserve">N</m:t>
+                <m:t xml:space="preserve">DAU</m:t>
               </m:r>
-            </m:e>
-            <m:sub>
               <m:r>
                 <w:rPr>
                   <w:rFonts w:ascii="Cambria Math" w:hAnsi="Cambria Math"/>
                 </w:rPr>
-                <m:t xml:space="preserve">active</m:t>
+                <m:t xml:space="preserve">×</m:t>
               </m:r>
-            </m:sub>
-          </m:sSub>
-          <m:r>
-            <w:rPr>
-              <w:rFonts w:ascii="Cambria Math" w:hAnsi="Cambria Math"/>
-            </w:rPr>
-            <m:t xml:space="preserve">×</m:t>
-          </m:r>
-          <m:r>
-            <w:rPr>
-              <w:rFonts w:ascii="Cambria Math" w:hAnsi="Cambria Math"/>
-            </w:rPr>
-            <m:t xml:space="preserve">A</m:t>
-          </m:r>
-          <m:r>
-            <w:rPr>
-              <w:rFonts w:ascii="Cambria Math" w:hAnsi="Cambria Math"/>
-            </w:rPr>
-            <m:t xml:space="preserve">×</m:t>
-          </m:r>
-          <m:sSub>
-            <m:e>
               <m:r>
                 <w:rPr>
                   <w:rFonts w:ascii="Cambria Math" w:hAnsi="Cambria Math"/>
                 </w:rPr>
-                <m:t xml:space="preserve">RPS</m:t>
+                <m:t xml:space="preserve">0.4</m:t>
               </m:r>
-            </m:e>
-            <m:sub>
+            </m:num>
+            <m:den>
               <m:r>
                 <w:rPr>
                   <w:rFonts w:ascii="Cambria Math" w:hAnsi="Cambria Math"/>
                 </w:rPr>
-                <m:t xml:space="preserve">user</m:t>
+                <m:t xml:space="preserve">60</m:t>
               </m:r>
-            </m:sub>
-          </m:sSub>
+            </m:den>
+          </m:f>
           <m:r>
             <w:rPr>
               <w:rFonts w:ascii="Cambria Math" w:hAnsi="Cambria Math"/>
@@ -1968,53 +1733,17 @@
             <w:rPr>
               <w:rFonts w:ascii="Cambria Math" w:hAnsi="Cambria Math"/>
             </w:rPr>
-            <m:t xml:space="preserve">10000</m:t>
-          </m:r>
-          <m:r>
-            <w:rPr>
-              <w:rFonts w:ascii="Cambria Math" w:hAnsi="Cambria Math"/>
-            </w:rPr>
-            <m:t xml:space="preserve">×</m:t>
-          </m:r>
-          <m:r>
-            <w:rPr>
-              <w:rFonts w:ascii="Cambria Math" w:hAnsi="Cambria Math"/>
-            </w:rPr>
-            <m:t xml:space="preserve">0.1</m:t>
-          </m:r>
-          <m:r>
-            <w:rPr>
-              <w:rFonts w:ascii="Cambria Math" w:hAnsi="Cambria Math"/>
-            </w:rPr>
-            <m:t xml:space="preserve">×</m:t>
-          </m:r>
-          <m:r>
-            <w:rPr>
-              <w:rFonts w:ascii="Cambria Math" w:hAnsi="Cambria Math"/>
-            </w:rPr>
-            <m:t xml:space="preserve">0.2</m:t>
-          </m:r>
-          <m:r>
-            <w:rPr>
-              <w:rFonts w:ascii="Cambria Math" w:hAnsi="Cambria Math"/>
-            </w:rPr>
-            <m:t xml:space="preserve">=</m:t>
-          </m:r>
-          <m:r>
-            <w:rPr>
-              <w:rFonts w:ascii="Cambria Math" w:hAnsi="Cambria Math"/>
-            </w:rPr>
-            <m:t xml:space="preserve">200</m:t>
+            <m:t xml:space="preserve">2.6</m:t>
           </m:r>
         </m:oMath>
       </m:oMathPara>
     </w:p>
     <w:p>
       <w:pPr>
-        <w:pStyle w:val="Normal"/>
+        <w:pStyle w:val="ListParagraph"/>
         <w:numPr>
           <w:ilvl w:val="0"/>
-          <w:numId w:val="11"/>
+          <w:numId w:val="2"/>
         </w:numPr>
         <w:spacing w:lineRule="auto" w:line="360"/>
         <w:jc w:val="both"/>
@@ -2027,218 +1756,221 @@
         <w:rPr>
           <w:sz w:val="28"/>
           <w:szCs w:val="28"/>
-          <w:lang w:val="ru-RU"/>
-        </w:rPr>
-        <w:t>Расчет требуемого количества ядер CPU:</w:t>
+          <w:lang w:val="en-US"/>
+        </w:rPr>
+        <w:t>ARW</w:t>
+      </w:r>
+      <w:r>
+        <w:rPr>
+          <w:sz w:val="28"/>
+          <w:szCs w:val="28"/>
+        </w:rPr>
+        <w:t xml:space="preserve"> (</w:t>
+      </w:r>
+      <w:r>
+        <w:rPr>
+          <w:sz w:val="28"/>
+          <w:szCs w:val="28"/>
+          <w:lang w:val="en-US"/>
+        </w:rPr>
+        <w:t>Average</w:t>
+      </w:r>
+      <w:r>
+        <w:rPr>
+          <w:sz w:val="28"/>
+          <w:szCs w:val="28"/>
+        </w:rPr>
+        <w:t xml:space="preserve"> </w:t>
+      </w:r>
+      <w:r>
+        <w:rPr>
+          <w:sz w:val="28"/>
+          <w:szCs w:val="28"/>
+          <w:lang w:val="en-US"/>
+        </w:rPr>
+        <w:t>Request</w:t>
+      </w:r>
+      <w:r>
+        <w:rPr>
+          <w:sz w:val="28"/>
+          <w:szCs w:val="28"/>
+        </w:rPr>
+        <w:t xml:space="preserve"> </w:t>
+      </w:r>
+      <w:r>
+        <w:rPr>
+          <w:sz w:val="28"/>
+          <w:szCs w:val="28"/>
+          <w:lang w:val="en-US"/>
+        </w:rPr>
+        <w:t>Weight</w:t>
+      </w:r>
+      <w:r>
+        <w:rPr>
+          <w:sz w:val="28"/>
+          <w:szCs w:val="28"/>
+        </w:rPr>
+        <w:t xml:space="preserve">) – Средний “вес” одного запроса в условных единицах нагрузки. Для запросов типа </w:t>
+      </w:r>
+      <w:r>
+        <w:rPr>
+          <w:sz w:val="28"/>
+          <w:szCs w:val="28"/>
+          <w:lang w:val="en-US"/>
+        </w:rPr>
+        <w:t>GET</w:t>
+      </w:r>
+      <w:r>
+        <w:rPr>
+          <w:sz w:val="28"/>
+          <w:szCs w:val="28"/>
+        </w:rPr>
+        <w:t xml:space="preserve">, </w:t>
+      </w:r>
+      <w:r>
+        <w:rPr>
+          <w:sz w:val="28"/>
+          <w:szCs w:val="28"/>
+          <w:lang w:val="en-US"/>
+        </w:rPr>
+        <w:t>login</w:t>
+      </w:r>
+      <w:r>
+        <w:rPr>
+          <w:sz w:val="28"/>
+          <w:szCs w:val="28"/>
+        </w:rPr>
+        <w:t xml:space="preserve">(), </w:t>
+      </w:r>
+      <w:r>
+        <w:rPr>
+          <w:sz w:val="28"/>
+          <w:szCs w:val="28"/>
+          <w:lang w:val="en-US"/>
+        </w:rPr>
+        <w:t>logout</w:t>
+      </w:r>
+      <w:r>
+        <w:rPr>
+          <w:sz w:val="28"/>
+          <w:szCs w:val="28"/>
+        </w:rPr>
+        <w:t xml:space="preserve">(), вес равен одной единице. Для более сложных запросов, вносящих изменения в базу данных, как </w:t>
+      </w:r>
+      <w:r>
+        <w:rPr>
+          <w:sz w:val="28"/>
+          <w:szCs w:val="28"/>
+          <w:lang w:val="en-US"/>
+        </w:rPr>
+        <w:t>PUT</w:t>
+      </w:r>
+      <w:r>
+        <w:rPr>
+          <w:sz w:val="28"/>
+          <w:szCs w:val="28"/>
+        </w:rPr>
+        <w:t xml:space="preserve"> и </w:t>
+      </w:r>
+      <w:r>
+        <w:rPr>
+          <w:sz w:val="28"/>
+          <w:szCs w:val="28"/>
+          <w:lang w:val="en-US"/>
+        </w:rPr>
+        <w:t>POST</w:t>
+      </w:r>
+      <w:r>
+        <w:rPr>
+          <w:sz w:val="28"/>
+          <w:szCs w:val="28"/>
+        </w:rPr>
+        <w:t xml:space="preserve">, вес равен трем условным единицам. Снова возьмем максимальную возможную нагрузку и обозначим </w:t>
+      </w:r>
+      <w:r>
+        <w:rPr>
+          <w:sz w:val="28"/>
+          <w:szCs w:val="28"/>
+          <w:lang w:val="en-US"/>
+        </w:rPr>
+        <w:t>ARW</w:t>
+      </w:r>
+      <w:r>
+        <w:rPr>
+          <w:sz w:val="28"/>
+          <w:szCs w:val="28"/>
+        </w:rPr>
+        <w:t xml:space="preserve"> за 3 условные единицы.</w:t>
       </w:r>
     </w:p>
     <w:p>
       <w:pPr>
         <w:pStyle w:val="Normal"/>
+        <w:spacing w:lineRule="auto" w:line="360"/>
+        <w:ind w:firstLine="360"/>
+        <w:jc w:val="both"/>
+        <w:rPr>
+          <w:sz w:val="28"/>
+          <w:szCs w:val="28"/>
+        </w:rPr>
+      </w:pPr>
+      <w:r>
+        <w:rPr>
+          <w:sz w:val="28"/>
+          <w:szCs w:val="28"/>
+        </w:rPr>
+        <w:t xml:space="preserve">Теперь, зная исходные данные рассчитаем необходимые для работы сервиса ресурсы. </w:t>
+      </w:r>
+    </w:p>
+    <w:p>
+      <w:pPr>
+        <w:pStyle w:val="ListParagraph"/>
         <w:numPr>
           <w:ilvl w:val="0"/>
-          <w:numId w:val="0"/>
+          <w:numId w:val="3"/>
         </w:numPr>
         <w:spacing w:lineRule="auto" w:line="360"/>
-        <w:ind w:hanging="0" w:left="720"/>
-        <w:jc w:val="both"/>
-        <w:rPr>
-          <w:sz w:val="28"/>
-          <w:szCs w:val="28"/>
-        </w:rPr>
-      </w:pPr>
-      <w:r>
-        <w:rPr>
-          <w:sz w:val="28"/>
-          <w:szCs w:val="28"/>
-          <w:lang w:val="en-US"/>
-        </w:rPr>
-        <w:t xml:space="preserve">W – </w:t>
-      </w:r>
-      <w:r>
-        <w:rPr>
-          <w:sz w:val="28"/>
-          <w:szCs w:val="28"/>
-          <w:lang w:val="ru-RU"/>
-        </w:rPr>
-        <w:t xml:space="preserve">среднее время обработки запроса, </w:t>
-      </w:r>
-      <w:r>
-        <w:rPr>
-          <w:sz w:val="28"/>
-          <w:szCs w:val="28"/>
-          <w:lang w:val="en-US"/>
-        </w:rPr>
-        <w:t xml:space="preserve">W = 150 </w:t>
-      </w:r>
-      <w:r>
-        <w:rPr>
-          <w:sz w:val="28"/>
-          <w:szCs w:val="28"/>
-          <w:lang w:val="ru-RU"/>
-        </w:rPr>
-        <w:t>мс = 0.15 с</w:t>
+        <w:jc w:val="both"/>
+        <w:rPr>
+          <w:sz w:val="28"/>
+          <w:szCs w:val="28"/>
+        </w:rPr>
+      </w:pPr>
+      <w:r>
+        <w:rPr>
+          <w:sz w:val="28"/>
+          <w:szCs w:val="28"/>
+        </w:rPr>
+        <w:t>Необходимого количества ядер CPU:</w:t>
       </w:r>
     </w:p>
     <w:p>
       <w:pPr>
         <w:pStyle w:val="Normal"/>
-        <w:numPr>
-          <w:ilvl w:val="0"/>
-          <w:numId w:val="0"/>
-        </w:numPr>
-        <w:spacing w:lineRule="auto" w:line="360"/>
-        <w:ind w:hanging="0" w:left="720"/>
-        <w:jc w:val="both"/>
-        <w:rPr>
-          <w:sz w:val="28"/>
-          <w:szCs w:val="28"/>
-          <w:lang w:val="en-US"/>
-        </w:rPr>
-      </w:pPr>
-      <w:r>
-        <w:rPr>
-          <w:sz w:val="28"/>
-          <w:szCs w:val="28"/>
-          <w:lang w:val="en-US"/>
-        </w:rPr>
-        <w:t xml:space="preserve">T – </w:t>
-      </w:r>
-      <w:r>
-        <w:rPr>
-          <w:sz w:val="28"/>
-          <w:szCs w:val="28"/>
-          <w:lang w:val="ru-RU"/>
-        </w:rPr>
-        <w:t xml:space="preserve">целевая загрузка ядра, возьмем с запасом </w:t>
-      </w:r>
-      <w:r>
-        <w:rPr>
-          <w:sz w:val="28"/>
-          <w:szCs w:val="28"/>
-          <w:lang w:val="en-US"/>
-        </w:rPr>
-        <w:t>T = 0.75 (75%)</w:t>
-      </w:r>
-    </w:p>
-    <w:p>
-      <w:pPr>
-        <w:pStyle w:val="Normal"/>
-        <w:numPr>
-          <w:ilvl w:val="0"/>
-          <w:numId w:val="0"/>
-        </w:numPr>
-        <w:spacing w:lineRule="auto" w:line="360"/>
-        <w:ind w:hanging="0" w:left="720"/>
-        <w:jc w:val="both"/>
-        <w:rPr>
-          <w:sz w:val="28"/>
-          <w:szCs w:val="28"/>
-          <w:lang w:val="ru-RU"/>
-        </w:rPr>
-      </w:pPr>
-      <w:r>
-        <w:rPr>
-          <w:position w:val="0"/>
-          <w:sz w:val="28"/>
-          <w:sz w:val="28"/>
-          <w:szCs w:val="28"/>
-          <w:vertAlign w:val="baseline"/>
-          <w:lang w:val="ru-RU"/>
-        </w:rPr>
-        <w:t>Тогда требуемое количество ядер:</w:t>
-      </w:r>
-    </w:p>
-    <w:p>
-      <w:pPr>
-        <w:pStyle w:val="Normal"/>
-        <w:numPr>
-          <w:ilvl w:val="0"/>
-          <w:numId w:val="0"/>
-        </w:numPr>
-        <w:spacing w:lineRule="auto" w:line="360"/>
-        <w:ind w:hanging="0" w:left="720"/>
-        <w:jc w:val="both"/>
-        <w:rPr>
-          <w:sz w:val="28"/>
-          <w:szCs w:val="28"/>
-          <w:lang w:val="ru-RU"/>
-        </w:rPr>
-      </w:pPr>
-      <w:r>
-        <w:rPr>
-          <w:sz w:val="28"/>
-          <w:szCs w:val="28"/>
-          <w:lang w:val="ru-RU"/>
-        </w:rPr>
+        <w:spacing w:lineRule="auto" w:line="360"/>
+        <w:ind w:firstLine="360" w:left="720"/>
+        <w:jc w:val="center"/>
+        <w:rPr>
+          <w:i/>
+          <w:i/>
+          <w:sz w:val="28"/>
+          <w:szCs w:val="28"/>
+        </w:rPr>
+      </w:pPr>
+      <w:r>
+        <w:rPr/>
       </w:r>
       <m:oMathPara xmlns:m="http://schemas.openxmlformats.org/officeDocument/2006/math">
         <m:oMathParaPr>
-          <m:jc m:val="left"/>
+          <m:jc m:val="center"/>
         </m:oMathParaPr>
         <m:oMath>
           <m:r>
             <w:rPr>
               <w:rFonts w:ascii="Cambria Math" w:hAnsi="Cambria Math"/>
             </w:rPr>
-            <m:t xml:space="preserve">Cores</m:t>
+            <m:t xml:space="preserve">CPU</m:t>
           </m:r>
-          <m:r>
-            <w:rPr>
-              <w:rFonts w:ascii="Cambria Math" w:hAnsi="Cambria Math"/>
-            </w:rPr>
-            <m:t xml:space="preserve">=</m:t>
-          </m:r>
-          <m:f>
-            <m:num>
-              <m:d>
-                <m:dPr>
-                  <m:begChr m:val="("/>
-                  <m:endChr m:val=")"/>
-                </m:dPr>
-                <m:e>
-                  <m:sSub>
-                    <m:e>
-                      <m:r>
-                        <w:rPr>
-                          <w:rFonts w:ascii="Cambria Math" w:hAnsi="Cambria Math"/>
-                        </w:rPr>
-                        <m:t xml:space="preserve">RPS</m:t>
-                      </m:r>
-                    </m:e>
-                    <m:sub>
-                      <m:r>
-                        <w:rPr>
-                          <w:rFonts w:ascii="Cambria Math" w:hAnsi="Cambria Math"/>
-                        </w:rPr>
-                        <m:t xml:space="preserve">total</m:t>
-                      </m:r>
-                    </m:sub>
-                  </m:sSub>
-                  <m:r>
-                    <w:rPr>
-                      <w:rFonts w:ascii="Cambria Math" w:hAnsi="Cambria Math"/>
-                    </w:rPr>
-                    <m:t xml:space="preserve">×</m:t>
-                  </m:r>
-                  <m:r>
-                    <w:rPr>
-                      <w:rFonts w:ascii="Cambria Math" w:hAnsi="Cambria Math"/>
-                    </w:rPr>
-                    <m:t xml:space="preserve">W</m:t>
-                  </m:r>
-                </m:e>
-              </m:d>
-            </m:num>
-            <m:den>
-              <m:r>
-                <w:rPr>
-                  <w:rFonts w:ascii="Cambria Math" w:hAnsi="Cambria Math"/>
-                </w:rPr>
-                <m:t xml:space="preserve">T</m:t>
-              </m:r>
-            </m:den>
-          </m:f>
           <m:r>
             <w:rPr>
               <w:rFonts w:ascii="Cambria Math" w:hAnsi="Cambria Math"/>
@@ -2257,7 +1989,7 @@
                     <w:rPr>
                       <w:rFonts w:ascii="Cambria Math" w:hAnsi="Cambria Math"/>
                     </w:rPr>
-                    <m:t xml:space="preserve">200</m:t>
+                    <m:t xml:space="preserve">RPS</m:t>
                   </m:r>
                   <m:r>
                     <w:rPr>
@@ -2269,229 +2001,7 @@
                     <w:rPr>
                       <w:rFonts w:ascii="Cambria Math" w:hAnsi="Cambria Math"/>
                     </w:rPr>
-                    <m:t xml:space="preserve">0.15</m:t>
-                  </m:r>
-                </m:e>
-              </m:d>
-            </m:num>
-            <m:den>
-              <m:r>
-                <w:rPr>
-                  <w:rFonts w:ascii="Cambria Math" w:hAnsi="Cambria Math"/>
-                </w:rPr>
-                <m:t xml:space="preserve">0.75</m:t>
-              </m:r>
-            </m:den>
-          </m:f>
-          <m:r>
-            <w:rPr>
-              <w:rFonts w:ascii="Cambria Math" w:hAnsi="Cambria Math"/>
-            </w:rPr>
-            <m:t xml:space="preserve">=</m:t>
-          </m:r>
-          <m:r>
-            <w:rPr>
-              <w:rFonts w:ascii="Cambria Math" w:hAnsi="Cambria Math"/>
-            </w:rPr>
-            <m:t xml:space="preserve">40</m:t>
-          </m:r>
-        </m:oMath>
-      </m:oMathPara>
-    </w:p>
-    <w:p>
-      <w:pPr>
-        <w:pStyle w:val="Normal"/>
-        <w:numPr>
-          <w:ilvl w:val="0"/>
-          <w:numId w:val="11"/>
-        </w:numPr>
-        <w:spacing w:lineRule="auto" w:line="360"/>
-        <w:jc w:val="both"/>
-        <w:rPr>
-          <w:sz w:val="28"/>
-          <w:szCs w:val="28"/>
-          <w:lang w:val="ru-RU"/>
-        </w:rPr>
-      </w:pPr>
-      <w:r>
-        <w:rPr>
-          <w:sz w:val="28"/>
-          <w:szCs w:val="28"/>
-          <w:lang w:val="ru-RU"/>
-        </w:rPr>
-        <w:t>Расчет объема дискового пространства:</w:t>
-      </w:r>
-    </w:p>
-    <w:p>
-      <w:pPr>
-        <w:pStyle w:val="Normal"/>
-        <w:numPr>
-          <w:ilvl w:val="0"/>
-          <w:numId w:val="0"/>
-        </w:numPr>
-        <w:spacing w:lineRule="auto" w:line="360"/>
-        <w:ind w:hanging="0" w:left="720"/>
-        <w:jc w:val="both"/>
-        <w:rPr>
-          <w:sz w:val="28"/>
-          <w:szCs w:val="28"/>
-          <w:lang w:val="en-US"/>
-        </w:rPr>
-      </w:pPr>
-      <w:r>
-        <w:rPr>
-          <w:sz w:val="28"/>
-          <w:szCs w:val="28"/>
-          <w:lang w:val="en-US"/>
-        </w:rPr>
-        <w:t>Disk</w:t>
-      </w:r>
-      <w:r>
-        <w:rPr>
-          <w:sz w:val="28"/>
-          <w:szCs w:val="28"/>
-          <w:vertAlign w:val="subscript"/>
-          <w:lang w:val="en-US"/>
-        </w:rPr>
-        <w:t>db</w:t>
-      </w:r>
-      <w:r>
-        <w:rPr>
-          <w:position w:val="0"/>
-          <w:sz w:val="28"/>
-          <w:sz w:val="28"/>
-          <w:szCs w:val="28"/>
-          <w:vertAlign w:val="baseline"/>
-          <w:lang w:val="en-US"/>
-        </w:rPr>
-        <w:t xml:space="preserve"> – </w:t>
-      </w:r>
-      <w:r>
-        <w:rPr>
-          <w:position w:val="0"/>
-          <w:sz w:val="28"/>
-          <w:sz w:val="28"/>
-          <w:szCs w:val="28"/>
-          <w:vertAlign w:val="baseline"/>
-          <w:lang w:val="ru-RU"/>
-        </w:rPr>
-        <w:t>пространство, занимаемое базой данных. Положим, что в БД хранятся 5000 ламп, что один пользователь имеет около 20 заявок, и что каждая заявка содержит около 3 ламп. Учтем место под индексы, временные файлы и регулярные бекапы множителем 3. Тогда:</w:t>
-      </w:r>
-    </w:p>
-    <w:p>
-      <w:pPr>
-        <w:pStyle w:val="Normal"/>
-        <w:numPr>
-          <w:ilvl w:val="0"/>
-          <w:numId w:val="0"/>
-        </w:numPr>
-        <w:spacing w:lineRule="auto" w:line="360"/>
-        <w:ind w:hanging="0" w:left="720"/>
-        <w:jc w:val="both"/>
-        <w:rPr>
-          <w:sz w:val="28"/>
-          <w:szCs w:val="28"/>
-          <w:lang w:val="en-US"/>
-        </w:rPr>
-      </w:pPr>
-      <w:r>
-        <w:rPr>
-          <w:position w:val="0"/>
-          <w:sz w:val="28"/>
-          <w:sz w:val="28"/>
-          <w:szCs w:val="28"/>
-          <w:vertAlign w:val="baseline"/>
-          <w:lang w:val="ru-RU"/>
-        </w:rPr>
-      </w:r>
-      <m:oMathPara xmlns:m="http://schemas.openxmlformats.org/officeDocument/2006/math">
-        <m:oMathParaPr>
-          <m:jc m:val="left"/>
-        </m:oMathParaPr>
-        <m:oMath>
-          <m:eqArr>
-            <m:e>
-              <m:r>
-                <m:rPr>
-                  <m:lit/>
-                  <m:nor/>
-                </m:rPr>
-                <w:rPr>
-                  <w:rFonts w:ascii="Cambria Math" w:hAnsi="Cambria Math"/>
-                </w:rPr>
-                <m:t xml:space="preserve"/>
-              </m:r>
-              <m:sSub>
-                <m:e>
-                  <m:r>
-                    <w:rPr>
-                      <w:rFonts w:ascii="Cambria Math" w:hAnsi="Cambria Math"/>
-                    </w:rPr>
-                    <m:t xml:space="preserve">Disk</m:t>
-                  </m:r>
-                </m:e>
-                <m:sub>
-                  <m:r>
-                    <w:rPr>
-                      <w:rFonts w:ascii="Cambria Math" w:hAnsi="Cambria Math"/>
-                    </w:rPr>
-                    <m:t xml:space="preserve">db</m:t>
-                  </m:r>
-                </m:sub>
-              </m:sSub>
-              <m:r>
-                <w:rPr>
-                  <w:rFonts w:ascii="Cambria Math" w:hAnsi="Cambria Math"/>
-                </w:rPr>
-                <m:t xml:space="preserve">=</m:t>
-              </m:r>
-              <m:d>
-                <m:dPr>
-                  <m:begChr m:val="("/>
-                  <m:endChr m:val=""/>
-                </m:dPr>
-                <m:e>
-                  <m:r>
-                    <w:rPr>
-                      <w:rFonts w:ascii="Cambria Math" w:hAnsi="Cambria Math"/>
-                    </w:rPr>
-                    <m:t xml:space="preserve">User</m:t>
-                  </m:r>
-                  <m:r>
-                    <w:rPr>
-                      <w:rFonts w:ascii="Cambria Math" w:hAnsi="Cambria Math"/>
-                    </w:rPr>
-                    <m:t xml:space="preserve">×</m:t>
-                  </m:r>
-                  <m:sSub>
-                    <m:e>
-                      <m:r>
-                        <w:rPr>
-                          <w:rFonts w:ascii="Cambria Math" w:hAnsi="Cambria Math"/>
-                        </w:rPr>
-                        <m:t xml:space="preserve">N</m:t>
-                      </m:r>
-                    </m:e>
-                    <m:sub>
-                      <m:r>
-                        <w:rPr>
-                          <w:rFonts w:ascii="Cambria Math" w:hAnsi="Cambria Math"/>
-                        </w:rPr>
-                        <m:t xml:space="preserve">total</m:t>
-                      </m:r>
-                    </m:sub>
-                  </m:sSub>
-                  <m:r>
-                    <w:rPr>
-                      <w:rFonts w:ascii="Cambria Math" w:hAnsi="Cambria Math"/>
-                    </w:rPr>
-                    <m:t xml:space="preserve">+</m:t>
-                  </m:r>
-                  <m:r>
-                    <w:rPr>
-                      <w:rFonts w:ascii="Cambria Math" w:hAnsi="Cambria Math"/>
-                    </w:rPr>
-                    <m:t xml:space="preserve">Lamp</m:t>
+                    <m:t xml:space="preserve">ARW</m:t>
                   </m:r>
                   <m:r>
                     <w:rPr>
@@ -2503,170 +2013,34 @@
                     <w:rPr>
                       <w:rFonts w:ascii="Cambria Math" w:hAnsi="Cambria Math"/>
                     </w:rPr>
-                    <m:t xml:space="preserve">5000</m:t>
-                  </m:r>
-                  <m:r>
-                    <w:rPr>
-                      <w:rFonts w:ascii="Cambria Math" w:hAnsi="Cambria Math"/>
-                    </w:rPr>
-                    <m:t xml:space="preserve">+</m:t>
-                  </m:r>
-                  <m:r>
-                    <w:rPr>
-                      <w:rFonts w:ascii="Cambria Math" w:hAnsi="Cambria Math"/>
-                    </w:rPr>
-                    <m:t xml:space="preserve">LightRequest</m:t>
-                  </m:r>
-                  <m:r>
-                    <w:rPr>
-                      <w:rFonts w:ascii="Cambria Math" w:hAnsi="Cambria Math"/>
-                    </w:rPr>
-                    <m:t xml:space="preserve">×</m:t>
-                  </m:r>
-                  <m:d>
-                    <m:dPr>
-                      <m:begChr m:val="("/>
-                      <m:endChr m:val=")"/>
-                    </m:dPr>
-                    <m:e>
-                      <m:sSub>
-                        <m:e>
-                          <m:r>
-                            <w:rPr>
-                              <w:rFonts w:ascii="Cambria Math" w:hAnsi="Cambria Math"/>
-                            </w:rPr>
-                            <m:t xml:space="preserve">N</m:t>
-                          </m:r>
-                        </m:e>
-                        <m:sub>
-                          <m:r>
-                            <w:rPr>
-                              <w:rFonts w:ascii="Cambria Math" w:hAnsi="Cambria Math"/>
-                            </w:rPr>
-                            <m:t xml:space="preserve">total</m:t>
-                          </m:r>
-                        </m:sub>
-                      </m:sSub>
-                      <m:r>
-                        <w:rPr>
-                          <w:rFonts w:ascii="Cambria Math" w:hAnsi="Cambria Math"/>
-                        </w:rPr>
-                        <m:t xml:space="preserve">×</m:t>
-                      </m:r>
-                      <m:r>
-                        <w:rPr>
-                          <w:rFonts w:ascii="Cambria Math" w:hAnsi="Cambria Math"/>
-                        </w:rPr>
-                        <m:t xml:space="preserve">20</m:t>
-                      </m:r>
-                    </m:e>
-                  </m:d>
-                  <m:r>
-                    <w:rPr>
-                      <w:rFonts w:ascii="Cambria Math" w:hAnsi="Cambria Math"/>
-                    </w:rPr>
-                    <m:t xml:space="preserve">+</m:t>
-                  </m:r>
-                  <m:r>
-                    <m:rPr>
-                      <m:lit/>
-                      <m:nor/>
-                    </m:rPr>
-                    <w:rPr>
-                      <w:rFonts w:ascii="Cambria Math" w:hAnsi="Cambria Math"/>
-                    </w:rPr>
-                    <m:t xml:space="preserve"/>
+                    <m:t xml:space="preserve">ProcessingTime</m:t>
                   </m:r>
                 </m:e>
               </m:d>
-            </m:e>
-            <m:e>
+            </m:num>
+            <m:den>
               <m:r>
-                <m:rPr>
-                  <m:lit/>
-                  <m:nor/>
-                </m:rPr>
                 <w:rPr>
                   <w:rFonts w:ascii="Cambria Math" w:hAnsi="Cambria Math"/>
                 </w:rPr>
-                <m:t xml:space="preserve"/>
+                <m:t xml:space="preserve">CoreCapacity</m:t>
               </m:r>
-              <m:d>
-                <m:dPr>
-                  <m:begChr m:val=""/>
-                  <m:endChr m:val=")"/>
-                </m:dPr>
-                <m:e>
-                  <m:r>
-                    <w:rPr>
-                      <w:rFonts w:ascii="Cambria Math" w:hAnsi="Cambria Math"/>
-                    </w:rPr>
-                    <m:t xml:space="preserve">+</m:t>
-                  </m:r>
-                  <m:r>
-                    <w:rPr>
-                      <w:rFonts w:ascii="Cambria Math" w:hAnsi="Cambria Math"/>
-                    </w:rPr>
-                    <m:t xml:space="preserve">LightRequestToLamp</m:t>
-                  </m:r>
-                  <m:r>
-                    <w:rPr>
-                      <w:rFonts w:ascii="Cambria Math" w:hAnsi="Cambria Math"/>
-                    </w:rPr>
-                    <m:t xml:space="preserve">×</m:t>
-                  </m:r>
-                  <m:d>
-                    <m:dPr>
-                      <m:begChr m:val="("/>
-                      <m:endChr m:val=")"/>
-                    </m:dPr>
-                    <m:e>
-                      <m:sSub>
-                        <m:e>
-                          <m:r>
-                            <w:rPr>
-                              <w:rFonts w:ascii="Cambria Math" w:hAnsi="Cambria Math"/>
-                            </w:rPr>
-                            <m:t xml:space="preserve">N</m:t>
-                          </m:r>
-                        </m:e>
-                        <m:sub>
-                          <m:r>
-                            <w:rPr>
-                              <w:rFonts w:ascii="Cambria Math" w:hAnsi="Cambria Math"/>
-                            </w:rPr>
-                            <m:t xml:space="preserve">total</m:t>
-                          </m:r>
-                        </m:sub>
-                      </m:sSub>
-                      <m:r>
-                        <w:rPr>
-                          <w:rFonts w:ascii="Cambria Math" w:hAnsi="Cambria Math"/>
-                        </w:rPr>
-                        <m:t xml:space="preserve">×</m:t>
-                      </m:r>
-                      <m:r>
-                        <w:rPr>
-                          <w:rFonts w:ascii="Cambria Math" w:hAnsi="Cambria Math"/>
-                        </w:rPr>
-                        <m:t xml:space="preserve">20</m:t>
-                      </m:r>
-                      <m:r>
-                        <w:rPr>
-                          <w:rFonts w:ascii="Cambria Math" w:hAnsi="Cambria Math"/>
-                        </w:rPr>
-                        <m:t xml:space="preserve">×</m:t>
-                      </m:r>
-                      <m:r>
-                        <w:rPr>
-                          <w:rFonts w:ascii="Cambria Math" w:hAnsi="Cambria Math"/>
-                        </w:rPr>
-                        <m:t xml:space="preserve">3</m:t>
-                      </m:r>
-                    </m:e>
-                  </m:d>
-                </m:e>
-              </m:d>
+            </m:den>
+          </m:f>
+          <m:r>
+            <w:rPr>
+              <w:rFonts w:ascii="Cambria Math" w:hAnsi="Cambria Math"/>
+            </w:rPr>
+            <m:t xml:space="preserve">=</m:t>
+          </m:r>
+          <m:f>
+            <m:num>
+              <m:r>
+                <w:rPr>
+                  <w:rFonts w:ascii="Cambria Math" w:hAnsi="Cambria Math"/>
+                </w:rPr>
+                <m:t xml:space="preserve">2.6</m:t>
+              </m:r>
               <m:r>
                 <w:rPr>
                   <w:rFonts w:ascii="Cambria Math" w:hAnsi="Cambria Math"/>
@@ -2683,7 +2057,1067 @@
                 <w:rPr>
                   <w:rFonts w:ascii="Cambria Math" w:hAnsi="Cambria Math"/>
                 </w:rPr>
+                <m:t xml:space="preserve">×</m:t>
+              </m:r>
+              <m:r>
+                <w:rPr>
+                  <w:rFonts w:ascii="Cambria Math" w:hAnsi="Cambria Math"/>
+                </w:rPr>
+                <m:t xml:space="preserve">0.3</m:t>
+              </m:r>
+            </m:num>
+            <m:den>
+              <m:r>
+                <w:rPr>
+                  <w:rFonts w:ascii="Cambria Math" w:hAnsi="Cambria Math"/>
+                </w:rPr>
+                <m:t xml:space="preserve">0.7</m:t>
+              </m:r>
+            </m:den>
+          </m:f>
+          <m:r>
+            <w:rPr>
+              <w:rFonts w:ascii="Cambria Math" w:hAnsi="Cambria Math"/>
+            </w:rPr>
+            <m:t xml:space="preserve">=</m:t>
+          </m:r>
+          <m:r>
+            <w:rPr>
+              <w:rFonts w:ascii="Cambria Math" w:hAnsi="Cambria Math"/>
+            </w:rPr>
+            <m:t xml:space="preserve">3</m:t>
+          </m:r>
+          <m:r>
+            <w:rPr>
+              <w:rFonts w:ascii="Cambria Math" w:hAnsi="Cambria Math"/>
+            </w:rPr>
+            <m:t xml:space="preserve">.3</m:t>
+          </m:r>
+          <m:r>
+            <w:rPr>
+              <w:rFonts w:ascii="Cambria Math" w:hAnsi="Cambria Math"/>
+            </w:rPr>
+            <m:t xml:space="preserve">≈</m:t>
+          </m:r>
+          <m:r>
+            <w:rPr>
+              <w:rFonts w:ascii="Cambria Math" w:hAnsi="Cambria Math"/>
+            </w:rPr>
+            <m:t xml:space="preserve">4</m:t>
+          </m:r>
+        </m:oMath>
+      </m:oMathPara>
+    </w:p>
+    <w:p>
+      <w:pPr>
+        <w:pStyle w:val="Normal"/>
+        <w:spacing w:lineRule="auto" w:line="360"/>
+        <w:ind w:hanging="709" w:left="709"/>
+        <w:jc w:val="both"/>
+        <w:rPr>
+          <w:sz w:val="28"/>
+          <w:szCs w:val="28"/>
+        </w:rPr>
+      </w:pPr>
+      <w:r>
+        <w:rPr>
+          <w:sz w:val="28"/>
+          <w:szCs w:val="28"/>
+        </w:rPr>
+        <w:t xml:space="preserve">, где: </w:t>
+      </w:r>
+      <w:r>
+        <w:rPr>
+          <w:sz w:val="28"/>
+          <w:szCs w:val="28"/>
+          <w:lang w:val="en-US"/>
+        </w:rPr>
+        <w:t>ProcessingTime</w:t>
+      </w:r>
+      <w:r>
+        <w:rPr>
+          <w:sz w:val="28"/>
+          <w:szCs w:val="28"/>
+        </w:rPr>
+        <w:t xml:space="preserve"> - Среднее время обработки одного "условного" запроса на одном ядре. Примем за 0.3 секунды.</w:t>
+      </w:r>
+    </w:p>
+    <w:p>
+      <w:pPr>
+        <w:pStyle w:val="Normal"/>
+        <w:spacing w:lineRule="auto" w:line="360"/>
+        <w:ind w:hanging="709" w:left="709"/>
+        <w:jc w:val="both"/>
+        <w:rPr>
+          <w:sz w:val="28"/>
+          <w:szCs w:val="28"/>
+        </w:rPr>
+      </w:pPr>
+      <w:r>
+        <w:rPr>
+          <w:sz w:val="28"/>
+          <w:szCs w:val="28"/>
+        </w:rPr>
+        <w:tab/>
+      </w:r>
+      <w:r>
+        <w:rPr>
+          <w:sz w:val="28"/>
+          <w:szCs w:val="28"/>
+          <w:lang w:val="en-US"/>
+        </w:rPr>
+        <w:t>CoreCapcity</w:t>
+      </w:r>
+      <w:r>
+        <w:rPr>
+          <w:sz w:val="28"/>
+          <w:szCs w:val="28"/>
+        </w:rPr>
+        <w:t xml:space="preserve"> - Коэффициент использования ядра. Рекомендуется не нагружать ядро более чем на 70% для стабильности, поэтому берем 0.7.</w:t>
+      </w:r>
+      <w:r>
+        <w:br w:type="page"/>
+      </w:r>
+    </w:p>
+    <w:p>
+      <w:pPr>
+        <w:pStyle w:val="ListParagraph"/>
+        <w:numPr>
+          <w:ilvl w:val="0"/>
+          <w:numId w:val="3"/>
+        </w:numPr>
+        <w:spacing w:lineRule="auto" w:line="360" w:before="0" w:after="0"/>
+        <w:contextualSpacing/>
+        <w:jc w:val="both"/>
+        <w:rPr>
+          <w:sz w:val="28"/>
+          <w:szCs w:val="28"/>
+        </w:rPr>
+      </w:pPr>
+      <w:r>
+        <w:rPr>
+          <w:sz w:val="28"/>
+          <w:szCs w:val="28"/>
+        </w:rPr>
+        <w:t xml:space="preserve">Объем ОЗУ (в ГБ): </w:t>
+      </w:r>
+    </w:p>
+    <w:p>
+      <w:pPr>
+        <w:pStyle w:val="Normal"/>
+        <w:spacing w:lineRule="auto" w:line="360"/>
+        <w:jc w:val="center"/>
+        <w:rPr>
+          <w:i/>
+          <w:i/>
+          <w:sz w:val="28"/>
+          <w:szCs w:val="28"/>
+        </w:rPr>
+      </w:pPr>
+      <w:r>
+        <w:rPr/>
+      </w:r>
+      <m:oMathPara xmlns:m="http://schemas.openxmlformats.org/officeDocument/2006/math">
+        <m:oMathParaPr>
+          <m:jc m:val="center"/>
+        </m:oMathParaPr>
+        <m:oMath>
+          <m:r>
+            <w:rPr>
+              <w:rFonts w:ascii="Cambria Math" w:hAnsi="Cambria Math"/>
+            </w:rPr>
+            <m:t xml:space="preserve">RAM</m:t>
+          </m:r>
+          <m:r>
+            <w:rPr>
+              <w:rFonts w:ascii="Cambria Math" w:hAnsi="Cambria Math"/>
+            </w:rPr>
+            <m:t xml:space="preserve">=</m:t>
+          </m:r>
+          <m:r>
+            <w:rPr>
+              <w:rFonts w:ascii="Cambria Math" w:hAnsi="Cambria Math"/>
+            </w:rPr>
+            <m:t xml:space="preserve">ROS</m:t>
+          </m:r>
+          <m:r>
+            <w:rPr>
+              <w:rFonts w:ascii="Cambria Math" w:hAnsi="Cambria Math"/>
+            </w:rPr>
+            <m:t xml:space="preserve">+</m:t>
+          </m:r>
+          <m:r>
+            <w:rPr>
+              <w:rFonts w:ascii="Cambria Math" w:hAnsi="Cambria Math"/>
+            </w:rPr>
+            <m:t xml:space="preserve">RA</m:t>
+          </m:r>
+          <m:r>
+            <w:rPr>
+              <w:rFonts w:ascii="Cambria Math" w:hAnsi="Cambria Math"/>
+            </w:rPr>
+            <m:t xml:space="preserve">+</m:t>
+          </m:r>
+          <m:r>
+            <w:rPr>
+              <w:rFonts w:ascii="Cambria Math" w:hAnsi="Cambria Math"/>
+            </w:rPr>
+            <m:t xml:space="preserve">RD</m:t>
+          </m:r>
+          <m:r>
+            <w:rPr>
+              <w:rFonts w:ascii="Cambria Math" w:hAnsi="Cambria Math"/>
+            </w:rPr>
+            <m:t xml:space="preserve">=</m:t>
+          </m:r>
+          <m:r>
+            <w:rPr>
+              <w:rFonts w:ascii="Cambria Math" w:hAnsi="Cambria Math"/>
+            </w:rPr>
+            <m:t xml:space="preserve">ROS</m:t>
+          </m:r>
+          <m:r>
+            <w:rPr>
+              <w:rFonts w:ascii="Cambria Math" w:hAnsi="Cambria Math"/>
+            </w:rPr>
+            <m:t xml:space="preserve">+</m:t>
+          </m:r>
+          <m:r>
+            <w:rPr>
+              <w:rFonts w:ascii="Cambria Math" w:hAnsi="Cambria Math"/>
+            </w:rPr>
+            <m:t xml:space="preserve">RA</m:t>
+          </m:r>
+          <m:r>
+            <w:rPr>
+              <w:rFonts w:ascii="Cambria Math" w:hAnsi="Cambria Math"/>
+            </w:rPr>
+            <m:t xml:space="preserve">+</m:t>
+          </m:r>
+          <m:d>
+            <m:dPr>
+              <m:begChr m:val="("/>
+              <m:endChr m:val=")"/>
+            </m:dPr>
+            <m:e>
+              <m:r>
+                <w:rPr>
+                  <w:rFonts w:ascii="Cambria Math" w:hAnsi="Cambria Math"/>
+                </w:rPr>
+                <m:t xml:space="preserve">DAU</m:t>
+              </m:r>
+              <m:r>
+                <w:rPr>
+                  <w:rFonts w:ascii="Cambria Math" w:hAnsi="Cambria Math"/>
+                </w:rPr>
+                <m:t xml:space="preserve">×</m:t>
+              </m:r>
+              <m:r>
+                <w:rPr>
+                  <w:rFonts w:ascii="Cambria Math" w:hAnsi="Cambria Math"/>
+                </w:rPr>
+                <m:t xml:space="preserve">ARR</m:t>
+              </m:r>
+              <m:r>
+                <w:rPr>
+                  <w:rFonts w:ascii="Cambria Math" w:hAnsi="Cambria Math"/>
+                </w:rPr>
+                <m:t xml:space="preserve">×</m:t>
+              </m:r>
+              <m:r>
+                <w:rPr>
+                  <w:rFonts w:ascii="Cambria Math" w:hAnsi="Cambria Math"/>
+                </w:rPr>
+                <m:t xml:space="preserve">DPU</m:t>
+              </m:r>
+            </m:e>
+          </m:d>
+          <m:r>
+            <w:rPr>
+              <w:rFonts w:ascii="Cambria Math" w:hAnsi="Cambria Math"/>
+            </w:rPr>
+            <m:t xml:space="preserve">=</m:t>
+          </m:r>
+          <m:r>
+            <w:rPr>
+              <w:rFonts w:ascii="Cambria Math" w:hAnsi="Cambria Math"/>
+            </w:rPr>
+            <m:t xml:space="preserve">1</m:t>
+          </m:r>
+          <m:r>
+            <w:rPr>
+              <w:rFonts w:ascii="Cambria Math" w:hAnsi="Cambria Math"/>
+            </w:rPr>
+            <m:t xml:space="preserve">.5</m:t>
+          </m:r>
+          <m:r>
+            <w:rPr>
+              <w:rFonts w:ascii="Cambria Math" w:hAnsi="Cambria Math"/>
+            </w:rPr>
+            <m:t xml:space="preserve">+</m:t>
+          </m:r>
+          <m:r>
+            <w:rPr>
+              <w:rFonts w:ascii="Cambria Math" w:hAnsi="Cambria Math"/>
+            </w:rPr>
+            <m:t xml:space="preserve">1</m:t>
+          </m:r>
+          <m:r>
+            <w:rPr>
+              <w:rFonts w:ascii="Cambria Math" w:hAnsi="Cambria Math"/>
+            </w:rPr>
+            <m:t xml:space="preserve">+</m:t>
+          </m:r>
+          <m:f>
+            <m:num>
+              <m:d>
+                <m:dPr>
+                  <m:begChr m:val="("/>
+                  <m:endChr m:val=")"/>
+                </m:dPr>
+                <m:e>
+                  <m:r>
+                    <w:rPr>
+                      <w:rFonts w:ascii="Cambria Math" w:hAnsi="Cambria Math"/>
+                    </w:rPr>
+                    <m:t xml:space="preserve">4</m:t>
+                  </m:r>
+                  <m:r>
+                    <w:rPr>
+                      <w:rFonts w:ascii="Cambria Math" w:hAnsi="Cambria Math"/>
+                    </w:rPr>
+                    <m:t xml:space="preserve">00</m:t>
+                  </m:r>
+                  <m:r>
+                    <w:rPr>
+                      <w:rFonts w:ascii="Cambria Math" w:hAnsi="Cambria Math"/>
+                    </w:rPr>
+                    <m:t xml:space="preserve">×</m:t>
+                  </m:r>
+                  <m:r>
+                    <w:rPr>
+                      <w:rFonts w:ascii="Cambria Math" w:hAnsi="Cambria Math"/>
+                    </w:rPr>
+                    <m:t xml:space="preserve">0.15</m:t>
+                  </m:r>
+                  <m:r>
+                    <w:rPr>
+                      <w:rFonts w:ascii="Cambria Math" w:hAnsi="Cambria Math"/>
+                    </w:rPr>
+                    <m:t xml:space="preserve">×</m:t>
+                  </m:r>
+                  <m:r>
+                    <w:rPr>
+                      <w:rFonts w:ascii="Cambria Math" w:hAnsi="Cambria Math"/>
+                    </w:rPr>
+                    <m:t xml:space="preserve">0.1</m:t>
+                  </m:r>
+                </m:e>
+              </m:d>
+            </m:num>
+            <m:den>
+              <m:r>
+                <w:rPr>
+                  <w:rFonts w:ascii="Cambria Math" w:hAnsi="Cambria Math"/>
+                </w:rPr>
+                <m:t xml:space="preserve">1024</m:t>
+              </m:r>
+            </m:den>
+          </m:f>
+          <m:r>
+            <w:rPr>
+              <w:rFonts w:ascii="Cambria Math" w:hAnsi="Cambria Math"/>
+            </w:rPr>
+            <m:t xml:space="preserve">=</m:t>
+          </m:r>
+          <m:r>
+            <w:rPr>
+              <w:rFonts w:ascii="Cambria Math" w:hAnsi="Cambria Math"/>
+            </w:rPr>
+            <m:t xml:space="preserve">2.5</m:t>
+          </m:r>
+          <m:r>
+            <w:rPr>
+              <w:rFonts w:ascii="Cambria Math" w:hAnsi="Cambria Math"/>
+            </w:rPr>
+            <m:t xml:space="preserve">1</m:t>
+          </m:r>
+          <m:r>
+            <w:rPr>
+              <w:rFonts w:ascii="Cambria Math" w:hAnsi="Cambria Math"/>
+            </w:rPr>
+            <m:t xml:space="preserve">≈</m:t>
+          </m:r>
+          <m:r>
+            <w:rPr>
+              <w:rFonts w:ascii="Cambria Math" w:hAnsi="Cambria Math"/>
+            </w:rPr>
+            <m:t xml:space="preserve">3</m:t>
+          </m:r>
+          <m:r>
+            <w:rPr>
+              <w:rFonts w:ascii="Cambria Math" w:hAnsi="Cambria Math"/>
+            </w:rPr>
+            <m:t xml:space="preserve">ГБ</m:t>
+          </m:r>
+        </m:oMath>
+      </m:oMathPara>
+    </w:p>
+    <w:p>
+      <w:pPr>
+        <w:pStyle w:val="Normal"/>
+        <w:suppressAutoHyphens w:val="false"/>
+        <w:spacing w:lineRule="auto" w:line="360" w:before="0" w:after="160"/>
+        <w:ind w:hanging="709" w:left="709"/>
+        <w:jc w:val="both"/>
+        <w:rPr>
+          <w:bCs/>
+          <w:sz w:val="28"/>
+          <w:szCs w:val="28"/>
+        </w:rPr>
+      </w:pPr>
+      <w:r>
+        <w:rPr>
+          <w:bCs/>
+          <w:sz w:val="28"/>
+          <w:szCs w:val="28"/>
+        </w:rPr>
+        <w:t xml:space="preserve">, где: </w:t>
+      </w:r>
+      <w:r>
+        <w:rPr>
+          <w:bCs/>
+          <w:sz w:val="28"/>
+          <w:szCs w:val="28"/>
+          <w:lang w:val="en-US"/>
+        </w:rPr>
+        <w:t>ROS</w:t>
+      </w:r>
+      <w:r>
+        <w:rPr>
+          <w:bCs/>
+          <w:sz w:val="28"/>
+          <w:szCs w:val="28"/>
+        </w:rPr>
+        <w:t xml:space="preserve"> (</w:t>
+      </w:r>
+      <w:r>
+        <w:rPr>
+          <w:bCs/>
+          <w:sz w:val="28"/>
+          <w:szCs w:val="28"/>
+          <w:lang w:val="en-US"/>
+        </w:rPr>
+        <w:t>RAM</w:t>
+      </w:r>
+      <w:r>
+        <w:rPr>
+          <w:bCs/>
+          <w:sz w:val="28"/>
+          <w:szCs w:val="28"/>
+        </w:rPr>
+        <w:t xml:space="preserve"> </w:t>
+      </w:r>
+      <w:r>
+        <w:rPr>
+          <w:bCs/>
+          <w:sz w:val="28"/>
+          <w:szCs w:val="28"/>
+          <w:lang w:val="en-US"/>
+        </w:rPr>
+        <w:t>for</w:t>
+      </w:r>
+      <w:r>
+        <w:rPr>
+          <w:bCs/>
+          <w:sz w:val="28"/>
+          <w:szCs w:val="28"/>
+        </w:rPr>
+        <w:t xml:space="preserve"> </w:t>
+      </w:r>
+      <w:r>
+        <w:rPr>
+          <w:bCs/>
+          <w:sz w:val="28"/>
+          <w:szCs w:val="28"/>
+          <w:lang w:val="en-US"/>
+        </w:rPr>
+        <w:t>OS</w:t>
+      </w:r>
+      <w:r>
+        <w:rPr>
+          <w:bCs/>
+          <w:sz w:val="28"/>
+          <w:szCs w:val="28"/>
+        </w:rPr>
+        <w:t>) – Память для операционной системы и служебных процессов. Возьмем за 1.5 ГБ.</w:t>
+      </w:r>
+    </w:p>
+    <w:p>
+      <w:pPr>
+        <w:pStyle w:val="Normal"/>
+        <w:suppressAutoHyphens w:val="false"/>
+        <w:spacing w:lineRule="auto" w:line="360" w:before="0" w:after="160"/>
+        <w:ind w:left="709"/>
+        <w:jc w:val="both"/>
+        <w:rPr>
+          <w:bCs/>
+          <w:sz w:val="28"/>
+          <w:szCs w:val="28"/>
+        </w:rPr>
+      </w:pPr>
+      <w:r>
+        <w:rPr>
+          <w:bCs/>
+          <w:sz w:val="28"/>
+          <w:szCs w:val="28"/>
+          <w:lang w:val="en-US"/>
+        </w:rPr>
+        <w:t>RA</w:t>
+      </w:r>
+      <w:r>
+        <w:rPr>
+          <w:bCs/>
+          <w:sz w:val="28"/>
+          <w:szCs w:val="28"/>
+        </w:rPr>
+        <w:t xml:space="preserve"> (</w:t>
+      </w:r>
+      <w:r>
+        <w:rPr>
+          <w:bCs/>
+          <w:sz w:val="28"/>
+          <w:szCs w:val="28"/>
+          <w:lang w:val="en-US"/>
+        </w:rPr>
+        <w:t>RAM</w:t>
+      </w:r>
+      <w:r>
+        <w:rPr>
+          <w:bCs/>
+          <w:sz w:val="28"/>
+          <w:szCs w:val="28"/>
+        </w:rPr>
+        <w:t xml:space="preserve"> </w:t>
+      </w:r>
+      <w:r>
+        <w:rPr>
+          <w:bCs/>
+          <w:sz w:val="28"/>
+          <w:szCs w:val="28"/>
+          <w:lang w:val="en-US"/>
+        </w:rPr>
+        <w:t>for</w:t>
+      </w:r>
+      <w:r>
+        <w:rPr>
+          <w:bCs/>
+          <w:sz w:val="28"/>
+          <w:szCs w:val="28"/>
+        </w:rPr>
+        <w:t xml:space="preserve"> </w:t>
+      </w:r>
+      <w:r>
+        <w:rPr>
+          <w:bCs/>
+          <w:sz w:val="28"/>
+          <w:szCs w:val="28"/>
+          <w:lang w:val="en-US"/>
+        </w:rPr>
+        <w:t>App</w:t>
+      </w:r>
+      <w:r>
+        <w:rPr>
+          <w:bCs/>
+          <w:sz w:val="28"/>
+          <w:szCs w:val="28"/>
+        </w:rPr>
+        <w:t>) – Память для работы самой системы. Возьмем за 1 ГБ</w:t>
+      </w:r>
+    </w:p>
+    <w:p>
+      <w:pPr>
+        <w:pStyle w:val="Normal"/>
+        <w:suppressAutoHyphens w:val="false"/>
+        <w:spacing w:lineRule="auto" w:line="360" w:before="0" w:after="160"/>
+        <w:ind w:left="709"/>
+        <w:jc w:val="both"/>
+        <w:rPr>
+          <w:bCs/>
+          <w:sz w:val="28"/>
+          <w:szCs w:val="28"/>
+        </w:rPr>
+      </w:pPr>
+      <w:r>
+        <w:rPr>
+          <w:bCs/>
+          <w:sz w:val="28"/>
+          <w:szCs w:val="28"/>
+          <w:lang w:val="en-US"/>
+        </w:rPr>
+        <w:t>ARR</w:t>
+      </w:r>
+      <w:r>
+        <w:rPr>
+          <w:bCs/>
+          <w:sz w:val="28"/>
+          <w:szCs w:val="28"/>
+        </w:rPr>
+        <w:t xml:space="preserve"> (</w:t>
+      </w:r>
+      <w:r>
+        <w:rPr>
+          <w:bCs/>
+          <w:sz w:val="28"/>
+          <w:szCs w:val="28"/>
+          <w:lang w:val="en-US"/>
+        </w:rPr>
+        <w:t>Active</w:t>
+      </w:r>
+      <w:r>
+        <w:rPr>
+          <w:bCs/>
+          <w:sz w:val="28"/>
+          <w:szCs w:val="28"/>
+        </w:rPr>
+        <w:t xml:space="preserve"> </w:t>
+      </w:r>
+      <w:r>
+        <w:rPr>
+          <w:bCs/>
+          <w:sz w:val="28"/>
+          <w:szCs w:val="28"/>
+          <w:lang w:val="en-US"/>
+        </w:rPr>
+        <w:t>Request</w:t>
+      </w:r>
+      <w:r>
+        <w:rPr>
+          <w:bCs/>
+          <w:sz w:val="28"/>
+          <w:szCs w:val="28"/>
+        </w:rPr>
+        <w:t xml:space="preserve"> </w:t>
+      </w:r>
+      <w:r>
+        <w:rPr>
+          <w:bCs/>
+          <w:sz w:val="28"/>
+          <w:szCs w:val="28"/>
+          <w:lang w:val="en-US"/>
+        </w:rPr>
+        <w:t>Ratio</w:t>
+      </w:r>
+      <w:r>
+        <w:rPr>
+          <w:bCs/>
+          <w:sz w:val="28"/>
+          <w:szCs w:val="28"/>
+        </w:rPr>
+        <w:t xml:space="preserve">) – Процент </w:t>
+      </w:r>
+      <w:r>
+        <w:rPr>
+          <w:bCs/>
+          <w:sz w:val="28"/>
+          <w:szCs w:val="28"/>
+        </w:rPr>
+        <w:t>электриков</w:t>
+      </w:r>
+      <w:r>
+        <w:rPr>
+          <w:bCs/>
+          <w:sz w:val="28"/>
+          <w:szCs w:val="28"/>
+        </w:rPr>
+        <w:t>, имеющих активные запросы. Возьмем за 10%</w:t>
+      </w:r>
+    </w:p>
+    <w:p>
+      <w:pPr>
+        <w:pStyle w:val="Normal"/>
+        <w:suppressAutoHyphens w:val="false"/>
+        <w:spacing w:lineRule="auto" w:line="360" w:before="0" w:after="160"/>
+        <w:ind w:left="709"/>
+        <w:jc w:val="both"/>
+        <w:rPr>
+          <w:bCs/>
+          <w:sz w:val="28"/>
+          <w:szCs w:val="28"/>
+        </w:rPr>
+      </w:pPr>
+      <w:r>
+        <w:rPr>
+          <w:bCs/>
+          <w:sz w:val="28"/>
+          <w:szCs w:val="28"/>
+          <w:lang w:val="en-US"/>
+        </w:rPr>
+        <w:t>DPU</w:t>
+      </w:r>
+      <w:r>
+        <w:rPr>
+          <w:bCs/>
+          <w:sz w:val="28"/>
+          <w:szCs w:val="28"/>
+        </w:rPr>
+        <w:t xml:space="preserve"> (</w:t>
+      </w:r>
+      <w:r>
+        <w:rPr>
+          <w:bCs/>
+          <w:sz w:val="28"/>
+          <w:szCs w:val="28"/>
+          <w:lang w:val="en-US"/>
+        </w:rPr>
+        <w:t>Data</w:t>
+      </w:r>
+      <w:r>
+        <w:rPr>
+          <w:bCs/>
+          <w:sz w:val="28"/>
+          <w:szCs w:val="28"/>
+        </w:rPr>
+        <w:t xml:space="preserve"> </w:t>
+      </w:r>
+      <w:r>
+        <w:rPr>
+          <w:bCs/>
+          <w:sz w:val="28"/>
+          <w:szCs w:val="28"/>
+          <w:lang w:val="en-US"/>
+        </w:rPr>
+        <w:t>Per</w:t>
+      </w:r>
+      <w:r>
+        <w:rPr>
+          <w:bCs/>
+          <w:sz w:val="28"/>
+          <w:szCs w:val="28"/>
+        </w:rPr>
+        <w:t xml:space="preserve"> </w:t>
+      </w:r>
+      <w:r>
+        <w:rPr>
+          <w:bCs/>
+          <w:sz w:val="28"/>
+          <w:szCs w:val="28"/>
+          <w:lang w:val="en-US"/>
+        </w:rPr>
+        <w:t>User</w:t>
+      </w:r>
+      <w:r>
+        <w:rPr>
+          <w:bCs/>
+          <w:sz w:val="28"/>
+          <w:szCs w:val="28"/>
+        </w:rPr>
+        <w:t xml:space="preserve">) – Средний объем записей </w:t>
+      </w:r>
+      <w:r>
+        <w:rPr>
+          <w:bCs/>
+          <w:sz w:val="28"/>
+          <w:szCs w:val="28"/>
+        </w:rPr>
+        <w:t>электриков</w:t>
+      </w:r>
+      <w:r>
+        <w:rPr>
+          <w:bCs/>
+          <w:sz w:val="28"/>
+          <w:szCs w:val="28"/>
+        </w:rPr>
+        <w:t>. Возьмем за 100 КБ  0.1 МБ</w:t>
+      </w:r>
+    </w:p>
+    <w:p>
+      <w:pPr>
+        <w:pStyle w:val="Normal"/>
+        <w:suppressAutoHyphens w:val="false"/>
+        <w:spacing w:lineRule="auto" w:line="360" w:before="0" w:after="160"/>
+        <w:ind w:left="709"/>
+        <w:jc w:val="both"/>
+        <w:rPr>
+          <w:bCs/>
+          <w:sz w:val="28"/>
+          <w:szCs w:val="28"/>
+        </w:rPr>
+      </w:pPr>
+      <w:r>
+        <w:rPr>
+          <w:bCs/>
+          <w:sz w:val="28"/>
+          <w:szCs w:val="28"/>
+          <w:lang w:val="en-US"/>
+        </w:rPr>
+        <w:t>RD</w:t>
+      </w:r>
+      <w:r>
+        <w:rPr>
+          <w:bCs/>
+          <w:sz w:val="28"/>
+          <w:szCs w:val="28"/>
+        </w:rPr>
+        <w:t xml:space="preserve"> (</w:t>
+      </w:r>
+      <w:r>
+        <w:rPr>
+          <w:bCs/>
+          <w:sz w:val="28"/>
+          <w:szCs w:val="28"/>
+          <w:lang w:val="en-US"/>
+        </w:rPr>
+        <w:t>RAM</w:t>
+      </w:r>
+      <w:r>
+        <w:rPr>
+          <w:bCs/>
+          <w:sz w:val="28"/>
+          <w:szCs w:val="28"/>
+        </w:rPr>
+        <w:t xml:space="preserve"> </w:t>
+      </w:r>
+      <w:r>
+        <w:rPr>
+          <w:bCs/>
+          <w:sz w:val="28"/>
+          <w:szCs w:val="28"/>
+          <w:lang w:val="en-US"/>
+        </w:rPr>
+        <w:t>for</w:t>
+      </w:r>
+      <w:r>
+        <w:rPr>
+          <w:bCs/>
+          <w:sz w:val="28"/>
+          <w:szCs w:val="28"/>
+        </w:rPr>
+        <w:t xml:space="preserve"> </w:t>
+      </w:r>
+      <w:r>
+        <w:rPr>
+          <w:bCs/>
+          <w:sz w:val="28"/>
+          <w:szCs w:val="28"/>
+          <w:lang w:val="en-US"/>
+        </w:rPr>
+        <w:t>Data</w:t>
+      </w:r>
+      <w:r>
+        <w:rPr>
+          <w:bCs/>
+          <w:sz w:val="28"/>
+          <w:szCs w:val="28"/>
+        </w:rPr>
+        <w:t>) – Память, выделенная для операций сервиса</w:t>
+      </w:r>
+    </w:p>
+    <w:p>
+      <w:pPr>
+        <w:pStyle w:val="ListParagraph"/>
+        <w:numPr>
+          <w:ilvl w:val="0"/>
+          <w:numId w:val="3"/>
+        </w:numPr>
+        <w:suppressAutoHyphens w:val="false"/>
+        <w:spacing w:lineRule="auto" w:line="360" w:before="0" w:after="160"/>
+        <w:contextualSpacing/>
+        <w:jc w:val="both"/>
+        <w:rPr>
+          <w:bCs/>
+          <w:sz w:val="28"/>
+          <w:szCs w:val="28"/>
+        </w:rPr>
+      </w:pPr>
+      <w:r>
+        <w:rPr>
+          <w:bCs/>
+          <w:sz w:val="28"/>
+          <w:szCs w:val="28"/>
+        </w:rPr>
+        <w:t>Расчет необходимого объема диска (в ГБ). Возьмём с запасом для:</w:t>
+      </w:r>
+    </w:p>
+    <w:p>
+      <w:pPr>
+        <w:pStyle w:val="Normal"/>
+        <w:suppressAutoHyphens w:val="false"/>
+        <w:spacing w:lineRule="auto" w:line="360" w:before="0" w:after="160"/>
+        <w:jc w:val="center"/>
+        <w:rPr>
+          <w:bCs/>
+          <w:i/>
+          <w:i/>
+          <w:sz w:val="28"/>
+          <w:szCs w:val="28"/>
+        </w:rPr>
+      </w:pPr>
+      <w:r>
+        <w:rPr/>
+      </w:r>
+      <m:oMathPara xmlns:m="http://schemas.openxmlformats.org/officeDocument/2006/math">
+        <m:oMathParaPr>
+          <m:jc m:val="center"/>
+        </m:oMathParaPr>
+        <m:oMath>
+          <m:eqArr>
+            <m:e>
+              <m:r>
+                <w:rPr>
+                  <w:rFonts w:ascii="Cambria Math" w:hAnsi="Cambria Math"/>
+                </w:rPr>
+                <m:t xml:space="preserve">S</m:t>
+              </m:r>
+              <m:r>
+                <w:rPr>
+                  <w:rFonts w:ascii="Cambria Math" w:hAnsi="Cambria Math"/>
+                </w:rPr>
+                <m:t xml:space="preserve">torage</m:t>
+              </m:r>
+              <m:r>
+                <w:rPr>
+                  <w:rFonts w:ascii="Cambria Math" w:hAnsi="Cambria Math"/>
+                </w:rPr>
                 <m:t xml:space="preserve">=</m:t>
+              </m:r>
+              <m:r>
+                <w:rPr>
+                  <w:rFonts w:ascii="Cambria Math" w:hAnsi="Cambria Math"/>
+                </w:rPr>
+                <m:t xml:space="preserve">OSA</m:t>
+              </m:r>
+              <m:r>
+                <w:rPr>
+                  <w:rFonts w:ascii="Cambria Math" w:hAnsi="Cambria Math"/>
+                </w:rPr>
+                <m:t xml:space="preserve">+</m:t>
+              </m:r>
+              <m:r>
+                <w:rPr>
+                  <w:rFonts w:ascii="Cambria Math" w:hAnsi="Cambria Math"/>
+                </w:rPr>
+                <m:t xml:space="preserve">DB</m:t>
+              </m:r>
+              <m:r>
+                <w:rPr>
+                  <w:rFonts w:ascii="Cambria Math" w:hAnsi="Cambria Math"/>
+                </w:rPr>
+                <m:t xml:space="preserve">+</m:t>
+              </m:r>
+              <m:r>
+                <w:rPr>
+                  <w:rFonts w:ascii="Cambria Math" w:hAnsi="Cambria Math"/>
+                </w:rPr>
+                <m:t xml:space="preserve">FS</m:t>
+              </m:r>
+              <m:r>
+                <w:rPr>
+                  <w:rFonts w:ascii="Cambria Math" w:hAnsi="Cambria Math"/>
+                </w:rPr>
+                <m:t xml:space="preserve">=</m:t>
+              </m:r>
+              <m:r>
+                <w:rPr>
+                  <w:rFonts w:ascii="Cambria Math" w:hAnsi="Cambria Math"/>
+                </w:rPr>
+                <m:t xml:space="preserve">OSA</m:t>
+              </m:r>
+              <m:r>
+                <w:rPr>
+                  <w:rFonts w:ascii="Cambria Math" w:hAnsi="Cambria Math"/>
+                </w:rPr>
+                <m:t xml:space="preserve">+</m:t>
+              </m:r>
+              <m:f>
+                <m:num>
+                  <m:r>
+                    <w:rPr>
+                      <w:rFonts w:ascii="Cambria Math" w:hAnsi="Cambria Math"/>
+                    </w:rPr>
+                    <m:t xml:space="preserve">DAU</m:t>
+                  </m:r>
+                  <m:r>
+                    <w:rPr>
+                      <w:rFonts w:ascii="Cambria Math" w:hAnsi="Cambria Math"/>
+                    </w:rPr>
+                    <m:t xml:space="preserve">+</m:t>
+                  </m:r>
+                  <m:r>
+                    <w:rPr>
+                      <w:rFonts w:ascii="Cambria Math" w:hAnsi="Cambria Math"/>
+                    </w:rPr>
+                    <m:t xml:space="preserve">SA</m:t>
+                  </m:r>
+                  <m:r>
+                    <w:rPr>
+                      <w:rFonts w:ascii="Cambria Math" w:hAnsi="Cambria Math"/>
+                    </w:rPr>
+                    <m:t xml:space="preserve">+</m:t>
+                  </m:r>
+                  <m:r>
+                    <w:rPr>
+                      <w:rFonts w:ascii="Cambria Math" w:hAnsi="Cambria Math"/>
+                    </w:rPr>
+                    <m:t xml:space="preserve">RA</m:t>
+                  </m:r>
+                  <m:r>
+                    <w:rPr>
+                      <w:rFonts w:ascii="Cambria Math" w:hAnsi="Cambria Math"/>
+                    </w:rPr>
+                    <m:t xml:space="preserve">+</m:t>
+                  </m:r>
+                  <m:r>
+                    <w:rPr>
+                      <w:rFonts w:ascii="Cambria Math" w:hAnsi="Cambria Math"/>
+                    </w:rPr>
+                    <m:t xml:space="preserve">CA</m:t>
+                  </m:r>
+                </m:num>
+                <m:den>
+                  <m:sSup>
+                    <m:e>
+                      <m:r>
+                        <w:rPr>
+                          <w:rFonts w:ascii="Cambria Math" w:hAnsi="Cambria Math"/>
+                        </w:rPr>
+                        <m:t xml:space="preserve">1024</m:t>
+                      </m:r>
+                    </m:e>
+                    <m:sup>
+                      <m:r>
+                        <w:rPr>
+                          <w:rFonts w:ascii="Cambria Math" w:hAnsi="Cambria Math"/>
+                        </w:rPr>
+                        <m:t xml:space="preserve">2</m:t>
+                      </m:r>
+                    </m:sup>
+                  </m:sSup>
+                </m:den>
+              </m:f>
+              <m:r>
+                <w:rPr>
+                  <w:rFonts w:ascii="Cambria Math" w:hAnsi="Cambria Math"/>
+                </w:rPr>
+                <m:t xml:space="preserve">+</m:t>
+              </m:r>
+              <m:r>
+                <w:rPr>
+                  <w:rFonts w:ascii="Cambria Math" w:hAnsi="Cambria Math"/>
+                </w:rPr>
+                <m:t xml:space="preserve">PS</m:t>
+              </m:r>
+              <m:r>
+                <w:rPr>
+                  <w:rFonts w:ascii="Cambria Math" w:hAnsi="Cambria Math"/>
+                </w:rPr>
+                <m:t xml:space="preserve">×</m:t>
+              </m:r>
+              <m:r>
+                <w:rPr>
+                  <w:rFonts w:ascii="Cambria Math" w:hAnsi="Cambria Math"/>
+                </w:rPr>
+                <m:t xml:space="preserve">SA</m:t>
               </m:r>
               <m:r>
                 <m:rPr>
@@ -2693,7 +3127,7 @@
                 <w:rPr>
                   <w:rFonts w:ascii="Cambria Math" w:hAnsi="Cambria Math"/>
                 </w:rPr>
-                <m:t xml:space="preserve"/>
+                <m:t xml:space="preserve">=</m:t>
               </m:r>
             </m:e>
             <m:e>
@@ -2705,43 +3139,33 @@
                 <w:rPr>
                   <w:rFonts w:ascii="Cambria Math" w:hAnsi="Cambria Math"/>
                 </w:rPr>
-                <m:t xml:space="preserve"/>
+                <m:t xml:space="preserve">=</m:t>
               </m:r>
               <m:r>
                 <w:rPr>
                   <w:rFonts w:ascii="Cambria Math" w:hAnsi="Cambria Math"/>
                 </w:rPr>
-                <m:t xml:space="preserve">=</m:t>
+                <m:t xml:space="preserve">8</m:t>
               </m:r>
-              <m:d>
-                <m:dPr>
-                  <m:begChr m:val="("/>
-                  <m:endChr m:val=")"/>
-                </m:dPr>
-                <m:e>
+              <m:r>
+                <w:rPr>
+                  <w:rFonts w:ascii="Cambria Math" w:hAnsi="Cambria Math"/>
+                </w:rPr>
+                <m:t xml:space="preserve">+</m:t>
+              </m:r>
+              <m:f>
+                <m:num>
                   <m:r>
                     <w:rPr>
                       <w:rFonts w:ascii="Cambria Math" w:hAnsi="Cambria Math"/>
                     </w:rPr>
-                    <m:t xml:space="preserve">158</m:t>
+                    <m:t xml:space="preserve">4</m:t>
                   </m:r>
                   <m:r>
                     <w:rPr>
                       <w:rFonts w:ascii="Cambria Math" w:hAnsi="Cambria Math"/>
                     </w:rPr>
-                    <m:t xml:space="preserve">Б</m:t>
-                  </m:r>
-                  <m:r>
-                    <w:rPr>
-                      <w:rFonts w:ascii="Cambria Math" w:hAnsi="Cambria Math"/>
-                    </w:rPr>
-                    <m:t xml:space="preserve">×</m:t>
-                  </m:r>
-                  <m:r>
-                    <w:rPr>
-                      <w:rFonts w:ascii="Cambria Math" w:hAnsi="Cambria Math"/>
-                    </w:rPr>
-                    <m:t xml:space="preserve">10000</m:t>
+                    <m:t xml:space="preserve">00</m:t>
                   </m:r>
                   <m:r>
                     <w:rPr>
@@ -2753,25 +3177,7 @@
                     <w:rPr>
                       <w:rFonts w:ascii="Cambria Math" w:hAnsi="Cambria Math"/>
                     </w:rPr>
-                    <m:t xml:space="preserve">154</m:t>
-                  </m:r>
-                  <m:r>
-                    <w:rPr>
-                      <w:rFonts w:ascii="Cambria Math" w:hAnsi="Cambria Math"/>
-                    </w:rPr>
-                    <m:t xml:space="preserve">Б</m:t>
-                  </m:r>
-                  <m:r>
-                    <w:rPr>
-                      <w:rFonts w:ascii="Cambria Math" w:hAnsi="Cambria Math"/>
-                    </w:rPr>
-                    <m:t xml:space="preserve">×</m:t>
-                  </m:r>
-                  <m:r>
-                    <w:rPr>
-                      <w:rFonts w:ascii="Cambria Math" w:hAnsi="Cambria Math"/>
-                    </w:rPr>
-                    <m:t xml:space="preserve">5000</m:t>
+                    <m:t xml:space="preserve">1000</m:t>
                   </m:r>
                   <m:r>
                     <w:rPr>
@@ -2783,46 +3189,20 @@
                     <w:rPr>
                       <w:rFonts w:ascii="Cambria Math" w:hAnsi="Cambria Math"/>
                     </w:rPr>
-                    <m:t xml:space="preserve">48</m:t>
+                    <m:t xml:space="preserve">2</m:t>
                   </m:r>
                   <m:r>
                     <w:rPr>
                       <w:rFonts w:ascii="Cambria Math" w:hAnsi="Cambria Math"/>
                     </w:rPr>
-                    <m:t xml:space="preserve">Б</m:t>
+                    <m:t xml:space="preserve">4</m:t>
                   </m:r>
                   <m:r>
                     <w:rPr>
                       <w:rFonts w:ascii="Cambria Math" w:hAnsi="Cambria Math"/>
                     </w:rPr>
-                    <m:t xml:space="preserve">×</m:t>
+                    <m:t xml:space="preserve">000</m:t>
                   </m:r>
-                  <m:d>
-                    <m:dPr>
-                      <m:begChr m:val="("/>
-                      <m:endChr m:val=")"/>
-                    </m:dPr>
-                    <m:e>
-                      <m:r>
-                        <w:rPr>
-                          <w:rFonts w:ascii="Cambria Math" w:hAnsi="Cambria Math"/>
-                        </w:rPr>
-                        <m:t xml:space="preserve">10000</m:t>
-                      </m:r>
-                      <m:r>
-                        <w:rPr>
-                          <w:rFonts w:ascii="Cambria Math" w:hAnsi="Cambria Math"/>
-                        </w:rPr>
-                        <m:t xml:space="preserve">×</m:t>
-                      </m:r>
-                      <m:r>
-                        <w:rPr>
-                          <w:rFonts w:ascii="Cambria Math" w:hAnsi="Cambria Math"/>
-                        </w:rPr>
-                        <m:t xml:space="preserve">20</m:t>
-                      </m:r>
-                    </m:e>
-                  </m:d>
                   <m:r>
                     <w:rPr>
                       <w:rFonts w:ascii="Cambria Math" w:hAnsi="Cambria Math"/>
@@ -2833,60 +3213,66 @@
                     <w:rPr>
                       <w:rFonts w:ascii="Cambria Math" w:hAnsi="Cambria Math"/>
                     </w:rPr>
-                    <m:t xml:space="preserve">20</m:t>
+                    <m:t xml:space="preserve">4</m:t>
                   </m:r>
                   <m:r>
                     <w:rPr>
                       <w:rFonts w:ascii="Cambria Math" w:hAnsi="Cambria Math"/>
                     </w:rPr>
-                    <m:t xml:space="preserve">Б</m:t>
+                    <m:t xml:space="preserve">80</m:t>
                   </m:r>
                   <m:r>
                     <w:rPr>
                       <w:rFonts w:ascii="Cambria Math" w:hAnsi="Cambria Math"/>
                     </w:rPr>
-                    <m:t xml:space="preserve">×</m:t>
+                    <m:t xml:space="preserve">00</m:t>
                   </m:r>
-                  <m:d>
-                    <m:dPr>
-                      <m:begChr m:val="("/>
-                      <m:endChr m:val=")"/>
-                    </m:dPr>
+                </m:num>
+                <m:den>
+                  <m:sSup>
                     <m:e>
                       <m:r>
                         <w:rPr>
                           <w:rFonts w:ascii="Cambria Math" w:hAnsi="Cambria Math"/>
                         </w:rPr>
-                        <m:t xml:space="preserve">10000</m:t>
+                        <m:t xml:space="preserve">1</m:t>
                       </m:r>
                       <m:r>
                         <w:rPr>
                           <w:rFonts w:ascii="Cambria Math" w:hAnsi="Cambria Math"/>
                         </w:rPr>
-                        <m:t xml:space="preserve">×</m:t>
+                        <m:t xml:space="preserve">024</m:t>
                       </m:r>
+                    </m:e>
+                    <m:sup>
                       <m:r>
                         <w:rPr>
                           <w:rFonts w:ascii="Cambria Math" w:hAnsi="Cambria Math"/>
                         </w:rPr>
-                        <m:t xml:space="preserve">20</m:t>
+                        <m:t xml:space="preserve">2</m:t>
                       </m:r>
-                      <m:r>
-                        <w:rPr>
-                          <w:rFonts w:ascii="Cambria Math" w:hAnsi="Cambria Math"/>
-                        </w:rPr>
-                        <m:t xml:space="preserve">×</m:t>
-                      </m:r>
-                      <m:r>
-                        <w:rPr>
-                          <w:rFonts w:ascii="Cambria Math" w:hAnsi="Cambria Math"/>
-                        </w:rPr>
-                        <m:t xml:space="preserve">3</m:t>
-                      </m:r>
-                    </m:e>
-                  </m:d>
-                </m:e>
-              </m:d>
+                    </m:sup>
+                  </m:sSup>
+                </m:den>
+              </m:f>
+              <m:r>
+                <w:rPr>
+                  <w:rFonts w:ascii="Cambria Math" w:hAnsi="Cambria Math"/>
+                </w:rPr>
+                <m:t xml:space="preserve">+</m:t>
+              </m:r>
+              <m:r>
+                <w:rPr>
+                  <w:rFonts w:ascii="Cambria Math" w:hAnsi="Cambria Math"/>
+                </w:rPr>
+                <m:t xml:space="preserve">0</m:t>
+              </m:r>
+              <m:r>
+                <w:rPr>
+                  <w:rFonts w:ascii="Cambria Math" w:hAnsi="Cambria Math"/>
+                </w:rPr>
+                <m:t xml:space="preserve">.00195</m:t>
+              </m:r>
               <m:r>
                 <w:rPr>
                   <w:rFonts w:ascii="Cambria Math" w:hAnsi="Cambria Math"/>
@@ -2897,35 +3283,7 @@
                 <w:rPr>
                   <w:rFonts w:ascii="Cambria Math" w:hAnsi="Cambria Math"/>
                 </w:rPr>
-                <m:t xml:space="preserve">3</m:t>
-              </m:r>
-              <m:r>
-                <w:rPr>
-                  <w:rFonts w:ascii="Cambria Math" w:hAnsi="Cambria Math"/>
-                </w:rPr>
-                <m:t xml:space="preserve">≈</m:t>
-              </m:r>
-              <m:r>
-                <m:rPr>
-                  <m:lit/>
-                  <m:nor/>
-                </m:rPr>
-                <w:rPr>
-                  <w:rFonts w:ascii="Cambria Math" w:hAnsi="Cambria Math"/>
-                </w:rPr>
-                <m:t xml:space="preserve"/>
-              </m:r>
-            </m:e>
-            <m:e>
-              <m:r>
-                <m:rPr>
-                  <m:lit/>
-                  <m:nor/>
-                </m:rPr>
-                <w:rPr>
-                  <w:rFonts w:ascii="Cambria Math" w:hAnsi="Cambria Math"/>
-                </w:rPr>
-                <m:t xml:space="preserve"/>
+                <m:t xml:space="preserve">1000</m:t>
               </m:r>
               <m:r>
                 <w:rPr>
@@ -2937,13 +3295,13 @@
                 <w:rPr>
                   <w:rFonts w:ascii="Cambria Math" w:hAnsi="Cambria Math"/>
                 </w:rPr>
-                <m:t xml:space="preserve">72</m:t>
+                <m:t xml:space="preserve">10</m:t>
               </m:r>
               <m:r>
                 <w:rPr>
                   <w:rFonts w:ascii="Cambria Math" w:hAnsi="Cambria Math"/>
                 </w:rPr>
-                <m:t xml:space="preserve">МБ</m:t>
+                <m:t xml:space="preserve">ГБ</m:t>
               </m:r>
             </m:e>
           </m:eqArr>
@@ -2953,21 +3311,494 @@
     <w:p>
       <w:pPr>
         <w:pStyle w:val="Normal"/>
-        <w:numPr>
-          <w:ilvl w:val="0"/>
-          <w:numId w:val="0"/>
-        </w:numPr>
-        <w:spacing w:lineRule="auto" w:line="360"/>
-        <w:ind w:hanging="0" w:left="720"/>
-        <w:jc w:val="both"/>
-        <w:rPr>
+        <w:suppressAutoHyphens w:val="false"/>
+        <w:spacing w:lineRule="auto" w:line="360" w:before="0" w:after="160"/>
+        <w:jc w:val="both"/>
+        <w:rPr>
+          <w:bCs/>
+          <w:sz w:val="28"/>
+          <w:szCs w:val="28"/>
+        </w:rPr>
+      </w:pPr>
+      <w:r>
+        <w:rPr>
+          <w:bCs/>
+          <w:sz w:val="28"/>
+          <w:szCs w:val="28"/>
+        </w:rPr>
+        <w:t>, где:</w:t>
+      </w:r>
+    </w:p>
+    <w:p>
+      <w:pPr>
+        <w:pStyle w:val="Normal"/>
+        <w:suppressAutoHyphens w:val="false"/>
+        <w:spacing w:lineRule="auto" w:line="360" w:before="0" w:after="160"/>
+        <w:ind w:hanging="709" w:left="709"/>
+        <w:jc w:val="both"/>
+        <w:rPr>
+          <w:bCs/>
+          <w:sz w:val="28"/>
+          <w:szCs w:val="28"/>
+        </w:rPr>
+      </w:pPr>
+      <w:r>
+        <w:rPr>
+          <w:bCs/>
+          <w:sz w:val="28"/>
+          <w:szCs w:val="28"/>
+        </w:rPr>
+        <w:tab/>
+      </w:r>
+      <w:r>
+        <w:rPr>
+          <w:bCs/>
           <w:sz w:val="28"/>
           <w:szCs w:val="28"/>
           <w:lang w:val="en-US"/>
         </w:rPr>
-      </w:pPr>
-      <w:r>
-        <w:rPr>
+        <w:t>OSA</w:t>
+      </w:r>
+      <w:r>
+        <w:rPr>
+          <w:bCs/>
+          <w:sz w:val="28"/>
+          <w:szCs w:val="28"/>
+        </w:rPr>
+        <w:t xml:space="preserve"> (</w:t>
+      </w:r>
+      <w:r>
+        <w:rPr>
+          <w:bCs/>
+          <w:sz w:val="28"/>
+          <w:szCs w:val="28"/>
+          <w:lang w:val="en-US"/>
+        </w:rPr>
+        <w:t>OS</w:t>
+      </w:r>
+      <w:r>
+        <w:rPr>
+          <w:bCs/>
+          <w:sz w:val="28"/>
+          <w:szCs w:val="28"/>
+        </w:rPr>
+        <w:t xml:space="preserve"> </w:t>
+      </w:r>
+      <w:r>
+        <w:rPr>
+          <w:bCs/>
+          <w:sz w:val="28"/>
+          <w:szCs w:val="28"/>
+          <w:lang w:val="en-US"/>
+        </w:rPr>
+        <w:t>and</w:t>
+      </w:r>
+      <w:r>
+        <w:rPr>
+          <w:bCs/>
+          <w:sz w:val="28"/>
+          <w:szCs w:val="28"/>
+        </w:rPr>
+        <w:t xml:space="preserve"> </w:t>
+      </w:r>
+      <w:r>
+        <w:rPr>
+          <w:bCs/>
+          <w:sz w:val="28"/>
+          <w:szCs w:val="28"/>
+          <w:lang w:val="en-US"/>
+        </w:rPr>
+        <w:t>App</w:t>
+      </w:r>
+      <w:r>
+        <w:rPr>
+          <w:bCs/>
+          <w:sz w:val="28"/>
+          <w:szCs w:val="28"/>
+        </w:rPr>
+        <w:t>) – Место, необходимое для системы и самого приложения). Возьмем за 8 ГБ.</w:t>
+      </w:r>
+    </w:p>
+    <w:p>
+      <w:pPr>
+        <w:pStyle w:val="Normal"/>
+        <w:suppressAutoHyphens w:val="false"/>
+        <w:spacing w:lineRule="auto" w:line="360" w:before="0" w:after="160"/>
+        <w:ind w:hanging="709" w:left="709"/>
+        <w:jc w:val="both"/>
+        <w:rPr>
+          <w:bCs/>
+          <w:sz w:val="28"/>
+          <w:szCs w:val="28"/>
+        </w:rPr>
+      </w:pPr>
+      <w:r>
+        <w:rPr>
+          <w:bCs/>
+          <w:sz w:val="28"/>
+          <w:szCs w:val="28"/>
+        </w:rPr>
+        <w:tab/>
+      </w:r>
+      <w:r>
+        <w:rPr>
+          <w:bCs/>
+          <w:sz w:val="28"/>
+          <w:szCs w:val="28"/>
+          <w:lang w:val="en-US"/>
+        </w:rPr>
+        <w:t>DB</w:t>
+      </w:r>
+      <w:r>
+        <w:rPr>
+          <w:bCs/>
+          <w:sz w:val="28"/>
+          <w:szCs w:val="28"/>
+        </w:rPr>
+        <w:t xml:space="preserve"> – место, необходимое для хранения базы данный.</w:t>
+      </w:r>
+    </w:p>
+    <w:p>
+      <w:pPr>
+        <w:pStyle w:val="Normal"/>
+        <w:suppressAutoHyphens w:val="false"/>
+        <w:spacing w:lineRule="auto" w:line="360" w:before="0" w:after="160"/>
+        <w:ind w:hanging="709" w:left="709"/>
+        <w:jc w:val="both"/>
+        <w:rPr>
+          <w:bCs/>
+          <w:sz w:val="28"/>
+          <w:szCs w:val="28"/>
+        </w:rPr>
+      </w:pPr>
+      <w:r>
+        <w:rPr>
+          <w:bCs/>
+          <w:sz w:val="28"/>
+          <w:szCs w:val="28"/>
+        </w:rPr>
+        <w:tab/>
+      </w:r>
+      <w:r>
+        <w:rPr>
+          <w:bCs/>
+          <w:sz w:val="28"/>
+          <w:szCs w:val="28"/>
+          <w:lang w:val="en-US"/>
+        </w:rPr>
+        <w:t>FS</w:t>
+      </w:r>
+      <w:r>
+        <w:rPr>
+          <w:bCs/>
+          <w:sz w:val="28"/>
+          <w:szCs w:val="28"/>
+        </w:rPr>
+        <w:t xml:space="preserve"> (</w:t>
+      </w:r>
+      <w:r>
+        <w:rPr>
+          <w:bCs/>
+          <w:sz w:val="28"/>
+          <w:szCs w:val="28"/>
+          <w:lang w:val="en-US"/>
+        </w:rPr>
+        <w:t>File</w:t>
+      </w:r>
+      <w:r>
+        <w:rPr>
+          <w:bCs/>
+          <w:sz w:val="28"/>
+          <w:szCs w:val="28"/>
+        </w:rPr>
+        <w:t xml:space="preserve"> </w:t>
+      </w:r>
+      <w:r>
+        <w:rPr>
+          <w:bCs/>
+          <w:sz w:val="28"/>
+          <w:szCs w:val="28"/>
+          <w:lang w:val="en-US"/>
+        </w:rPr>
+        <w:t>Storage</w:t>
+      </w:r>
+      <w:r>
+        <w:rPr>
+          <w:bCs/>
+          <w:sz w:val="28"/>
+          <w:szCs w:val="28"/>
+        </w:rPr>
+        <w:t xml:space="preserve">) – место необходимое, для хранения изображений. В нашем случае </w:t>
+      </w:r>
+      <w:r>
+        <w:rPr>
+          <w:bCs/>
+          <w:sz w:val="28"/>
+          <w:szCs w:val="28"/>
+          <w:lang w:val="en-US"/>
+        </w:rPr>
+        <w:t>Minio</w:t>
+      </w:r>
+      <w:r>
+        <w:rPr>
+          <w:bCs/>
+          <w:sz w:val="28"/>
+          <w:szCs w:val="28"/>
+        </w:rPr>
+        <w:t xml:space="preserve">. </w:t>
+      </w:r>
+    </w:p>
+    <w:p>
+      <w:pPr>
+        <w:pStyle w:val="Normal"/>
+        <w:suppressAutoHyphens w:val="false"/>
+        <w:spacing w:lineRule="auto" w:line="360" w:before="0" w:after="160"/>
+        <w:ind w:hanging="709" w:left="709"/>
+        <w:jc w:val="both"/>
+        <w:rPr>
+          <w:bCs/>
+          <w:sz w:val="28"/>
+          <w:szCs w:val="28"/>
+        </w:rPr>
+      </w:pPr>
+      <w:r>
+        <w:rPr>
+          <w:bCs/>
+          <w:sz w:val="28"/>
+          <w:szCs w:val="28"/>
+        </w:rPr>
+        <w:tab/>
+      </w:r>
+      <w:r>
+        <w:rPr>
+          <w:bCs/>
+          <w:sz w:val="28"/>
+          <w:szCs w:val="28"/>
+          <w:lang w:val="en-US"/>
+        </w:rPr>
+        <w:t>SA</w:t>
+      </w:r>
+      <w:r>
+        <w:rPr>
+          <w:bCs/>
+          <w:sz w:val="28"/>
+          <w:szCs w:val="28"/>
+        </w:rPr>
+        <w:t xml:space="preserve"> (</w:t>
+      </w:r>
+      <w:r>
+        <w:rPr>
+          <w:bCs/>
+          <w:sz w:val="28"/>
+          <w:szCs w:val="28"/>
+          <w:lang w:val="en-US"/>
+        </w:rPr>
+        <w:t>Services</w:t>
+      </w:r>
+      <w:r>
+        <w:rPr>
+          <w:bCs/>
+          <w:sz w:val="28"/>
+          <w:szCs w:val="28"/>
+        </w:rPr>
+        <w:t xml:space="preserve"> </w:t>
+      </w:r>
+      <w:r>
+        <w:rPr>
+          <w:bCs/>
+          <w:sz w:val="28"/>
+          <w:szCs w:val="28"/>
+          <w:lang w:val="en-US"/>
+        </w:rPr>
+        <w:t>Amount</w:t>
+      </w:r>
+      <w:r>
+        <w:rPr>
+          <w:bCs/>
+          <w:sz w:val="28"/>
+          <w:szCs w:val="28"/>
+        </w:rPr>
+        <w:t>) – количество приборов. Примем за 1000 штук.</w:t>
+      </w:r>
+    </w:p>
+    <w:p>
+      <w:pPr>
+        <w:pStyle w:val="Normal"/>
+        <w:suppressAutoHyphens w:val="false"/>
+        <w:spacing w:lineRule="auto" w:line="360" w:before="0" w:after="160"/>
+        <w:ind w:hanging="709" w:left="709"/>
+        <w:jc w:val="both"/>
+        <w:rPr>
+          <w:bCs/>
+          <w:sz w:val="28"/>
+          <w:szCs w:val="28"/>
+        </w:rPr>
+      </w:pPr>
+      <w:r>
+        <w:rPr>
+          <w:bCs/>
+          <w:sz w:val="28"/>
+          <w:szCs w:val="28"/>
+        </w:rPr>
+        <w:tab/>
+      </w:r>
+      <w:r>
+        <w:rPr>
+          <w:bCs/>
+          <w:sz w:val="28"/>
+          <w:szCs w:val="28"/>
+          <w:lang w:val="en-US"/>
+        </w:rPr>
+        <w:t>RA</w:t>
+      </w:r>
+      <w:r>
+        <w:rPr>
+          <w:bCs/>
+          <w:sz w:val="28"/>
+          <w:szCs w:val="28"/>
+        </w:rPr>
+        <w:t xml:space="preserve"> (</w:t>
+      </w:r>
+      <w:r>
+        <w:rPr>
+          <w:bCs/>
+          <w:sz w:val="28"/>
+          <w:szCs w:val="28"/>
+          <w:lang w:val="en-US"/>
+        </w:rPr>
+        <w:t>Requests</w:t>
+      </w:r>
+      <w:r>
+        <w:rPr>
+          <w:bCs/>
+          <w:sz w:val="28"/>
+          <w:szCs w:val="28"/>
+        </w:rPr>
+        <w:t xml:space="preserve"> </w:t>
+      </w:r>
+      <w:r>
+        <w:rPr>
+          <w:bCs/>
+          <w:sz w:val="28"/>
+          <w:szCs w:val="28"/>
+          <w:lang w:val="en-US"/>
+        </w:rPr>
+        <w:t>Amount</w:t>
+      </w:r>
+      <w:r>
+        <w:rPr>
+          <w:bCs/>
+          <w:sz w:val="28"/>
+          <w:szCs w:val="28"/>
+        </w:rPr>
+        <w:t xml:space="preserve">) – количество заявок на расчет. Предположим, что в среднем у каждого </w:t>
+      </w:r>
+      <w:r>
+        <w:rPr>
+          <w:bCs/>
+          <w:sz w:val="28"/>
+          <w:szCs w:val="28"/>
+        </w:rPr>
+        <w:t>электрика</w:t>
+      </w:r>
+      <w:r>
+        <w:rPr>
+          <w:bCs/>
+          <w:sz w:val="28"/>
+          <w:szCs w:val="28"/>
+        </w:rPr>
+        <w:t xml:space="preserve"> будет по 10 заявок в месяц, тогда их количество за год будет равно 400 × 10 × 6 = 24000 шт.</w:t>
+      </w:r>
+    </w:p>
+    <w:p>
+      <w:pPr>
+        <w:pStyle w:val="Normal"/>
+        <w:suppressAutoHyphens w:val="false"/>
+        <w:spacing w:lineRule="auto" w:line="360" w:before="0" w:after="160"/>
+        <w:ind w:hanging="709" w:left="709"/>
+        <w:jc w:val="both"/>
+        <w:rPr>
+          <w:bCs/>
+          <w:sz w:val="28"/>
+          <w:szCs w:val="28"/>
+        </w:rPr>
+      </w:pPr>
+      <w:r>
+        <w:rPr>
+          <w:bCs/>
+          <w:sz w:val="28"/>
+          <w:szCs w:val="28"/>
+        </w:rPr>
+        <w:tab/>
+      </w:r>
+      <w:r>
+        <w:rPr>
+          <w:bCs/>
+          <w:sz w:val="28"/>
+          <w:szCs w:val="28"/>
+          <w:lang w:val="en-US"/>
+        </w:rPr>
+        <w:t>CA</w:t>
+      </w:r>
+      <w:r>
+        <w:rPr>
+          <w:bCs/>
+          <w:sz w:val="28"/>
+          <w:szCs w:val="28"/>
+        </w:rPr>
+        <w:t xml:space="preserve"> (</w:t>
+      </w:r>
+      <w:r>
+        <w:rPr>
+          <w:bCs/>
+          <w:sz w:val="28"/>
+          <w:szCs w:val="28"/>
+          <w:lang w:val="en-US"/>
+        </w:rPr>
+        <w:t>Connections</w:t>
+      </w:r>
+      <w:r>
+        <w:rPr>
+          <w:bCs/>
+          <w:sz w:val="28"/>
+          <w:szCs w:val="28"/>
+        </w:rPr>
+        <w:t xml:space="preserve"> </w:t>
+      </w:r>
+      <w:r>
+        <w:rPr>
+          <w:bCs/>
+          <w:sz w:val="28"/>
+          <w:szCs w:val="28"/>
+          <w:lang w:val="en-US"/>
+        </w:rPr>
+        <w:t>Amount</w:t>
+      </w:r>
+      <w:r>
+        <w:rPr>
+          <w:bCs/>
+          <w:sz w:val="28"/>
+          <w:szCs w:val="28"/>
+        </w:rPr>
+        <w:t>) – количество связей в таблице М:М. Будем считать, что в среднем в каждой заявке будет по 4 типа устройств, следовательно общее число связей будет равно 24000 × 4 = 48000 шт.</w:t>
+      </w:r>
+    </w:p>
+    <w:p>
+      <w:pPr>
+        <w:pStyle w:val="Normal"/>
+        <w:suppressAutoHyphens w:val="false"/>
+        <w:spacing w:lineRule="auto" w:line="360" w:before="0" w:after="160"/>
+        <w:ind w:hanging="709" w:left="709"/>
+        <w:jc w:val="both"/>
+        <w:rPr>
+          <w:bCs/>
+          <w:sz w:val="28"/>
+          <w:szCs w:val="28"/>
+        </w:rPr>
+      </w:pPr>
+      <w:r>
+        <w:rPr>
+          <w:bCs/>
           <w:position w:val="0"/>
           <w:sz w:val="28"/>
           <w:sz w:val="28"/>
@@ -2975,1122 +3806,8 @@
           <w:vertAlign w:val="baseline"/>
           <w:lang w:val="en-US"/>
         </w:rPr>
-        <w:t>Disk</w:t>
-      </w:r>
-      <w:r>
-        <w:rPr>
-          <w:sz w:val="28"/>
-          <w:szCs w:val="28"/>
-          <w:vertAlign w:val="subscript"/>
-          <w:lang w:val="en-US"/>
-        </w:rPr>
-        <w:t>images</w:t>
-      </w:r>
-      <w:r>
-        <w:rPr>
-          <w:position w:val="0"/>
-          <w:sz w:val="28"/>
-          <w:sz w:val="28"/>
-          <w:szCs w:val="28"/>
-          <w:vertAlign w:val="baseline"/>
-          <w:lang w:val="en-US"/>
-        </w:rPr>
-        <w:t xml:space="preserve"> – </w:t>
-      </w:r>
-      <w:r>
-        <w:rPr>
-          <w:position w:val="0"/>
-          <w:sz w:val="28"/>
-          <w:sz w:val="28"/>
-          <w:szCs w:val="28"/>
-          <w:vertAlign w:val="baseline"/>
-          <w:lang w:val="ru-RU"/>
-        </w:rPr>
-        <w:t>пространство, занимаемое изображениями ламп. Возьмем изображение одной лампы за 2 МБ, тогда:</w:t>
-      </w:r>
-    </w:p>
-    <w:p>
-      <w:pPr>
-        <w:pStyle w:val="Normal"/>
-        <w:numPr>
-          <w:ilvl w:val="0"/>
-          <w:numId w:val="0"/>
-        </w:numPr>
-        <w:spacing w:lineRule="auto" w:line="360"/>
-        <w:ind w:hanging="0" w:left="720"/>
-        <w:jc w:val="both"/>
-        <w:rPr>
-          <w:sz w:val="28"/>
-          <w:szCs w:val="28"/>
-          <w:lang w:val="en-US"/>
-        </w:rPr>
-      </w:pPr>
-      <w:r>
-        <w:rPr>
-          <w:position w:val="0"/>
-          <w:sz w:val="28"/>
-          <w:sz w:val="28"/>
-          <w:szCs w:val="28"/>
-          <w:vertAlign w:val="baseline"/>
-          <w:lang w:val="ru-RU"/>
-        </w:rPr>
-      </w:r>
-      <m:oMathPara xmlns:m="http://schemas.openxmlformats.org/officeDocument/2006/math">
-        <m:oMathParaPr>
-          <m:jc m:val="left"/>
-        </m:oMathParaPr>
-        <m:oMath>
-          <m:sSub>
-            <m:e>
-              <m:r>
-                <w:rPr>
-                  <w:rFonts w:ascii="Cambria Math" w:hAnsi="Cambria Math"/>
-                </w:rPr>
-                <m:t xml:space="preserve">Disk</m:t>
-              </m:r>
-            </m:e>
-            <m:sub>
-              <m:r>
-                <w:rPr>
-                  <w:rFonts w:ascii="Cambria Math" w:hAnsi="Cambria Math"/>
-                </w:rPr>
-                <m:t xml:space="preserve">images</m:t>
-              </m:r>
-            </m:sub>
-          </m:sSub>
-          <m:r>
-            <w:rPr>
-              <w:rFonts w:ascii="Cambria Math" w:hAnsi="Cambria Math"/>
-            </w:rPr>
-            <m:t xml:space="preserve">=</m:t>
-          </m:r>
-          <m:r>
-            <w:rPr>
-              <w:rFonts w:ascii="Cambria Math" w:hAnsi="Cambria Math"/>
-            </w:rPr>
-            <m:t xml:space="preserve">2</m:t>
-          </m:r>
-          <m:r>
-            <w:rPr>
-              <w:rFonts w:ascii="Cambria Math" w:hAnsi="Cambria Math"/>
-            </w:rPr>
-            <m:t xml:space="preserve">МБ</m:t>
-          </m:r>
-          <m:r>
-            <w:rPr>
-              <w:rFonts w:ascii="Cambria Math" w:hAnsi="Cambria Math"/>
-            </w:rPr>
-            <m:t xml:space="preserve">×</m:t>
-          </m:r>
-          <m:r>
-            <w:rPr>
-              <w:rFonts w:ascii="Cambria Math" w:hAnsi="Cambria Math"/>
-            </w:rPr>
-            <m:t xml:space="preserve">5000</m:t>
-          </m:r>
-          <m:r>
-            <w:rPr>
-              <w:rFonts w:ascii="Cambria Math" w:hAnsi="Cambria Math"/>
-            </w:rPr>
-            <m:t xml:space="preserve">=</m:t>
-          </m:r>
-          <m:r>
-            <w:rPr>
-              <w:rFonts w:ascii="Cambria Math" w:hAnsi="Cambria Math"/>
-            </w:rPr>
-            <m:t xml:space="preserve">10000</m:t>
-          </m:r>
-          <m:r>
-            <w:rPr>
-              <w:rFonts w:ascii="Cambria Math" w:hAnsi="Cambria Math"/>
-            </w:rPr>
-            <m:t xml:space="preserve">МБ</m:t>
-          </m:r>
-          <m:r>
-            <w:rPr>
-              <w:rFonts w:ascii="Cambria Math" w:hAnsi="Cambria Math"/>
-            </w:rPr>
-            <m:t xml:space="preserve">=</m:t>
-          </m:r>
-          <m:r>
-            <w:rPr>
-              <w:rFonts w:ascii="Cambria Math" w:hAnsi="Cambria Math"/>
-            </w:rPr>
-            <m:t xml:space="preserve">10</m:t>
-          </m:r>
-          <m:r>
-            <w:rPr>
-              <w:rFonts w:ascii="Cambria Math" w:hAnsi="Cambria Math"/>
-            </w:rPr>
-            <m:t xml:space="preserve">ГБ</m:t>
-          </m:r>
-        </m:oMath>
-      </m:oMathPara>
-    </w:p>
-    <w:p>
-      <w:pPr>
-        <w:pStyle w:val="Normal"/>
-        <w:numPr>
-          <w:ilvl w:val="0"/>
-          <w:numId w:val="0"/>
-        </w:numPr>
-        <w:spacing w:lineRule="auto" w:line="360"/>
-        <w:ind w:hanging="0" w:left="720"/>
-        <w:jc w:val="both"/>
-        <w:rPr>
-          <w:sz w:val="28"/>
-          <w:szCs w:val="28"/>
-          <w:lang w:val="en-US"/>
-        </w:rPr>
-      </w:pPr>
-      <w:r>
-        <w:rPr>
-          <w:position w:val="0"/>
-          <w:sz w:val="28"/>
-          <w:sz w:val="28"/>
-          <w:szCs w:val="28"/>
-          <w:vertAlign w:val="baseline"/>
-          <w:lang w:val="en-US"/>
-        </w:rPr>
-        <w:t>Disk</w:t>
-      </w:r>
-      <w:r>
-        <w:rPr>
-          <w:sz w:val="28"/>
-          <w:szCs w:val="28"/>
-          <w:vertAlign w:val="subscript"/>
-          <w:lang w:val="en-US"/>
-        </w:rPr>
-        <w:t>total</w:t>
-      </w:r>
-      <w:r>
-        <w:rPr>
-          <w:position w:val="0"/>
-          <w:sz w:val="28"/>
-          <w:sz w:val="28"/>
-          <w:szCs w:val="28"/>
-          <w:vertAlign w:val="baseline"/>
-          <w:lang w:val="en-US"/>
-        </w:rPr>
-        <w:t xml:space="preserve"> – </w:t>
-      </w:r>
-      <w:r>
-        <w:rPr>
-          <w:position w:val="0"/>
-          <w:sz w:val="28"/>
-          <w:sz w:val="28"/>
-          <w:szCs w:val="28"/>
-          <w:vertAlign w:val="baseline"/>
-          <w:lang w:val="ru-RU"/>
-        </w:rPr>
-        <w:t>общее занятое дисковое пространство:</w:t>
-      </w:r>
-    </w:p>
-    <w:p>
-      <w:pPr>
-        <w:pStyle w:val="Normal"/>
-        <w:numPr>
-          <w:ilvl w:val="0"/>
-          <w:numId w:val="0"/>
-        </w:numPr>
-        <w:spacing w:lineRule="auto" w:line="360"/>
-        <w:ind w:hanging="0" w:left="720"/>
-        <w:jc w:val="both"/>
-        <w:rPr>
-          <w:sz w:val="28"/>
-          <w:szCs w:val="28"/>
-          <w:lang w:val="en-US"/>
-        </w:rPr>
-      </w:pPr>
-      <w:r>
-        <w:rPr>
-          <w:position w:val="0"/>
-          <w:sz w:val="28"/>
-          <w:sz w:val="28"/>
-          <w:szCs w:val="28"/>
-          <w:vertAlign w:val="baseline"/>
-          <w:lang w:val="ru-RU"/>
-        </w:rPr>
-      </w:r>
-      <m:oMathPara xmlns:m="http://schemas.openxmlformats.org/officeDocument/2006/math">
-        <m:oMathParaPr>
-          <m:jc m:val="left"/>
-        </m:oMathParaPr>
-        <m:oMath>
-          <m:sSub>
-            <m:e>
-              <m:r>
-                <w:rPr>
-                  <w:rFonts w:ascii="Cambria Math" w:hAnsi="Cambria Math"/>
-                </w:rPr>
-                <m:t xml:space="preserve">Disk</m:t>
-              </m:r>
-            </m:e>
-            <m:sub>
-              <m:r>
-                <w:rPr>
-                  <w:rFonts w:ascii="Cambria Math" w:hAnsi="Cambria Math"/>
-                </w:rPr>
-                <m:t xml:space="preserve">total</m:t>
-              </m:r>
-            </m:sub>
-          </m:sSub>
-          <m:r>
-            <w:rPr>
-              <w:rFonts w:ascii="Cambria Math" w:hAnsi="Cambria Math"/>
-            </w:rPr>
-            <m:t xml:space="preserve">=</m:t>
-          </m:r>
-          <m:sSub>
-            <m:e>
-              <m:r>
-                <w:rPr>
-                  <w:rFonts w:ascii="Cambria Math" w:hAnsi="Cambria Math"/>
-                </w:rPr>
-                <m:t xml:space="preserve">Disk</m:t>
-              </m:r>
-            </m:e>
-            <m:sub>
-              <m:r>
-                <w:rPr>
-                  <w:rFonts w:ascii="Cambria Math" w:hAnsi="Cambria Math"/>
-                </w:rPr>
-                <m:t xml:space="preserve">db</m:t>
-              </m:r>
-            </m:sub>
-          </m:sSub>
-          <m:r>
-            <w:rPr>
-              <w:rFonts w:ascii="Cambria Math" w:hAnsi="Cambria Math"/>
-            </w:rPr>
-            <m:t xml:space="preserve">+</m:t>
-          </m:r>
-          <m:sSub>
-            <m:e>
-              <m:r>
-                <w:rPr>
-                  <w:rFonts w:ascii="Cambria Math" w:hAnsi="Cambria Math"/>
-                </w:rPr>
-                <m:t xml:space="preserve">Disk</m:t>
-              </m:r>
-            </m:e>
-            <m:sub>
-              <m:r>
-                <w:rPr>
-                  <w:rFonts w:ascii="Cambria Math" w:hAnsi="Cambria Math"/>
-                </w:rPr>
-                <m:t xml:space="preserve">images</m:t>
-              </m:r>
-            </m:sub>
-          </m:sSub>
-          <m:r>
-            <w:rPr>
-              <w:rFonts w:ascii="Cambria Math" w:hAnsi="Cambria Math"/>
-            </w:rPr>
-            <m:t xml:space="preserve">=</m:t>
-          </m:r>
-          <m:r>
-            <w:rPr>
-              <w:rFonts w:ascii="Cambria Math" w:hAnsi="Cambria Math"/>
-            </w:rPr>
-            <m:t xml:space="preserve">72</m:t>
-          </m:r>
-          <m:r>
-            <w:rPr>
-              <w:rFonts w:ascii="Cambria Math" w:hAnsi="Cambria Math"/>
-            </w:rPr>
-            <m:t xml:space="preserve">МБ</m:t>
-          </m:r>
-          <m:r>
-            <w:rPr>
-              <w:rFonts w:ascii="Cambria Math" w:hAnsi="Cambria Math"/>
-            </w:rPr>
-            <m:t xml:space="preserve">+</m:t>
-          </m:r>
-          <m:r>
-            <w:rPr>
-              <w:rFonts w:ascii="Cambria Math" w:hAnsi="Cambria Math"/>
-            </w:rPr>
-            <m:t xml:space="preserve">10</m:t>
-          </m:r>
-          <m:r>
-            <w:rPr>
-              <w:rFonts w:ascii="Cambria Math" w:hAnsi="Cambria Math"/>
-            </w:rPr>
-            <m:t xml:space="preserve">ГБ</m:t>
-          </m:r>
-          <m:r>
-            <w:rPr>
-              <w:rFonts w:ascii="Cambria Math" w:hAnsi="Cambria Math"/>
-            </w:rPr>
-            <m:t xml:space="preserve">≈</m:t>
-          </m:r>
-          <m:r>
-            <w:rPr>
-              <w:rFonts w:ascii="Cambria Math" w:hAnsi="Cambria Math"/>
-            </w:rPr>
-            <m:t xml:space="preserve">10</m:t>
-          </m:r>
-          <m:r>
-            <w:rPr>
-              <w:rFonts w:ascii="Cambria Math" w:hAnsi="Cambria Math"/>
-            </w:rPr>
-            <m:t xml:space="preserve">ГБ</m:t>
-          </m:r>
-        </m:oMath>
-      </m:oMathPara>
-    </w:p>
-    <w:p>
-      <w:pPr>
-        <w:pStyle w:val="Normal"/>
-        <w:numPr>
-          <w:ilvl w:val="0"/>
-          <w:numId w:val="11"/>
-        </w:numPr>
-        <w:spacing w:lineRule="auto" w:line="360"/>
-        <w:jc w:val="both"/>
-        <w:rPr>
-          <w:sz w:val="28"/>
-          <w:szCs w:val="28"/>
-          <w:lang w:val="ru-RU"/>
-        </w:rPr>
-      </w:pPr>
-      <w:r>
-        <w:rPr>
-          <w:sz w:val="28"/>
-          <w:szCs w:val="28"/>
-          <w:lang w:val="ru-RU"/>
-        </w:rPr>
-        <w:t>Расчет объема оперативной памяти (ОЗУ):</w:t>
-      </w:r>
-    </w:p>
-    <w:p>
-      <w:pPr>
-        <w:pStyle w:val="Normal"/>
-        <w:numPr>
-          <w:ilvl w:val="0"/>
-          <w:numId w:val="0"/>
-        </w:numPr>
-        <w:spacing w:lineRule="auto" w:line="360"/>
-        <w:ind w:hanging="0" w:left="720"/>
-        <w:jc w:val="both"/>
-        <w:rPr>
-          <w:sz w:val="28"/>
-          <w:szCs w:val="28"/>
-          <w:lang w:val="en-US"/>
-        </w:rPr>
-      </w:pPr>
-      <w:r>
-        <w:rPr>
-          <w:sz w:val="28"/>
-          <w:szCs w:val="28"/>
-          <w:lang w:val="en-US"/>
-        </w:rPr>
-        <w:t>RAM</w:t>
-      </w:r>
-      <w:r>
-        <w:rPr>
-          <w:sz w:val="28"/>
-          <w:szCs w:val="28"/>
-          <w:vertAlign w:val="subscript"/>
-          <w:lang w:val="en-US"/>
-        </w:rPr>
-        <w:t>app</w:t>
-      </w:r>
-      <w:r>
-        <w:rPr>
-          <w:position w:val="0"/>
-          <w:sz w:val="28"/>
-          <w:sz w:val="28"/>
-          <w:szCs w:val="28"/>
-          <w:vertAlign w:val="baseline"/>
-          <w:lang w:val="en-US"/>
-        </w:rPr>
-        <w:t xml:space="preserve"> – </w:t>
-      </w:r>
-      <w:r>
-        <w:rPr>
-          <w:position w:val="0"/>
-          <w:sz w:val="28"/>
-          <w:sz w:val="28"/>
-          <w:szCs w:val="28"/>
-          <w:vertAlign w:val="baseline"/>
-          <w:lang w:val="ru-RU"/>
-        </w:rPr>
-        <w:t>память для работы экземпляров приложения:</w:t>
-      </w:r>
-    </w:p>
-    <w:p>
-      <w:pPr>
-        <w:pStyle w:val="Normal"/>
-        <w:numPr>
-          <w:ilvl w:val="0"/>
-          <w:numId w:val="0"/>
-        </w:numPr>
-        <w:spacing w:lineRule="auto" w:line="360"/>
-        <w:ind w:hanging="0" w:left="720"/>
-        <w:jc w:val="both"/>
-        <w:rPr>
-          <w:sz w:val="28"/>
-          <w:szCs w:val="28"/>
-          <w:lang w:val="en-US"/>
-        </w:rPr>
-      </w:pPr>
-      <w:r>
-        <w:rPr>
-          <w:position w:val="0"/>
-          <w:sz w:val="28"/>
-          <w:sz w:val="28"/>
-          <w:szCs w:val="28"/>
-          <w:vertAlign w:val="baseline"/>
-          <w:lang w:val="ru-RU"/>
-        </w:rPr>
-      </w:r>
-      <m:oMathPara xmlns:m="http://schemas.openxmlformats.org/officeDocument/2006/math">
-        <m:oMathParaPr>
-          <m:jc m:val="left"/>
-        </m:oMathParaPr>
-        <m:oMath>
-          <m:sSub>
-            <m:e>
-              <m:r>
-                <w:rPr>
-                  <w:rFonts w:ascii="Cambria Math" w:hAnsi="Cambria Math"/>
-                </w:rPr>
-                <m:t xml:space="preserve">RAM</m:t>
-              </m:r>
-            </m:e>
-            <m:sub>
-              <m:r>
-                <w:rPr>
-                  <w:rFonts w:ascii="Cambria Math" w:hAnsi="Cambria Math"/>
-                </w:rPr>
-                <m:t xml:space="preserve">app</m:t>
-              </m:r>
-            </m:sub>
-          </m:sSub>
-          <m:r>
-            <w:rPr>
-              <w:rFonts w:ascii="Cambria Math" w:hAnsi="Cambria Math"/>
-            </w:rPr>
-            <m:t xml:space="preserve">=</m:t>
-          </m:r>
-          <m:r>
-            <w:rPr>
-              <w:rFonts w:ascii="Cambria Math" w:hAnsi="Cambria Math"/>
-            </w:rPr>
-            <m:t xml:space="preserve">Cores</m:t>
-          </m:r>
-          <m:r>
-            <w:rPr>
-              <w:rFonts w:ascii="Cambria Math" w:hAnsi="Cambria Math"/>
-            </w:rPr>
-            <m:t xml:space="preserve">×</m:t>
-          </m:r>
-          <m:r>
-            <w:rPr>
-              <w:rFonts w:ascii="Cambria Math" w:hAnsi="Cambria Math"/>
-            </w:rPr>
-            <m:t xml:space="preserve">500</m:t>
-          </m:r>
-          <m:r>
-            <w:rPr>
-              <w:rFonts w:ascii="Cambria Math" w:hAnsi="Cambria Math"/>
-            </w:rPr>
-            <m:t xml:space="preserve">МБ</m:t>
-          </m:r>
-          <m:r>
-            <w:rPr>
-              <w:rFonts w:ascii="Cambria Math" w:hAnsi="Cambria Math"/>
-            </w:rPr>
-            <m:t xml:space="preserve">=</m:t>
-          </m:r>
-          <m:r>
-            <w:rPr>
-              <w:rFonts w:ascii="Cambria Math" w:hAnsi="Cambria Math"/>
-            </w:rPr>
-            <m:t xml:space="preserve">40</m:t>
-          </m:r>
-          <m:r>
-            <w:rPr>
-              <w:rFonts w:ascii="Cambria Math" w:hAnsi="Cambria Math"/>
-            </w:rPr>
-            <m:t xml:space="preserve">×</m:t>
-          </m:r>
-          <m:r>
-            <w:rPr>
-              <w:rFonts w:ascii="Cambria Math" w:hAnsi="Cambria Math"/>
-            </w:rPr>
-            <m:t xml:space="preserve">500</m:t>
-          </m:r>
-          <m:r>
-            <w:rPr>
-              <w:rFonts w:ascii="Cambria Math" w:hAnsi="Cambria Math"/>
-            </w:rPr>
-            <m:t xml:space="preserve">МБ</m:t>
-          </m:r>
-          <m:r>
-            <w:rPr>
-              <w:rFonts w:ascii="Cambria Math" w:hAnsi="Cambria Math"/>
-            </w:rPr>
-            <m:t xml:space="preserve">=</m:t>
-          </m:r>
-          <m:r>
-            <w:rPr>
-              <w:rFonts w:ascii="Cambria Math" w:hAnsi="Cambria Math"/>
-            </w:rPr>
-            <m:t xml:space="preserve">20</m:t>
-          </m:r>
-          <m:r>
-            <w:rPr>
-              <w:rFonts w:ascii="Cambria Math" w:hAnsi="Cambria Math"/>
-            </w:rPr>
-            <m:t xml:space="preserve">ГБ</m:t>
-          </m:r>
-        </m:oMath>
-      </m:oMathPara>
-    </w:p>
-    <w:p>
-      <w:pPr>
-        <w:pStyle w:val="Normal"/>
-        <w:numPr>
-          <w:ilvl w:val="0"/>
-          <w:numId w:val="0"/>
-        </w:numPr>
-        <w:spacing w:lineRule="auto" w:line="360"/>
-        <w:ind w:hanging="0" w:left="720"/>
-        <w:jc w:val="both"/>
-        <w:rPr>
-          <w:sz w:val="28"/>
-          <w:szCs w:val="28"/>
-          <w:lang w:val="en-US"/>
-        </w:rPr>
-      </w:pPr>
-      <w:r>
-        <w:rPr>
-          <w:position w:val="0"/>
-          <w:sz w:val="28"/>
-          <w:sz w:val="28"/>
-          <w:szCs w:val="28"/>
-          <w:vertAlign w:val="baseline"/>
-          <w:lang w:val="en-US"/>
-        </w:rPr>
-        <w:t>RAM</w:t>
-      </w:r>
-      <w:r>
-        <w:rPr>
-          <w:sz w:val="28"/>
-          <w:szCs w:val="28"/>
-          <w:vertAlign w:val="subscript"/>
-          <w:lang w:val="en-US"/>
-        </w:rPr>
-        <w:t>db</w:t>
-      </w:r>
-      <w:r>
-        <w:rPr>
-          <w:position w:val="0"/>
-          <w:sz w:val="28"/>
-          <w:sz w:val="28"/>
-          <w:szCs w:val="28"/>
-          <w:vertAlign w:val="baseline"/>
-          <w:lang w:val="en-US"/>
-        </w:rPr>
-        <w:t xml:space="preserve"> – </w:t>
-      </w:r>
-      <w:r>
-        <w:rPr>
-          <w:position w:val="0"/>
-          <w:sz w:val="28"/>
-          <w:sz w:val="28"/>
-          <w:szCs w:val="28"/>
-          <w:vertAlign w:val="baseline"/>
-          <w:lang w:val="ru-RU"/>
-        </w:rPr>
-        <w:t>память для кеша базы данных. Кешируем 20% БД:</w:t>
-      </w:r>
-    </w:p>
-    <w:p>
-      <w:pPr>
-        <w:pStyle w:val="Normal"/>
-        <w:numPr>
-          <w:ilvl w:val="0"/>
-          <w:numId w:val="0"/>
-        </w:numPr>
-        <w:spacing w:lineRule="auto" w:line="360"/>
-        <w:ind w:hanging="0" w:left="720"/>
-        <w:jc w:val="both"/>
-        <w:rPr>
-          <w:sz w:val="28"/>
-          <w:szCs w:val="28"/>
-          <w:lang w:val="en-US"/>
-        </w:rPr>
-      </w:pPr>
-      <w:r>
-        <w:rPr>
-          <w:position w:val="0"/>
-          <w:sz w:val="28"/>
-          <w:sz w:val="28"/>
-          <w:szCs w:val="28"/>
-          <w:vertAlign w:val="baseline"/>
-          <w:lang w:val="ru-RU"/>
-        </w:rPr>
-      </w:r>
-      <m:oMathPara xmlns:m="http://schemas.openxmlformats.org/officeDocument/2006/math">
-        <m:oMathParaPr>
-          <m:jc m:val="left"/>
-        </m:oMathParaPr>
-        <m:oMath>
-          <m:sSub>
-            <m:e>
-              <m:r>
-                <w:rPr>
-                  <w:rFonts w:ascii="Cambria Math" w:hAnsi="Cambria Math"/>
-                </w:rPr>
-                <m:t xml:space="preserve">RAM</m:t>
-              </m:r>
-            </m:e>
-            <m:sub>
-              <m:r>
-                <w:rPr>
-                  <w:rFonts w:ascii="Cambria Math" w:hAnsi="Cambria Math"/>
-                </w:rPr>
-                <m:t xml:space="preserve">db</m:t>
-              </m:r>
-            </m:sub>
-          </m:sSub>
-          <m:r>
-            <w:rPr>
-              <w:rFonts w:ascii="Cambria Math" w:hAnsi="Cambria Math"/>
-            </w:rPr>
-            <m:t xml:space="preserve">=</m:t>
-          </m:r>
-          <m:sSub>
-            <m:e>
-              <m:r>
-                <w:rPr>
-                  <w:rFonts w:ascii="Cambria Math" w:hAnsi="Cambria Math"/>
-                </w:rPr>
-                <m:t xml:space="preserve">Disk</m:t>
-              </m:r>
-            </m:e>
-            <m:sub>
-              <m:r>
-                <w:rPr>
-                  <w:rFonts w:ascii="Cambria Math" w:hAnsi="Cambria Math"/>
-                </w:rPr>
-                <m:t xml:space="preserve">db</m:t>
-              </m:r>
-            </m:sub>
-          </m:sSub>
-          <m:r>
-            <w:rPr>
-              <w:rFonts w:ascii="Cambria Math" w:hAnsi="Cambria Math"/>
-            </w:rPr>
-            <m:t xml:space="preserve">×</m:t>
-          </m:r>
-          <m:r>
-            <w:rPr>
-              <w:rFonts w:ascii="Cambria Math" w:hAnsi="Cambria Math"/>
-            </w:rPr>
-            <m:t xml:space="preserve">0.2</m:t>
-          </m:r>
-          <m:r>
-            <w:rPr>
-              <w:rFonts w:ascii="Cambria Math" w:hAnsi="Cambria Math"/>
-            </w:rPr>
-            <m:t xml:space="preserve">=</m:t>
-          </m:r>
-          <m:r>
-            <w:rPr>
-              <w:rFonts w:ascii="Cambria Math" w:hAnsi="Cambria Math"/>
-            </w:rPr>
-            <m:t xml:space="preserve">72</m:t>
-          </m:r>
-          <m:r>
-            <w:rPr>
-              <w:rFonts w:ascii="Cambria Math" w:hAnsi="Cambria Math"/>
-            </w:rPr>
-            <m:t xml:space="preserve">МБ</m:t>
-          </m:r>
-          <m:r>
-            <w:rPr>
-              <w:rFonts w:ascii="Cambria Math" w:hAnsi="Cambria Math"/>
-            </w:rPr>
-            <m:t xml:space="preserve">×</m:t>
-          </m:r>
-          <m:r>
-            <w:rPr>
-              <w:rFonts w:ascii="Cambria Math" w:hAnsi="Cambria Math"/>
-            </w:rPr>
-            <m:t xml:space="preserve">0.2</m:t>
-          </m:r>
-          <m:r>
-            <w:rPr>
-              <w:rFonts w:ascii="Cambria Math" w:hAnsi="Cambria Math"/>
-            </w:rPr>
-            <m:t xml:space="preserve">=</m:t>
-          </m:r>
-          <m:r>
-            <w:rPr>
-              <w:rFonts w:ascii="Cambria Math" w:hAnsi="Cambria Math"/>
-            </w:rPr>
-            <m:t xml:space="preserve">14.4</m:t>
-          </m:r>
-          <m:r>
-            <w:rPr>
-              <w:rFonts w:ascii="Cambria Math" w:hAnsi="Cambria Math"/>
-            </w:rPr>
-            <m:t xml:space="preserve">МБ</m:t>
-          </m:r>
-        </m:oMath>
-      </m:oMathPara>
-    </w:p>
-    <w:p>
-      <w:pPr>
-        <w:pStyle w:val="Normal"/>
-        <w:numPr>
-          <w:ilvl w:val="0"/>
-          <w:numId w:val="0"/>
-        </w:numPr>
-        <w:spacing w:lineRule="auto" w:line="360"/>
-        <w:ind w:hanging="0" w:left="720"/>
-        <w:jc w:val="both"/>
-        <w:rPr>
-          <w:sz w:val="28"/>
-          <w:szCs w:val="28"/>
-          <w:lang w:val="en-US"/>
-        </w:rPr>
-      </w:pPr>
-      <w:r>
-        <w:rPr>
-          <w:position w:val="0"/>
-          <w:sz w:val="28"/>
-          <w:sz w:val="28"/>
-          <w:szCs w:val="28"/>
-          <w:vertAlign w:val="baseline"/>
-          <w:lang w:val="en-US"/>
-        </w:rPr>
-        <w:t>RAM</w:t>
-      </w:r>
-      <w:r>
-        <w:rPr>
-          <w:sz w:val="28"/>
-          <w:szCs w:val="28"/>
-          <w:vertAlign w:val="subscript"/>
-          <w:lang w:val="en-US"/>
-        </w:rPr>
-        <w:t>total</w:t>
-      </w:r>
-      <w:r>
-        <w:rPr>
-          <w:position w:val="0"/>
-          <w:sz w:val="28"/>
-          <w:sz w:val="28"/>
-          <w:szCs w:val="28"/>
-          <w:vertAlign w:val="baseline"/>
-          <w:lang w:val="en-US"/>
-        </w:rPr>
-        <w:t xml:space="preserve"> – </w:t>
-      </w:r>
-      <w:r>
-        <w:rPr>
-          <w:position w:val="0"/>
-          <w:sz w:val="28"/>
-          <w:sz w:val="28"/>
-          <w:szCs w:val="28"/>
-          <w:vertAlign w:val="baseline"/>
-          <w:lang w:val="ru-RU"/>
-        </w:rPr>
-        <w:t>общий объем оперативной памяти:</w:t>
-      </w:r>
-    </w:p>
-    <w:p>
-      <w:pPr>
-        <w:pStyle w:val="Normal"/>
-        <w:numPr>
-          <w:ilvl w:val="0"/>
-          <w:numId w:val="0"/>
-        </w:numPr>
-        <w:spacing w:lineRule="auto" w:line="360"/>
-        <w:ind w:hanging="0" w:left="720"/>
-        <w:jc w:val="both"/>
-        <w:rPr>
-          <w:sz w:val="28"/>
-          <w:szCs w:val="28"/>
-          <w:lang w:val="en-US"/>
-        </w:rPr>
-      </w:pPr>
-      <w:r>
-        <w:rPr>
-          <w:position w:val="0"/>
-          <w:sz w:val="28"/>
-          <w:sz w:val="28"/>
-          <w:szCs w:val="28"/>
-          <w:vertAlign w:val="baseline"/>
-          <w:lang w:val="ru-RU"/>
-        </w:rPr>
-      </w:r>
-      <m:oMathPara xmlns:m="http://schemas.openxmlformats.org/officeDocument/2006/math">
-        <m:oMathParaPr>
-          <m:jc m:val="left"/>
-        </m:oMathParaPr>
-        <m:oMath>
-          <m:sSub>
-            <m:e>
-              <m:r>
-                <w:rPr>
-                  <w:rFonts w:ascii="Cambria Math" w:hAnsi="Cambria Math"/>
-                </w:rPr>
-                <m:t xml:space="preserve">RAM</m:t>
-              </m:r>
-            </m:e>
-            <m:sub>
-              <m:r>
-                <w:rPr>
-                  <w:rFonts w:ascii="Cambria Math" w:hAnsi="Cambria Math"/>
-                </w:rPr>
-                <m:t xml:space="preserve">total</m:t>
-              </m:r>
-            </m:sub>
-          </m:sSub>
-          <m:r>
-            <w:rPr>
-              <w:rFonts w:ascii="Cambria Math" w:hAnsi="Cambria Math"/>
-            </w:rPr>
-            <m:t xml:space="preserve">=</m:t>
-          </m:r>
-          <m:sSub>
-            <m:e>
-              <m:r>
-                <w:rPr>
-                  <w:rFonts w:ascii="Cambria Math" w:hAnsi="Cambria Math"/>
-                </w:rPr>
-                <m:t xml:space="preserve">RAM</m:t>
-              </m:r>
-            </m:e>
-            <m:sub>
-              <m:r>
-                <w:rPr>
-                  <w:rFonts w:ascii="Cambria Math" w:hAnsi="Cambria Math"/>
-                </w:rPr>
-                <m:t xml:space="preserve">app</m:t>
-              </m:r>
-            </m:sub>
-          </m:sSub>
-          <m:r>
-            <w:rPr>
-              <w:rFonts w:ascii="Cambria Math" w:hAnsi="Cambria Math"/>
-            </w:rPr>
-            <m:t xml:space="preserve">+</m:t>
-          </m:r>
-          <m:sSub>
-            <m:e>
-              <m:r>
-                <w:rPr>
-                  <w:rFonts w:ascii="Cambria Math" w:hAnsi="Cambria Math"/>
-                </w:rPr>
-                <m:t xml:space="preserve">RAM</m:t>
-              </m:r>
-            </m:e>
-            <m:sub>
-              <m:r>
-                <w:rPr>
-                  <w:rFonts w:ascii="Cambria Math" w:hAnsi="Cambria Math"/>
-                </w:rPr>
-                <m:t xml:space="preserve">db</m:t>
-              </m:r>
-            </m:sub>
-          </m:sSub>
-          <m:r>
-            <w:rPr>
-              <w:rFonts w:ascii="Cambria Math" w:hAnsi="Cambria Math"/>
-            </w:rPr>
-            <m:t xml:space="preserve">=</m:t>
-          </m:r>
-          <m:r>
-            <w:rPr>
-              <w:rFonts w:ascii="Cambria Math" w:hAnsi="Cambria Math"/>
-            </w:rPr>
-            <m:t xml:space="preserve">20</m:t>
-          </m:r>
-          <m:r>
-            <w:rPr>
-              <w:rFonts w:ascii="Cambria Math" w:hAnsi="Cambria Math"/>
-            </w:rPr>
-            <m:t xml:space="preserve">ГБ</m:t>
-          </m:r>
-          <m:r>
-            <w:rPr>
-              <w:rFonts w:ascii="Cambria Math" w:hAnsi="Cambria Math"/>
-            </w:rPr>
-            <m:t xml:space="preserve">+</m:t>
-          </m:r>
-          <m:r>
-            <w:rPr>
-              <w:rFonts w:ascii="Cambria Math" w:hAnsi="Cambria Math"/>
-            </w:rPr>
-            <m:t xml:space="preserve">14.4</m:t>
-          </m:r>
-          <m:r>
-            <w:rPr>
-              <w:rFonts w:ascii="Cambria Math" w:hAnsi="Cambria Math"/>
-            </w:rPr>
-            <m:t xml:space="preserve">МБ</m:t>
-          </m:r>
-          <m:r>
-            <w:rPr>
-              <w:rFonts w:ascii="Cambria Math" w:hAnsi="Cambria Math"/>
-            </w:rPr>
-            <m:t xml:space="preserve">≈</m:t>
-          </m:r>
-          <m:r>
-            <w:rPr>
-              <w:rFonts w:ascii="Cambria Math" w:hAnsi="Cambria Math"/>
-            </w:rPr>
-            <m:t xml:space="preserve">20</m:t>
-          </m:r>
-          <m:r>
-            <w:rPr>
-              <w:rFonts w:ascii="Cambria Math" w:hAnsi="Cambria Math"/>
-            </w:rPr>
-            <m:t xml:space="preserve">ГБ</m:t>
-          </m:r>
-        </m:oMath>
-      </m:oMathPara>
-    </w:p>
-    <w:p>
-      <w:pPr>
-        <w:pStyle w:val="Normal"/>
-        <w:spacing w:lineRule="auto" w:line="360"/>
-        <w:jc w:val="both"/>
-        <w:rPr>
-          <w:position w:val="0"/>
-          <w:sz w:val="24"/>
-          <w:vertAlign w:val="baseline"/>
-          <w:lang w:val="ru-RU"/>
-        </w:rPr>
-      </w:pPr>
-      <w:r>
-        <w:rPr>
-          <w:sz w:val="28"/>
-          <w:szCs w:val="28"/>
-          <w:lang w:val="en-US"/>
-        </w:rPr>
-      </w:r>
-    </w:p>
-    <w:p>
-      <w:pPr>
-        <w:pStyle w:val="Normal"/>
-        <w:spacing w:lineRule="auto" w:line="360"/>
-        <w:jc w:val="both"/>
-        <w:rPr>
-          <w:sz w:val="28"/>
-          <w:szCs w:val="28"/>
-          <w:lang w:val="en-US"/>
-        </w:rPr>
-      </w:pPr>
-      <w:r>
-        <w:rPr>
-          <w:position w:val="0"/>
-          <w:sz w:val="28"/>
-          <w:sz w:val="28"/>
-          <w:szCs w:val="28"/>
-          <w:vertAlign w:val="baseline"/>
-          <w:lang w:val="ru-RU"/>
-        </w:rPr>
-        <w:t>Суммарно, для работы системы необходимо:</w:t>
-      </w:r>
-    </w:p>
-    <w:p>
-      <w:pPr>
-        <w:pStyle w:val="Normal"/>
-        <w:numPr>
-          <w:ilvl w:val="0"/>
-          <w:numId w:val="12"/>
-        </w:numPr>
-        <w:spacing w:lineRule="auto" w:line="360"/>
-        <w:jc w:val="both"/>
-        <w:rPr>
-          <w:sz w:val="28"/>
-          <w:szCs w:val="28"/>
-          <w:lang w:val="en-US"/>
-        </w:rPr>
-      </w:pPr>
-      <w:r>
-        <w:rPr>
-          <w:position w:val="0"/>
-          <w:sz w:val="28"/>
-          <w:sz w:val="28"/>
-          <w:szCs w:val="28"/>
-          <w:vertAlign w:val="baseline"/>
-          <w:lang w:val="en-US"/>
-        </w:rPr>
-        <w:t xml:space="preserve">40 </w:t>
-      </w:r>
-      <w:r>
-        <w:rPr>
-          <w:position w:val="0"/>
-          <w:sz w:val="28"/>
-          <w:sz w:val="28"/>
-          <w:szCs w:val="28"/>
-          <w:vertAlign w:val="baseline"/>
-          <w:lang w:val="ru-RU"/>
-        </w:rPr>
-        <w:t>ядер процессора</w:t>
-      </w:r>
-    </w:p>
-    <w:p>
-      <w:pPr>
-        <w:pStyle w:val="Normal"/>
-        <w:numPr>
-          <w:ilvl w:val="0"/>
-          <w:numId w:val="12"/>
-        </w:numPr>
-        <w:spacing w:lineRule="auto" w:line="360"/>
-        <w:jc w:val="both"/>
-        <w:rPr>
-          <w:sz w:val="28"/>
-          <w:szCs w:val="28"/>
-          <w:lang w:val="en-US"/>
-        </w:rPr>
-      </w:pPr>
-      <w:r>
-        <w:rPr>
-          <w:position w:val="0"/>
-          <w:sz w:val="28"/>
-          <w:sz w:val="28"/>
-          <w:szCs w:val="28"/>
-          <w:vertAlign w:val="baseline"/>
-          <w:lang w:val="ru-RU"/>
-        </w:rPr>
-        <w:t>10 ГБ дискового пространства</w:t>
-      </w:r>
-    </w:p>
-    <w:p>
-      <w:pPr>
-        <w:pStyle w:val="Normal"/>
-        <w:numPr>
-          <w:ilvl w:val="0"/>
-          <w:numId w:val="12"/>
-        </w:numPr>
-        <w:spacing w:lineRule="auto" w:line="360"/>
-        <w:jc w:val="both"/>
-        <w:rPr>
-          <w:sz w:val="28"/>
-          <w:szCs w:val="28"/>
-          <w:lang w:val="en-US"/>
-        </w:rPr>
-      </w:pPr>
-      <w:r>
-        <w:rPr>
-          <w:position w:val="0"/>
-          <w:sz w:val="28"/>
-          <w:sz w:val="28"/>
-          <w:szCs w:val="28"/>
-          <w:vertAlign w:val="baseline"/>
-          <w:lang w:val="ru-RU"/>
-        </w:rPr>
-        <w:t>20 ГБ ОЗУ</w:t>
+        <w:tab/>
+        <w:t>PS (Picture Size) – средний вес изображения. Для удобства, примем за 2 мб = 0.00195 ГБ.</w:t>
       </w:r>
       <w:r>
         <w:br w:type="page"/>
@@ -4111,8 +3828,8 @@
           <w:szCs w:val="28"/>
         </w:rPr>
       </w:pPr>
-      <w:bookmarkStart w:id="0" w:name="_Toc185524654"/>
-      <w:bookmarkStart w:id="1" w:name="_Toc166287226"/>
+      <w:bookmarkStart w:id="0" w:name="_Toc166287226"/>
+      <w:bookmarkStart w:id="1" w:name="_Toc185524654"/>
       <w:r>
         <w:rPr>
           <w:rStyle w:val="1"/>
@@ -4172,24 +3889,6 @@
     <w:p>
       <w:pPr>
         <w:pStyle w:val="Normal"/>
-        <w:spacing w:before="0" w:after="240"/>
-        <w:rPr>
-          <w:bCs/>
-          <w:sz w:val="28"/>
-          <w:szCs w:val="28"/>
-        </w:rPr>
-      </w:pPr>
-      <w:r>
-        <w:rPr>
-          <w:bCs/>
-          <w:sz w:val="28"/>
-          <w:szCs w:val="28"/>
-        </w:rPr>
-      </w:r>
-    </w:p>
-    <w:p>
-      <w:pPr>
-        <w:pStyle w:val="Normal"/>
         <w:jc w:val="center"/>
         <w:rPr>
           <w:bCs/>
@@ -4206,24 +3905,6 @@
           <w:szCs w:val="28"/>
         </w:rPr>
         <w:t>Кафедра «Системы обработки информации и управления»</w:t>
-      </w:r>
-    </w:p>
-    <w:p>
-      <w:pPr>
-        <w:pStyle w:val="Normal"/>
-        <w:jc w:val="center"/>
-        <w:rPr>
-          <w:bCs/>
-          <w:sz w:val="28"/>
-          <w:szCs w:val="28"/>
-        </w:rPr>
-      </w:pPr>
-      <w:r>
-        <w:rPr>
-          <w:bCs/>
-          <w:sz w:val="28"/>
-          <w:szCs w:val="28"/>
-        </w:rPr>
       </w:r>
     </w:p>
     <w:p>
@@ -4256,7 +3937,7 @@
           <w:bottom w:w="0" w:type="dxa"/>
           <w:right w:w="70" w:type="dxa"/>
         </w:tblCellMar>
-        <w:tblLook w:firstRow="0" w:noVBand="0" w:lastRow="0" w:firstColumn="0" w:lastColumn="0" w:noHBand="0" w:val="0000"/>
+        <w:tblLook w:val="0000" w:noHBand="0" w:noVBand="0" w:firstColumn="0" w:lastRow="0" w:lastColumn="0" w:firstRow="0"/>
       </w:tblPr>
       <w:tblGrid>
         <w:gridCol w:w="4111"/>
@@ -4295,6 +3976,7 @@
           <w:p>
             <w:pPr>
               <w:pStyle w:val="Normal"/>
+              <w:spacing w:before="0" w:after="160"/>
               <w:jc w:val="center"/>
               <w:rPr>
                 <w:bCs/>
@@ -4321,6 +4003,7 @@
           <w:p>
             <w:pPr>
               <w:pStyle w:val="Normal"/>
+              <w:spacing w:before="0" w:after="160"/>
               <w:jc w:val="center"/>
               <w:rPr>
                 <w:bCs/>
@@ -4365,6 +4048,7 @@
           <w:p>
             <w:pPr>
               <w:pStyle w:val="Normal"/>
+              <w:spacing w:before="0" w:after="160"/>
               <w:jc w:val="center"/>
               <w:rPr>
                 <w:bCs/>
@@ -4415,6 +4099,7 @@
           <w:p>
             <w:pPr>
               <w:pStyle w:val="Normal"/>
+              <w:spacing w:before="0" w:after="160"/>
               <w:jc w:val="center"/>
               <w:rPr>
                 <w:bCs/>
@@ -4441,6 +4126,7 @@
           <w:p>
             <w:pPr>
               <w:pStyle w:val="Normal"/>
+              <w:spacing w:before="0" w:after="160"/>
               <w:jc w:val="center"/>
               <w:rPr>
                 <w:bCs/>
@@ -4485,6 +4171,7 @@
           <w:p>
             <w:pPr>
               <w:pStyle w:val="Normal"/>
+              <w:spacing w:before="0" w:after="160"/>
               <w:jc w:val="center"/>
               <w:rPr>
                 <w:bCs/>
@@ -4507,9 +4194,10 @@
     <w:p>
       <w:pPr>
         <w:pStyle w:val="Normal"/>
-        <w:spacing w:before="0" w:after="240"/>
+        <w:jc w:val="center"/>
         <w:rPr>
           <w:bCs/>
+          <w:color w:themeColor="text1" w:val="000000"/>
           <w:sz w:val="28"/>
           <w:szCs w:val="28"/>
         </w:rPr>
@@ -4517,9 +4205,11 @@
       <w:r>
         <w:rPr>
           <w:bCs/>
-          <w:sz w:val="28"/>
-          <w:szCs w:val="28"/>
-        </w:rPr>
+          <w:color w:themeColor="text1" w:val="000000"/>
+          <w:sz w:val="28"/>
+          <w:szCs w:val="28"/>
+        </w:rPr>
+        <w:t>Расчет освещенности помещения светодиодными лампами</w:t>
       </w:r>
     </w:p>
     <w:p>
@@ -4527,32 +4217,19 @@
         <w:pStyle w:val="Normal"/>
         <w:rPr>
           <w:bCs/>
-          <w:sz w:val="28"/>
-          <w:szCs w:val="28"/>
+          <w:color w:themeColor="text1" w:val="000000"/>
+          <w:sz w:val="28"/>
+          <w:szCs w:val="28"/>
+          <w:u w:val="single"/>
         </w:rPr>
       </w:pPr>
       <w:r>
         <w:rPr>
           <w:bCs/>
-          <w:sz w:val="28"/>
-          <w:szCs w:val="28"/>
-        </w:rPr>
-      </w:r>
-    </w:p>
-    <w:p>
-      <w:pPr>
-        <w:pStyle w:val="Header"/>
-        <w:rPr>
-          <w:bCs/>
-          <w:sz w:val="28"/>
-          <w:szCs w:val="28"/>
-        </w:rPr>
-      </w:pPr>
-      <w:r>
-        <w:rPr>
-          <w:bCs/>
-          <w:sz w:val="28"/>
-          <w:szCs w:val="28"/>
+          <w:color w:themeColor="text1" w:val="000000"/>
+          <w:sz w:val="28"/>
+          <w:szCs w:val="28"/>
+          <w:u w:val="single"/>
         </w:rPr>
       </w:r>
     </w:p>
@@ -4562,6 +4239,7 @@
         <w:jc w:val="center"/>
         <w:rPr>
           <w:bCs/>
+          <w:color w:themeColor="text1" w:val="000000"/>
           <w:sz w:val="28"/>
           <w:szCs w:val="28"/>
         </w:rPr>
@@ -4569,9 +4247,12 @@
       <w:r>
         <w:rPr>
           <w:bCs/>
-          <w:sz w:val="28"/>
-          <w:szCs w:val="28"/>
-        </w:rPr>
+          <w:color w:themeColor="text1" w:val="000000"/>
+          <w:sz w:val="28"/>
+          <w:szCs w:val="28"/>
+          <w:u w:val="single"/>
+        </w:rPr>
+        <w:t xml:space="preserve">Техническое задание  </w:t>
       </w:r>
     </w:p>
     <w:p>
@@ -4580,7 +4261,6 @@
         <w:jc w:val="center"/>
         <w:rPr>
           <w:bCs/>
-          <w:color w:themeColor="text1" w:val="000000"/>
           <w:sz w:val="28"/>
           <w:szCs w:val="28"/>
         </w:rPr>
@@ -4588,60 +4268,10 @@
       <w:r>
         <w:rPr>
           <w:bCs/>
-          <w:color w:themeColor="text1" w:val="000000"/>
-          <w:sz w:val="28"/>
-          <w:szCs w:val="28"/>
-        </w:rPr>
-        <w:t xml:space="preserve">Расчет </w:t>
-      </w:r>
-      <w:r>
-        <w:rPr>
-          <w:bCs/>
-          <w:color w:themeColor="text1" w:val="000000"/>
-          <w:sz w:val="28"/>
-          <w:szCs w:val="28"/>
-        </w:rPr>
-        <w:t>освещенности помещения светодиодными лампами</w:t>
-      </w:r>
-    </w:p>
-    <w:p>
-      <w:pPr>
-        <w:pStyle w:val="Normal"/>
-        <w:rPr>
-          <w:bCs/>
-          <w:color w:themeColor="text1" w:val="000000"/>
-          <w:sz w:val="28"/>
-          <w:szCs w:val="28"/>
-          <w:u w:val="single"/>
-        </w:rPr>
-      </w:pPr>
-      <w:r>
-        <w:rPr>
-          <w:bCs/>
-          <w:color w:themeColor="text1" w:val="000000"/>
-          <w:sz w:val="28"/>
-          <w:szCs w:val="28"/>
-          <w:u w:val="single"/>
-        </w:rPr>
-      </w:r>
-    </w:p>
-    <w:p>
-      <w:pPr>
-        <w:pStyle w:val="Normal"/>
-        <w:rPr>
-          <w:bCs/>
-          <w:color w:themeColor="text1" w:val="000000"/>
-          <w:sz w:val="28"/>
-          <w:szCs w:val="28"/>
-        </w:rPr>
-      </w:pPr>
-      <w:r>
-        <w:rPr>
-          <w:bCs/>
-          <w:color w:themeColor="text1" w:val="000000"/>
-          <w:sz w:val="28"/>
-          <w:szCs w:val="28"/>
-        </w:rPr>
+          <w:sz w:val="28"/>
+          <w:szCs w:val="28"/>
+        </w:rPr>
+        <w:t>(вид документа)</w:t>
       </w:r>
     </w:p>
     <w:p>
@@ -4650,7 +4280,6 @@
         <w:jc w:val="center"/>
         <w:rPr>
           <w:bCs/>
-          <w:color w:themeColor="text1" w:val="000000"/>
           <w:sz w:val="28"/>
           <w:szCs w:val="28"/>
         </w:rPr>
@@ -4658,12 +4287,9 @@
       <w:r>
         <w:rPr>
           <w:bCs/>
-          <w:color w:themeColor="text1" w:val="000000"/>
-          <w:sz w:val="28"/>
-          <w:szCs w:val="28"/>
-          <w:u w:val="single"/>
-        </w:rPr>
-        <w:t xml:space="preserve">Техническое задание  </w:t>
+          <w:sz w:val="28"/>
+          <w:szCs w:val="28"/>
+        </w:rPr>
       </w:r>
     </w:p>
     <w:p>
@@ -4674,6 +4300,7 @@
           <w:bCs/>
           <w:sz w:val="28"/>
           <w:szCs w:val="28"/>
+          <w:u w:val="single"/>
         </w:rPr>
       </w:pPr>
       <w:r>
@@ -4681,8 +4308,9 @@
           <w:bCs/>
           <w:sz w:val="28"/>
           <w:szCs w:val="28"/>
-        </w:rPr>
-        <w:t>(вид документа)</w:t>
+          <w:u w:val="single"/>
+        </w:rPr>
+        <w:t>писчая бумага</w:t>
       </w:r>
     </w:p>
     <w:p>
@@ -4701,6 +4329,7 @@
           <w:sz w:val="28"/>
           <w:szCs w:val="28"/>
         </w:rPr>
+        <w:t>(вид носителя)</w:t>
       </w:r>
     </w:p>
     <w:p>
@@ -4721,7 +4350,7 @@
           <w:szCs w:val="28"/>
           <w:u w:val="single"/>
         </w:rPr>
-        <w:t>писчая бумага</w:t>
+        <w:t>18</w:t>
       </w:r>
     </w:p>
     <w:p>
@@ -4740,96 +4369,13 @@
           <w:sz w:val="28"/>
           <w:szCs w:val="28"/>
         </w:rPr>
-        <w:t>(вид носителя)</w:t>
+        <w:t>(количество листов)</w:t>
       </w:r>
     </w:p>
     <w:p>
       <w:pPr>
         <w:pStyle w:val="Normal"/>
         <w:jc w:val="center"/>
-        <w:rPr>
-          <w:bCs/>
-          <w:sz w:val="28"/>
-          <w:szCs w:val="28"/>
-        </w:rPr>
-      </w:pPr>
-      <w:r>
-        <w:rPr>
-          <w:bCs/>
-          <w:sz w:val="28"/>
-          <w:szCs w:val="28"/>
-        </w:rPr>
-      </w:r>
-    </w:p>
-    <w:p>
-      <w:pPr>
-        <w:pStyle w:val="Normal"/>
-        <w:jc w:val="center"/>
-        <w:rPr>
-          <w:bCs/>
-          <w:sz w:val="28"/>
-          <w:szCs w:val="28"/>
-          <w:u w:val="single"/>
-        </w:rPr>
-      </w:pPr>
-      <w:r>
-        <w:rPr>
-          <w:bCs/>
-          <w:sz w:val="28"/>
-          <w:szCs w:val="28"/>
-          <w:u w:val="single"/>
-        </w:rPr>
-        <w:t>1</w:t>
-      </w:r>
-      <w:r>
-        <w:rPr>
-          <w:bCs/>
-          <w:sz w:val="28"/>
-          <w:szCs w:val="28"/>
-          <w:u w:val="single"/>
-        </w:rPr>
-        <w:t>8</w:t>
-      </w:r>
-    </w:p>
-    <w:p>
-      <w:pPr>
-        <w:pStyle w:val="Normal"/>
-        <w:jc w:val="center"/>
-        <w:rPr>
-          <w:bCs/>
-          <w:sz w:val="28"/>
-          <w:szCs w:val="28"/>
-        </w:rPr>
-      </w:pPr>
-      <w:r>
-        <w:rPr>
-          <w:bCs/>
-          <w:sz w:val="28"/>
-          <w:szCs w:val="28"/>
-        </w:rPr>
-        <w:t>(количество листов)</w:t>
-      </w:r>
-    </w:p>
-    <w:p>
-      <w:pPr>
-        <w:pStyle w:val="Normal"/>
-        <w:rPr>
-          <w:bCs/>
-          <w:sz w:val="28"/>
-          <w:szCs w:val="28"/>
-        </w:rPr>
-      </w:pPr>
-      <w:r>
-        <w:rPr>
-          <w:bCs/>
-          <w:sz w:val="28"/>
-          <w:szCs w:val="28"/>
-        </w:rPr>
-      </w:r>
-    </w:p>
-    <w:p>
-      <w:pPr>
-        <w:pStyle w:val="Normal"/>
         <w:rPr>
           <w:bCs/>
           <w:sz w:val="28"/>
@@ -4856,11 +4402,11 @@
           <w:bottom w:w="0" w:type="dxa"/>
           <w:right w:w="70" w:type="dxa"/>
         </w:tblCellMar>
-        <w:tblLook w:firstRow="0" w:noVBand="0" w:lastRow="0" w:firstColumn="0" w:lastColumn="0" w:noHBand="0" w:val="0000"/>
+        <w:tblLook w:val="0000" w:noHBand="0" w:noVBand="0" w:firstColumn="0" w:lastRow="0" w:lastColumn="0" w:firstRow="0"/>
       </w:tblPr>
       <w:tblGrid>
         <w:gridCol w:w="3994"/>
-        <w:gridCol w:w="3313"/>
+        <w:gridCol w:w="3312"/>
       </w:tblGrid>
       <w:tr>
         <w:trPr/>
@@ -4890,13 +4436,13 @@
                 <w:sz w:val="28"/>
                 <w:szCs w:val="28"/>
               </w:rPr>
-              <w:t xml:space="preserve">ИСПОЛНИТЕЛЬ: </w:t>
+              <w:t>ИСПОЛНИТЕЛЬ:</w:t>
             </w:r>
           </w:p>
         </w:tc>
         <w:tc>
           <w:tcPr>
-            <w:tcW w:w="3313" w:type="dxa"/>
+            <w:tcW w:w="3312" w:type="dxa"/>
             <w:tcBorders/>
           </w:tcPr>
           <w:p>
@@ -4992,12 +4538,13 @@
         </w:tc>
         <w:tc>
           <w:tcPr>
-            <w:tcW w:w="3313" w:type="dxa"/>
+            <w:tcW w:w="3312" w:type="dxa"/>
             <w:tcBorders/>
           </w:tcPr>
           <w:p>
             <w:pPr>
               <w:pStyle w:val="Normal"/>
+              <w:spacing w:before="0" w:after="160"/>
               <w:rPr>
                 <w:bCs/>
                 <w:color w:themeColor="text1" w:val="000000"/>
@@ -5053,12 +4600,13 @@
         </w:tc>
         <w:tc>
           <w:tcPr>
-            <w:tcW w:w="3313" w:type="dxa"/>
+            <w:tcW w:w="3312" w:type="dxa"/>
             <w:tcBorders/>
           </w:tcPr>
           <w:p>
             <w:pPr>
               <w:pStyle w:val="Normal"/>
+              <w:spacing w:before="0" w:after="160"/>
               <w:jc w:val="both"/>
               <w:rPr>
                 <w:bCs/>
@@ -5081,19 +4629,18 @@
     </w:tbl>
     <w:p>
       <w:pPr>
-        <w:pStyle w:val="31"/>
-        <w:ind w:hanging="0"/>
+        <w:pStyle w:val="Normal"/>
+        <w:spacing w:lineRule="auto" w:line="360"/>
+        <w:jc w:val="center"/>
         <w:rPr>
           <w:b w:val="false"/>
-          <w:sz w:val="28"/>
-          <w:szCs w:val="28"/>
+          <w:bCs w:val="false"/>
         </w:rPr>
       </w:pPr>
       <w:r>
         <w:rPr>
           <w:b w:val="false"/>
-          <w:sz w:val="28"/>
-          <w:szCs w:val="28"/>
+          <w:bCs w:val="false"/>
         </w:rPr>
       </w:r>
     </w:p>
@@ -5120,111 +4667,6 @@
       </w:r>
       <w:r>
         <w:br w:type="page"/>
-      </w:r>
-    </w:p>
-    <w:p>
-      <w:pPr>
-        <w:pStyle w:val="Heading2"/>
-        <w:widowControl/>
-        <w:numPr>
-          <w:ilvl w:val="0"/>
-          <w:numId w:val="1"/>
-        </w:numPr>
-        <w:tabs/>
-        <w:suppressAutoHyphens w:val="true"/>
-        <w:bidi w:val="0"/>
-        <w:spacing w:lineRule="auto" w:line="360" w:before="0" w:after="80"/>
-        <w:ind w:hanging="420" w:left="420" w:right="0"/>
-        <w:jc w:val="left"/>
-        <w:rPr/>
-      </w:pPr>
-      <w:r>
-        <w:rPr>
-          <w:rFonts w:cs="Times New Roman" w:ascii="Times New Roman" w:hAnsi="Times New Roman"/>
-          <w:b/>
-          <w:bCs/>
-          <w:color w:val="auto"/>
-          <w:sz w:val="28"/>
-          <w:szCs w:val="28"/>
-        </w:rPr>
-        <w:t>Введение</w:t>
-      </w:r>
-    </w:p>
-    <w:p>
-      <w:pPr>
-        <w:pStyle w:val="Normal"/>
-        <w:spacing w:lineRule="auto" w:line="360"/>
-        <w:ind w:firstLine="709"/>
-        <w:jc w:val="both"/>
-        <w:rPr/>
-      </w:pPr>
-      <w:r>
-        <w:rPr>
-          <w:sz w:val="28"/>
-          <w:szCs w:val="28"/>
-        </w:rPr>
-        <w:t>Цель системы, включающей в себя веб-сервис, веб-приложение и нативное приложение Tauri, – предоставить интерфейс для расчета количества ламп, необходимых для обеспечения достаточного уровня освещенности помещения с учетом его площади.</w:t>
-      </w:r>
-    </w:p>
-    <w:p>
-      <w:pPr>
-        <w:pStyle w:val="Normal"/>
-        <w:spacing w:lineRule="auto" w:line="360" w:before="0" w:after="0"/>
-        <w:ind w:firstLine="709"/>
-        <w:contextualSpacing/>
-        <w:jc w:val="both"/>
-        <w:rPr>
-          <w:bCs/>
-          <w:sz w:val="28"/>
-          <w:szCs w:val="28"/>
-        </w:rPr>
-      </w:pPr>
-      <w:r>
-        <w:rPr>
-          <w:bCs/>
-          <w:sz w:val="28"/>
-          <w:szCs w:val="28"/>
-        </w:rPr>
-        <w:t>Также необходимо разделить код, который выполняется при завершении заявки на расчет, и перенести вычисления в выделенный сервис. Вызов метода этого сервиса должен происходить в методе формирования заявки.</w:t>
-      </w:r>
-    </w:p>
-    <w:p>
-      <w:pPr>
-        <w:pStyle w:val="Normal"/>
-        <w:spacing w:lineRule="auto" w:line="360" w:before="0" w:after="0"/>
-        <w:ind w:firstLine="709"/>
-        <w:contextualSpacing/>
-        <w:jc w:val="both"/>
-        <w:rPr>
-          <w:bCs/>
-          <w:sz w:val="28"/>
-          <w:szCs w:val="28"/>
-        </w:rPr>
-      </w:pPr>
-      <w:r>
-        <w:rPr>
-          <w:bCs/>
-          <w:sz w:val="28"/>
-          <w:szCs w:val="28"/>
-        </w:rPr>
-        <w:t xml:space="preserve">Требуется разработать второй простой асинхронный сервис с одним </w:t>
-      </w:r>
-      <w:r>
-        <w:rPr>
-          <w:bCs/>
-          <w:sz w:val="28"/>
-          <w:szCs w:val="28"/>
-          <w:lang w:val="en-US"/>
-        </w:rPr>
-        <w:t>HTTP</w:t>
-      </w:r>
-      <w:r>
-        <w:rPr>
-          <w:bCs/>
-          <w:sz w:val="28"/>
-          <w:szCs w:val="28"/>
-        </w:rPr>
-        <w:t>-методом для выполнения отложенного действия в системе. Действие выполняется с задержкой 5-10 секунд, результат сервиса случайный либо вычисляемый по формулам.</w:t>
       </w:r>
     </w:p>
     <w:p>
@@ -5234,19 +4676,28 @@
           <w:ilvl w:val="0"/>
           <w:numId w:val="1"/>
         </w:numPr>
-        <w:spacing w:lineRule="auto" w:line="360"/>
-        <w:rPr/>
-      </w:pPr>
-      <w:r>
-        <w:rPr>
-          <w:rFonts w:cs="Times New Roman" w:ascii="Times New Roman" w:hAnsi="Times New Roman"/>
-          <w:b/>
+        <w:spacing w:lineRule="auto" w:line="360" w:before="0" w:after="0"/>
+        <w:ind w:hanging="420" w:left="420"/>
+        <w:contextualSpacing/>
+        <w:jc w:val="both"/>
+        <w:rPr>
+          <w:rFonts w:ascii="Times New Roman" w:hAnsi="Times New Roman" w:cs="Times New Roman"/>
           <w:bCs/>
           <w:color w:val="auto"/>
           <w:sz w:val="28"/>
           <w:szCs w:val="28"/>
         </w:rPr>
-        <w:t>Назначение разработки</w:t>
+      </w:pPr>
+      <w:r>
+        <w:rPr>
+          <w:rFonts w:cs="Times New Roman" w:ascii="Times New Roman" w:hAnsi="Times New Roman"/>
+          <w:b w:val="false"/>
+          <w:bCs w:val="false"/>
+          <w:color w:val="auto"/>
+          <w:sz w:val="28"/>
+          <w:szCs w:val="28"/>
+        </w:rPr>
+        <w:t>Цель</w:t>
       </w:r>
     </w:p>
     <w:p>
@@ -5254,6 +4705,7 @@
         <w:pStyle w:val="Normal"/>
         <w:spacing w:lineRule="auto" w:line="360"/>
         <w:ind w:firstLine="709"/>
+        <w:jc w:val="both"/>
         <w:rPr/>
       </w:pPr>
       <w:r>
@@ -5261,44 +4713,22 @@
           <w:sz w:val="28"/>
           <w:szCs w:val="28"/>
         </w:rPr>
-        <w:t>Заявочная система предназначена для обеспечения удобного и эффективного процесса расчета и управления освещением помещений. Система ориентирована на использование организациями и предприятиями, желающими оптимизировать освещение своих помещений с учетом технических характеристик ламп и требований к освещенности.</w:t>
-      </w:r>
-    </w:p>
-    <w:p>
-      <w:pPr>
-        <w:pStyle w:val="Normal"/>
-        <w:spacing w:lineRule="auto" w:line="360"/>
-        <w:ind w:firstLine="709"/>
-        <w:rPr/>
-      </w:pPr>
-      <w:r>
-        <w:rPr>
-          <w:sz w:val="28"/>
-          <w:szCs w:val="28"/>
-        </w:rPr>
-        <w:t>Пользователи могут инициировать расчет освещения для помещений, вводить параметры площади, выбирать лампы из каталога и отслеживать статус своих заявок.</w:t>
-      </w:r>
-    </w:p>
-    <w:p>
-      <w:pPr>
-        <w:pStyle w:val="Normal"/>
-        <w:spacing w:lineRule="auto" w:line="360"/>
-        <w:ind w:firstLine="709"/>
-        <w:rPr/>
-      </w:pPr>
-      <w:r>
-        <w:rPr>
-          <w:sz w:val="28"/>
-          <w:szCs w:val="28"/>
-        </w:rPr>
-        <w:t>Инженеры-светотехники (далее, инженеры)</w:t>
-      </w:r>
-      <w:r>
-        <w:rPr>
-          <w:sz w:val="28"/>
-          <w:szCs w:val="28"/>
-        </w:rPr>
-        <w:t xml:space="preserve"> могут управлять каталогом ламп (добавление, редактирование, удаление), проверять заявки пользователей на расчет освещения, а также утверждать или отклонять заявки с предоставлением расчетных данных по количеству необходимых светильников и их суммарной мощности.</w:t>
+        <w:t xml:space="preserve">Цель системы, включающей в себя веб-сервис, веб-приложение, нативное приложение Tauri и </w:t>
+      </w:r>
+      <w:r>
+        <w:rPr>
+          <w:bCs/>
+          <w:sz w:val="28"/>
+          <w:szCs w:val="28"/>
+        </w:rPr>
+        <w:t>второй асинхронный сервис</w:t>
+      </w:r>
+      <w:r>
+        <w:rPr>
+          <w:sz w:val="28"/>
+          <w:szCs w:val="28"/>
+        </w:rPr>
+        <w:t xml:space="preserve"> – предоставить интерфейс для расчета количества ламп, необходимых для обеспечения достаточного уровня освещенности помещения с учетом его площади.</w:t>
       </w:r>
     </w:p>
     <w:p>
@@ -5309,13 +4739,131 @@
           <w:numId w:val="1"/>
         </w:numPr>
         <w:spacing w:lineRule="auto" w:line="360"/>
+        <w:jc w:val="both"/>
         <w:rPr/>
       </w:pPr>
+      <w:r>
+        <w:rPr>
+          <w:rFonts w:cs="Times New Roman" w:ascii="Times New Roman" w:hAnsi="Times New Roman"/>
+          <w:b w:val="false"/>
+          <w:bCs w:val="false"/>
+          <w:color w:val="auto"/>
+          <w:sz w:val="28"/>
+          <w:szCs w:val="28"/>
+        </w:rPr>
+        <w:t>Назначение</w:t>
+      </w:r>
       <w:r>
         <w:rPr>
           <w:rFonts w:cs="Times New Roman" w:ascii="Times New Roman" w:hAnsi="Times New Roman"/>
           <w:b/>
           <w:bCs/>
+          <w:color w:val="auto"/>
+          <w:sz w:val="28"/>
+          <w:szCs w:val="28"/>
+        </w:rPr>
+        <w:t xml:space="preserve"> </w:t>
+      </w:r>
+      <w:r>
+        <w:rPr>
+          <w:rFonts w:cs="Times New Roman" w:ascii="Times New Roman" w:hAnsi="Times New Roman"/>
+          <w:b w:val="false"/>
+          <w:bCs w:val="false"/>
+          <w:color w:val="auto"/>
+          <w:sz w:val="28"/>
+          <w:szCs w:val="28"/>
+        </w:rPr>
+        <w:t>разработки</w:t>
+      </w:r>
+    </w:p>
+    <w:p>
+      <w:pPr>
+        <w:pStyle w:val="Normal"/>
+        <w:spacing w:lineRule="auto" w:line="360"/>
+        <w:ind w:firstLine="709"/>
+        <w:jc w:val="both"/>
+        <w:rPr/>
+      </w:pPr>
+      <w:r>
+        <w:rPr>
+          <w:sz w:val="28"/>
+          <w:szCs w:val="28"/>
+        </w:rPr>
+        <w:t>Заявочная система предназначена для обеспечения удобного и эффективного процесса расчета и управления освещением помещений. Система ориентирована на использование организациями и предприятиями, желающими оптимизировать освещение своих помещений с учетом технических характеристик ламп и требований к освещенности.</w:t>
+      </w:r>
+    </w:p>
+    <w:p>
+      <w:pPr>
+        <w:pStyle w:val="Normal"/>
+        <w:spacing w:lineRule="auto" w:line="360"/>
+        <w:ind w:firstLine="709"/>
+        <w:jc w:val="both"/>
+        <w:rPr/>
+      </w:pPr>
+      <w:r>
+        <w:rPr>
+          <w:sz w:val="28"/>
+          <w:szCs w:val="28"/>
+        </w:rPr>
+        <w:t>Электрики</w:t>
+      </w:r>
+      <w:r>
+        <w:rPr>
+          <w:sz w:val="28"/>
+          <w:szCs w:val="28"/>
+        </w:rPr>
+        <w:t xml:space="preserve"> могут инициировать расчет освещения для помещений, вводить параметры площади, выбирать лампы из каталога и отслеживать статус своих заявок.</w:t>
+      </w:r>
+    </w:p>
+    <w:p>
+      <w:pPr>
+        <w:pStyle w:val="Normal"/>
+        <w:spacing w:lineRule="auto" w:line="360"/>
+        <w:ind w:firstLine="709"/>
+        <w:jc w:val="both"/>
+        <w:rPr/>
+      </w:pPr>
+      <w:r>
+        <w:rPr>
+          <w:sz w:val="28"/>
+          <w:szCs w:val="28"/>
+        </w:rPr>
+        <w:t xml:space="preserve">Инженеры-светотехники (далее, инженеры) могут управлять каталогом ламп (добавление, редактирование, удаление), проверять заявки </w:t>
+      </w:r>
+      <w:r>
+        <w:rPr>
+          <w:sz w:val="28"/>
+          <w:szCs w:val="28"/>
+        </w:rPr>
+        <w:t>электриков</w:t>
+      </w:r>
+      <w:r>
+        <w:rPr>
+          <w:sz w:val="28"/>
+          <w:szCs w:val="28"/>
+        </w:rPr>
+        <w:t xml:space="preserve"> на расчет освещения, а также утверждать или отклонять заявки с предоставлением расчетных данных по количеству необходимых светильников и их суммарной мощности.</w:t>
+      </w:r>
+    </w:p>
+    <w:p>
+      <w:pPr>
+        <w:pStyle w:val="Heading2"/>
+        <w:numPr>
+          <w:ilvl w:val="0"/>
+          <w:numId w:val="1"/>
+        </w:numPr>
+        <w:spacing w:lineRule="auto" w:line="360"/>
+        <w:jc w:val="both"/>
+        <w:rPr>
+          <w:b w:val="false"/>
+          <w:bCs w:val="false"/>
+        </w:rPr>
+      </w:pPr>
+      <w:r>
+        <w:rPr>
+          <w:rFonts w:cs="Times New Roman" w:ascii="Times New Roman" w:hAnsi="Times New Roman"/>
+          <w:b w:val="false"/>
+          <w:bCs w:val="false"/>
           <w:color w:val="auto"/>
           <w:sz w:val="28"/>
           <w:szCs w:val="28"/>
@@ -5543,7 +5091,21 @@
           <w:sz w:val="28"/>
           <w:szCs w:val="28"/>
         </w:rPr>
-        <w:t xml:space="preserve">Создание интерфейса пользователя эколога-аналитика в </w:t>
+        <w:t xml:space="preserve">Создание интерфейса </w:t>
+      </w:r>
+      <w:r>
+        <w:rPr>
+          <w:sz w:val="28"/>
+          <w:szCs w:val="28"/>
+        </w:rPr>
+        <w:t>электрика</w:t>
+      </w:r>
+      <w:r>
+        <w:rPr>
+          <w:sz w:val="28"/>
+          <w:szCs w:val="28"/>
+        </w:rPr>
+        <w:t xml:space="preserve"> в </w:t>
       </w:r>
       <w:r>
         <w:rPr>
@@ -5607,7 +5169,21 @@
           <w:sz w:val="28"/>
           <w:szCs w:val="28"/>
         </w:rPr>
-        <w:t xml:space="preserve">Реализация интерфейса пользователя технолога в </w:t>
+        <w:t xml:space="preserve">Реализация интерфейса </w:t>
+      </w:r>
+      <w:r>
+        <w:rPr>
+          <w:sz w:val="28"/>
+          <w:szCs w:val="28"/>
+        </w:rPr>
+        <w:t>электрика</w:t>
+      </w:r>
+      <w:r>
+        <w:rPr>
+          <w:sz w:val="28"/>
+          <w:szCs w:val="28"/>
+        </w:rPr>
+        <w:t xml:space="preserve"> в </w:t>
       </w:r>
       <w:r>
         <w:rPr>
@@ -5709,6 +5285,7 @@
           <w:numId w:val="1"/>
         </w:numPr>
         <w:spacing w:lineRule="auto" w:line="360"/>
+        <w:jc w:val="both"/>
         <w:rPr/>
       </w:pPr>
       <w:r>
@@ -5727,6 +5304,7 @@
           <w:numId w:val="1"/>
         </w:numPr>
         <w:spacing w:lineRule="auto" w:line="360"/>
+        <w:jc w:val="both"/>
         <w:rPr/>
       </w:pPr>
       <w:r>
@@ -5774,6 +5352,7 @@
           <w:ilvl w:val="0"/>
           <w:numId w:val="1"/>
         </w:numPr>
+        <w:jc w:val="both"/>
         <w:rPr/>
       </w:pPr>
       <w:r>
@@ -5794,6 +5373,7 @@
           <w:numId w:val="1"/>
         </w:numPr>
         <w:spacing w:lineRule="auto" w:line="360"/>
+        <w:jc w:val="both"/>
         <w:rPr/>
       </w:pPr>
       <w:r>
@@ -5820,6 +5400,7 @@
           <w:numId w:val="1"/>
         </w:numPr>
         <w:spacing w:lineRule="auto" w:line="360"/>
+        <w:jc w:val="both"/>
         <w:rPr/>
       </w:pPr>
       <w:r>
@@ -5918,7 +5499,15 @@
           <w:sz w:val="28"/>
           <w:szCs w:val="28"/>
         </w:rPr>
-        <w:t>Изменение данных пользователя</w:t>
+        <w:t xml:space="preserve">Изменение данных </w:t>
+      </w:r>
+      <w:r>
+        <w:rPr>
+          <w:bCs/>
+          <w:sz w:val="28"/>
+          <w:szCs w:val="28"/>
+        </w:rPr>
+        <w:t>электрика</w:t>
       </w:r>
     </w:p>
     <w:p>
@@ -6309,7 +5898,15 @@
           <w:sz w:val="28"/>
           <w:szCs w:val="28"/>
         </w:rPr>
-        <w:t>GET Получение профиля пользователя</w:t>
+        <w:t xml:space="preserve">GET Получение профиля </w:t>
+      </w:r>
+      <w:r>
+        <w:rPr>
+          <w:bCs/>
+          <w:sz w:val="28"/>
+          <w:szCs w:val="28"/>
+        </w:rPr>
+        <w:t>электрика</w:t>
       </w:r>
     </w:p>
     <w:p>
@@ -6443,7 +6040,21 @@
           <w:sz w:val="28"/>
           <w:szCs w:val="28"/>
         </w:rPr>
-        <w:t>Регистрация пользователя – (вызывается метод 4.1.1)</w:t>
+        <w:t xml:space="preserve">Регистрация </w:t>
+      </w:r>
+      <w:r>
+        <w:rPr>
+          <w:sz w:val="28"/>
+          <w:szCs w:val="28"/>
+        </w:rPr>
+        <w:t>электрика</w:t>
+      </w:r>
+      <w:r>
+        <w:rPr>
+          <w:sz w:val="28"/>
+          <w:szCs w:val="28"/>
+        </w:rPr>
+        <w:t xml:space="preserve"> – (вызывается метод 4.1.1)</w:t>
       </w:r>
     </w:p>
     <w:p>
@@ -6655,7 +6266,21 @@
           <w:sz w:val="28"/>
           <w:szCs w:val="28"/>
         </w:rPr>
-        <w:t>Доступно аутентифицированному пользователю – (вызывается метод 4.1.21)</w:t>
+        <w:t xml:space="preserve">Доступно аутентифицированному </w:t>
+      </w:r>
+      <w:r>
+        <w:rPr>
+          <w:sz w:val="28"/>
+          <w:szCs w:val="28"/>
+        </w:rPr>
+        <w:t>электрику</w:t>
+      </w:r>
+      <w:r>
+        <w:rPr>
+          <w:sz w:val="28"/>
+          <w:szCs w:val="28"/>
+        </w:rPr>
+        <w:t xml:space="preserve"> – (вызывается метод 4.1.21)</w:t>
       </w:r>
     </w:p>
     <w:p>
@@ -6695,7 +6320,21 @@
           <w:sz w:val="28"/>
           <w:szCs w:val="28"/>
         </w:rPr>
-        <w:t>Изменить данные пользователя – (вызывается метод 4.1.4)</w:t>
+        <w:t xml:space="preserve">Изменить данные </w:t>
+      </w:r>
+      <w:r>
+        <w:rPr>
+          <w:sz w:val="28"/>
+          <w:szCs w:val="28"/>
+        </w:rPr>
+        <w:t>электрика</w:t>
+      </w:r>
+      <w:r>
+        <w:rPr>
+          <w:sz w:val="28"/>
+          <w:szCs w:val="28"/>
+        </w:rPr>
+        <w:t xml:space="preserve"> – (вызывается метод 4.1.4)</w:t>
       </w:r>
     </w:p>
     <w:p>
@@ -6995,7 +6634,21 @@
           <w:sz w:val="28"/>
           <w:szCs w:val="28"/>
         </w:rPr>
-        <w:t>Добавить – добавляет лампу в заявку на расчет, (вызывается метод 4.1.15), только аутентифицированные пользователи.</w:t>
+        <w:t xml:space="preserve">Добавить – добавляет лампу в заявку на расчет, (вызывается метод 4.1.15), только аутентифицированные </w:t>
+      </w:r>
+      <w:r>
+        <w:rPr>
+          <w:sz w:val="28"/>
+          <w:szCs w:val="28"/>
+        </w:rPr>
+        <w:t>электрики</w:t>
+      </w:r>
+      <w:r>
+        <w:rPr>
+          <w:sz w:val="28"/>
+          <w:szCs w:val="28"/>
+        </w:rPr>
+        <w:t>.</w:t>
       </w:r>
     </w:p>
     <w:p>
@@ -7015,7 +6668,14 @@
           <w:sz w:val="28"/>
           <w:szCs w:val="28"/>
         </w:rPr>
-        <w:t>Кнопка корзины – перенаправляет на страницу 4.8, только аутентифицированные пользователи.</w:t>
+        <w:t xml:space="preserve">Кнопка корзины – перенаправляет на страницу 4.8, только аутентифицированные </w:t>
+      </w:r>
+      <w:r>
+        <w:rPr>
+          <w:sz w:val="28"/>
+          <w:szCs w:val="28"/>
+        </w:rPr>
+        <w:t>электрики</w:t>
       </w:r>
     </w:p>
     <w:p>
@@ -7115,7 +6775,21 @@
           <w:sz w:val="28"/>
           <w:szCs w:val="28"/>
         </w:rPr>
-        <w:t>Доступно только аутентифицированным пользователям сервиса</w:t>
+        <w:t xml:space="preserve">Доступно только аутентифицированным </w:t>
+      </w:r>
+      <w:r>
+        <w:rPr>
+          <w:sz w:val="28"/>
+          <w:szCs w:val="28"/>
+        </w:rPr>
+        <w:t>электрикам</w:t>
+      </w:r>
+      <w:r>
+        <w:rPr>
+          <w:sz w:val="28"/>
+          <w:szCs w:val="28"/>
+        </w:rPr>
+        <w:t xml:space="preserve"> сервиса</w:t>
       </w:r>
     </w:p>
     <w:p>
@@ -7135,7 +6809,21 @@
           <w:sz w:val="28"/>
           <w:szCs w:val="28"/>
         </w:rPr>
-        <w:t>Отображает текущую заявку на расчет освещения пользователя, (метод 4.1.6)</w:t>
+        <w:t xml:space="preserve">Отображает текущую заявку на расчет освещения </w:t>
+      </w:r>
+      <w:r>
+        <w:rPr>
+          <w:sz w:val="28"/>
+          <w:szCs w:val="28"/>
+        </w:rPr>
+        <w:t>электрика</w:t>
+      </w:r>
+      <w:r>
+        <w:rPr>
+          <w:sz w:val="28"/>
+          <w:szCs w:val="28"/>
+        </w:rPr>
+        <w:t>, (метод 4.1.6)</w:t>
       </w:r>
     </w:p>
     <w:p>
@@ -7275,21 +6963,7 @@
           <w:sz w:val="28"/>
           <w:szCs w:val="28"/>
         </w:rPr>
-        <w:t>Изменить – записывает введ</w:t>
-      </w:r>
-      <w:r>
-        <w:rPr>
-          <w:sz w:val="28"/>
-          <w:szCs w:val="28"/>
-        </w:rPr>
-        <w:t>е</w:t>
-      </w:r>
-      <w:r>
-        <w:rPr>
-          <w:sz w:val="28"/>
-          <w:szCs w:val="28"/>
-        </w:rPr>
-        <w:t>нные данные карточки в БД (вызывается метод 4.1.7)</w:t>
+        <w:t>Изменить – записывает введенные данные карточки в БД (вызывается метод 4.1.7)</w:t>
       </w:r>
     </w:p>
     <w:p>
@@ -7329,14 +7003,7 @@
           <w:sz w:val="28"/>
           <w:szCs w:val="28"/>
         </w:rPr>
-        <w:t xml:space="preserve">Доступно аутентифицированному </w:t>
-      </w:r>
-      <w:r>
-        <w:rPr>
-          <w:sz w:val="28"/>
-          <w:szCs w:val="28"/>
-        </w:rPr>
-        <w:t>инженеру</w:t>
+        <w:t>Доступно аутентифицированному инженеру</w:t>
       </w:r>
     </w:p>
     <w:p>
@@ -7376,14 +7043,21 @@
           <w:sz w:val="28"/>
           <w:szCs w:val="28"/>
         </w:rPr>
-        <w:t xml:space="preserve">Только заявки на расчеты, созданные данным пользователем, если он не </w:t>
-      </w:r>
-      <w:r>
-        <w:rPr>
-          <w:sz w:val="28"/>
-          <w:szCs w:val="28"/>
-        </w:rPr>
-        <w:t>инженер</w:t>
+        <w:t xml:space="preserve">Только заявки на расчеты, созданные данным </w:t>
+      </w:r>
+      <w:r>
+        <w:rPr>
+          <w:sz w:val="28"/>
+          <w:szCs w:val="28"/>
+        </w:rPr>
+        <w:t>электриком</w:t>
+      </w:r>
+      <w:r>
+        <w:rPr>
+          <w:sz w:val="28"/>
+          <w:szCs w:val="28"/>
+        </w:rPr>
+        <w:t>, если он не инженер</w:t>
       </w:r>
     </w:p>
     <w:p>
@@ -7463,14 +7137,7 @@
           <w:sz w:val="28"/>
           <w:szCs w:val="28"/>
         </w:rPr>
-        <w:t xml:space="preserve">Выполнить – отмечает заявку на расчет как исполненную, выполняется метод 4.1.9, доступно только </w:t>
-      </w:r>
-      <w:r>
-        <w:rPr>
-          <w:sz w:val="28"/>
-          <w:szCs w:val="28"/>
-        </w:rPr>
-        <w:t>инженеру</w:t>
+        <w:t>Выполнить – отмечает заявку на расчет как исполненную, выполняется метод 4.1.9, доступно только инженеру</w:t>
       </w:r>
     </w:p>
     <w:p>
@@ -7490,14 +7157,7 @@
           <w:sz w:val="28"/>
           <w:szCs w:val="28"/>
         </w:rPr>
-        <w:t xml:space="preserve">Отклонить – отклоняет заявку на расчет, вызывается метод 4.1.9, доступно только </w:t>
-      </w:r>
-      <w:r>
-        <w:rPr>
-          <w:sz w:val="28"/>
-          <w:szCs w:val="28"/>
-        </w:rPr>
-        <w:t>инженеру</w:t>
+        <w:t>Отклонить – отклоняет заявку на расчет, вызывается метод 4.1.9, доступно только инженеру</w:t>
       </w:r>
     </w:p>
     <w:p>
@@ -7557,14 +7217,7 @@
           <w:sz w:val="28"/>
           <w:szCs w:val="28"/>
         </w:rPr>
-        <w:t xml:space="preserve">Доступно </w:t>
-      </w:r>
-      <w:r>
-        <w:rPr>
-          <w:sz w:val="28"/>
-          <w:szCs w:val="28"/>
-        </w:rPr>
-        <w:t>инженеру</w:t>
+        <w:t>Доступно инженеру</w:t>
       </w:r>
     </w:p>
     <w:p>
@@ -7684,14 +7337,7 @@
           <w:sz w:val="28"/>
           <w:szCs w:val="28"/>
         </w:rPr>
-        <w:t xml:space="preserve">Доступно </w:t>
-      </w:r>
-      <w:r>
-        <w:rPr>
-          <w:sz w:val="28"/>
-          <w:szCs w:val="28"/>
-        </w:rPr>
-        <w:t>инженеру</w:t>
+        <w:t>Доступно инженеру</w:t>
       </w:r>
     </w:p>
     <w:p>
@@ -8022,6 +7668,7 @@
           <w:numId w:val="1"/>
         </w:numPr>
         <w:spacing w:lineRule="auto" w:line="360"/>
+        <w:jc w:val="both"/>
         <w:rPr/>
       </w:pPr>
       <w:r>
@@ -8039,9 +7686,30 @@
         <w:pStyle w:val="ListParagraph"/>
         <w:numPr>
           <w:ilvl w:val="1"/>
+          <w:numId w:val="13"/>
+        </w:numPr>
+        <w:spacing w:lineRule="auto" w:line="360"/>
+        <w:jc w:val="both"/>
+        <w:rPr/>
+      </w:pPr>
+      <w:r>
+        <w:rPr>
+          <w:sz w:val="28"/>
+          <w:szCs w:val="28"/>
+        </w:rPr>
+        <w:t>Серверная часть</w:t>
+      </w:r>
+    </w:p>
+    <w:p>
+      <w:pPr>
+        <w:pStyle w:val="ListParagraph"/>
+        <w:numPr>
+          <w:ilvl w:val="2"/>
           <w:numId w:val="14"/>
         </w:numPr>
-        <w:spacing w:lineRule="auto" w:line="360"/>
+        <w:suppressAutoHyphens w:val="false"/>
+        <w:spacing w:lineRule="auto" w:line="360"/>
+        <w:jc w:val="both"/>
         <w:rPr/>
       </w:pPr>
       <w:r>
@@ -8049,7 +7717,7 @@
           <w:sz w:val="28"/>
           <w:szCs w:val="28"/>
         </w:rPr>
-        <w:t>Серверная часть</w:t>
+        <w:t>Процессор минимум 6-ядерный с частотой от 3.3 ГГц</w:t>
       </w:r>
     </w:p>
     <w:p>
@@ -8069,7 +7737,22 @@
           <w:sz w:val="28"/>
           <w:szCs w:val="28"/>
         </w:rPr>
-        <w:t>Процессор минимум 6-ядерный с частотой от 3.3 ГГц</w:t>
+        <w:t xml:space="preserve">Оперативная память от </w:t>
+      </w:r>
+      <w:r>
+        <w:rPr>
+          <w:sz w:val="28"/>
+          <w:szCs w:val="28"/>
+          <w:lang w:val="en-US"/>
+        </w:rPr>
+        <w:t>1</w:t>
+      </w:r>
+      <w:r>
+        <w:rPr>
+          <w:sz w:val="28"/>
+          <w:szCs w:val="28"/>
+        </w:rPr>
+        <w:t xml:space="preserve"> Гб</w:t>
       </w:r>
     </w:p>
     <w:p>
@@ -8089,22 +7772,27 @@
           <w:sz w:val="28"/>
           <w:szCs w:val="28"/>
         </w:rPr>
-        <w:t xml:space="preserve">Оперативная память от </w:t>
-      </w:r>
-      <w:r>
-        <w:rPr>
-          <w:sz w:val="28"/>
-          <w:szCs w:val="28"/>
-          <w:lang w:val="en-US"/>
-        </w:rPr>
-        <w:t>1</w:t>
-      </w:r>
-      <w:r>
-        <w:rPr>
-          <w:sz w:val="28"/>
-          <w:szCs w:val="28"/>
-        </w:rPr>
-        <w:t xml:space="preserve"> Гб</w:t>
+        <w:t>Место на жестком диске от 2 Гб</w:t>
+      </w:r>
+    </w:p>
+    <w:p>
+      <w:pPr>
+        <w:pStyle w:val="ListParagraph"/>
+        <w:numPr>
+          <w:ilvl w:val="1"/>
+          <w:numId w:val="17"/>
+        </w:numPr>
+        <w:suppressAutoHyphens w:val="false"/>
+        <w:spacing w:lineRule="auto" w:line="360"/>
+        <w:jc w:val="both"/>
+        <w:rPr/>
+      </w:pPr>
+      <w:r>
+        <w:rPr>
+          <w:sz w:val="28"/>
+          <w:szCs w:val="28"/>
+        </w:rPr>
+        <w:t>Клиентская часть</w:t>
       </w:r>
     </w:p>
     <w:p>
@@ -8112,26 +7800,6 @@
         <w:pStyle w:val="ListParagraph"/>
         <w:numPr>
           <w:ilvl w:val="2"/>
-          <w:numId w:val="17"/>
-        </w:numPr>
-        <w:suppressAutoHyphens w:val="false"/>
-        <w:spacing w:lineRule="auto" w:line="360"/>
-        <w:jc w:val="both"/>
-        <w:rPr/>
-      </w:pPr>
-      <w:r>
-        <w:rPr>
-          <w:sz w:val="28"/>
-          <w:szCs w:val="28"/>
-        </w:rPr>
-        <w:t>Место на жестком диске от 2 Гб</w:t>
-      </w:r>
-    </w:p>
-    <w:p>
-      <w:pPr>
-        <w:pStyle w:val="ListParagraph"/>
-        <w:numPr>
-          <w:ilvl w:val="1"/>
           <w:numId w:val="18"/>
         </w:numPr>
         <w:suppressAutoHyphens w:val="false"/>
@@ -8139,13 +7807,15 @@
         <w:jc w:val="both"/>
         <w:rPr/>
       </w:pPr>
-      <w:r>
-        <w:rPr>
-          <w:sz w:val="28"/>
-          <w:szCs w:val="28"/>
-        </w:rPr>
-        <w:t>Клиентская часть</w:t>
-      </w:r>
+      <w:bookmarkStart w:id="2" w:name="_Hlk211175067"/>
+      <w:r>
+        <w:rPr>
+          <w:sz w:val="28"/>
+          <w:szCs w:val="28"/>
+        </w:rPr>
+        <w:t>Процессор с частотой от 2 ГГц</w:t>
+      </w:r>
+      <w:bookmarkEnd w:id="2"/>
     </w:p>
     <w:p>
       <w:pPr>
@@ -8159,15 +7829,13 @@
         <w:jc w:val="both"/>
         <w:rPr/>
       </w:pPr>
-      <w:bookmarkStart w:id="2" w:name="_Hlk211175067"/>
-      <w:r>
-        <w:rPr>
-          <w:sz w:val="28"/>
-          <w:szCs w:val="28"/>
-        </w:rPr>
-        <w:t>Процессор с частотой от 2 ГГц</w:t>
-      </w:r>
-      <w:bookmarkEnd w:id="2"/>
+      <w:r>
+        <w:rPr>
+          <w:sz w:val="28"/>
+          <w:szCs w:val="28"/>
+        </w:rPr>
+        <w:t>Оперативная память от 8 Гб</w:t>
+      </w:r>
     </w:p>
     <w:p>
       <w:pPr>
@@ -8186,26 +7854,6 @@
           <w:sz w:val="28"/>
           <w:szCs w:val="28"/>
         </w:rPr>
-        <w:t>Оперативная память от 8 Гб</w:t>
-      </w:r>
-    </w:p>
-    <w:p>
-      <w:pPr>
-        <w:pStyle w:val="ListParagraph"/>
-        <w:numPr>
-          <w:ilvl w:val="2"/>
-          <w:numId w:val="21"/>
-        </w:numPr>
-        <w:suppressAutoHyphens w:val="false"/>
-        <w:spacing w:lineRule="auto" w:line="360"/>
-        <w:jc w:val="both"/>
-        <w:rPr/>
-      </w:pPr>
-      <w:r>
-        <w:rPr>
-          <w:sz w:val="28"/>
-          <w:szCs w:val="28"/>
-        </w:rPr>
         <w:t>Место на жестком диске от 2 Гб</w:t>
       </w:r>
     </w:p>
@@ -8217,13 +7865,17 @@
           <w:numId w:val="1"/>
         </w:numPr>
         <w:spacing w:lineRule="auto" w:line="360"/>
-        <w:rPr/>
+        <w:jc w:val="both"/>
+        <w:rPr>
+          <w:b w:val="false"/>
+          <w:bCs w:val="false"/>
+        </w:rPr>
       </w:pPr>
       <w:r>
         <w:rPr>
           <w:rFonts w:cs="Times New Roman" w:ascii="Times New Roman" w:hAnsi="Times New Roman"/>
-          <w:b/>
-          <w:bCs/>
+          <w:b w:val="false"/>
+          <w:bCs w:val="false"/>
           <w:color w:val="auto"/>
           <w:sz w:val="28"/>
           <w:szCs w:val="28"/>
@@ -8239,6 +7891,7 @@
           <w:numId w:val="1"/>
         </w:numPr>
         <w:spacing w:lineRule="auto" w:line="360"/>
+        <w:jc w:val="both"/>
         <w:rPr/>
       </w:pPr>
       <w:r>
@@ -8257,6 +7910,7 @@
           <w:numId w:val="1"/>
         </w:numPr>
         <w:spacing w:lineRule="auto" w:line="360"/>
+        <w:jc w:val="both"/>
         <w:rPr/>
       </w:pPr>
       <w:r>
@@ -8442,13 +8096,13 @@
     <w:p>
       <w:pPr>
         <w:sectPr>
-          <w:headerReference w:type="default" r:id="rId8"/>
-          <w:headerReference w:type="first" r:id="rId9"/>
-          <w:footerReference w:type="default" r:id="rId10"/>
-          <w:footerReference w:type="first" r:id="rId11"/>
+          <w:headerReference w:type="default" r:id="rId14"/>
+          <w:headerReference w:type="first" r:id="rId15"/>
+          <w:footerReference w:type="default" r:id="rId16"/>
+          <w:footerReference w:type="first" r:id="rId17"/>
           <w:type w:val="nextPage"/>
           <w:pgSz w:w="11906" w:h="16838"/>
-          <w:pgMar w:left="1701" w:right="845" w:gutter="0" w:header="1134" w:top="2126" w:footer="1134" w:bottom="2126"/>
+          <w:pgMar w:left="1701" w:right="845" w:gutter="0" w:header="1134" w:top="1191" w:footer="1134" w:bottom="2126"/>
           <w:pgNumType w:fmt="decimal"/>
           <w:formProt w:val="false"/>
           <w:textDirection w:val="lrTb"/>
@@ -8488,8 +8142,8 @@
         <w:rPr/>
       </w:pPr>
       <w:bookmarkStart w:id="3" w:name="_Toc185524661"/>
-      <w:bookmarkStart w:id="4" w:name="_Toc166287227"/>
-      <w:bookmarkStart w:id="5" w:name="_Toc185528570"/>
+      <w:bookmarkStart w:id="4" w:name="_Toc185528570"/>
+      <w:bookmarkStart w:id="5" w:name="_Toc166287227"/>
       <w:bookmarkEnd w:id="4"/>
       <w:bookmarkEnd w:id="5"/>
       <w:r>
@@ -8564,7 +8218,7 @@
           <w:bottom w:w="100" w:type="dxa"/>
           <w:right w:w="100" w:type="dxa"/>
         </w:tblCellMar>
-        <w:tblLook w:firstRow="0" w:noVBand="1" w:lastRow="0" w:firstColumn="0" w:lastColumn="0" w:noHBand="1" w:val="0600"/>
+        <w:tblLook w:val="0600" w:noHBand="1" w:noVBand="1" w:firstColumn="0" w:lastRow="0" w:lastColumn="0" w:firstRow="0"/>
       </w:tblPr>
       <w:tblGrid>
         <w:gridCol w:w="1124"/>
@@ -8590,7 +8244,7 @@
             <w:pPr>
               <w:pStyle w:val="Normal"/>
               <w:widowControl w:val="false"/>
-              <w:spacing w:lineRule="auto" w:line="360"/>
+              <w:spacing w:lineRule="auto" w:line="360" w:before="0" w:after="160"/>
               <w:rPr/>
             </w:pPr>
             <w:r>
@@ -8617,7 +8271,7 @@
             <w:pPr>
               <w:pStyle w:val="Normal"/>
               <w:widowControl w:val="false"/>
-              <w:spacing w:lineRule="auto" w:line="360"/>
+              <w:spacing w:lineRule="auto" w:line="360" w:before="0" w:after="160"/>
               <w:rPr/>
             </w:pPr>
             <w:r>
@@ -8650,7 +8304,7 @@
             <w:pPr>
               <w:pStyle w:val="Normal"/>
               <w:widowControl w:val="false"/>
-              <w:spacing w:lineRule="auto" w:line="360"/>
+              <w:spacing w:lineRule="auto" w:line="360" w:before="0" w:after="160"/>
               <w:rPr/>
             </w:pPr>
             <w:r>
@@ -8677,7 +8331,7 @@
             <w:pPr>
               <w:pStyle w:val="Normal"/>
               <w:widowControl w:val="false"/>
-              <w:spacing w:lineRule="auto" w:line="360"/>
+              <w:spacing w:lineRule="auto" w:line="360" w:before="0" w:after="160"/>
               <w:rPr/>
             </w:pPr>
             <w:r>
@@ -8704,7 +8358,7 @@
             <w:pPr>
               <w:pStyle w:val="Normal"/>
               <w:widowControl w:val="false"/>
-              <w:spacing w:lineRule="auto" w:line="360"/>
+              <w:spacing w:lineRule="auto" w:line="360" w:before="0" w:after="160"/>
               <w:rPr/>
             </w:pPr>
             <w:r>
@@ -8731,7 +8385,7 @@
             <w:pPr>
               <w:pStyle w:val="Normal"/>
               <w:widowControl w:val="false"/>
-              <w:spacing w:lineRule="auto" w:line="360"/>
+              <w:spacing w:lineRule="auto" w:line="360" w:before="0" w:after="160"/>
               <w:rPr/>
             </w:pPr>
             <w:r>
@@ -8761,7 +8415,7 @@
             <w:pPr>
               <w:pStyle w:val="Normal"/>
               <w:widowControl w:val="false"/>
-              <w:spacing w:lineRule="auto" w:line="360"/>
+              <w:spacing w:lineRule="auto" w:line="360" w:before="0" w:after="160"/>
               <w:rPr/>
             </w:pPr>
             <w:r>
@@ -8787,7 +8441,7 @@
             <w:pPr>
               <w:pStyle w:val="Normal"/>
               <w:widowControl w:val="false"/>
-              <w:spacing w:lineRule="auto" w:line="360"/>
+              <w:spacing w:lineRule="auto" w:line="360" w:before="0" w:after="160"/>
               <w:rPr/>
             </w:pPr>
             <w:r>
@@ -8819,7 +8473,7 @@
             <w:pPr>
               <w:pStyle w:val="Normal"/>
               <w:widowControl w:val="false"/>
-              <w:spacing w:lineRule="auto" w:line="360"/>
+              <w:spacing w:lineRule="auto" w:line="360" w:before="0" w:after="160"/>
               <w:rPr/>
             </w:pPr>
             <w:r>
@@ -8853,7 +8507,7 @@
             <w:pPr>
               <w:pStyle w:val="Normal"/>
               <w:widowControl w:val="false"/>
-              <w:spacing w:lineRule="auto" w:line="360"/>
+              <w:spacing w:lineRule="auto" w:line="360" w:before="0" w:after="160"/>
               <w:rPr/>
             </w:pPr>
             <w:r>
@@ -8879,7 +8533,7 @@
             <w:pPr>
               <w:pStyle w:val="Normal"/>
               <w:widowControl w:val="false"/>
-              <w:spacing w:lineRule="auto" w:line="360"/>
+              <w:spacing w:lineRule="auto" w:line="360" w:before="0" w:after="160"/>
               <w:rPr/>
             </w:pPr>
             <w:r>
@@ -8912,7 +8566,7 @@
             <w:pPr>
               <w:pStyle w:val="Normal"/>
               <w:widowControl w:val="false"/>
-              <w:spacing w:lineRule="auto" w:line="360"/>
+              <w:spacing w:lineRule="auto" w:line="360" w:before="0" w:after="160"/>
               <w:rPr/>
             </w:pPr>
             <w:r>
@@ -8942,7 +8596,7 @@
             <w:pPr>
               <w:pStyle w:val="Normal"/>
               <w:widowControl w:val="false"/>
-              <w:spacing w:lineRule="auto" w:line="360"/>
+              <w:spacing w:lineRule="auto" w:line="360" w:before="0" w:after="160"/>
               <w:rPr/>
             </w:pPr>
             <w:r>
@@ -8968,7 +8622,7 @@
             <w:pPr>
               <w:pStyle w:val="Normal"/>
               <w:widowControl w:val="false"/>
-              <w:spacing w:lineRule="auto" w:line="360"/>
+              <w:spacing w:lineRule="auto" w:line="360" w:before="0" w:after="160"/>
               <w:rPr/>
             </w:pPr>
             <w:r>
@@ -9000,7 +8654,7 @@
             <w:pPr>
               <w:pStyle w:val="Normal"/>
               <w:widowControl w:val="false"/>
-              <w:spacing w:lineRule="auto" w:line="360"/>
+              <w:spacing w:lineRule="auto" w:line="360" w:before="0" w:after="160"/>
               <w:rPr/>
             </w:pPr>
             <w:r>
@@ -9041,7 +8695,7 @@
             <w:pPr>
               <w:pStyle w:val="Normal"/>
               <w:widowControl w:val="false"/>
-              <w:spacing w:lineRule="auto" w:line="360"/>
+              <w:spacing w:lineRule="auto" w:line="360" w:before="0" w:after="160"/>
               <w:rPr/>
             </w:pPr>
             <w:r>
@@ -9067,7 +8721,7 @@
             <w:pPr>
               <w:pStyle w:val="Normal"/>
               <w:widowControl w:val="false"/>
-              <w:spacing w:lineRule="auto" w:line="360"/>
+              <w:spacing w:lineRule="auto" w:line="360" w:before="0" w:after="160"/>
               <w:rPr/>
             </w:pPr>
             <w:r>
@@ -9139,6 +8793,7 @@
           <w:p>
             <w:pPr>
               <w:pStyle w:val="Normal"/>
+              <w:spacing w:before="0" w:after="160"/>
               <w:rPr/>
             </w:pPr>
             <w:r>
@@ -9164,7 +8819,7 @@
             <w:pPr>
               <w:pStyle w:val="Normal"/>
               <w:widowControl w:val="false"/>
-              <w:spacing w:lineRule="auto" w:line="360"/>
+              <w:spacing w:lineRule="auto" w:line="360" w:before="0" w:after="160"/>
               <w:rPr/>
             </w:pPr>
             <w:r>
@@ -9190,7 +8845,7 @@
             <w:pPr>
               <w:pStyle w:val="Normal"/>
               <w:widowControl w:val="false"/>
-              <w:spacing w:lineRule="auto" w:line="360"/>
+              <w:spacing w:lineRule="auto" w:line="360" w:before="0" w:after="160"/>
               <w:rPr/>
             </w:pPr>
             <w:r>
@@ -9222,7 +8877,7 @@
             <w:pPr>
               <w:pStyle w:val="Normal"/>
               <w:widowControl w:val="false"/>
-              <w:spacing w:lineRule="auto" w:line="360"/>
+              <w:spacing w:lineRule="auto" w:line="360" w:before="0" w:after="160"/>
               <w:rPr/>
             </w:pPr>
             <w:r>
@@ -9286,7 +8941,7 @@
             <w:pPr>
               <w:pStyle w:val="Normal"/>
               <w:widowControl w:val="false"/>
-              <w:spacing w:lineRule="auto" w:line="360"/>
+              <w:spacing w:lineRule="auto" w:line="360" w:before="0" w:after="160"/>
               <w:rPr/>
             </w:pPr>
             <w:r>
@@ -9294,7 +8949,14 @@
                 <w:sz w:val="28"/>
                 <w:szCs w:val="28"/>
               </w:rPr>
-              <w:t>Доступно только авторизованным пользователям</w:t>
+              <w:t xml:space="preserve">Доступно только авторизованным </w:t>
+            </w:r>
+            <w:r>
+              <w:rPr>
+                <w:sz w:val="28"/>
+                <w:szCs w:val="28"/>
+              </w:rPr>
+              <w:t>электрикам</w:t>
             </w:r>
           </w:p>
         </w:tc>
@@ -9312,7 +8974,7 @@
             <w:pPr>
               <w:pStyle w:val="Normal"/>
               <w:widowControl w:val="false"/>
-              <w:spacing w:lineRule="auto" w:line="360"/>
+              <w:spacing w:lineRule="auto" w:line="360" w:before="0" w:after="160"/>
               <w:rPr/>
             </w:pPr>
             <w:r>
@@ -9339,7 +9001,7 @@
             <w:pPr>
               <w:pStyle w:val="Normal"/>
               <w:widowControl w:val="false"/>
-              <w:spacing w:lineRule="auto" w:line="360"/>
+              <w:spacing w:lineRule="auto" w:line="360" w:before="0" w:after="160"/>
               <w:rPr/>
             </w:pPr>
             <w:r>
@@ -9369,7 +9031,7 @@
             <w:pPr>
               <w:pStyle w:val="Normal"/>
               <w:widowControl w:val="false"/>
-              <w:spacing w:lineRule="auto" w:line="360"/>
+              <w:spacing w:lineRule="auto" w:line="360" w:before="0" w:after="160"/>
               <w:rPr/>
             </w:pPr>
             <w:r>
@@ -9395,7 +9057,7 @@
             <w:pPr>
               <w:pStyle w:val="Normal"/>
               <w:widowControl w:val="false"/>
-              <w:spacing w:lineRule="auto" w:line="360"/>
+              <w:spacing w:lineRule="auto" w:line="360" w:before="0" w:after="160"/>
               <w:rPr/>
             </w:pPr>
             <w:r>
@@ -9428,7 +9090,7 @@
             <w:pPr>
               <w:pStyle w:val="Normal"/>
               <w:widowControl w:val="false"/>
-              <w:spacing w:lineRule="auto" w:line="360"/>
+              <w:spacing w:lineRule="auto" w:line="360" w:before="0" w:after="160"/>
               <w:rPr/>
             </w:pPr>
             <w:r>
@@ -9462,7 +9124,7 @@
             <w:pPr>
               <w:pStyle w:val="Normal"/>
               <w:widowControl w:val="false"/>
-              <w:spacing w:lineRule="auto" w:line="360"/>
+              <w:spacing w:lineRule="auto" w:line="360" w:before="0" w:after="160"/>
               <w:rPr/>
             </w:pPr>
             <w:r>
@@ -9470,7 +9132,14 @@
                 <w:sz w:val="28"/>
                 <w:szCs w:val="28"/>
               </w:rPr>
-              <w:t>Обновляет данные клиента. Доступно только авторизованным пользователям</w:t>
+              <w:t xml:space="preserve">Обновляет данные клиента. Доступно только авторизованным </w:t>
+            </w:r>
+            <w:r>
+              <w:rPr>
+                <w:sz w:val="28"/>
+                <w:szCs w:val="28"/>
+              </w:rPr>
+              <w:t>электрикам</w:t>
             </w:r>
           </w:p>
         </w:tc>
@@ -9488,7 +9157,7 @@
             <w:pPr>
               <w:pStyle w:val="Normal"/>
               <w:widowControl w:val="false"/>
-              <w:spacing w:lineRule="auto" w:line="360"/>
+              <w:spacing w:lineRule="auto" w:line="360" w:before="0" w:after="160"/>
               <w:rPr/>
             </w:pPr>
             <w:r>
@@ -9515,7 +9184,7 @@
             <w:pPr>
               <w:pStyle w:val="Normal"/>
               <w:widowControl w:val="false"/>
-              <w:spacing w:lineRule="auto" w:line="360"/>
+              <w:spacing w:lineRule="auto" w:line="360" w:before="0" w:after="160"/>
               <w:rPr/>
             </w:pPr>
             <w:r>
@@ -9545,7 +9214,7 @@
             <w:pPr>
               <w:pStyle w:val="Normal"/>
               <w:widowControl w:val="false"/>
-              <w:spacing w:lineRule="auto" w:line="360"/>
+              <w:spacing w:lineRule="auto" w:line="360" w:before="0" w:after="160"/>
               <w:rPr/>
             </w:pPr>
             <w:r>
@@ -9571,7 +9240,7 @@
             <w:pPr>
               <w:pStyle w:val="Normal"/>
               <w:widowControl w:val="false"/>
-              <w:spacing w:lineRule="auto" w:line="360"/>
+              <w:spacing w:lineRule="auto" w:line="360" w:before="0" w:after="160"/>
               <w:rPr/>
             </w:pPr>
             <w:r>
@@ -9603,7 +9272,7 @@
             <w:pPr>
               <w:pStyle w:val="Normal"/>
               <w:widowControl w:val="false"/>
-              <w:spacing w:lineRule="auto" w:line="360"/>
+              <w:spacing w:lineRule="auto" w:line="360" w:before="0" w:after="160"/>
               <w:rPr/>
             </w:pPr>
             <w:r>
@@ -9637,7 +9306,7 @@
             <w:pPr>
               <w:pStyle w:val="Normal"/>
               <w:widowControl w:val="false"/>
-              <w:spacing w:lineRule="auto" w:line="360"/>
+              <w:spacing w:lineRule="auto" w:line="360" w:before="0" w:after="160"/>
               <w:rPr/>
             </w:pPr>
             <w:r>
@@ -9652,14 +9321,28 @@
                 <w:sz w:val="28"/>
                 <w:szCs w:val="28"/>
               </w:rPr>
-              <w:t>инженеру</w:t>
-            </w:r>
-            <w:r>
-              <w:rPr>
-                <w:sz w:val="28"/>
-                <w:szCs w:val="28"/>
-              </w:rPr>
-              <w:t xml:space="preserve"> (все заявки) или пользователю (только свои)</w:t>
+              <w:t>электромантер</w:t>
+            </w:r>
+            <w:r>
+              <w:rPr>
+                <w:sz w:val="28"/>
+                <w:szCs w:val="28"/>
+              </w:rPr>
+              <w:t xml:space="preserve"> (все заявки) или </w:t>
+            </w:r>
+            <w:r>
+              <w:rPr>
+                <w:sz w:val="28"/>
+                <w:szCs w:val="28"/>
+              </w:rPr>
+              <w:t>электрику</w:t>
+            </w:r>
+            <w:r>
+              <w:rPr>
+                <w:sz w:val="28"/>
+                <w:szCs w:val="28"/>
+              </w:rPr>
+              <w:t xml:space="preserve"> (только свои)</w:t>
             </w:r>
           </w:p>
         </w:tc>
@@ -9737,7 +9420,7 @@
             <w:pPr>
               <w:pStyle w:val="Normal"/>
               <w:widowControl w:val="false"/>
-              <w:spacing w:lineRule="auto" w:line="360"/>
+              <w:spacing w:lineRule="auto" w:line="360" w:before="0" w:after="160"/>
               <w:rPr>
                 <w:sz w:val="28"/>
                 <w:szCs w:val="28"/>
@@ -9768,7 +9451,7 @@
             <w:pPr>
               <w:pStyle w:val="Normal"/>
               <w:widowControl w:val="false"/>
-              <w:spacing w:lineRule="auto" w:line="360"/>
+              <w:spacing w:lineRule="auto" w:line="360" w:before="0" w:after="160"/>
               <w:rPr/>
             </w:pPr>
             <w:r>
@@ -9820,7 +9503,7 @@
             <w:pPr>
               <w:pStyle w:val="Normal"/>
               <w:widowControl w:val="false"/>
-              <w:spacing w:lineRule="auto" w:line="360"/>
+              <w:spacing w:lineRule="auto" w:line="360" w:before="0" w:after="160"/>
               <w:rPr/>
             </w:pPr>
             <w:r>
@@ -9846,7 +9529,7 @@
             <w:pPr>
               <w:pStyle w:val="Normal"/>
               <w:widowControl w:val="false"/>
-              <w:spacing w:lineRule="auto" w:line="360"/>
+              <w:spacing w:lineRule="auto" w:line="360" w:before="0" w:after="160"/>
               <w:rPr/>
             </w:pPr>
             <w:r>
@@ -9878,7 +9561,7 @@
             <w:pPr>
               <w:pStyle w:val="Normal"/>
               <w:widowControl w:val="false"/>
-              <w:spacing w:lineRule="auto" w:line="360"/>
+              <w:spacing w:lineRule="auto" w:line="360" w:before="0" w:after="160"/>
               <w:rPr/>
             </w:pPr>
             <w:r>
@@ -9919,7 +9602,7 @@
             <w:pPr>
               <w:pStyle w:val="Normal"/>
               <w:widowControl w:val="false"/>
-              <w:spacing w:lineRule="auto" w:line="360"/>
+              <w:spacing w:lineRule="auto" w:line="360" w:before="0" w:after="160"/>
               <w:rPr/>
             </w:pPr>
             <w:r>
@@ -9934,14 +9617,28 @@
                 <w:sz w:val="28"/>
                 <w:szCs w:val="28"/>
               </w:rPr>
-              <w:t>инженеру</w:t>
-            </w:r>
-            <w:r>
-              <w:rPr>
-                <w:sz w:val="28"/>
-                <w:szCs w:val="28"/>
-              </w:rPr>
-              <w:t xml:space="preserve"> (все заявки) или пользователю (только свои)</w:t>
+              <w:t>электромонтеру</w:t>
+            </w:r>
+            <w:r>
+              <w:rPr>
+                <w:sz w:val="28"/>
+                <w:szCs w:val="28"/>
+              </w:rPr>
+              <w:t xml:space="preserve"> (все заявки) или </w:t>
+            </w:r>
+            <w:r>
+              <w:rPr>
+                <w:sz w:val="28"/>
+                <w:szCs w:val="28"/>
+              </w:rPr>
+              <w:t>электрику</w:t>
+            </w:r>
+            <w:r>
+              <w:rPr>
+                <w:sz w:val="28"/>
+                <w:szCs w:val="28"/>
+              </w:rPr>
+              <w:t>(только свои)</w:t>
             </w:r>
           </w:p>
         </w:tc>
@@ -9977,7 +9674,7 @@
             <w:pPr>
               <w:pStyle w:val="Normal"/>
               <w:widowControl w:val="false"/>
-              <w:spacing w:lineRule="auto" w:line="360"/>
+              <w:spacing w:lineRule="auto" w:line="360" w:before="0" w:after="160"/>
               <w:rPr/>
             </w:pPr>
             <w:r>
@@ -10003,7 +9700,7 @@
             <w:pPr>
               <w:pStyle w:val="Normal"/>
               <w:widowControl w:val="false"/>
-              <w:spacing w:lineRule="auto" w:line="360"/>
+              <w:spacing w:lineRule="auto" w:line="360" w:before="0" w:after="160"/>
               <w:rPr/>
             </w:pPr>
             <w:r>
@@ -10083,7 +9780,7 @@
             <w:pPr>
               <w:pStyle w:val="Normal"/>
               <w:widowControl w:val="false"/>
-              <w:spacing w:lineRule="auto" w:line="360"/>
+              <w:spacing w:lineRule="auto" w:line="360" w:before="0" w:after="160"/>
               <w:rPr/>
             </w:pPr>
             <w:r>
@@ -10109,7 +9806,7 @@
             <w:pPr>
               <w:pStyle w:val="Normal"/>
               <w:widowControl w:val="false"/>
-              <w:spacing w:lineRule="auto" w:line="360"/>
+              <w:spacing w:lineRule="auto" w:line="360" w:before="0" w:after="160"/>
               <w:rPr/>
             </w:pPr>
             <w:r>
@@ -10141,7 +9838,7 @@
             <w:pPr>
               <w:pStyle w:val="Normal"/>
               <w:widowControl w:val="false"/>
-              <w:spacing w:lineRule="auto" w:line="360"/>
+              <w:spacing w:lineRule="auto" w:line="360" w:before="0" w:after="160"/>
               <w:rPr/>
             </w:pPr>
             <w:r>
@@ -10168,7 +9865,7 @@
             <w:pPr>
               <w:pStyle w:val="Normal"/>
               <w:widowControl w:val="false"/>
-              <w:spacing w:lineRule="auto" w:line="360"/>
+              <w:spacing w:lineRule="auto" w:line="360" w:before="0" w:after="160"/>
               <w:rPr/>
             </w:pPr>
             <w:r>
@@ -10210,7 +9907,7 @@
             <w:pPr>
               <w:pStyle w:val="Normal"/>
               <w:widowControl w:val="false"/>
-              <w:spacing w:lineRule="auto" w:line="360"/>
+              <w:spacing w:lineRule="auto" w:line="360" w:before="0" w:after="160"/>
               <w:rPr/>
             </w:pPr>
             <w:r>
@@ -10239,7 +9936,7 @@
             <w:pPr>
               <w:pStyle w:val="Normal"/>
               <w:widowControl w:val="false"/>
-              <w:spacing w:lineRule="auto" w:line="360"/>
+              <w:spacing w:lineRule="auto" w:line="360" w:before="0" w:after="160"/>
               <w:rPr/>
             </w:pPr>
             <w:r>
@@ -10268,7 +9965,7 @@
             <w:pPr>
               <w:pStyle w:val="Normal"/>
               <w:widowControl w:val="false"/>
-              <w:spacing w:lineRule="auto" w:line="360"/>
+              <w:spacing w:lineRule="auto" w:line="360" w:before="0" w:after="160"/>
               <w:rPr/>
             </w:pPr>
             <w:r>
@@ -10317,7 +10014,7 @@
             <w:pPr>
               <w:pStyle w:val="Normal"/>
               <w:widowControl w:val="false"/>
-              <w:spacing w:lineRule="auto" w:line="360"/>
+              <w:spacing w:lineRule="auto" w:line="360" w:before="0" w:after="160"/>
               <w:rPr>
                 <w:lang w:val="en-US"/>
               </w:rPr>
@@ -10352,7 +10049,7 @@
             <w:pPr>
               <w:pStyle w:val="Normal"/>
               <w:widowControl w:val="false"/>
-              <w:spacing w:lineRule="auto" w:line="360"/>
+              <w:spacing w:lineRule="auto" w:line="360" w:before="0" w:after="160"/>
               <w:rPr/>
             </w:pPr>
             <w:r>
@@ -10379,7 +10076,7 @@
             <w:pPr>
               <w:pStyle w:val="Normal"/>
               <w:widowControl w:val="false"/>
-              <w:spacing w:lineRule="auto" w:line="360"/>
+              <w:spacing w:lineRule="auto" w:line="360" w:before="0" w:after="160"/>
               <w:rPr/>
             </w:pPr>
             <w:r>
@@ -10421,7 +10118,7 @@
             <w:pPr>
               <w:pStyle w:val="Normal"/>
               <w:widowControl w:val="false"/>
-              <w:spacing w:lineRule="auto" w:line="360"/>
+              <w:spacing w:lineRule="auto" w:line="360" w:before="0" w:after="160"/>
               <w:rPr/>
             </w:pPr>
             <w:r>
@@ -10448,7 +10145,7 @@
             <w:pPr>
               <w:pStyle w:val="Normal"/>
               <w:widowControl w:val="false"/>
-              <w:spacing w:lineRule="auto" w:line="360"/>
+              <w:spacing w:lineRule="auto" w:line="360" w:before="0" w:after="160"/>
               <w:rPr/>
             </w:pPr>
             <w:r>
@@ -10478,7 +10175,7 @@
             <w:pPr>
               <w:pStyle w:val="Normal"/>
               <w:widowControl w:val="false"/>
-              <w:spacing w:lineRule="auto" w:line="360"/>
+              <w:spacing w:lineRule="auto" w:line="360" w:before="0" w:after="160"/>
               <w:rPr/>
             </w:pPr>
             <w:r>
@@ -10504,7 +10201,7 @@
             <w:pPr>
               <w:pStyle w:val="Normal"/>
               <w:widowControl w:val="false"/>
-              <w:spacing w:lineRule="auto" w:line="360"/>
+              <w:spacing w:lineRule="auto" w:line="360" w:before="0" w:after="160"/>
               <w:rPr/>
             </w:pPr>
             <w:r>
@@ -10536,7 +10233,7 @@
             <w:pPr>
               <w:pStyle w:val="Normal"/>
               <w:widowControl w:val="false"/>
-              <w:spacing w:lineRule="auto" w:line="360"/>
+              <w:spacing w:lineRule="auto" w:line="360" w:before="0" w:after="160"/>
               <w:rPr/>
             </w:pPr>
             <w:r>
@@ -10600,7 +10297,7 @@
             <w:pPr>
               <w:pStyle w:val="Normal"/>
               <w:widowControl w:val="false"/>
-              <w:spacing w:lineRule="auto" w:line="360"/>
+              <w:spacing w:lineRule="auto" w:line="360" w:before="0" w:after="160"/>
               <w:rPr/>
             </w:pPr>
             <w:r>
@@ -10608,14 +10305,7 @@
                 <w:sz w:val="28"/>
                 <w:szCs w:val="28"/>
               </w:rPr>
-              <w:t xml:space="preserve">Разрешение заявки (завершение или отклонение). Доступно только </w:t>
-            </w:r>
-            <w:r>
-              <w:rPr>
-                <w:sz w:val="28"/>
-                <w:szCs w:val="28"/>
-              </w:rPr>
-              <w:t>инженеру</w:t>
+              <w:t>Разрешение заявки (завершение или отклонение). Доступно только инженеру</w:t>
             </w:r>
           </w:p>
         </w:tc>
@@ -10665,7 +10355,7 @@
             <w:pPr>
               <w:pStyle w:val="Normal"/>
               <w:widowControl w:val="false"/>
-              <w:spacing w:lineRule="auto" w:line="360"/>
+              <w:spacing w:lineRule="auto" w:line="360" w:before="0" w:after="160"/>
               <w:rPr/>
             </w:pPr>
             <w:r>
@@ -10692,7 +10382,7 @@
             <w:pPr>
               <w:pStyle w:val="Normal"/>
               <w:widowControl w:val="false"/>
-              <w:spacing w:lineRule="auto" w:line="360"/>
+              <w:spacing w:lineRule="auto" w:line="360" w:before="0" w:after="160"/>
               <w:rPr/>
             </w:pPr>
             <w:r>
@@ -10722,7 +10412,7 @@
             <w:pPr>
               <w:pStyle w:val="Normal"/>
               <w:widowControl w:val="false"/>
-              <w:spacing w:lineRule="auto" w:line="360"/>
+              <w:spacing w:lineRule="auto" w:line="360" w:before="0" w:after="160"/>
               <w:rPr/>
             </w:pPr>
             <w:r>
@@ -10748,7 +10438,7 @@
             <w:pPr>
               <w:pStyle w:val="Normal"/>
               <w:widowControl w:val="false"/>
-              <w:spacing w:lineRule="auto" w:line="360"/>
+              <w:spacing w:lineRule="auto" w:line="360" w:before="0" w:after="160"/>
               <w:rPr/>
             </w:pPr>
             <w:r>
@@ -10781,7 +10471,7 @@
             <w:pPr>
               <w:pStyle w:val="Normal"/>
               <w:widowControl w:val="false"/>
-              <w:spacing w:lineRule="auto" w:line="360"/>
+              <w:spacing w:lineRule="auto" w:line="360" w:before="0" w:after="160"/>
               <w:rPr/>
             </w:pPr>
             <w:r>
@@ -10808,7 +10498,7 @@
             <w:pPr>
               <w:pStyle w:val="Normal"/>
               <w:widowControl w:val="false"/>
-              <w:spacing w:lineRule="auto" w:line="360"/>
+              <w:spacing w:lineRule="auto" w:line="360" w:before="0" w:after="160"/>
               <w:rPr/>
             </w:pPr>
             <w:r>
@@ -10850,7 +10540,7 @@
             <w:pPr>
               <w:pStyle w:val="Normal"/>
               <w:widowControl w:val="false"/>
-              <w:spacing w:lineRule="auto" w:line="360"/>
+              <w:spacing w:lineRule="auto" w:line="360" w:before="0" w:after="160"/>
               <w:rPr/>
             </w:pPr>
             <w:r>
@@ -10877,7 +10567,7 @@
             <w:pPr>
               <w:pStyle w:val="Normal"/>
               <w:widowControl w:val="false"/>
-              <w:spacing w:lineRule="auto" w:line="360"/>
+              <w:spacing w:lineRule="auto" w:line="360" w:before="0" w:after="160"/>
               <w:rPr/>
             </w:pPr>
             <w:r>
@@ -10907,7 +10597,7 @@
             <w:pPr>
               <w:pStyle w:val="Normal"/>
               <w:widowControl w:val="false"/>
-              <w:spacing w:lineRule="auto" w:line="360"/>
+              <w:spacing w:lineRule="auto" w:line="360" w:before="0" w:after="160"/>
               <w:rPr/>
             </w:pPr>
             <w:r>
@@ -10933,7 +10623,7 @@
             <w:pPr>
               <w:pStyle w:val="Normal"/>
               <w:widowControl w:val="false"/>
-              <w:spacing w:lineRule="auto" w:line="360"/>
+              <w:spacing w:lineRule="auto" w:line="360" w:before="0" w:after="160"/>
               <w:rPr/>
             </w:pPr>
             <w:r>
@@ -10965,7 +10655,7 @@
             <w:pPr>
               <w:pStyle w:val="Normal"/>
               <w:widowControl w:val="false"/>
-              <w:spacing w:lineRule="auto" w:line="360"/>
+              <w:spacing w:lineRule="auto" w:line="360" w:before="0" w:after="160"/>
               <w:rPr/>
             </w:pPr>
             <w:r>
@@ -10992,7 +10682,7 @@
             <w:pPr>
               <w:pStyle w:val="Normal"/>
               <w:widowControl w:val="false"/>
-              <w:spacing w:lineRule="auto" w:line="360"/>
+              <w:spacing w:lineRule="auto" w:line="360" w:before="0" w:after="160"/>
               <w:rPr/>
             </w:pPr>
             <w:r>
@@ -11034,7 +10724,7 @@
             <w:pPr>
               <w:pStyle w:val="Normal"/>
               <w:widowControl w:val="false"/>
-              <w:spacing w:lineRule="auto" w:line="360"/>
+              <w:spacing w:lineRule="auto" w:line="360" w:before="0" w:after="160"/>
               <w:rPr>
                 <w:lang w:val="en-US"/>
               </w:rPr>
@@ -11063,7 +10753,7 @@
             <w:pPr>
               <w:pStyle w:val="Normal"/>
               <w:widowControl w:val="false"/>
-              <w:spacing w:lineRule="auto" w:line="360"/>
+              <w:spacing w:lineRule="auto" w:line="360" w:before="0" w:after="160"/>
               <w:rPr/>
             </w:pPr>
             <w:r>
@@ -11111,7 +10801,7 @@
             <w:pPr>
               <w:pStyle w:val="Normal"/>
               <w:widowControl w:val="false"/>
-              <w:spacing w:lineRule="auto" w:line="360"/>
+              <w:spacing w:lineRule="auto" w:line="360" w:before="0" w:after="160"/>
               <w:rPr/>
             </w:pPr>
             <w:r>
@@ -11137,7 +10827,7 @@
             <w:pPr>
               <w:pStyle w:val="Normal"/>
               <w:widowControl w:val="false"/>
-              <w:spacing w:lineRule="auto" w:line="360"/>
+              <w:spacing w:lineRule="auto" w:line="360" w:before="0" w:after="160"/>
               <w:rPr/>
             </w:pPr>
             <w:r>
@@ -11169,7 +10859,7 @@
             <w:pPr>
               <w:pStyle w:val="Normal"/>
               <w:widowControl w:val="false"/>
-              <w:spacing w:lineRule="auto" w:line="360"/>
+              <w:spacing w:lineRule="auto" w:line="360" w:before="0" w:after="160"/>
               <w:rPr/>
             </w:pPr>
             <w:r>
@@ -11196,7 +10886,7 @@
             <w:pPr>
               <w:pStyle w:val="Normal"/>
               <w:widowControl w:val="false"/>
-              <w:spacing w:lineRule="auto" w:line="360"/>
+              <w:spacing w:lineRule="auto" w:line="360" w:before="0" w:after="160"/>
               <w:rPr/>
             </w:pPr>
             <w:r>
@@ -11238,7 +10928,7 @@
             <w:pPr>
               <w:pStyle w:val="Normal"/>
               <w:widowControl w:val="false"/>
-              <w:spacing w:lineRule="auto" w:line="360"/>
+              <w:spacing w:lineRule="auto" w:line="360" w:before="0" w:after="160"/>
               <w:rPr/>
             </w:pPr>
             <w:r>
@@ -11265,7 +10955,7 @@
             <w:pPr>
               <w:pStyle w:val="Normal"/>
               <w:widowControl w:val="false"/>
-              <w:spacing w:lineRule="auto" w:line="360"/>
+              <w:spacing w:lineRule="auto" w:line="360" w:before="0" w:after="160"/>
               <w:rPr/>
             </w:pPr>
             <w:r>
@@ -11309,7 +10999,7 @@
             <w:pPr>
               <w:pStyle w:val="Normal"/>
               <w:widowControl w:val="false"/>
-              <w:spacing w:lineRule="auto" w:line="360"/>
+              <w:spacing w:lineRule="auto" w:line="360" w:before="0" w:after="160"/>
               <w:rPr/>
             </w:pPr>
             <w:r>
@@ -11335,7 +11025,7 @@
             <w:pPr>
               <w:pStyle w:val="Normal"/>
               <w:widowControl w:val="false"/>
-              <w:spacing w:lineRule="auto" w:line="360"/>
+              <w:spacing w:lineRule="auto" w:line="360" w:before="0" w:after="160"/>
               <w:rPr/>
             </w:pPr>
             <w:r>
@@ -11367,7 +11057,7 @@
             <w:pPr>
               <w:pStyle w:val="Normal"/>
               <w:widowControl w:val="false"/>
-              <w:spacing w:lineRule="auto" w:line="360"/>
+              <w:spacing w:lineRule="auto" w:line="360" w:before="0" w:after="160"/>
               <w:rPr/>
             </w:pPr>
             <w:r>
@@ -11394,7 +11084,7 @@
             <w:pPr>
               <w:pStyle w:val="Normal"/>
               <w:widowControl w:val="false"/>
-              <w:spacing w:lineRule="auto" w:line="360"/>
+              <w:spacing w:lineRule="auto" w:line="360" w:before="0" w:after="160"/>
               <w:rPr/>
             </w:pPr>
             <w:r>
@@ -11402,14 +11092,7 @@
                 <w:sz w:val="28"/>
                 <w:szCs w:val="28"/>
               </w:rPr>
-              <w:t xml:space="preserve">Добавление информации о лампе. Доступно только </w:t>
-            </w:r>
-            <w:r>
-              <w:rPr>
-                <w:sz w:val="28"/>
-                <w:szCs w:val="28"/>
-              </w:rPr>
-              <w:t>инженеру</w:t>
+              <w:t>Добавление информации о лампе. Доступно только инженеру</w:t>
             </w:r>
           </w:p>
         </w:tc>
@@ -11459,7 +11142,7 @@
             <w:pPr>
               <w:pStyle w:val="Normal"/>
               <w:widowControl w:val="false"/>
-              <w:spacing w:lineRule="auto" w:line="360"/>
+              <w:spacing w:lineRule="auto" w:line="360" w:before="0" w:after="160"/>
               <w:rPr/>
             </w:pPr>
             <w:r>
@@ -11494,7 +11177,7 @@
             <w:pPr>
               <w:pStyle w:val="Normal"/>
               <w:widowControl w:val="false"/>
-              <w:spacing w:lineRule="auto" w:line="360"/>
+              <w:spacing w:lineRule="auto" w:line="360" w:before="0" w:after="160"/>
               <w:rPr/>
             </w:pPr>
             <w:r>
@@ -11538,7 +11221,7 @@
             <w:pPr>
               <w:pStyle w:val="Normal"/>
               <w:widowControl w:val="false"/>
-              <w:spacing w:lineRule="auto" w:line="360"/>
+              <w:spacing w:lineRule="auto" w:line="360" w:before="0" w:after="160"/>
               <w:rPr/>
             </w:pPr>
             <w:r>
@@ -11564,7 +11247,7 @@
             <w:pPr>
               <w:pStyle w:val="Normal"/>
               <w:widowControl w:val="false"/>
-              <w:spacing w:lineRule="auto" w:line="360"/>
+              <w:spacing w:lineRule="auto" w:line="360" w:before="0" w:after="160"/>
               <w:rPr/>
             </w:pPr>
             <w:r>
@@ -11596,7 +11279,7 @@
             <w:pPr>
               <w:pStyle w:val="Normal"/>
               <w:widowControl w:val="false"/>
-              <w:spacing w:lineRule="auto" w:line="360"/>
+              <w:spacing w:lineRule="auto" w:line="360" w:before="0" w:after="160"/>
               <w:rPr/>
             </w:pPr>
             <w:r>
@@ -11623,7 +11306,7 @@
             <w:pPr>
               <w:pStyle w:val="Normal"/>
               <w:widowControl w:val="false"/>
-              <w:spacing w:lineRule="auto" w:line="360"/>
+              <w:spacing w:lineRule="auto" w:line="360" w:before="0" w:after="160"/>
               <w:rPr/>
             </w:pPr>
             <w:r>
@@ -11631,14 +11314,7 @@
                 <w:sz w:val="28"/>
                 <w:szCs w:val="28"/>
               </w:rPr>
-              <w:t xml:space="preserve">Изменение информации о лампе. Доступно только </w:t>
-            </w:r>
-            <w:r>
-              <w:rPr>
-                <w:sz w:val="28"/>
-                <w:szCs w:val="28"/>
-              </w:rPr>
-              <w:t>инженеру</w:t>
+              <w:t>Изменение информации о лампе. Доступно только инженеру</w:t>
             </w:r>
           </w:p>
         </w:tc>
@@ -11717,7 +11393,7 @@
             <w:pPr>
               <w:pStyle w:val="Normal"/>
               <w:widowControl w:val="false"/>
-              <w:spacing w:lineRule="auto" w:line="360"/>
+              <w:spacing w:lineRule="auto" w:line="360" w:before="0" w:after="160"/>
               <w:rPr/>
             </w:pPr>
             <w:r>
@@ -11761,7 +11437,7 @@
             <w:pPr>
               <w:pStyle w:val="Normal"/>
               <w:widowControl w:val="false"/>
-              <w:spacing w:lineRule="auto" w:line="360"/>
+              <w:spacing w:lineRule="auto" w:line="360" w:before="0" w:after="160"/>
               <w:rPr/>
             </w:pPr>
             <w:r>
@@ -11791,7 +11467,7 @@
             <w:pPr>
               <w:pStyle w:val="Normal"/>
               <w:widowControl w:val="false"/>
-              <w:spacing w:lineRule="auto" w:line="360"/>
+              <w:spacing w:lineRule="auto" w:line="360" w:before="0" w:after="160"/>
               <w:rPr/>
             </w:pPr>
             <w:r>
@@ -11817,7 +11493,7 @@
             <w:pPr>
               <w:pStyle w:val="Normal"/>
               <w:widowControl w:val="false"/>
-              <w:spacing w:lineRule="auto" w:line="360"/>
+              <w:spacing w:lineRule="auto" w:line="360" w:before="0" w:after="160"/>
               <w:rPr/>
             </w:pPr>
             <w:r>
@@ -11849,7 +11525,7 @@
             <w:pPr>
               <w:pStyle w:val="Normal"/>
               <w:widowControl w:val="false"/>
-              <w:spacing w:lineRule="auto" w:line="360"/>
+              <w:spacing w:lineRule="auto" w:line="360" w:before="0" w:after="160"/>
               <w:rPr/>
             </w:pPr>
             <w:r>
@@ -11876,7 +11552,7 @@
             <w:pPr>
               <w:pStyle w:val="Normal"/>
               <w:widowControl w:val="false"/>
-              <w:spacing w:lineRule="auto" w:line="360"/>
+              <w:spacing w:lineRule="auto" w:line="360" w:before="0" w:after="160"/>
               <w:rPr/>
             </w:pPr>
             <w:r>
@@ -11918,7 +11594,7 @@
             <w:pPr>
               <w:pStyle w:val="Normal"/>
               <w:widowControl w:val="false"/>
-              <w:spacing w:lineRule="auto" w:line="360"/>
+              <w:spacing w:lineRule="auto" w:line="360" w:before="0" w:after="160"/>
               <w:rPr/>
             </w:pPr>
             <w:r>
@@ -11945,7 +11621,7 @@
             <w:pPr>
               <w:pStyle w:val="Normal"/>
               <w:widowControl w:val="false"/>
-              <w:spacing w:lineRule="auto" w:line="360"/>
+              <w:spacing w:lineRule="auto" w:line="360" w:before="0" w:after="160"/>
               <w:rPr/>
             </w:pPr>
             <w:r>
@@ -11975,7 +11651,7 @@
             <w:pPr>
               <w:pStyle w:val="Normal"/>
               <w:widowControl w:val="false"/>
-              <w:spacing w:lineRule="auto" w:line="360"/>
+              <w:spacing w:lineRule="auto" w:line="360" w:before="0" w:after="160"/>
               <w:rPr/>
             </w:pPr>
             <w:r>
@@ -12001,7 +11677,7 @@
             <w:pPr>
               <w:pStyle w:val="Normal"/>
               <w:widowControl w:val="false"/>
-              <w:spacing w:lineRule="auto" w:line="360"/>
+              <w:spacing w:lineRule="auto" w:line="360" w:before="0" w:after="160"/>
               <w:rPr/>
             </w:pPr>
             <w:r>
@@ -12033,7 +11709,7 @@
             <w:pPr>
               <w:pStyle w:val="Normal"/>
               <w:widowControl w:val="false"/>
-              <w:spacing w:lineRule="auto" w:line="360"/>
+              <w:spacing w:lineRule="auto" w:line="360" w:before="0" w:after="160"/>
               <w:rPr/>
             </w:pPr>
             <w:r>
@@ -12060,7 +11736,7 @@
             <w:pPr>
               <w:pStyle w:val="Normal"/>
               <w:widowControl w:val="false"/>
-              <w:spacing w:lineRule="auto" w:line="360"/>
+              <w:spacing w:lineRule="auto" w:line="360" w:before="0" w:after="160"/>
               <w:rPr/>
             </w:pPr>
             <w:r>
@@ -12068,14 +11744,7 @@
                 <w:sz w:val="28"/>
                 <w:szCs w:val="28"/>
               </w:rPr>
-              <w:t xml:space="preserve">Добавление картинки лампы. Доступно только </w:t>
-            </w:r>
-            <w:r>
-              <w:rPr>
-                <w:sz w:val="28"/>
-                <w:szCs w:val="28"/>
-              </w:rPr>
-              <w:t>инженеру</w:t>
+              <w:t>Добавление картинки лампы. Доступно только инженеру</w:t>
             </w:r>
           </w:p>
         </w:tc>
@@ -12109,7 +11778,7 @@
             <w:pPr>
               <w:pStyle w:val="Normal"/>
               <w:widowControl w:val="false"/>
-              <w:spacing w:lineRule="auto" w:line="360"/>
+              <w:spacing w:lineRule="auto" w:line="360" w:before="0" w:after="160"/>
               <w:rPr/>
             </w:pPr>
             <w:r>
@@ -12136,7 +11805,7 @@
             <w:pPr>
               <w:pStyle w:val="Normal"/>
               <w:widowControl w:val="false"/>
-              <w:spacing w:lineRule="auto" w:line="360"/>
+              <w:spacing w:lineRule="auto" w:line="360" w:before="0" w:after="160"/>
               <w:rPr/>
             </w:pPr>
             <w:r>
@@ -12166,7 +11835,7 @@
             <w:pPr>
               <w:pStyle w:val="Normal"/>
               <w:widowControl w:val="false"/>
-              <w:spacing w:lineRule="auto" w:line="360"/>
+              <w:spacing w:lineRule="auto" w:line="360" w:before="0" w:after="160"/>
               <w:rPr/>
             </w:pPr>
             <w:r>
@@ -12192,7 +11861,7 @@
             <w:pPr>
               <w:pStyle w:val="Normal"/>
               <w:widowControl w:val="false"/>
-              <w:spacing w:lineRule="auto" w:line="360"/>
+              <w:spacing w:lineRule="auto" w:line="360" w:before="0" w:after="160"/>
               <w:rPr/>
             </w:pPr>
             <w:r>
@@ -12224,7 +11893,7 @@
             <w:pPr>
               <w:pStyle w:val="Normal"/>
               <w:widowControl w:val="false"/>
-              <w:spacing w:lineRule="auto" w:line="360"/>
+              <w:spacing w:lineRule="auto" w:line="360" w:before="0" w:after="160"/>
               <w:rPr/>
             </w:pPr>
             <w:r>
@@ -12251,7 +11920,7 @@
             <w:pPr>
               <w:pStyle w:val="Normal"/>
               <w:widowControl w:val="false"/>
-              <w:spacing w:lineRule="auto" w:line="360"/>
+              <w:spacing w:lineRule="auto" w:line="360" w:before="0" w:after="160"/>
               <w:rPr/>
             </w:pPr>
             <w:r>
@@ -12259,14 +11928,7 @@
                 <w:sz w:val="28"/>
                 <w:szCs w:val="28"/>
               </w:rPr>
-              <w:t xml:space="preserve">Удаление лампы (мягкое удаление). Доступно только </w:t>
-            </w:r>
-            <w:r>
-              <w:rPr>
-                <w:sz w:val="28"/>
-                <w:szCs w:val="28"/>
-              </w:rPr>
-              <w:t>инженеру</w:t>
+              <w:t>Удаление лампы (мягкое удаление). Доступно только инженеру</w:t>
             </w:r>
           </w:p>
         </w:tc>
@@ -12302,7 +11964,7 @@
             <w:pPr>
               <w:pStyle w:val="Normal"/>
               <w:widowControl w:val="false"/>
-              <w:spacing w:lineRule="auto" w:line="360"/>
+              <w:spacing w:lineRule="auto" w:line="360" w:before="0" w:after="160"/>
               <w:rPr>
                 <w:lang w:val="en-US"/>
               </w:rPr>
@@ -12331,7 +11993,7 @@
             <w:pPr>
               <w:pStyle w:val="Normal"/>
               <w:widowControl w:val="false"/>
-              <w:spacing w:lineRule="auto" w:line="360"/>
+              <w:spacing w:lineRule="auto" w:line="360" w:before="0" w:after="160"/>
               <w:rPr/>
             </w:pPr>
             <w:r>
@@ -12361,7 +12023,7 @@
             <w:pPr>
               <w:pStyle w:val="Normal"/>
               <w:widowControl w:val="false"/>
-              <w:spacing w:lineRule="auto" w:line="360"/>
+              <w:spacing w:lineRule="auto" w:line="360" w:before="0" w:after="160"/>
               <w:rPr/>
             </w:pPr>
             <w:r>
@@ -12387,7 +12049,7 @@
             <w:pPr>
               <w:pStyle w:val="Normal"/>
               <w:widowControl w:val="false"/>
-              <w:spacing w:lineRule="auto" w:line="360"/>
+              <w:spacing w:lineRule="auto" w:line="360" w:before="0" w:after="160"/>
               <w:rPr/>
             </w:pPr>
             <w:r>
@@ -12419,7 +12081,7 @@
             <w:pPr>
               <w:pStyle w:val="Normal"/>
               <w:widowControl w:val="false"/>
-              <w:spacing w:lineRule="auto" w:line="360"/>
+              <w:spacing w:lineRule="auto" w:line="360" w:before="0" w:after="160"/>
               <w:rPr/>
             </w:pPr>
             <w:r>
@@ -12446,7 +12108,7 @@
             <w:pPr>
               <w:pStyle w:val="Normal"/>
               <w:widowControl w:val="false"/>
-              <w:spacing w:lineRule="auto" w:line="360"/>
+              <w:spacing w:lineRule="auto" w:line="360" w:before="0" w:after="160"/>
               <w:rPr/>
             </w:pPr>
             <w:r>
@@ -12488,7 +12150,7 @@
             <w:pPr>
               <w:pStyle w:val="Normal"/>
               <w:widowControl w:val="false"/>
-              <w:spacing w:lineRule="auto" w:line="360"/>
+              <w:spacing w:lineRule="auto" w:line="360" w:before="0" w:after="160"/>
               <w:rPr/>
             </w:pPr>
             <w:r>
@@ -12525,7 +12187,7 @@
             <w:pPr>
               <w:pStyle w:val="Normal"/>
               <w:widowControl w:val="false"/>
-              <w:spacing w:lineRule="auto" w:line="360"/>
+              <w:spacing w:lineRule="auto" w:line="360" w:before="0" w:after="160"/>
               <w:rPr/>
             </w:pPr>
             <w:r>
@@ -12555,7 +12217,7 @@
             <w:pPr>
               <w:pStyle w:val="Normal"/>
               <w:widowControl w:val="false"/>
-              <w:spacing w:lineRule="auto" w:line="360"/>
+              <w:spacing w:lineRule="auto" w:line="360" w:before="0" w:after="160"/>
               <w:rPr/>
             </w:pPr>
             <w:r>
@@ -12581,7 +12243,7 @@
             <w:pPr>
               <w:pStyle w:val="Normal"/>
               <w:widowControl w:val="false"/>
-              <w:spacing w:lineRule="auto" w:line="360"/>
+              <w:spacing w:lineRule="auto" w:line="360" w:before="0" w:after="160"/>
               <w:rPr/>
             </w:pPr>
             <w:r>
@@ -12614,7 +12276,7 @@
             <w:pPr>
               <w:pStyle w:val="Normal"/>
               <w:widowControl w:val="false"/>
-              <w:spacing w:lineRule="auto" w:line="360"/>
+              <w:spacing w:lineRule="auto" w:line="360" w:before="0" w:after="160"/>
               <w:rPr/>
             </w:pPr>
             <w:r>
@@ -12641,7 +12303,7 @@
             <w:pPr>
               <w:pStyle w:val="Normal"/>
               <w:widowControl w:val="false"/>
-              <w:spacing w:lineRule="auto" w:line="360"/>
+              <w:spacing w:lineRule="auto" w:line="360" w:before="0" w:after="160"/>
               <w:rPr/>
             </w:pPr>
             <w:r>
@@ -12683,7 +12345,7 @@
             <w:pPr>
               <w:pStyle w:val="Normal"/>
               <w:widowControl w:val="false"/>
-              <w:spacing w:lineRule="auto" w:line="360"/>
+              <w:spacing w:lineRule="auto" w:line="360" w:before="0" w:after="160"/>
               <w:rPr/>
             </w:pPr>
             <w:r>
@@ -12716,7 +12378,7 @@
             <w:pPr>
               <w:pStyle w:val="Normal"/>
               <w:widowControl w:val="false"/>
-              <w:spacing w:lineRule="auto" w:line="360"/>
+              <w:spacing w:lineRule="auto" w:line="360" w:before="0" w:after="160"/>
               <w:rPr/>
             </w:pPr>
             <w:r>
@@ -12746,7 +12408,7 @@
             <w:pPr>
               <w:pStyle w:val="Normal"/>
               <w:widowControl w:val="false"/>
-              <w:spacing w:lineRule="auto" w:line="360"/>
+              <w:spacing w:lineRule="auto" w:line="360" w:before="0" w:after="160"/>
               <w:rPr/>
             </w:pPr>
             <w:r>
@@ -12772,7 +12434,7 @@
             <w:pPr>
               <w:pStyle w:val="Normal"/>
               <w:widowControl w:val="false"/>
-              <w:spacing w:lineRule="auto" w:line="360"/>
+              <w:spacing w:lineRule="auto" w:line="360" w:before="0" w:after="160"/>
               <w:rPr/>
             </w:pPr>
             <w:r>
@@ -12805,7 +12467,7 @@
             <w:pPr>
               <w:pStyle w:val="Normal"/>
               <w:widowControl w:val="false"/>
-              <w:spacing w:lineRule="auto" w:line="360"/>
+              <w:spacing w:lineRule="auto" w:line="360" w:before="0" w:after="160"/>
               <w:rPr/>
             </w:pPr>
             <w:r>
@@ -12832,7 +12494,7 @@
             <w:pPr>
               <w:pStyle w:val="Normal"/>
               <w:widowControl w:val="false"/>
-              <w:spacing w:lineRule="auto" w:line="360"/>
+              <w:spacing w:lineRule="auto" w:line="360" w:before="0" w:after="160"/>
               <w:rPr/>
             </w:pPr>
             <w:r>
@@ -12858,7 +12520,7 @@
             <w:pPr>
               <w:pStyle w:val="Normal"/>
               <w:widowControl w:val="false"/>
-              <w:spacing w:lineRule="auto" w:line="360"/>
+              <w:spacing w:lineRule="auto" w:line="360" w:before="0" w:after="160"/>
               <w:rPr/>
             </w:pPr>
             <w:r>
@@ -12885,7 +12547,7 @@
             <w:pPr>
               <w:pStyle w:val="Normal"/>
               <w:widowControl w:val="false"/>
-              <w:spacing w:lineRule="auto" w:line="360"/>
+              <w:spacing w:lineRule="auto" w:line="360" w:before="0" w:after="160"/>
               <w:rPr/>
             </w:pPr>
             <w:r>
@@ -12921,7 +12583,7 @@
             <w:pPr>
               <w:pStyle w:val="Normal"/>
               <w:widowControl w:val="false"/>
-              <w:spacing w:lineRule="auto" w:line="360"/>
+              <w:spacing w:lineRule="auto" w:line="360" w:before="0" w:after="160"/>
               <w:rPr/>
             </w:pPr>
             <w:r>
@@ -12948,7 +12610,7 @@
             <w:pPr>
               <w:pStyle w:val="Normal"/>
               <w:widowControl w:val="false"/>
-              <w:spacing w:lineRule="auto" w:line="360"/>
+              <w:spacing w:lineRule="auto" w:line="360" w:before="0" w:after="160"/>
               <w:rPr/>
             </w:pPr>
             <w:r>
@@ -12981,7 +12643,7 @@
             <w:pPr>
               <w:pStyle w:val="Normal"/>
               <w:widowControl w:val="false"/>
-              <w:spacing w:lineRule="auto" w:line="360"/>
+              <w:spacing w:lineRule="auto" w:line="360" w:before="0" w:after="160"/>
               <w:rPr/>
             </w:pPr>
             <w:r>
@@ -13008,7 +12670,7 @@
             <w:pPr>
               <w:pStyle w:val="Normal"/>
               <w:widowControl w:val="false"/>
-              <w:spacing w:lineRule="auto" w:line="360"/>
+              <w:spacing w:lineRule="auto" w:line="360" w:before="0" w:after="160"/>
               <w:rPr/>
             </w:pPr>
             <w:r>
@@ -13016,7 +12678,21 @@
                 <w:sz w:val="28"/>
                 <w:szCs w:val="28"/>
               </w:rPr>
-              <w:t>Получение профиля пользователя. Требует аутентификации</w:t>
+              <w:t xml:space="preserve">Получение профиля </w:t>
+            </w:r>
+            <w:r>
+              <w:rPr>
+                <w:sz w:val="28"/>
+                <w:szCs w:val="28"/>
+              </w:rPr>
+              <w:t>электрика</w:t>
+            </w:r>
+            <w:r>
+              <w:rPr>
+                <w:sz w:val="28"/>
+                <w:szCs w:val="28"/>
+              </w:rPr>
+              <w:t>. Требует аутентификации</w:t>
             </w:r>
           </w:p>
         </w:tc>
@@ -13034,7 +12710,7 @@
             <w:pPr>
               <w:pStyle w:val="Normal"/>
               <w:widowControl w:val="false"/>
-              <w:spacing w:lineRule="auto" w:line="360"/>
+              <w:spacing w:lineRule="auto" w:line="360" w:before="0" w:after="160"/>
               <w:rPr>
                 <w:lang w:val="en-US"/>
               </w:rPr>
@@ -13063,7 +12739,7 @@
             <w:pPr>
               <w:pStyle w:val="Normal"/>
               <w:widowControl w:val="false"/>
-              <w:spacing w:lineRule="auto" w:line="360"/>
+              <w:spacing w:lineRule="auto" w:line="360" w:before="0" w:after="160"/>
               <w:rPr/>
             </w:pPr>
             <w:r>
@@ -13102,10 +12778,10 @@
       </w:r>
     </w:p>
     <w:sectPr>
-      <w:headerReference w:type="default" r:id="rId12"/>
-      <w:headerReference w:type="first" r:id="rId13"/>
-      <w:footerReference w:type="default" r:id="rId14"/>
-      <w:footerReference w:type="first" r:id="rId15"/>
+      <w:headerReference w:type="default" r:id="rId18"/>
+      <w:headerReference w:type="first" r:id="rId19"/>
+      <w:footerReference w:type="default" r:id="rId20"/>
+      <w:footerReference w:type="first" r:id="rId21"/>
       <w:type w:val="nextPage"/>
       <w:pgSz w:orient="landscape" w:w="16838" w:h="11906"/>
       <w:pgMar w:left="1134" w:right="1134" w:gutter="0" w:header="0" w:top="1701" w:footer="0" w:bottom="567"/>
@@ -13124,6 +12800,7 @@
   <w:p>
     <w:pPr>
       <w:pStyle w:val="Footer"/>
+      <w:spacing w:before="0" w:after="160"/>
       <w:rPr/>
     </w:pPr>
     <w:r>
@@ -13138,6 +12815,39 @@
   <w:p>
     <w:pPr>
       <w:pStyle w:val="Footer"/>
+      <w:suppressLineNumbers/>
+      <w:spacing w:before="0" w:after="160"/>
+      <w:rPr/>
+    </w:pPr>
+    <w:r>
+      <w:rPr/>
+    </w:r>
+  </w:p>
+</w:ftr>
+</file>
+
+<file path=word/footer3.xml><?xml version="1.0" encoding="utf-8"?>
+<w:ftr xmlns:o="urn:schemas-microsoft-com:office:office" xmlns:r="http://schemas.openxmlformats.org/officeDocument/2006/relationships" xmlns:v="urn:schemas-microsoft-com:vml" xmlns:w="http://schemas.openxmlformats.org/wordprocessingml/2006/main" xmlns:w10="urn:schemas-microsoft-com:office:word" xmlns:wp="http://schemas.openxmlformats.org/drawingml/2006/wordprocessingDrawing" xmlns:wps="http://schemas.microsoft.com/office/word/2010/wordprocessingShape" xmlns:wpg="http://schemas.microsoft.com/office/word/2010/wordprocessingGroup" xmlns:mc="http://schemas.openxmlformats.org/markup-compatibility/2006" xmlns:wp14="http://schemas.microsoft.com/office/word/2010/wordprocessingDrawing" xmlns:w14="http://schemas.microsoft.com/office/word/2010/wordml" xmlns:w15="http://schemas.microsoft.com/office/word/2012/wordml" mc:Ignorable="w14 wp14 w15">
+  <w:p>
+    <w:pPr>
+      <w:pStyle w:val="Footer"/>
+      <w:suppressLineNumbers/>
+      <w:spacing w:before="0" w:after="160"/>
+      <w:rPr/>
+    </w:pPr>
+    <w:r>
+      <w:rPr/>
+    </w:r>
+  </w:p>
+</w:ftr>
+</file>
+
+<file path=word/footer4.xml><?xml version="1.0" encoding="utf-8"?>
+<w:ftr xmlns:o="urn:schemas-microsoft-com:office:office" xmlns:r="http://schemas.openxmlformats.org/officeDocument/2006/relationships" xmlns:v="urn:schemas-microsoft-com:vml" xmlns:w="http://schemas.openxmlformats.org/wordprocessingml/2006/main" xmlns:w10="urn:schemas-microsoft-com:office:word" xmlns:wp="http://schemas.openxmlformats.org/drawingml/2006/wordprocessingDrawing" xmlns:wps="http://schemas.microsoft.com/office/word/2010/wordprocessingShape" xmlns:wpg="http://schemas.microsoft.com/office/word/2010/wordprocessingGroup" xmlns:mc="http://schemas.openxmlformats.org/markup-compatibility/2006" xmlns:wp14="http://schemas.microsoft.com/office/word/2010/wordprocessingDrawing" xmlns:w14="http://schemas.microsoft.com/office/word/2010/wordml" xmlns:w15="http://schemas.microsoft.com/office/word/2012/wordml" mc:Ignorable="w14 wp14 w15">
+  <w:p>
+    <w:pPr>
+      <w:pStyle w:val="Footer"/>
+      <w:spacing w:before="0" w:after="160"/>
       <w:jc w:val="center"/>
       <w:rPr/>
     </w:pPr>
@@ -13155,7 +12865,7 @@
     </w:r>
     <w:r>
       <w:rPr/>
-      <w:t>16</w:t>
+      <w:t>18</w:t>
     </w:r>
     <w:r>
       <w:rPr/>
@@ -13165,17 +12875,22 @@
 </w:ftr>
 </file>
 
-<file path=word/footer3.xml><?xml version="1.0" encoding="utf-8"?>
+<file path=word/footer5.xml><?xml version="1.0" encoding="utf-8"?>
 <w:ftr xmlns:o="urn:schemas-microsoft-com:office:office" xmlns:r="http://schemas.openxmlformats.org/officeDocument/2006/relationships" xmlns:v="urn:schemas-microsoft-com:vml" xmlns:w="http://schemas.openxmlformats.org/wordprocessingml/2006/main" xmlns:w10="urn:schemas-microsoft-com:office:word" xmlns:wp="http://schemas.openxmlformats.org/drawingml/2006/wordprocessingDrawing" xmlns:wps="http://schemas.microsoft.com/office/word/2010/wordprocessingShape" xmlns:wpg="http://schemas.microsoft.com/office/word/2010/wordprocessingGroup" xmlns:mc="http://schemas.openxmlformats.org/markup-compatibility/2006" xmlns:wp14="http://schemas.microsoft.com/office/word/2010/wordprocessingDrawing" xmlns:w14="http://schemas.microsoft.com/office/word/2010/wordml" xmlns:w15="http://schemas.microsoft.com/office/word/2012/wordml" mc:Ignorable="w14 wp14 w15">
   <w:p/>
 </w:ftr>
 </file>
 
-<file path=word/footer4.xml><?xml version="1.0" encoding="utf-8"?>
+<file path=word/footer6.xml><?xml version="1.0" encoding="utf-8"?>
 <w:ftr xmlns:o="urn:schemas-microsoft-com:office:office" xmlns:r="http://schemas.openxmlformats.org/officeDocument/2006/relationships" xmlns:v="urn:schemas-microsoft-com:vml" xmlns:w="http://schemas.openxmlformats.org/wordprocessingml/2006/main" xmlns:w10="urn:schemas-microsoft-com:office:word" xmlns:wp="http://schemas.openxmlformats.org/drawingml/2006/wordprocessingDrawing" xmlns:wps="http://schemas.microsoft.com/office/word/2010/wordprocessingShape" xmlns:wpg="http://schemas.microsoft.com/office/word/2010/wordprocessingGroup" xmlns:mc="http://schemas.openxmlformats.org/markup-compatibility/2006" xmlns:wp14="http://schemas.microsoft.com/office/word/2010/wordprocessingDrawing" xmlns:w14="http://schemas.microsoft.com/office/word/2010/wordml" xmlns:w15="http://schemas.microsoft.com/office/word/2012/wordml" mc:Ignorable="w14 wp14 w15">
   <w:p>
     <w:pPr>
       <w:pStyle w:val="Normal"/>
+      <w:widowControl/>
+      <w:suppressAutoHyphens w:val="false"/>
+      <w:bidi w:val="0"/>
+      <w:spacing w:lineRule="auto" w:line="276" w:before="0" w:after="160"/>
+      <w:jc w:val="center"/>
       <w:rPr/>
     </w:pPr>
     <w:r>
@@ -13185,11 +12900,16 @@
 </w:ftr>
 </file>
 
-<file path=word/footer5.xml><?xml version="1.0" encoding="utf-8"?>
+<file path=word/footer7.xml><?xml version="1.0" encoding="utf-8"?>
 <w:ftr xmlns:o="urn:schemas-microsoft-com:office:office" xmlns:r="http://schemas.openxmlformats.org/officeDocument/2006/relationships" xmlns:v="urn:schemas-microsoft-com:vml" xmlns:w="http://schemas.openxmlformats.org/wordprocessingml/2006/main" xmlns:w10="urn:schemas-microsoft-com:office:word" xmlns:wp="http://schemas.openxmlformats.org/drawingml/2006/wordprocessingDrawing" xmlns:wps="http://schemas.microsoft.com/office/word/2010/wordprocessingShape" xmlns:wpg="http://schemas.microsoft.com/office/word/2010/wordprocessingGroup" xmlns:mc="http://schemas.openxmlformats.org/markup-compatibility/2006" xmlns:wp14="http://schemas.microsoft.com/office/word/2010/wordprocessingDrawing" xmlns:w14="http://schemas.microsoft.com/office/word/2010/wordml" xmlns:w15="http://schemas.microsoft.com/office/word/2012/wordml" mc:Ignorable="w14 wp14 w15">
   <w:p>
     <w:pPr>
       <w:pStyle w:val="Normal"/>
+      <w:widowControl/>
+      <w:suppressAutoHyphens w:val="false"/>
+      <w:bidi w:val="0"/>
+      <w:spacing w:lineRule="auto" w:line="276" w:before="0" w:after="160"/>
+      <w:jc w:val="center"/>
       <w:rPr/>
     </w:pPr>
     <w:r>
@@ -13204,6 +12924,7 @@
   <w:p>
     <w:pPr>
       <w:pStyle w:val="Header"/>
+      <w:spacing w:before="0" w:after="160"/>
       <w:rPr/>
     </w:pPr>
     <w:r>
@@ -13218,6 +12939,8 @@
   <w:p>
     <w:pPr>
       <w:pStyle w:val="Header"/>
+      <w:suppressLineNumbers/>
+      <w:spacing w:before="0" w:after="160"/>
       <w:rPr/>
     </w:pPr>
     <w:r>
@@ -13229,7 +12952,17 @@
 
 <file path=word/header3.xml><?xml version="1.0" encoding="utf-8"?>
 <w:hdr xmlns:o="urn:schemas-microsoft-com:office:office" xmlns:r="http://schemas.openxmlformats.org/officeDocument/2006/relationships" xmlns:v="urn:schemas-microsoft-com:vml" xmlns:w="http://schemas.openxmlformats.org/wordprocessingml/2006/main" xmlns:w10="urn:schemas-microsoft-com:office:word" xmlns:wp="http://schemas.openxmlformats.org/drawingml/2006/wordprocessingDrawing" xmlns:wps="http://schemas.microsoft.com/office/word/2010/wordprocessingShape" xmlns:wpg="http://schemas.microsoft.com/office/word/2010/wordprocessingGroup" xmlns:mc="http://schemas.openxmlformats.org/markup-compatibility/2006" xmlns:wp14="http://schemas.microsoft.com/office/word/2010/wordprocessingDrawing" xmlns:w14="http://schemas.microsoft.com/office/word/2010/wordml" xmlns:w15="http://schemas.microsoft.com/office/word/2012/wordml" mc:Ignorable="w14 wp14 w15">
-  <w:p/>
+  <w:p>
+    <w:pPr>
+      <w:pStyle w:val="Header"/>
+      <w:suppressLineNumbers/>
+      <w:spacing w:before="0" w:after="160"/>
+      <w:rPr/>
+    </w:pPr>
+    <w:r>
+      <w:rPr/>
+    </w:r>
+  </w:p>
 </w:hdr>
 </file>
 
@@ -13237,7 +12970,8 @@
 <w:hdr xmlns:o="urn:schemas-microsoft-com:office:office" xmlns:r="http://schemas.openxmlformats.org/officeDocument/2006/relationships" xmlns:v="urn:schemas-microsoft-com:vml" xmlns:w="http://schemas.openxmlformats.org/wordprocessingml/2006/main" xmlns:w10="urn:schemas-microsoft-com:office:word" xmlns:wp="http://schemas.openxmlformats.org/drawingml/2006/wordprocessingDrawing" xmlns:wps="http://schemas.microsoft.com/office/word/2010/wordprocessingShape" xmlns:wpg="http://schemas.microsoft.com/office/word/2010/wordprocessingGroup" xmlns:mc="http://schemas.openxmlformats.org/markup-compatibility/2006" xmlns:wp14="http://schemas.microsoft.com/office/word/2010/wordprocessingDrawing" xmlns:w14="http://schemas.microsoft.com/office/word/2010/wordml" xmlns:w15="http://schemas.microsoft.com/office/word/2012/wordml" mc:Ignorable="w14 wp14 w15">
   <w:p>
     <w:pPr>
-      <w:pStyle w:val="Normal"/>
+      <w:pStyle w:val="Header"/>
+      <w:spacing w:before="0" w:after="160"/>
       <w:rPr/>
     </w:pPr>
     <w:r>
@@ -13249,9 +12983,39 @@
 
 <file path=word/header5.xml><?xml version="1.0" encoding="utf-8"?>
 <w:hdr xmlns:o="urn:schemas-microsoft-com:office:office" xmlns:r="http://schemas.openxmlformats.org/officeDocument/2006/relationships" xmlns:v="urn:schemas-microsoft-com:vml" xmlns:w="http://schemas.openxmlformats.org/wordprocessingml/2006/main" xmlns:w10="urn:schemas-microsoft-com:office:word" xmlns:wp="http://schemas.openxmlformats.org/drawingml/2006/wordprocessingDrawing" xmlns:wps="http://schemas.microsoft.com/office/word/2010/wordprocessingShape" xmlns:wpg="http://schemas.microsoft.com/office/word/2010/wordprocessingGroup" xmlns:mc="http://schemas.openxmlformats.org/markup-compatibility/2006" xmlns:wp14="http://schemas.microsoft.com/office/word/2010/wordprocessingDrawing" xmlns:w14="http://schemas.microsoft.com/office/word/2010/wordml" xmlns:w15="http://schemas.microsoft.com/office/word/2012/wordml" mc:Ignorable="w14 wp14 w15">
+  <w:p/>
+</w:hdr>
+</file>
+
+<file path=word/header6.xml><?xml version="1.0" encoding="utf-8"?>
+<w:hdr xmlns:o="urn:schemas-microsoft-com:office:office" xmlns:r="http://schemas.openxmlformats.org/officeDocument/2006/relationships" xmlns:v="urn:schemas-microsoft-com:vml" xmlns:w="http://schemas.openxmlformats.org/wordprocessingml/2006/main" xmlns:w10="urn:schemas-microsoft-com:office:word" xmlns:wp="http://schemas.openxmlformats.org/drawingml/2006/wordprocessingDrawing" xmlns:wps="http://schemas.microsoft.com/office/word/2010/wordprocessingShape" xmlns:wpg="http://schemas.microsoft.com/office/word/2010/wordprocessingGroup" xmlns:mc="http://schemas.openxmlformats.org/markup-compatibility/2006" xmlns:wp14="http://schemas.microsoft.com/office/word/2010/wordprocessingDrawing" xmlns:w14="http://schemas.microsoft.com/office/word/2010/wordml" xmlns:w15="http://schemas.microsoft.com/office/word/2012/wordml" mc:Ignorable="w14 wp14 w15">
   <w:p>
     <w:pPr>
       <w:pStyle w:val="Normal"/>
+      <w:widowControl/>
+      <w:suppressAutoHyphens w:val="false"/>
+      <w:bidi w:val="0"/>
+      <w:spacing w:lineRule="auto" w:line="276" w:before="0" w:after="160"/>
+      <w:jc w:val="center"/>
+      <w:rPr/>
+    </w:pPr>
+    <w:r>
+      <w:rPr/>
+    </w:r>
+  </w:p>
+</w:hdr>
+</file>
+
+<file path=word/header7.xml><?xml version="1.0" encoding="utf-8"?>
+<w:hdr xmlns:o="urn:schemas-microsoft-com:office:office" xmlns:r="http://schemas.openxmlformats.org/officeDocument/2006/relationships" xmlns:v="urn:schemas-microsoft-com:vml" xmlns:w="http://schemas.openxmlformats.org/wordprocessingml/2006/main" xmlns:w10="urn:schemas-microsoft-com:office:word" xmlns:wp="http://schemas.openxmlformats.org/drawingml/2006/wordprocessingDrawing" xmlns:wps="http://schemas.microsoft.com/office/word/2010/wordprocessingShape" xmlns:wpg="http://schemas.microsoft.com/office/word/2010/wordprocessingGroup" xmlns:mc="http://schemas.openxmlformats.org/markup-compatibility/2006" xmlns:wp14="http://schemas.microsoft.com/office/word/2010/wordprocessingDrawing" xmlns:w14="http://schemas.microsoft.com/office/word/2010/wordml" xmlns:w15="http://schemas.microsoft.com/office/word/2012/wordml" mc:Ignorable="w14 wp14 w15">
+  <w:p>
+    <w:pPr>
+      <w:pStyle w:val="Normal"/>
+      <w:widowControl/>
+      <w:suppressAutoHyphens w:val="false"/>
+      <w:bidi w:val="0"/>
+      <w:spacing w:lineRule="auto" w:line="276" w:before="0" w:after="160"/>
+      <w:jc w:val="center"/>
       <w:rPr/>
     </w:pPr>
     <w:r>
@@ -13291,9 +13055,10 @@
         <w:tabs>
           <w:tab w:val="num" w:pos="0"/>
         </w:tabs>
-        <w:ind w:left="1789" w:hanging="720"/>
+        <w:ind w:left="1128" w:hanging="561"/>
       </w:pPr>
       <w:rPr>
+        <w:u w:val="none"/>
         <w:b w:val="false"/>
       </w:rPr>
     </w:lvl>
@@ -13306,7 +13071,7 @@
         <w:tabs>
           <w:tab w:val="num" w:pos="0"/>
         </w:tabs>
-        <w:ind w:left="2422" w:hanging="720"/>
+        <w:ind w:left="1134" w:hanging="0"/>
       </w:pPr>
       <w:rPr>
         <w:b w:val="false"/>
@@ -13321,7 +13086,7 @@
         <w:tabs>
           <w:tab w:val="num" w:pos="0"/>
         </w:tabs>
-        <w:ind w:left="4287" w:hanging="1080"/>
+        <w:ind w:left="1701" w:hanging="0"/>
       </w:pPr>
       <w:rPr>
         <w:b w:val="false"/>
@@ -13717,6 +13482,7 @@
         <w:ind w:left="1789" w:hanging="720"/>
       </w:pPr>
       <w:rPr>
+        <w:u w:val="none"/>
         <w:b w:val="false"/>
       </w:rPr>
     </w:lvl>
@@ -13858,6 +13624,7 @@
         <w:ind w:left="1789" w:hanging="720"/>
       </w:pPr>
       <w:rPr>
+        <w:u w:val="none"/>
         <w:b w:val="false"/>
       </w:rPr>
     </w:lvl>
@@ -13999,6 +13766,7 @@
         <w:ind w:left="1789" w:hanging="720"/>
       </w:pPr>
       <w:rPr>
+        <w:u w:val="none"/>
         <w:b w:val="false"/>
       </w:rPr>
     </w:lvl>
@@ -14140,6 +13908,7 @@
         <w:ind w:left="1789" w:hanging="720"/>
       </w:pPr>
       <w:rPr>
+        <w:u w:val="none"/>
         <w:b w:val="false"/>
       </w:rPr>
     </w:lvl>
@@ -14281,6 +14050,7 @@
         <w:ind w:left="1789" w:hanging="720"/>
       </w:pPr>
       <w:rPr>
+        <w:u w:val="none"/>
         <w:b w:val="false"/>
       </w:rPr>
     </w:lvl>
@@ -14422,6 +14192,7 @@
         <w:ind w:left="1789" w:hanging="720"/>
       </w:pPr>
       <w:rPr>
+        <w:u w:val="none"/>
         <w:b w:val="false"/>
       </w:rPr>
     </w:lvl>
@@ -14535,415 +14306,288 @@
   <w:abstractNum w:abstractNumId="10">
     <w:lvl w:ilvl="0">
       <w:start w:val="1"/>
-      <w:numFmt w:val="bullet"/>
-      <w:lvlText w:val=""/>
+      <w:numFmt w:val="decimal"/>
+      <w:lvlText w:val="%1"/>
       <w:lvlJc w:val="left"/>
       <w:pPr>
         <w:tabs>
-          <w:tab w:val="num" w:pos="720"/>
+          <w:tab w:val="num" w:pos="0"/>
         </w:tabs>
-        <w:ind w:left="720" w:hanging="360"/>
+        <w:ind w:left="420" w:hanging="420"/>
       </w:pPr>
       <w:rPr>
-        <w:rFonts w:ascii="Symbol" w:hAnsi="Symbol" w:cs="Symbol" w:hint="default"/>
+        <w:sz w:val="28"/>
+        <w:b w:val="false"/>
+        <w:szCs w:val="28"/>
+        <w:rFonts w:ascii="Times New Roman" w:hAnsi="Times New Roman" w:cs="Times New Roman"/>
       </w:rPr>
     </w:lvl>
     <w:lvl w:ilvl="1">
       <w:start w:val="1"/>
-      <w:numFmt w:val="bullet"/>
-      <w:lvlText w:val="◦"/>
+      <w:numFmt w:val="decimal"/>
+      <w:lvlText w:val="%1.%2."/>
       <w:lvlJc w:val="left"/>
       <w:pPr>
         <w:tabs>
-          <w:tab w:val="num" w:pos="1080"/>
+          <w:tab w:val="num" w:pos="0"/>
         </w:tabs>
-        <w:ind w:left="1080" w:hanging="360"/>
+        <w:ind w:left="1789" w:hanging="720"/>
       </w:pPr>
       <w:rPr>
-        <w:rFonts w:ascii="OpenSymbol" w:hAnsi="OpenSymbol" w:cs="OpenSymbol" w:hint="default"/>
+        <w:u w:val="none"/>
+        <w:b w:val="false"/>
       </w:rPr>
     </w:lvl>
     <w:lvl w:ilvl="2">
       <w:start w:val="1"/>
-      <w:numFmt w:val="bullet"/>
-      <w:lvlText w:val="▪"/>
+      <w:numFmt w:val="decimal"/>
+      <w:lvlText w:val="%1.%2.%3."/>
       <w:lvlJc w:val="left"/>
       <w:pPr>
         <w:tabs>
-          <w:tab w:val="num" w:pos="1440"/>
+          <w:tab w:val="num" w:pos="0"/>
         </w:tabs>
-        <w:ind w:left="1440" w:hanging="360"/>
+        <w:ind w:left="2422" w:hanging="720"/>
       </w:pPr>
       <w:rPr>
-        <w:rFonts w:ascii="OpenSymbol" w:hAnsi="OpenSymbol" w:cs="OpenSymbol" w:hint="default"/>
+        <w:b w:val="false"/>
       </w:rPr>
     </w:lvl>
     <w:lvl w:ilvl="3">
       <w:start w:val="1"/>
-      <w:numFmt w:val="bullet"/>
-      <w:lvlText w:val=""/>
+      <w:numFmt w:val="decimal"/>
+      <w:lvlText w:val="%1.%2.%3.%4."/>
       <w:lvlJc w:val="left"/>
       <w:pPr>
         <w:tabs>
-          <w:tab w:val="num" w:pos="1800"/>
+          <w:tab w:val="num" w:pos="0"/>
         </w:tabs>
-        <w:ind w:left="1800" w:hanging="360"/>
+        <w:ind w:left="4287" w:hanging="1080"/>
       </w:pPr>
       <w:rPr>
-        <w:rFonts w:ascii="Symbol" w:hAnsi="Symbol" w:cs="Symbol" w:hint="default"/>
+        <w:b w:val="false"/>
+        <w:bCs w:val="false"/>
       </w:rPr>
     </w:lvl>
     <w:lvl w:ilvl="4">
       <w:start w:val="1"/>
-      <w:numFmt w:val="bullet"/>
-      <w:lvlText w:val="◦"/>
+      <w:numFmt w:val="decimal"/>
+      <w:lvlText w:val="%1.%2.%3.%4.%5."/>
       <w:lvlJc w:val="left"/>
       <w:pPr>
         <w:tabs>
-          <w:tab w:val="num" w:pos="2160"/>
+          <w:tab w:val="num" w:pos="0"/>
         </w:tabs>
-        <w:ind w:left="2160" w:hanging="360"/>
+        <w:ind w:left="5356" w:hanging="1080"/>
       </w:pPr>
       <w:rPr>
-        <w:rFonts w:ascii="OpenSymbol" w:hAnsi="OpenSymbol" w:cs="OpenSymbol" w:hint="default"/>
+        <w:b w:val="false"/>
       </w:rPr>
     </w:lvl>
     <w:lvl w:ilvl="5">
       <w:start w:val="1"/>
-      <w:numFmt w:val="bullet"/>
-      <w:lvlText w:val="▪"/>
+      <w:numFmt w:val="decimal"/>
+      <w:lvlText w:val="%1.%2.%3.%4.%5.%6."/>
       <w:lvlJc w:val="left"/>
       <w:pPr>
         <w:tabs>
-          <w:tab w:val="num" w:pos="2520"/>
+          <w:tab w:val="num" w:pos="0"/>
         </w:tabs>
-        <w:ind w:left="2520" w:hanging="360"/>
+        <w:ind w:left="6785" w:hanging="1440"/>
       </w:pPr>
       <w:rPr>
-        <w:rFonts w:ascii="OpenSymbol" w:hAnsi="OpenSymbol" w:cs="OpenSymbol" w:hint="default"/>
+        <w:b w:val="false"/>
       </w:rPr>
     </w:lvl>
     <w:lvl w:ilvl="6">
       <w:start w:val="1"/>
-      <w:numFmt w:val="bullet"/>
-      <w:lvlText w:val=""/>
+      <w:numFmt w:val="decimal"/>
+      <w:lvlText w:val="%1.%2.%3.%4.%5.%6.%7."/>
       <w:lvlJc w:val="left"/>
       <w:pPr>
         <w:tabs>
-          <w:tab w:val="num" w:pos="2880"/>
+          <w:tab w:val="num" w:pos="0"/>
         </w:tabs>
-        <w:ind w:left="2880" w:hanging="360"/>
+        <w:ind w:left="8214" w:hanging="1800"/>
       </w:pPr>
       <w:rPr>
-        <w:rFonts w:ascii="Symbol" w:hAnsi="Symbol" w:cs="Symbol" w:hint="default"/>
+        <w:b w:val="false"/>
       </w:rPr>
     </w:lvl>
     <w:lvl w:ilvl="7">
       <w:start w:val="1"/>
-      <w:numFmt w:val="bullet"/>
-      <w:lvlText w:val="◦"/>
+      <w:numFmt w:val="decimal"/>
+      <w:lvlText w:val="%1.%2.%3.%4.%5.%6.%7.%8."/>
       <w:lvlJc w:val="left"/>
       <w:pPr>
         <w:tabs>
-          <w:tab w:val="num" w:pos="3240"/>
+          <w:tab w:val="num" w:pos="0"/>
         </w:tabs>
-        <w:ind w:left="3240" w:hanging="360"/>
+        <w:ind w:left="9283" w:hanging="1800"/>
       </w:pPr>
       <w:rPr>
-        <w:rFonts w:ascii="OpenSymbol" w:hAnsi="OpenSymbol" w:cs="OpenSymbol" w:hint="default"/>
+        <w:b w:val="false"/>
       </w:rPr>
     </w:lvl>
     <w:lvl w:ilvl="8">
       <w:start w:val="1"/>
-      <w:numFmt w:val="bullet"/>
-      <w:lvlText w:val="▪"/>
+      <w:numFmt w:val="decimal"/>
+      <w:lvlText w:val="%1.%2.%3.%4.%5.%6.%7.%8.%9."/>
       <w:lvlJc w:val="left"/>
       <w:pPr>
         <w:tabs>
-          <w:tab w:val="num" w:pos="3600"/>
+          <w:tab w:val="num" w:pos="0"/>
         </w:tabs>
-        <w:ind w:left="3600" w:hanging="360"/>
+        <w:ind w:left="10712" w:hanging="2160"/>
       </w:pPr>
       <w:rPr>
-        <w:rFonts w:ascii="OpenSymbol" w:hAnsi="OpenSymbol" w:cs="OpenSymbol" w:hint="default"/>
+        <w:b w:val="false"/>
       </w:rPr>
     </w:lvl>
   </w:abstractNum>
   <w:abstractNum w:abstractNumId="11">
     <w:lvl w:ilvl="0">
       <w:start w:val="1"/>
-      <w:numFmt w:val="bullet"/>
-      <w:lvlText w:val=""/>
+      <w:numFmt w:val="decimal"/>
+      <w:lvlText w:val="%1"/>
       <w:lvlJc w:val="left"/>
       <w:pPr>
         <w:tabs>
-          <w:tab w:val="num" w:pos="720"/>
+          <w:tab w:val="num" w:pos="0"/>
         </w:tabs>
-        <w:ind w:left="720" w:hanging="360"/>
+        <w:ind w:left="420" w:hanging="420"/>
       </w:pPr>
       <w:rPr>
-        <w:rFonts w:ascii="Symbol" w:hAnsi="Symbol" w:cs="Symbol" w:hint="default"/>
+        <w:sz w:val="28"/>
+        <w:b w:val="false"/>
+        <w:szCs w:val="28"/>
+        <w:rFonts w:ascii="Times New Roman" w:hAnsi="Times New Roman" w:cs="Times New Roman"/>
       </w:rPr>
     </w:lvl>
     <w:lvl w:ilvl="1">
       <w:start w:val="1"/>
-      <w:numFmt w:val="bullet"/>
-      <w:lvlText w:val="◦"/>
+      <w:numFmt w:val="decimal"/>
+      <w:lvlText w:val="%1.%2."/>
       <w:lvlJc w:val="left"/>
       <w:pPr>
         <w:tabs>
-          <w:tab w:val="num" w:pos="1080"/>
+          <w:tab w:val="num" w:pos="0"/>
         </w:tabs>
-        <w:ind w:left="1080" w:hanging="360"/>
+        <w:ind w:left="1789" w:hanging="720"/>
       </w:pPr>
       <w:rPr>
-        <w:rFonts w:ascii="OpenSymbol" w:hAnsi="OpenSymbol" w:cs="OpenSymbol" w:hint="default"/>
+        <w:u w:val="none"/>
+        <w:b w:val="false"/>
       </w:rPr>
     </w:lvl>
     <w:lvl w:ilvl="2">
       <w:start w:val="1"/>
-      <w:numFmt w:val="bullet"/>
-      <w:lvlText w:val="▪"/>
+      <w:numFmt w:val="decimal"/>
+      <w:lvlText w:val="%1.%2.%3."/>
       <w:lvlJc w:val="left"/>
       <w:pPr>
         <w:tabs>
-          <w:tab w:val="num" w:pos="1440"/>
+          <w:tab w:val="num" w:pos="0"/>
         </w:tabs>
-        <w:ind w:left="1440" w:hanging="360"/>
+        <w:ind w:left="2422" w:hanging="720"/>
       </w:pPr>
       <w:rPr>
-        <w:rFonts w:ascii="OpenSymbol" w:hAnsi="OpenSymbol" w:cs="OpenSymbol" w:hint="default"/>
+        <w:b w:val="false"/>
       </w:rPr>
     </w:lvl>
     <w:lvl w:ilvl="3">
       <w:start w:val="1"/>
-      <w:numFmt w:val="bullet"/>
-      <w:lvlText w:val=""/>
+      <w:numFmt w:val="decimal"/>
+      <w:lvlText w:val="%1.%2.%3.%4."/>
       <w:lvlJc w:val="left"/>
       <w:pPr>
         <w:tabs>
-          <w:tab w:val="num" w:pos="1800"/>
+          <w:tab w:val="num" w:pos="0"/>
         </w:tabs>
-        <w:ind w:left="1800" w:hanging="360"/>
+        <w:ind w:left="4287" w:hanging="1080"/>
       </w:pPr>
       <w:rPr>
-        <w:rFonts w:ascii="Symbol" w:hAnsi="Symbol" w:cs="Symbol" w:hint="default"/>
+        <w:b w:val="false"/>
+        <w:bCs w:val="false"/>
       </w:rPr>
     </w:lvl>
     <w:lvl w:ilvl="4">
       <w:start w:val="1"/>
-      <w:numFmt w:val="bullet"/>
-      <w:lvlText w:val="◦"/>
+      <w:numFmt w:val="decimal"/>
+      <w:lvlText w:val="%1.%2.%3.%4.%5."/>
       <w:lvlJc w:val="left"/>
       <w:pPr>
         <w:tabs>
-          <w:tab w:val="num" w:pos="2160"/>
+          <w:tab w:val="num" w:pos="0"/>
         </w:tabs>
-        <w:ind w:left="2160" w:hanging="360"/>
+        <w:ind w:left="5356" w:hanging="1080"/>
       </w:pPr>
       <w:rPr>
-        <w:rFonts w:ascii="OpenSymbol" w:hAnsi="OpenSymbol" w:cs="OpenSymbol" w:hint="default"/>
+        <w:b w:val="false"/>
       </w:rPr>
     </w:lvl>
     <w:lvl w:ilvl="5">
       <w:start w:val="1"/>
-      <w:numFmt w:val="bullet"/>
-      <w:lvlText w:val="▪"/>
+      <w:numFmt w:val="decimal"/>
+      <w:lvlText w:val="%1.%2.%3.%4.%5.%6."/>
       <w:lvlJc w:val="left"/>
       <w:pPr>
         <w:tabs>
-          <w:tab w:val="num" w:pos="2520"/>
+          <w:tab w:val="num" w:pos="0"/>
         </w:tabs>
-        <w:ind w:left="2520" w:hanging="360"/>
+        <w:ind w:left="6785" w:hanging="1440"/>
       </w:pPr>
       <w:rPr>
-        <w:rFonts w:ascii="OpenSymbol" w:hAnsi="OpenSymbol" w:cs="OpenSymbol" w:hint="default"/>
+        <w:b w:val="false"/>
       </w:rPr>
     </w:lvl>
     <w:lvl w:ilvl="6">
       <w:start w:val="1"/>
-      <w:numFmt w:val="bullet"/>
-      <w:lvlText w:val=""/>
+      <w:numFmt w:val="decimal"/>
+      <w:lvlText w:val="%1.%2.%3.%4.%5.%6.%7."/>
       <w:lvlJc w:val="left"/>
       <w:pPr>
         <w:tabs>
-          <w:tab w:val="num" w:pos="2880"/>
+          <w:tab w:val="num" w:pos="0"/>
         </w:tabs>
-        <w:ind w:left="2880" w:hanging="360"/>
+        <w:ind w:left="8214" w:hanging="1800"/>
       </w:pPr>
       <w:rPr>
-        <w:rFonts w:ascii="Symbol" w:hAnsi="Symbol" w:cs="Symbol" w:hint="default"/>
+        <w:b w:val="false"/>
       </w:rPr>
     </w:lvl>
     <w:lvl w:ilvl="7">
       <w:start w:val="1"/>
-      <w:numFmt w:val="bullet"/>
-      <w:lvlText w:val="◦"/>
+      <w:numFmt w:val="decimal"/>
+      <w:lvlText w:val="%1.%2.%3.%4.%5.%6.%7.%8."/>
       <w:lvlJc w:val="left"/>
       <w:pPr>
         <w:tabs>
-          <w:tab w:val="num" w:pos="3240"/>
+          <w:tab w:val="num" w:pos="0"/>
         </w:tabs>
-        <w:ind w:left="3240" w:hanging="360"/>
+        <w:ind w:left="9283" w:hanging="1800"/>
       </w:pPr>
       <w:rPr>
-        <w:rFonts w:ascii="OpenSymbol" w:hAnsi="OpenSymbol" w:cs="OpenSymbol" w:hint="default"/>
+        <w:b w:val="false"/>
       </w:rPr>
     </w:lvl>
     <w:lvl w:ilvl="8">
       <w:start w:val="1"/>
-      <w:numFmt w:val="bullet"/>
-      <w:lvlText w:val="▪"/>
+      <w:numFmt w:val="decimal"/>
+      <w:lvlText w:val="%1.%2.%3.%4.%5.%6.%7.%8.%9."/>
       <w:lvlJc w:val="left"/>
       <w:pPr>
         <w:tabs>
-          <w:tab w:val="num" w:pos="3600"/>
+          <w:tab w:val="num" w:pos="0"/>
         </w:tabs>
-        <w:ind w:left="3600" w:hanging="360"/>
+        <w:ind w:left="10712" w:hanging="2160"/>
       </w:pPr>
       <w:rPr>
-        <w:rFonts w:ascii="OpenSymbol" w:hAnsi="OpenSymbol" w:cs="OpenSymbol" w:hint="default"/>
+        <w:b w:val="false"/>
       </w:rPr>
     </w:lvl>
   </w:abstractNum>
   <w:abstractNum w:abstractNumId="12">
-    <w:lvl w:ilvl="0">
-      <w:start w:val="1"/>
-      <w:numFmt w:val="bullet"/>
-      <w:lvlText w:val=""/>
-      <w:lvlJc w:val="left"/>
-      <w:pPr>
-        <w:tabs>
-          <w:tab w:val="num" w:pos="720"/>
-        </w:tabs>
-        <w:ind w:left="720" w:hanging="360"/>
-      </w:pPr>
-      <w:rPr>
-        <w:rFonts w:ascii="Symbol" w:hAnsi="Symbol" w:cs="Symbol" w:hint="default"/>
-      </w:rPr>
-    </w:lvl>
-    <w:lvl w:ilvl="1">
-      <w:start w:val="1"/>
-      <w:numFmt w:val="bullet"/>
-      <w:lvlText w:val="◦"/>
-      <w:lvlJc w:val="left"/>
-      <w:pPr>
-        <w:tabs>
-          <w:tab w:val="num" w:pos="1080"/>
-        </w:tabs>
-        <w:ind w:left="1080" w:hanging="360"/>
-      </w:pPr>
-      <w:rPr>
-        <w:rFonts w:ascii="OpenSymbol" w:hAnsi="OpenSymbol" w:cs="OpenSymbol" w:hint="default"/>
-      </w:rPr>
-    </w:lvl>
-    <w:lvl w:ilvl="2">
-      <w:start w:val="1"/>
-      <w:numFmt w:val="bullet"/>
-      <w:lvlText w:val="▪"/>
-      <w:lvlJc w:val="left"/>
-      <w:pPr>
-        <w:tabs>
-          <w:tab w:val="num" w:pos="1440"/>
-        </w:tabs>
-        <w:ind w:left="1440" w:hanging="360"/>
-      </w:pPr>
-      <w:rPr>
-        <w:rFonts w:ascii="OpenSymbol" w:hAnsi="OpenSymbol" w:cs="OpenSymbol" w:hint="default"/>
-      </w:rPr>
-    </w:lvl>
-    <w:lvl w:ilvl="3">
-      <w:start w:val="1"/>
-      <w:numFmt w:val="bullet"/>
-      <w:lvlText w:val=""/>
-      <w:lvlJc w:val="left"/>
-      <w:pPr>
-        <w:tabs>
-          <w:tab w:val="num" w:pos="1800"/>
-        </w:tabs>
-        <w:ind w:left="1800" w:hanging="360"/>
-      </w:pPr>
-      <w:rPr>
-        <w:rFonts w:ascii="Symbol" w:hAnsi="Symbol" w:cs="Symbol" w:hint="default"/>
-      </w:rPr>
-    </w:lvl>
-    <w:lvl w:ilvl="4">
-      <w:start w:val="1"/>
-      <w:numFmt w:val="bullet"/>
-      <w:lvlText w:val="◦"/>
-      <w:lvlJc w:val="left"/>
-      <w:pPr>
-        <w:tabs>
-          <w:tab w:val="num" w:pos="2160"/>
-        </w:tabs>
-        <w:ind w:left="2160" w:hanging="360"/>
-      </w:pPr>
-      <w:rPr>
-        <w:rFonts w:ascii="OpenSymbol" w:hAnsi="OpenSymbol" w:cs="OpenSymbol" w:hint="default"/>
-      </w:rPr>
-    </w:lvl>
-    <w:lvl w:ilvl="5">
-      <w:start w:val="1"/>
-      <w:numFmt w:val="bullet"/>
-      <w:lvlText w:val="▪"/>
-      <w:lvlJc w:val="left"/>
-      <w:pPr>
-        <w:tabs>
-          <w:tab w:val="num" w:pos="2520"/>
-        </w:tabs>
-        <w:ind w:left="2520" w:hanging="360"/>
-      </w:pPr>
-      <w:rPr>
-        <w:rFonts w:ascii="OpenSymbol" w:hAnsi="OpenSymbol" w:cs="OpenSymbol" w:hint="default"/>
-      </w:rPr>
-    </w:lvl>
-    <w:lvl w:ilvl="6">
-      <w:start w:val="1"/>
-      <w:numFmt w:val="bullet"/>
-      <w:lvlText w:val=""/>
-      <w:lvlJc w:val="left"/>
-      <w:pPr>
-        <w:tabs>
-          <w:tab w:val="num" w:pos="2880"/>
-        </w:tabs>
-        <w:ind w:left="2880" w:hanging="360"/>
-      </w:pPr>
-      <w:rPr>
-        <w:rFonts w:ascii="Symbol" w:hAnsi="Symbol" w:cs="Symbol" w:hint="default"/>
-      </w:rPr>
-    </w:lvl>
-    <w:lvl w:ilvl="7">
-      <w:start w:val="1"/>
-      <w:numFmt w:val="bullet"/>
-      <w:lvlText w:val="◦"/>
-      <w:lvlJc w:val="left"/>
-      <w:pPr>
-        <w:tabs>
-          <w:tab w:val="num" w:pos="3240"/>
-        </w:tabs>
-        <w:ind w:left="3240" w:hanging="360"/>
-      </w:pPr>
-      <w:rPr>
-        <w:rFonts w:ascii="OpenSymbol" w:hAnsi="OpenSymbol" w:cs="OpenSymbol" w:hint="default"/>
-      </w:rPr>
-    </w:lvl>
-    <w:lvl w:ilvl="8">
-      <w:start w:val="1"/>
-      <w:numFmt w:val="bullet"/>
-      <w:lvlText w:val="▪"/>
-      <w:lvlJc w:val="left"/>
-      <w:pPr>
-        <w:tabs>
-          <w:tab w:val="num" w:pos="3600"/>
-        </w:tabs>
-        <w:ind w:left="3600" w:hanging="360"/>
-      </w:pPr>
-      <w:rPr>
-        <w:rFonts w:ascii="OpenSymbol" w:hAnsi="OpenSymbol" w:cs="OpenSymbol" w:hint="default"/>
-      </w:rPr>
-    </w:lvl>
-  </w:abstractNum>
-  <w:abstractNum w:abstractNumId="13">
     <w:lvl w:ilvl="0">
       <w:start w:val="1"/>
       <w:numFmt w:val="none"/>
@@ -15099,7 +14743,70 @@
     <w:abstractNumId w:val="12"/>
   </w:num>
   <w:num w:numId="13">
-    <w:abstractNumId w:val="13"/>
+    <w:abstractNumId w:val="1"/>
+    <w:lvlOverride w:ilvl="0">
+      <w:startOverride w:val="1"/>
+    </w:lvlOverride>
+    <w:lvlOverride w:ilvl="1">
+      <w:lvl w:ilvl="1">
+        <w:start w:val="1"/>
+        <w:numFmt w:val="decimal"/>
+        <w:lvlText w:val="%1.%2."/>
+        <w:lvlJc w:val="left"/>
+        <w:pPr>
+          <w:tabs>
+            <w:tab w:val="num" w:pos="0"/>
+          </w:tabs>
+          <w:ind w:left="1789" w:hanging="720"/>
+        </w:pPr>
+        <w:rPr>
+          <w:u w:val="none"/>
+          <w:b w:val="false"/>
+        </w:rPr>
+      </w:lvl>
+      <w:startOverride w:val="1"/>
+    </w:lvlOverride>
+    <w:lvlOverride w:ilvl="1">
+      <w:startOverride w:val="1"/>
+    </w:lvlOverride>
+    <w:lvlOverride w:ilvl="2">
+      <w:lvl w:ilvl="2">
+        <w:start w:val="1"/>
+        <w:numFmt w:val="decimal"/>
+        <w:lvlText w:val="%1.%2.%3."/>
+        <w:lvlJc w:val="left"/>
+        <w:pPr>
+          <w:tabs>
+            <w:tab w:val="num" w:pos="0"/>
+          </w:tabs>
+          <w:ind w:left="2422" w:hanging="720"/>
+        </w:pPr>
+        <w:rPr>
+          <w:b w:val="false"/>
+        </w:rPr>
+      </w:lvl>
+    </w:lvlOverride>
+    <w:lvlOverride w:ilvl="2">
+      <w:startOverride w:val="1"/>
+    </w:lvlOverride>
+    <w:lvlOverride w:ilvl="3">
+      <w:lvl w:ilvl="3">
+        <w:start w:val="1"/>
+        <w:numFmt w:val="decimal"/>
+        <w:lvlText w:val="%1.%2.%3.%4."/>
+        <w:lvlJc w:val="left"/>
+        <w:pPr>
+          <w:tabs>
+            <w:tab w:val="num" w:pos="0"/>
+          </w:tabs>
+          <w:ind w:left="4287" w:hanging="1080"/>
+        </w:pPr>
+        <w:rPr>
+          <w:b w:val="false"/>
+          <w:bCs w:val="false"/>
+        </w:rPr>
+      </w:lvl>
+    </w:lvlOverride>
   </w:num>
   <w:num w:numId="14">
     <w:abstractNumId w:val="1"/>
@@ -15107,7 +14814,64 @@
       <w:startOverride w:val="1"/>
     </w:lvlOverride>
     <w:lvlOverride w:ilvl="1">
+      <w:lvl w:ilvl="1">
+        <w:start w:val="1"/>
+        <w:numFmt w:val="decimal"/>
+        <w:lvlText w:val="%1.%2."/>
+        <w:lvlJc w:val="left"/>
+        <w:pPr>
+          <w:tabs>
+            <w:tab w:val="num" w:pos="0"/>
+          </w:tabs>
+          <w:ind w:left="1789" w:hanging="720"/>
+        </w:pPr>
+        <w:rPr>
+          <w:u w:val="none"/>
+          <w:b w:val="false"/>
+        </w:rPr>
+      </w:lvl>
+    </w:lvlOverride>
+    <w:lvlOverride w:ilvl="1">
       <w:startOverride w:val="1"/>
+    </w:lvlOverride>
+    <w:lvlOverride w:ilvl="2">
+      <w:lvl w:ilvl="2">
+        <w:start w:val="1"/>
+        <w:numFmt w:val="decimal"/>
+        <w:lvlText w:val="%1.%2.%3."/>
+        <w:lvlJc w:val="left"/>
+        <w:pPr>
+          <w:tabs>
+            <w:tab w:val="num" w:pos="0"/>
+          </w:tabs>
+          <w:ind w:left="2422" w:hanging="720"/>
+        </w:pPr>
+        <w:rPr>
+          <w:b w:val="false"/>
+        </w:rPr>
+      </w:lvl>
+      <w:startOverride w:val="1"/>
+    </w:lvlOverride>
+    <w:lvlOverride w:ilvl="2">
+      <w:startOverride w:val="1"/>
+    </w:lvlOverride>
+    <w:lvlOverride w:ilvl="3">
+      <w:lvl w:ilvl="3">
+        <w:start w:val="1"/>
+        <w:numFmt w:val="decimal"/>
+        <w:lvlText w:val="%1.%2.%3.%4."/>
+        <w:lvlJc w:val="left"/>
+        <w:pPr>
+          <w:tabs>
+            <w:tab w:val="num" w:pos="0"/>
+          </w:tabs>
+          <w:ind w:left="4287" w:hanging="1080"/>
+        </w:pPr>
+        <w:rPr>
+          <w:b w:val="false"/>
+          <w:bCs w:val="false"/>
+        </w:rPr>
+      </w:lvl>
     </w:lvlOverride>
   </w:num>
   <w:num w:numId="15">
@@ -15116,10 +14880,64 @@
       <w:startOverride w:val="1"/>
     </w:lvlOverride>
     <w:lvlOverride w:ilvl="1">
+      <w:lvl w:ilvl="1">
+        <w:start w:val="1"/>
+        <w:numFmt w:val="decimal"/>
+        <w:lvlText w:val="%1.%2."/>
+        <w:lvlJc w:val="left"/>
+        <w:pPr>
+          <w:tabs>
+            <w:tab w:val="num" w:pos="0"/>
+          </w:tabs>
+          <w:ind w:left="1789" w:hanging="720"/>
+        </w:pPr>
+        <w:rPr>
+          <w:u w:val="none"/>
+          <w:b w:val="false"/>
+        </w:rPr>
+      </w:lvl>
+    </w:lvlOverride>
+    <w:lvlOverride w:ilvl="1">
+      <w:startOverride w:val="1"/>
+    </w:lvlOverride>
+    <w:lvlOverride w:ilvl="2">
+      <w:lvl w:ilvl="2">
+        <w:start w:val="1"/>
+        <w:numFmt w:val="decimal"/>
+        <w:lvlText w:val="%1.%2.%3."/>
+        <w:lvlJc w:val="left"/>
+        <w:pPr>
+          <w:tabs>
+            <w:tab w:val="num" w:pos="0"/>
+          </w:tabs>
+          <w:ind w:left="2422" w:hanging="720"/>
+        </w:pPr>
+        <w:rPr>
+          <w:b w:val="false"/>
+        </w:rPr>
+      </w:lvl>
       <w:startOverride w:val="1"/>
     </w:lvlOverride>
     <w:lvlOverride w:ilvl="2">
       <w:startOverride w:val="1"/>
+    </w:lvlOverride>
+    <w:lvlOverride w:ilvl="3">
+      <w:lvl w:ilvl="3">
+        <w:start w:val="1"/>
+        <w:numFmt w:val="decimal"/>
+        <w:lvlText w:val="%1.%2.%3.%4."/>
+        <w:lvlJc w:val="left"/>
+        <w:pPr>
+          <w:tabs>
+            <w:tab w:val="num" w:pos="0"/>
+          </w:tabs>
+          <w:ind w:left="4287" w:hanging="1080"/>
+        </w:pPr>
+        <w:rPr>
+          <w:b w:val="false"/>
+          <w:bCs w:val="false"/>
+        </w:rPr>
+      </w:lvl>
     </w:lvlOverride>
   </w:num>
   <w:num w:numId="16">
@@ -15128,10 +14946,64 @@
       <w:startOverride w:val="1"/>
     </w:lvlOverride>
     <w:lvlOverride w:ilvl="1">
+      <w:lvl w:ilvl="1">
+        <w:start w:val="1"/>
+        <w:numFmt w:val="decimal"/>
+        <w:lvlText w:val="%1.%2."/>
+        <w:lvlJc w:val="left"/>
+        <w:pPr>
+          <w:tabs>
+            <w:tab w:val="num" w:pos="0"/>
+          </w:tabs>
+          <w:ind w:left="1789" w:hanging="720"/>
+        </w:pPr>
+        <w:rPr>
+          <w:u w:val="none"/>
+          <w:b w:val="false"/>
+        </w:rPr>
+      </w:lvl>
+    </w:lvlOverride>
+    <w:lvlOverride w:ilvl="1">
+      <w:startOverride w:val="1"/>
+    </w:lvlOverride>
+    <w:lvlOverride w:ilvl="2">
+      <w:lvl w:ilvl="2">
+        <w:start w:val="1"/>
+        <w:numFmt w:val="decimal"/>
+        <w:lvlText w:val="%1.%2.%3."/>
+        <w:lvlJc w:val="left"/>
+        <w:pPr>
+          <w:tabs>
+            <w:tab w:val="num" w:pos="0"/>
+          </w:tabs>
+          <w:ind w:left="2422" w:hanging="720"/>
+        </w:pPr>
+        <w:rPr>
+          <w:b w:val="false"/>
+        </w:rPr>
+      </w:lvl>
       <w:startOverride w:val="1"/>
     </w:lvlOverride>
     <w:lvlOverride w:ilvl="2">
       <w:startOverride w:val="1"/>
+    </w:lvlOverride>
+    <w:lvlOverride w:ilvl="3">
+      <w:lvl w:ilvl="3">
+        <w:start w:val="1"/>
+        <w:numFmt w:val="decimal"/>
+        <w:lvlText w:val="%1.%2.%3.%4."/>
+        <w:lvlJc w:val="left"/>
+        <w:pPr>
+          <w:tabs>
+            <w:tab w:val="num" w:pos="0"/>
+          </w:tabs>
+          <w:ind w:left="4287" w:hanging="1080"/>
+        </w:pPr>
+        <w:rPr>
+          <w:b w:val="false"/>
+          <w:bCs w:val="false"/>
+        </w:rPr>
+      </w:lvl>
     </w:lvlOverride>
   </w:num>
   <w:num w:numId="17">
@@ -15140,10 +15012,64 @@
       <w:startOverride w:val="1"/>
     </w:lvlOverride>
     <w:lvlOverride w:ilvl="1">
+      <w:lvl w:ilvl="1">
+        <w:start w:val="1"/>
+        <w:numFmt w:val="decimal"/>
+        <w:lvlText w:val="%1.%2."/>
+        <w:lvlJc w:val="left"/>
+        <w:pPr>
+          <w:tabs>
+            <w:tab w:val="num" w:pos="0"/>
+          </w:tabs>
+          <w:ind w:left="1789" w:hanging="720"/>
+        </w:pPr>
+        <w:rPr>
+          <w:u w:val="none"/>
+          <w:b w:val="false"/>
+        </w:rPr>
+      </w:lvl>
+      <w:startOverride w:val="1"/>
+    </w:lvlOverride>
+    <w:lvlOverride w:ilvl="1">
       <w:startOverride w:val="1"/>
     </w:lvlOverride>
     <w:lvlOverride w:ilvl="2">
+      <w:lvl w:ilvl="2">
+        <w:start w:val="1"/>
+        <w:numFmt w:val="decimal"/>
+        <w:lvlText w:val="%1.%2.%3."/>
+        <w:lvlJc w:val="left"/>
+        <w:pPr>
+          <w:tabs>
+            <w:tab w:val="num" w:pos="0"/>
+          </w:tabs>
+          <w:ind w:left="2422" w:hanging="720"/>
+        </w:pPr>
+        <w:rPr>
+          <w:b w:val="false"/>
+        </w:rPr>
+      </w:lvl>
+    </w:lvlOverride>
+    <w:lvlOverride w:ilvl="2">
       <w:startOverride w:val="1"/>
+    </w:lvlOverride>
+    <w:lvlOverride w:ilvl="3">
+      <w:lvl w:ilvl="3">
+        <w:start w:val="1"/>
+        <w:numFmt w:val="decimal"/>
+        <w:lvlText w:val="%1.%2.%3.%4."/>
+        <w:lvlJc w:val="left"/>
+        <w:pPr>
+          <w:tabs>
+            <w:tab w:val="num" w:pos="0"/>
+          </w:tabs>
+          <w:ind w:left="4287" w:hanging="1080"/>
+        </w:pPr>
+        <w:rPr>
+          <w:b w:val="false"/>
+          <w:bCs w:val="false"/>
+        </w:rPr>
+      </w:lvl>
     </w:lvlOverride>
   </w:num>
   <w:num w:numId="18">
@@ -15152,7 +15078,64 @@
       <w:startOverride w:val="1"/>
     </w:lvlOverride>
     <w:lvlOverride w:ilvl="1">
+      <w:lvl w:ilvl="1">
+        <w:start w:val="1"/>
+        <w:numFmt w:val="decimal"/>
+        <w:lvlText w:val="%1.%2."/>
+        <w:lvlJc w:val="left"/>
+        <w:pPr>
+          <w:tabs>
+            <w:tab w:val="num" w:pos="0"/>
+          </w:tabs>
+          <w:ind w:left="1789" w:hanging="720"/>
+        </w:pPr>
+        <w:rPr>
+          <w:u w:val="none"/>
+          <w:b w:val="false"/>
+        </w:rPr>
+      </w:lvl>
+    </w:lvlOverride>
+    <w:lvlOverride w:ilvl="1">
       <w:startOverride w:val="1"/>
+    </w:lvlOverride>
+    <w:lvlOverride w:ilvl="2">
+      <w:lvl w:ilvl="2">
+        <w:start w:val="1"/>
+        <w:numFmt w:val="decimal"/>
+        <w:lvlText w:val="%1.%2.%3."/>
+        <w:lvlJc w:val="left"/>
+        <w:pPr>
+          <w:tabs>
+            <w:tab w:val="num" w:pos="0"/>
+          </w:tabs>
+          <w:ind w:left="2422" w:hanging="720"/>
+        </w:pPr>
+        <w:rPr>
+          <w:b w:val="false"/>
+        </w:rPr>
+      </w:lvl>
+      <w:startOverride w:val="1"/>
+    </w:lvlOverride>
+    <w:lvlOverride w:ilvl="2">
+      <w:startOverride w:val="1"/>
+    </w:lvlOverride>
+    <w:lvlOverride w:ilvl="3">
+      <w:lvl w:ilvl="3">
+        <w:start w:val="1"/>
+        <w:numFmt w:val="decimal"/>
+        <w:lvlText w:val="%1.%2.%3.%4."/>
+        <w:lvlJc w:val="left"/>
+        <w:pPr>
+          <w:tabs>
+            <w:tab w:val="num" w:pos="0"/>
+          </w:tabs>
+          <w:ind w:left="4287" w:hanging="1080"/>
+        </w:pPr>
+        <w:rPr>
+          <w:b w:val="false"/>
+          <w:bCs w:val="false"/>
+        </w:rPr>
+      </w:lvl>
     </w:lvlOverride>
   </w:num>
   <w:num w:numId="19">
@@ -15161,10 +15144,64 @@
       <w:startOverride w:val="1"/>
     </w:lvlOverride>
     <w:lvlOverride w:ilvl="1">
+      <w:lvl w:ilvl="1">
+        <w:start w:val="1"/>
+        <w:numFmt w:val="decimal"/>
+        <w:lvlText w:val="%1.%2."/>
+        <w:lvlJc w:val="left"/>
+        <w:pPr>
+          <w:tabs>
+            <w:tab w:val="num" w:pos="0"/>
+          </w:tabs>
+          <w:ind w:left="1789" w:hanging="720"/>
+        </w:pPr>
+        <w:rPr>
+          <w:u w:val="none"/>
+          <w:b w:val="false"/>
+        </w:rPr>
+      </w:lvl>
+    </w:lvlOverride>
+    <w:lvlOverride w:ilvl="1">
+      <w:startOverride w:val="1"/>
+    </w:lvlOverride>
+    <w:lvlOverride w:ilvl="2">
+      <w:lvl w:ilvl="2">
+        <w:start w:val="1"/>
+        <w:numFmt w:val="decimal"/>
+        <w:lvlText w:val="%1.%2.%3."/>
+        <w:lvlJc w:val="left"/>
+        <w:pPr>
+          <w:tabs>
+            <w:tab w:val="num" w:pos="0"/>
+          </w:tabs>
+          <w:ind w:left="2422" w:hanging="720"/>
+        </w:pPr>
+        <w:rPr>
+          <w:b w:val="false"/>
+        </w:rPr>
+      </w:lvl>
       <w:startOverride w:val="1"/>
     </w:lvlOverride>
     <w:lvlOverride w:ilvl="2">
       <w:startOverride w:val="1"/>
+    </w:lvlOverride>
+    <w:lvlOverride w:ilvl="3">
+      <w:lvl w:ilvl="3">
+        <w:start w:val="1"/>
+        <w:numFmt w:val="decimal"/>
+        <w:lvlText w:val="%1.%2.%3.%4."/>
+        <w:lvlJc w:val="left"/>
+        <w:pPr>
+          <w:tabs>
+            <w:tab w:val="num" w:pos="0"/>
+          </w:tabs>
+          <w:ind w:left="4287" w:hanging="1080"/>
+        </w:pPr>
+        <w:rPr>
+          <w:b w:val="false"/>
+          <w:bCs w:val="false"/>
+        </w:rPr>
+      </w:lvl>
     </w:lvlOverride>
   </w:num>
   <w:num w:numId="20">
@@ -15173,22 +15210,64 @@
       <w:startOverride w:val="1"/>
     </w:lvlOverride>
     <w:lvlOverride w:ilvl="1">
+      <w:lvl w:ilvl="1">
+        <w:start w:val="1"/>
+        <w:numFmt w:val="decimal"/>
+        <w:lvlText w:val="%1.%2."/>
+        <w:lvlJc w:val="left"/>
+        <w:pPr>
+          <w:tabs>
+            <w:tab w:val="num" w:pos="0"/>
+          </w:tabs>
+          <w:ind w:left="1789" w:hanging="720"/>
+        </w:pPr>
+        <w:rPr>
+          <w:u w:val="none"/>
+          <w:b w:val="false"/>
+        </w:rPr>
+      </w:lvl>
+    </w:lvlOverride>
+    <w:lvlOverride w:ilvl="1">
+      <w:startOverride w:val="1"/>
+    </w:lvlOverride>
+    <w:lvlOverride w:ilvl="2">
+      <w:lvl w:ilvl="2">
+        <w:start w:val="1"/>
+        <w:numFmt w:val="decimal"/>
+        <w:lvlText w:val="%1.%2.%3."/>
+        <w:lvlJc w:val="left"/>
+        <w:pPr>
+          <w:tabs>
+            <w:tab w:val="num" w:pos="0"/>
+          </w:tabs>
+          <w:ind w:left="2422" w:hanging="720"/>
+        </w:pPr>
+        <w:rPr>
+          <w:b w:val="false"/>
+        </w:rPr>
+      </w:lvl>
       <w:startOverride w:val="1"/>
     </w:lvlOverride>
     <w:lvlOverride w:ilvl="2">
       <w:startOverride w:val="1"/>
     </w:lvlOverride>
-  </w:num>
-  <w:num w:numId="21">
-    <w:abstractNumId w:val="1"/>
-    <w:lvlOverride w:ilvl="0">
-      <w:startOverride w:val="1"/>
-    </w:lvlOverride>
-    <w:lvlOverride w:ilvl="1">
-      <w:startOverride w:val="1"/>
-    </w:lvlOverride>
-    <w:lvlOverride w:ilvl="2">
-      <w:startOverride w:val="1"/>
+    <w:lvlOverride w:ilvl="3">
+      <w:lvl w:ilvl="3">
+        <w:start w:val="1"/>
+        <w:numFmt w:val="decimal"/>
+        <w:lvlText w:val="%1.%2.%3.%4."/>
+        <w:lvlJc w:val="left"/>
+        <w:pPr>
+          <w:tabs>
+            <w:tab w:val="num" w:pos="0"/>
+          </w:tabs>
+          <w:ind w:left="4287" w:hanging="1080"/>
+        </w:pPr>
+        <w:rPr>
+          <w:b w:val="false"/>
+          <w:bCs w:val="false"/>
+        </w:rPr>
+      </w:lvl>
     </w:lvlOverride>
   </w:num>
 </w:numbering>
@@ -15597,10 +15676,10 @@
     <w:rsid w:val="000a1ee8"/>
     <w:pPr>
       <w:widowControl/>
-      <w:suppressAutoHyphens w:val="true"/>
+      <w:suppressAutoHyphens w:val="false"/>
       <w:bidi w:val="0"/>
-      <w:spacing w:lineRule="auto" w:line="240" w:before="0" w:after="0"/>
-      <w:jc w:val="left"/>
+      <w:spacing w:lineRule="auto" w:line="276" w:before="0" w:after="160"/>
+      <w:jc w:val="center"/>
     </w:pPr>
     <w:rPr>
       <w:rFonts w:ascii="Times New Roman" w:hAnsi="Times New Roman" w:eastAsia="Times New Roman" w:cs="Times New Roman"/>
